--- a/docs/dmworks_zones.docx
+++ b/docs/dmworks_zones.docx
@@ -292,6 +292,7 @@
           </w:tcPr>
           <w:p>
             <w:pPr>
+              <w:keepNext/>
               <w:spacing w:before="0" w:after="0" w:line="252" w:lineRule="auto"/>
             </w:pPr>
             <w:r>
@@ -311,6 +312,7 @@
           </w:tcPr>
           <w:p>
             <w:pPr>
+              <w:keepNext/>
               <w:spacing w:before="0" w:after="0" w:line="252" w:lineRule="auto"/>
             </w:pPr>
             <w:r>
@@ -330,6 +332,7 @@
           </w:tcPr>
           <w:p>
             <w:pPr>
+              <w:keepNext/>
               <w:spacing w:before="0" w:after="0" w:line="252" w:lineRule="auto"/>
             </w:pPr>
             <w:r>
@@ -355,6 +358,7 @@
           </w:tcPr>
           <w:p>
             <w:pPr>
+              <w:keepNext/>
               <w:spacing w:before="0" w:after="0" w:line="252" w:lineRule="auto"/>
             </w:pPr>
             <w:r>
@@ -374,6 +378,7 @@
           </w:tcPr>
           <w:p>
             <w:pPr>
+              <w:keepNext/>
               <w:spacing w:before="0" w:after="0" w:line="252" w:lineRule="auto"/>
             </w:pPr>
             <w:r>
@@ -393,6 +398,7 @@
           </w:tcPr>
           <w:p>
             <w:pPr>
+              <w:keepNext/>
               <w:spacing w:before="0" w:after="0" w:line="252" w:lineRule="auto"/>
             </w:pPr>
             <w:r>
@@ -418,6 +424,7 @@
           </w:tcPr>
           <w:p>
             <w:pPr>
+              <w:keepNext/>
               <w:spacing w:before="0" w:after="0" w:line="252" w:lineRule="auto"/>
             </w:pPr>
             <w:r>
@@ -437,6 +444,7 @@
           </w:tcPr>
           <w:p>
             <w:pPr>
+              <w:keepNext/>
               <w:spacing w:before="0" w:after="0" w:line="252" w:lineRule="auto"/>
             </w:pPr>
             <w:r>
@@ -456,6 +464,7 @@
           </w:tcPr>
           <w:p>
             <w:pPr>
+              <w:keepNext/>
               <w:spacing w:before="0" w:after="0" w:line="252" w:lineRule="auto"/>
             </w:pPr>
             <w:r>
@@ -929,6 +938,7 @@
           </w:tcPr>
           <w:p>
             <w:pPr>
+              <w:keepNext/>
               <w:spacing w:before="0" w:after="0" w:line="252" w:lineRule="auto"/>
             </w:pPr>
             <w:r>
@@ -948,6 +958,7 @@
           </w:tcPr>
           <w:p>
             <w:pPr>
+              <w:keepNext/>
               <w:spacing w:before="0" w:after="0" w:line="252" w:lineRule="auto"/>
             </w:pPr>
             <w:r>
@@ -967,6 +978,7 @@
           </w:tcPr>
           <w:p>
             <w:pPr>
+              <w:keepNext/>
               <w:spacing w:before="0" w:after="0" w:line="252" w:lineRule="auto"/>
             </w:pPr>
             <w:r>
@@ -986,6 +998,7 @@
           </w:tcPr>
           <w:p>
             <w:pPr>
+              <w:keepNext/>
               <w:spacing w:before="0" w:after="0" w:line="252" w:lineRule="auto"/>
               <w:jc w:val="right"/>
             </w:pPr>
@@ -1006,6 +1019,7 @@
           </w:tcPr>
           <w:p>
             <w:pPr>
+              <w:keepNext/>
               <w:spacing w:before="0" w:after="0" w:line="252" w:lineRule="auto"/>
               <w:jc w:val="right"/>
             </w:pPr>
@@ -1026,6 +1040,7 @@
           </w:tcPr>
           <w:p>
             <w:pPr>
+              <w:keepNext/>
               <w:spacing w:before="0" w:after="0" w:line="252" w:lineRule="auto"/>
               <w:jc w:val="right"/>
             </w:pPr>
@@ -1046,6 +1061,7 @@
           </w:tcPr>
           <w:p>
             <w:pPr>
+              <w:keepNext/>
               <w:spacing w:before="0" w:after="0" w:line="252" w:lineRule="auto"/>
               <w:jc w:val="right"/>
             </w:pPr>
@@ -1066,6 +1082,7 @@
           </w:tcPr>
           <w:p>
             <w:pPr>
+              <w:keepNext/>
               <w:spacing w:before="0" w:after="0" w:line="252" w:lineRule="auto"/>
               <w:jc w:val="right"/>
             </w:pPr>
@@ -1091,6 +1108,7 @@
           </w:tcPr>
           <w:p>
             <w:pPr>
+              <w:keepNext/>
               <w:spacing w:before="0" w:after="0" w:line="252" w:lineRule="auto"/>
             </w:pPr>
             <w:r>
@@ -1110,6 +1128,7 @@
           </w:tcPr>
           <w:p>
             <w:pPr>
+              <w:keepNext/>
               <w:spacing w:before="0" w:after="0" w:line="252" w:lineRule="auto"/>
             </w:pPr>
             <w:r>
@@ -1129,6 +1148,7 @@
           </w:tcPr>
           <w:p>
             <w:pPr>
+              <w:keepNext/>
               <w:spacing w:before="0" w:after="0" w:line="252" w:lineRule="auto"/>
             </w:pPr>
             <w:r>
@@ -1148,6 +1168,7 @@
           </w:tcPr>
           <w:p>
             <w:pPr>
+              <w:keepNext/>
               <w:spacing w:before="0" w:after="0" w:line="252" w:lineRule="auto"/>
               <w:jc w:val="right"/>
             </w:pPr>
@@ -1168,6 +1189,7 @@
           </w:tcPr>
           <w:p>
             <w:pPr>
+              <w:keepNext/>
               <w:spacing w:before="0" w:after="0" w:line="252" w:lineRule="auto"/>
               <w:jc w:val="right"/>
             </w:pPr>
@@ -1188,6 +1210,7 @@
           </w:tcPr>
           <w:p>
             <w:pPr>
+              <w:keepNext/>
               <w:spacing w:before="0" w:after="0" w:line="252" w:lineRule="auto"/>
               <w:jc w:val="right"/>
             </w:pPr>
@@ -1208,6 +1231,7 @@
           </w:tcPr>
           <w:p>
             <w:pPr>
+              <w:keepNext/>
               <w:spacing w:before="0" w:after="0" w:line="252" w:lineRule="auto"/>
               <w:jc w:val="right"/>
             </w:pPr>
@@ -1228,6 +1252,7 @@
           </w:tcPr>
           <w:p>
             <w:pPr>
+              <w:keepNext/>
               <w:spacing w:before="0" w:after="0" w:line="252" w:lineRule="auto"/>
               <w:jc w:val="right"/>
             </w:pPr>
@@ -1253,6 +1278,7 @@
           </w:tcPr>
           <w:p>
             <w:pPr>
+              <w:keepNext/>
               <w:spacing w:before="0" w:after="0" w:line="252" w:lineRule="auto"/>
             </w:pPr>
             <w:r>
@@ -1272,6 +1298,7 @@
           </w:tcPr>
           <w:p>
             <w:pPr>
+              <w:keepNext/>
               <w:spacing w:before="0" w:after="0" w:line="252" w:lineRule="auto"/>
             </w:pPr>
             <w:r>
@@ -1291,6 +1318,7 @@
           </w:tcPr>
           <w:p>
             <w:pPr>
+              <w:keepNext/>
               <w:spacing w:before="0" w:after="0" w:line="252" w:lineRule="auto"/>
             </w:pPr>
             <w:r>
@@ -1310,6 +1338,7 @@
           </w:tcPr>
           <w:p>
             <w:pPr>
+              <w:keepNext/>
               <w:spacing w:before="0" w:after="0" w:line="252" w:lineRule="auto"/>
               <w:jc w:val="right"/>
             </w:pPr>
@@ -1330,6 +1359,7 @@
           </w:tcPr>
           <w:p>
             <w:pPr>
+              <w:keepNext/>
               <w:spacing w:before="0" w:after="0" w:line="252" w:lineRule="auto"/>
               <w:jc w:val="right"/>
             </w:pPr>
@@ -1350,6 +1380,7 @@
           </w:tcPr>
           <w:p>
             <w:pPr>
+              <w:keepNext/>
               <w:spacing w:before="0" w:after="0" w:line="252" w:lineRule="auto"/>
               <w:jc w:val="right"/>
             </w:pPr>
@@ -1370,6 +1401,7 @@
           </w:tcPr>
           <w:p>
             <w:pPr>
+              <w:keepNext/>
               <w:spacing w:before="0" w:after="0" w:line="252" w:lineRule="auto"/>
               <w:jc w:val="right"/>
             </w:pPr>
@@ -1390,6 +1422,7 @@
           </w:tcPr>
           <w:p>
             <w:pPr>
+              <w:keepNext/>
               <w:spacing w:before="0" w:after="0" w:line="252" w:lineRule="auto"/>
               <w:jc w:val="right"/>
             </w:pPr>
@@ -4755,6 +4788,7 @@
           </w:tcPr>
           <w:p>
             <w:pPr>
+              <w:keepNext/>
               <w:spacing w:before="0" w:after="0" w:line="252" w:lineRule="auto"/>
             </w:pPr>
             <w:r>
@@ -4786,6 +4820,7 @@
           </w:tcPr>
           <w:p>
             <w:pPr>
+              <w:keepNext/>
               <w:spacing w:before="0" w:after="0" w:line="252" w:lineRule="auto"/>
               <w:jc w:val="right"/>
             </w:pPr>
@@ -4806,6 +4841,7 @@
           </w:tcPr>
           <w:p>
             <w:pPr>
+              <w:keepNext/>
               <w:spacing w:before="0" w:after="0" w:line="252" w:lineRule="auto"/>
               <w:jc w:val="right"/>
             </w:pPr>
@@ -4826,6 +4862,7 @@
           </w:tcPr>
           <w:p>
             <w:pPr>
+              <w:keepNext/>
               <w:spacing w:before="0" w:after="0" w:line="252" w:lineRule="auto"/>
               <w:jc w:val="center"/>
             </w:pPr>
@@ -4846,6 +4883,7 @@
           </w:tcPr>
           <w:p>
             <w:pPr>
+              <w:keepNext/>
               <w:spacing w:before="0" w:after="0" w:line="252" w:lineRule="auto"/>
             </w:pPr>
             <w:r>
@@ -4865,6 +4903,7 @@
           </w:tcPr>
           <w:p>
             <w:pPr>
+              <w:keepNext/>
               <w:spacing w:before="0" w:after="0" w:line="252" w:lineRule="auto"/>
             </w:pPr>
             <w:r>
@@ -4884,6 +4923,7 @@
           </w:tcPr>
           <w:p>
             <w:pPr>
+              <w:keepNext/>
               <w:spacing w:before="0" w:after="0" w:line="252" w:lineRule="auto"/>
             </w:pPr>
             <w:r>
@@ -4903,6 +4943,7 @@
           </w:tcPr>
           <w:p>
             <w:pPr>
+              <w:keepNext/>
               <w:spacing w:before="0" w:after="0" w:line="252" w:lineRule="auto"/>
             </w:pPr>
             <w:r>
@@ -4922,6 +4963,7 @@
           </w:tcPr>
           <w:p>
             <w:pPr>
+              <w:keepNext/>
               <w:spacing w:before="0" w:after="0" w:line="252" w:lineRule="auto"/>
             </w:pPr>
             <w:r>
@@ -4946,6 +4988,7 @@
           </w:tcPr>
           <w:p>
             <w:pPr>
+              <w:keepNext/>
               <w:spacing w:before="0" w:after="0" w:line="252" w:lineRule="auto"/>
             </w:pPr>
             <w:r>
@@ -4977,6 +5020,7 @@
           </w:tcPr>
           <w:p>
             <w:pPr>
+              <w:keepNext/>
               <w:spacing w:before="0" w:after="0" w:line="252" w:lineRule="auto"/>
               <w:jc w:val="right"/>
             </w:pPr>
@@ -4997,6 +5041,7 @@
           </w:tcPr>
           <w:p>
             <w:pPr>
+              <w:keepNext/>
               <w:spacing w:before="0" w:after="0" w:line="252" w:lineRule="auto"/>
               <w:jc w:val="right"/>
             </w:pPr>
@@ -5017,6 +5062,7 @@
           </w:tcPr>
           <w:p>
             <w:pPr>
+              <w:keepNext/>
               <w:spacing w:before="0" w:after="0" w:line="252" w:lineRule="auto"/>
               <w:jc w:val="center"/>
             </w:pPr>
@@ -5037,6 +5083,7 @@
           </w:tcPr>
           <w:p>
             <w:pPr>
+              <w:keepNext/>
               <w:spacing w:before="0" w:after="0" w:line="252" w:lineRule="auto"/>
             </w:pPr>
             <w:r>
@@ -5056,6 +5103,7 @@
           </w:tcPr>
           <w:p>
             <w:pPr>
+              <w:keepNext/>
               <w:spacing w:before="0" w:after="0" w:line="252" w:lineRule="auto"/>
             </w:pPr>
           </w:p>
@@ -5066,6 +5114,7 @@
           </w:tcPr>
           <w:p>
             <w:pPr>
+              <w:keepNext/>
               <w:spacing w:before="0" w:after="0" w:line="252" w:lineRule="auto"/>
             </w:pPr>
             <w:r>
@@ -5085,6 +5134,7 @@
           </w:tcPr>
           <w:p>
             <w:pPr>
+              <w:keepNext/>
               <w:spacing w:before="0" w:after="0" w:line="252" w:lineRule="auto"/>
             </w:pPr>
             <w:r>
@@ -5104,6 +5154,7 @@
           </w:tcPr>
           <w:p>
             <w:pPr>
+              <w:keepNext/>
               <w:spacing w:before="0" w:after="0" w:line="252" w:lineRule="auto"/>
             </w:pPr>
             <w:r>
@@ -5128,6 +5179,7 @@
           </w:tcPr>
           <w:p>
             <w:pPr>
+              <w:keepNext/>
               <w:spacing w:before="0" w:after="0" w:line="252" w:lineRule="auto"/>
             </w:pPr>
             <w:r>
@@ -5159,6 +5211,7 @@
           </w:tcPr>
           <w:p>
             <w:pPr>
+              <w:keepNext/>
               <w:spacing w:before="0" w:after="0" w:line="252" w:lineRule="auto"/>
               <w:jc w:val="right"/>
             </w:pPr>
@@ -5179,6 +5232,7 @@
           </w:tcPr>
           <w:p>
             <w:pPr>
+              <w:keepNext/>
               <w:spacing w:before="0" w:after="0" w:line="252" w:lineRule="auto"/>
               <w:jc w:val="right"/>
             </w:pPr>
@@ -5199,6 +5253,7 @@
           </w:tcPr>
           <w:p>
             <w:pPr>
+              <w:keepNext/>
               <w:spacing w:before="0" w:after="0" w:line="252" w:lineRule="auto"/>
               <w:jc w:val="center"/>
             </w:pPr>
@@ -5219,6 +5274,7 @@
           </w:tcPr>
           <w:p>
             <w:pPr>
+              <w:keepNext/>
               <w:spacing w:before="0" w:after="0" w:line="252" w:lineRule="auto"/>
             </w:pPr>
             <w:r>
@@ -5238,6 +5294,7 @@
           </w:tcPr>
           <w:p>
             <w:pPr>
+              <w:keepNext/>
               <w:spacing w:before="0" w:after="0" w:line="252" w:lineRule="auto"/>
             </w:pPr>
             <w:r>
@@ -5257,6 +5314,7 @@
           </w:tcPr>
           <w:p>
             <w:pPr>
+              <w:keepNext/>
               <w:spacing w:before="0" w:after="0" w:line="252" w:lineRule="auto"/>
             </w:pPr>
             <w:r>
@@ -5276,6 +5334,7 @@
           </w:tcPr>
           <w:p>
             <w:pPr>
+              <w:keepNext/>
               <w:spacing w:before="0" w:after="0" w:line="252" w:lineRule="auto"/>
             </w:pPr>
             <w:r>
@@ -5295,6 +5354,7 @@
           </w:tcPr>
           <w:p>
             <w:pPr>
+              <w:keepNext/>
               <w:spacing w:before="0" w:after="0" w:line="252" w:lineRule="auto"/>
             </w:pPr>
             <w:r>
@@ -5767,6 +5827,7 @@
           </w:tcPr>
           <w:p>
             <w:pPr>
+              <w:keepNext/>
               <w:spacing w:before="0" w:after="0" w:line="252" w:lineRule="auto"/>
             </w:pPr>
             <w:r>
@@ -5786,6 +5847,7 @@
           </w:tcPr>
           <w:p>
             <w:pPr>
+              <w:keepNext/>
               <w:spacing w:before="0" w:after="0" w:line="252" w:lineRule="auto"/>
             </w:pPr>
             <w:r>
@@ -5810,6 +5872,7 @@
           </w:tcPr>
           <w:p>
             <w:pPr>
+              <w:keepNext/>
               <w:spacing w:before="0" w:after="0" w:line="252" w:lineRule="auto"/>
             </w:pPr>
             <w:r>
@@ -5829,6 +5892,7 @@
           </w:tcPr>
           <w:p>
             <w:pPr>
+              <w:keepNext/>
               <w:spacing w:before="0" w:after="0" w:line="252" w:lineRule="auto"/>
             </w:pPr>
             <w:r>
@@ -5853,6 +5917,7 @@
           </w:tcPr>
           <w:p>
             <w:pPr>
+              <w:keepNext/>
               <w:spacing w:before="0" w:after="0" w:line="252" w:lineRule="auto"/>
             </w:pPr>
             <w:r>
@@ -5872,6 +5937,7 @@
           </w:tcPr>
           <w:p>
             <w:pPr>
+              <w:keepNext/>
               <w:spacing w:before="0" w:after="0" w:line="252" w:lineRule="auto"/>
             </w:pPr>
             <w:r>
@@ -6294,16 +6360,18 @@
         <w:tc>
           <w:tcPr>
             <w:tcW w:type="dxa" w:w="490"/>
-          </w:tcPr>
-          <w:p>
-            <w:pPr>
-              <w:spacing w:before="0" w:after="0" w:line="252" w:lineRule="auto"/>
-            </w:pPr>
-            <w:r>
-              <w:rPr>
-                <w:rFonts w:ascii="맑은 고딕" w:hAnsi="맑은 고딕" w:eastAsia="맑은 고딕"/>
-                <w:b w:val="0"/>
-                <w:color w:val="13203F"/>
+            <w:shd w:val="clear" w:color="auto" w:fill="D9F0F2"/>
+          </w:tcPr>
+          <w:p>
+            <w:pPr>
+              <w:spacing w:before="0" w:after="0" w:line="252" w:lineRule="auto"/>
+              <w:jc w:val="center"/>
+            </w:pPr>
+            <w:r>
+              <w:rPr>
+                <w:rFonts w:ascii="맑은 고딕" w:hAnsi="맑은 고딕" w:eastAsia="맑은 고딕"/>
+                <w:b/>
+                <w:color w:val="0090A0"/>
                 <w:sz w:val="16"/>
               </w:rPr>
               <w:t>적합</w:t>
@@ -6426,16 +6494,18 @@
         <w:tc>
           <w:tcPr>
             <w:tcW w:type="dxa" w:w="490"/>
-          </w:tcPr>
-          <w:p>
-            <w:pPr>
-              <w:spacing w:before="0" w:after="0" w:line="252" w:lineRule="auto"/>
-            </w:pPr>
-            <w:r>
-              <w:rPr>
-                <w:rFonts w:ascii="맑은 고딕" w:hAnsi="맑은 고딕" w:eastAsia="맑은 고딕"/>
-                <w:b w:val="0"/>
-                <w:color w:val="13203F"/>
+            <w:shd w:val="clear" w:color="auto" w:fill="FFF1E2"/>
+          </w:tcPr>
+          <w:p>
+            <w:pPr>
+              <w:spacing w:before="0" w:after="0" w:line="252" w:lineRule="auto"/>
+              <w:jc w:val="center"/>
+            </w:pPr>
+            <w:r>
+              <w:rPr>
+                <w:rFonts w:ascii="맑은 고딕" w:hAnsi="맑은 고딕" w:eastAsia="맑은 고딕"/>
+                <w:b/>
+                <w:color w:val="9A4A00"/>
                 <w:sz w:val="16"/>
               </w:rPr>
               <w:t>확인</w:t>
@@ -6567,16 +6637,18 @@
         <w:tc>
           <w:tcPr>
             <w:tcW w:type="dxa" w:w="490"/>
-          </w:tcPr>
-          <w:p>
-            <w:pPr>
-              <w:spacing w:before="0" w:after="0" w:line="252" w:lineRule="auto"/>
-            </w:pPr>
-            <w:r>
-              <w:rPr>
-                <w:rFonts w:ascii="맑은 고딕" w:hAnsi="맑은 고딕" w:eastAsia="맑은 고딕"/>
-                <w:b w:val="0"/>
-                <w:color w:val="13203F"/>
+            <w:shd w:val="clear" w:color="auto" w:fill="FFF1E2"/>
+          </w:tcPr>
+          <w:p>
+            <w:pPr>
+              <w:spacing w:before="0" w:after="0" w:line="252" w:lineRule="auto"/>
+              <w:jc w:val="center"/>
+            </w:pPr>
+            <w:r>
+              <w:rPr>
+                <w:rFonts w:ascii="맑은 고딕" w:hAnsi="맑은 고딕" w:eastAsia="맑은 고딕"/>
+                <w:b/>
+                <w:color w:val="9A4A00"/>
                 <w:sz w:val="16"/>
               </w:rPr>
               <w:t>확인</w:t>
@@ -6708,16 +6780,18 @@
         <w:tc>
           <w:tcPr>
             <w:tcW w:type="dxa" w:w="490"/>
-          </w:tcPr>
-          <w:p>
-            <w:pPr>
-              <w:spacing w:before="0" w:after="0" w:line="252" w:lineRule="auto"/>
-            </w:pPr>
-            <w:r>
-              <w:rPr>
-                <w:rFonts w:ascii="맑은 고딕" w:hAnsi="맑은 고딕" w:eastAsia="맑은 고딕"/>
-                <w:b w:val="0"/>
-                <w:color w:val="13203F"/>
+            <w:shd w:val="clear" w:color="auto" w:fill="FDE8E8"/>
+          </w:tcPr>
+          <w:p>
+            <w:pPr>
+              <w:spacing w:before="0" w:after="0" w:line="252" w:lineRule="auto"/>
+              <w:jc w:val="center"/>
+            </w:pPr>
+            <w:r>
+              <w:rPr>
+                <w:rFonts w:ascii="맑은 고딕" w:hAnsi="맑은 고딕" w:eastAsia="맑은 고딕"/>
+                <w:b/>
+                <w:color w:val="A12020"/>
                 <w:sz w:val="16"/>
               </w:rPr>
               <w:t>조정</w:t>
@@ -6849,16 +6923,18 @@
         <w:tc>
           <w:tcPr>
             <w:tcW w:type="dxa" w:w="490"/>
-          </w:tcPr>
-          <w:p>
-            <w:pPr>
-              <w:spacing w:before="0" w:after="0" w:line="252" w:lineRule="auto"/>
-            </w:pPr>
-            <w:r>
-              <w:rPr>
-                <w:rFonts w:ascii="맑은 고딕" w:hAnsi="맑은 고딕" w:eastAsia="맑은 고딕"/>
-                <w:b w:val="0"/>
-                <w:color w:val="13203F"/>
+            <w:shd w:val="clear" w:color="auto" w:fill="FFF1E2"/>
+          </w:tcPr>
+          <w:p>
+            <w:pPr>
+              <w:spacing w:before="0" w:after="0" w:line="252" w:lineRule="auto"/>
+              <w:jc w:val="center"/>
+            </w:pPr>
+            <w:r>
+              <w:rPr>
+                <w:rFonts w:ascii="맑은 고딕" w:hAnsi="맑은 고딕" w:eastAsia="맑은 고딕"/>
+                <w:b/>
+                <w:color w:val="9A4A00"/>
                 <w:sz w:val="16"/>
               </w:rPr>
               <w:t>확인</w:t>
@@ -6990,16 +7066,18 @@
         <w:tc>
           <w:tcPr>
             <w:tcW w:type="dxa" w:w="490"/>
-          </w:tcPr>
-          <w:p>
-            <w:pPr>
-              <w:spacing w:before="0" w:after="0" w:line="252" w:lineRule="auto"/>
-            </w:pPr>
-            <w:r>
-              <w:rPr>
-                <w:rFonts w:ascii="맑은 고딕" w:hAnsi="맑은 고딕" w:eastAsia="맑은 고딕"/>
-                <w:b w:val="0"/>
-                <w:color w:val="13203F"/>
+            <w:shd w:val="clear" w:color="auto" w:fill="FFF1E2"/>
+          </w:tcPr>
+          <w:p>
+            <w:pPr>
+              <w:spacing w:before="0" w:after="0" w:line="252" w:lineRule="auto"/>
+              <w:jc w:val="center"/>
+            </w:pPr>
+            <w:r>
+              <w:rPr>
+                <w:rFonts w:ascii="맑은 고딕" w:hAnsi="맑은 고딕" w:eastAsia="맑은 고딕"/>
+                <w:b/>
+                <w:color w:val="9A4A00"/>
                 <w:sz w:val="16"/>
               </w:rPr>
               <w:t>확인</w:t>
@@ -7122,16 +7200,18 @@
         <w:tc>
           <w:tcPr>
             <w:tcW w:type="dxa" w:w="490"/>
-          </w:tcPr>
-          <w:p>
-            <w:pPr>
-              <w:spacing w:before="0" w:after="0" w:line="252" w:lineRule="auto"/>
-            </w:pPr>
-            <w:r>
-              <w:rPr>
-                <w:rFonts w:ascii="맑은 고딕" w:hAnsi="맑은 고딕" w:eastAsia="맑은 고딕"/>
-                <w:b w:val="0"/>
-                <w:color w:val="13203F"/>
+            <w:shd w:val="clear" w:color="auto" w:fill="D9F0F2"/>
+          </w:tcPr>
+          <w:p>
+            <w:pPr>
+              <w:spacing w:before="0" w:after="0" w:line="252" w:lineRule="auto"/>
+              <w:jc w:val="center"/>
+            </w:pPr>
+            <w:r>
+              <w:rPr>
+                <w:rFonts w:ascii="맑은 고딕" w:hAnsi="맑은 고딕" w:eastAsia="맑은 고딕"/>
+                <w:b/>
+                <w:color w:val="0090A0"/>
                 <w:sz w:val="16"/>
               </w:rPr>
               <w:t>적합</w:t>
@@ -7254,16 +7334,18 @@
         <w:tc>
           <w:tcPr>
             <w:tcW w:type="dxa" w:w="490"/>
-          </w:tcPr>
-          <w:p>
-            <w:pPr>
-              <w:spacing w:before="0" w:after="0" w:line="252" w:lineRule="auto"/>
-            </w:pPr>
-            <w:r>
-              <w:rPr>
-                <w:rFonts w:ascii="맑은 고딕" w:hAnsi="맑은 고딕" w:eastAsia="맑은 고딕"/>
-                <w:b w:val="0"/>
-                <w:color w:val="13203F"/>
+            <w:shd w:val="clear" w:color="auto" w:fill="D9F0F2"/>
+          </w:tcPr>
+          <w:p>
+            <w:pPr>
+              <w:spacing w:before="0" w:after="0" w:line="252" w:lineRule="auto"/>
+              <w:jc w:val="center"/>
+            </w:pPr>
+            <w:r>
+              <w:rPr>
+                <w:rFonts w:ascii="맑은 고딕" w:hAnsi="맑은 고딕" w:eastAsia="맑은 고딕"/>
+                <w:b/>
+                <w:color w:val="0090A0"/>
                 <w:sz w:val="16"/>
               </w:rPr>
               <w:t>적합</w:t>
@@ -7395,16 +7477,18 @@
         <w:tc>
           <w:tcPr>
             <w:tcW w:type="dxa" w:w="490"/>
-          </w:tcPr>
-          <w:p>
-            <w:pPr>
-              <w:spacing w:before="0" w:after="0" w:line="252" w:lineRule="auto"/>
-            </w:pPr>
-            <w:r>
-              <w:rPr>
-                <w:rFonts w:ascii="맑은 고딕" w:hAnsi="맑은 고딕" w:eastAsia="맑은 고딕"/>
-                <w:b w:val="0"/>
-                <w:color w:val="13203F"/>
+            <w:shd w:val="clear" w:color="auto" w:fill="FDE8E8"/>
+          </w:tcPr>
+          <w:p>
+            <w:pPr>
+              <w:spacing w:before="0" w:after="0" w:line="252" w:lineRule="auto"/>
+              <w:jc w:val="center"/>
+            </w:pPr>
+            <w:r>
+              <w:rPr>
+                <w:rFonts w:ascii="맑은 고딕" w:hAnsi="맑은 고딕" w:eastAsia="맑은 고딕"/>
+                <w:b/>
+                <w:color w:val="A12020"/>
                 <w:sz w:val="16"/>
               </w:rPr>
               <w:t>조정</w:t>
@@ -7527,16 +7611,18 @@
         <w:tc>
           <w:tcPr>
             <w:tcW w:type="dxa" w:w="490"/>
-          </w:tcPr>
-          <w:p>
-            <w:pPr>
-              <w:spacing w:before="0" w:after="0" w:line="252" w:lineRule="auto"/>
-            </w:pPr>
-            <w:r>
-              <w:rPr>
-                <w:rFonts w:ascii="맑은 고딕" w:hAnsi="맑은 고딕" w:eastAsia="맑은 고딕"/>
-                <w:b w:val="0"/>
-                <w:color w:val="13203F"/>
+            <w:shd w:val="clear" w:color="auto" w:fill="D9F0F2"/>
+          </w:tcPr>
+          <w:p>
+            <w:pPr>
+              <w:spacing w:before="0" w:after="0" w:line="252" w:lineRule="auto"/>
+              <w:jc w:val="center"/>
+            </w:pPr>
+            <w:r>
+              <w:rPr>
+                <w:rFonts w:ascii="맑은 고딕" w:hAnsi="맑은 고딕" w:eastAsia="맑은 고딕"/>
+                <w:b/>
+                <w:color w:val="0090A0"/>
                 <w:sz w:val="16"/>
               </w:rPr>
               <w:t>적합</w:t>
@@ -7659,16 +7745,18 @@
         <w:tc>
           <w:tcPr>
             <w:tcW w:type="dxa" w:w="490"/>
-          </w:tcPr>
-          <w:p>
-            <w:pPr>
-              <w:spacing w:before="0" w:after="0" w:line="252" w:lineRule="auto"/>
-            </w:pPr>
-            <w:r>
-              <w:rPr>
-                <w:rFonts w:ascii="맑은 고딕" w:hAnsi="맑은 고딕" w:eastAsia="맑은 고딕"/>
-                <w:b w:val="0"/>
-                <w:color w:val="13203F"/>
+            <w:shd w:val="clear" w:color="auto" w:fill="D9F0F2"/>
+          </w:tcPr>
+          <w:p>
+            <w:pPr>
+              <w:spacing w:before="0" w:after="0" w:line="252" w:lineRule="auto"/>
+              <w:jc w:val="center"/>
+            </w:pPr>
+            <w:r>
+              <w:rPr>
+                <w:rFonts w:ascii="맑은 고딕" w:hAnsi="맑은 고딕" w:eastAsia="맑은 고딕"/>
+                <w:b/>
+                <w:color w:val="0090A0"/>
                 <w:sz w:val="16"/>
               </w:rPr>
               <w:t>적합</w:t>
@@ -7782,16 +7870,18 @@
         <w:tc>
           <w:tcPr>
             <w:tcW w:type="dxa" w:w="490"/>
-          </w:tcPr>
-          <w:p>
-            <w:pPr>
-              <w:spacing w:before="0" w:after="0" w:line="252" w:lineRule="auto"/>
-            </w:pPr>
-            <w:r>
-              <w:rPr>
-                <w:rFonts w:ascii="맑은 고딕" w:hAnsi="맑은 고딕" w:eastAsia="맑은 고딕"/>
-                <w:b w:val="0"/>
-                <w:color w:val="13203F"/>
+            <w:shd w:val="clear" w:color="auto" w:fill="D9F0F2"/>
+          </w:tcPr>
+          <w:p>
+            <w:pPr>
+              <w:spacing w:before="0" w:after="0" w:line="252" w:lineRule="auto"/>
+              <w:jc w:val="center"/>
+            </w:pPr>
+            <w:r>
+              <w:rPr>
+                <w:rFonts w:ascii="맑은 고딕" w:hAnsi="맑은 고딕" w:eastAsia="맑은 고딕"/>
+                <w:b/>
+                <w:color w:val="0090A0"/>
                 <w:sz w:val="16"/>
               </w:rPr>
               <w:t>적합</w:t>
@@ -7914,16 +8004,18 @@
         <w:tc>
           <w:tcPr>
             <w:tcW w:type="dxa" w:w="490"/>
-          </w:tcPr>
-          <w:p>
-            <w:pPr>
-              <w:spacing w:before="0" w:after="0" w:line="252" w:lineRule="auto"/>
-            </w:pPr>
-            <w:r>
-              <w:rPr>
-                <w:rFonts w:ascii="맑은 고딕" w:hAnsi="맑은 고딕" w:eastAsia="맑은 고딕"/>
-                <w:b w:val="0"/>
-                <w:color w:val="13203F"/>
+            <w:shd w:val="clear" w:color="auto" w:fill="FFF1E2"/>
+          </w:tcPr>
+          <w:p>
+            <w:pPr>
+              <w:spacing w:before="0" w:after="0" w:line="252" w:lineRule="auto"/>
+              <w:jc w:val="center"/>
+            </w:pPr>
+            <w:r>
+              <w:rPr>
+                <w:rFonts w:ascii="맑은 고딕" w:hAnsi="맑은 고딕" w:eastAsia="맑은 고딕"/>
+                <w:b/>
+                <w:color w:val="9A4A00"/>
                 <w:sz w:val="16"/>
               </w:rPr>
               <w:t>확인</w:t>
@@ -8046,16 +8138,18 @@
         <w:tc>
           <w:tcPr>
             <w:tcW w:type="dxa" w:w="490"/>
-          </w:tcPr>
-          <w:p>
-            <w:pPr>
-              <w:spacing w:before="0" w:after="0" w:line="252" w:lineRule="auto"/>
-            </w:pPr>
-            <w:r>
-              <w:rPr>
-                <w:rFonts w:ascii="맑은 고딕" w:hAnsi="맑은 고딕" w:eastAsia="맑은 고딕"/>
-                <w:b w:val="0"/>
-                <w:color w:val="13203F"/>
+            <w:shd w:val="clear" w:color="auto" w:fill="FFF1E2"/>
+          </w:tcPr>
+          <w:p>
+            <w:pPr>
+              <w:spacing w:before="0" w:after="0" w:line="252" w:lineRule="auto"/>
+              <w:jc w:val="center"/>
+            </w:pPr>
+            <w:r>
+              <w:rPr>
+                <w:rFonts w:ascii="맑은 고딕" w:hAnsi="맑은 고딕" w:eastAsia="맑은 고딕"/>
+                <w:b/>
+                <w:color w:val="9A4A00"/>
                 <w:sz w:val="16"/>
               </w:rPr>
               <w:t>확인</w:t>
@@ -8187,16 +8281,18 @@
         <w:tc>
           <w:tcPr>
             <w:tcW w:type="dxa" w:w="490"/>
-          </w:tcPr>
-          <w:p>
-            <w:pPr>
-              <w:spacing w:before="0" w:after="0" w:line="252" w:lineRule="auto"/>
-            </w:pPr>
-            <w:r>
-              <w:rPr>
-                <w:rFonts w:ascii="맑은 고딕" w:hAnsi="맑은 고딕" w:eastAsia="맑은 고딕"/>
-                <w:b w:val="0"/>
-                <w:color w:val="13203F"/>
+            <w:shd w:val="clear" w:color="auto" w:fill="FFF1E2"/>
+          </w:tcPr>
+          <w:p>
+            <w:pPr>
+              <w:spacing w:before="0" w:after="0" w:line="252" w:lineRule="auto"/>
+              <w:jc w:val="center"/>
+            </w:pPr>
+            <w:r>
+              <w:rPr>
+                <w:rFonts w:ascii="맑은 고딕" w:hAnsi="맑은 고딕" w:eastAsia="맑은 고딕"/>
+                <w:b/>
+                <w:color w:val="9A4A00"/>
                 <w:sz w:val="16"/>
               </w:rPr>
               <w:t>확인</w:t>
@@ -8387,16 +8483,18 @@
         <w:tc>
           <w:tcPr>
             <w:tcW w:type="dxa" w:w="490"/>
-          </w:tcPr>
-          <w:p>
-            <w:pPr>
-              <w:spacing w:before="0" w:after="0" w:line="252" w:lineRule="auto"/>
-            </w:pPr>
-            <w:r>
-              <w:rPr>
-                <w:rFonts w:ascii="맑은 고딕" w:hAnsi="맑은 고딕" w:eastAsia="맑은 고딕"/>
-                <w:b w:val="0"/>
-                <w:color w:val="13203F"/>
+            <w:shd w:val="clear" w:color="auto" w:fill="FFF1E2"/>
+          </w:tcPr>
+          <w:p>
+            <w:pPr>
+              <w:spacing w:before="0" w:after="0" w:line="252" w:lineRule="auto"/>
+              <w:jc w:val="center"/>
+            </w:pPr>
+            <w:r>
+              <w:rPr>
+                <w:rFonts w:ascii="맑은 고딕" w:hAnsi="맑은 고딕" w:eastAsia="맑은 고딕"/>
+                <w:b/>
+                <w:color w:val="9A4A00"/>
                 <w:sz w:val="16"/>
               </w:rPr>
               <w:t>확인</w:t>
@@ -8578,16 +8676,18 @@
         <w:tc>
           <w:tcPr>
             <w:tcW w:type="dxa" w:w="490"/>
-          </w:tcPr>
-          <w:p>
-            <w:pPr>
-              <w:spacing w:before="0" w:after="0" w:line="252" w:lineRule="auto"/>
-            </w:pPr>
-            <w:r>
-              <w:rPr>
-                <w:rFonts w:ascii="맑은 고딕" w:hAnsi="맑은 고딕" w:eastAsia="맑은 고딕"/>
-                <w:b w:val="0"/>
-                <w:color w:val="13203F"/>
+            <w:shd w:val="clear" w:color="auto" w:fill="FFF1E2"/>
+          </w:tcPr>
+          <w:p>
+            <w:pPr>
+              <w:spacing w:before="0" w:after="0" w:line="252" w:lineRule="auto"/>
+              <w:jc w:val="center"/>
+            </w:pPr>
+            <w:r>
+              <w:rPr>
+                <w:rFonts w:ascii="맑은 고딕" w:hAnsi="맑은 고딕" w:eastAsia="맑은 고딕"/>
+                <w:b/>
+                <w:color w:val="9A4A00"/>
                 <w:sz w:val="16"/>
               </w:rPr>
               <w:t>확인</w:t>
@@ -8710,16 +8810,18 @@
         <w:tc>
           <w:tcPr>
             <w:tcW w:type="dxa" w:w="490"/>
-          </w:tcPr>
-          <w:p>
-            <w:pPr>
-              <w:spacing w:before="0" w:after="0" w:line="252" w:lineRule="auto"/>
-            </w:pPr>
-            <w:r>
-              <w:rPr>
-                <w:rFonts w:ascii="맑은 고딕" w:hAnsi="맑은 고딕" w:eastAsia="맑은 고딕"/>
-                <w:b w:val="0"/>
-                <w:color w:val="13203F"/>
+            <w:shd w:val="clear" w:color="auto" w:fill="FDE8E8"/>
+          </w:tcPr>
+          <w:p>
+            <w:pPr>
+              <w:spacing w:before="0" w:after="0" w:line="252" w:lineRule="auto"/>
+              <w:jc w:val="center"/>
+            </w:pPr>
+            <w:r>
+              <w:rPr>
+                <w:rFonts w:ascii="맑은 고딕" w:hAnsi="맑은 고딕" w:eastAsia="맑은 고딕"/>
+                <w:b/>
+                <w:color w:val="A12020"/>
                 <w:sz w:val="16"/>
               </w:rPr>
               <w:t>조정</w:t>
@@ -8842,16 +8944,18 @@
         <w:tc>
           <w:tcPr>
             <w:tcW w:type="dxa" w:w="490"/>
-          </w:tcPr>
-          <w:p>
-            <w:pPr>
-              <w:spacing w:before="0" w:after="0" w:line="252" w:lineRule="auto"/>
-            </w:pPr>
-            <w:r>
-              <w:rPr>
-                <w:rFonts w:ascii="맑은 고딕" w:hAnsi="맑은 고딕" w:eastAsia="맑은 고딕"/>
-                <w:b w:val="0"/>
-                <w:color w:val="13203F"/>
+            <w:shd w:val="clear" w:color="auto" w:fill="D9F0F2"/>
+          </w:tcPr>
+          <w:p>
+            <w:pPr>
+              <w:spacing w:before="0" w:after="0" w:line="252" w:lineRule="auto"/>
+              <w:jc w:val="center"/>
+            </w:pPr>
+            <w:r>
+              <w:rPr>
+                <w:rFonts w:ascii="맑은 고딕" w:hAnsi="맑은 고딕" w:eastAsia="맑은 고딕"/>
+                <w:b/>
+                <w:color w:val="0090A0"/>
                 <w:sz w:val="16"/>
               </w:rPr>
               <w:t>적합</w:t>
@@ -8965,16 +9069,18 @@
         <w:tc>
           <w:tcPr>
             <w:tcW w:type="dxa" w:w="490"/>
-          </w:tcPr>
-          <w:p>
-            <w:pPr>
-              <w:spacing w:before="0" w:after="0" w:line="252" w:lineRule="auto"/>
-            </w:pPr>
-            <w:r>
-              <w:rPr>
-                <w:rFonts w:ascii="맑은 고딕" w:hAnsi="맑은 고딕" w:eastAsia="맑은 고딕"/>
-                <w:b w:val="0"/>
-                <w:color w:val="13203F"/>
+            <w:shd w:val="clear" w:color="auto" w:fill="D9F0F2"/>
+          </w:tcPr>
+          <w:p>
+            <w:pPr>
+              <w:spacing w:before="0" w:after="0" w:line="252" w:lineRule="auto"/>
+              <w:jc w:val="center"/>
+            </w:pPr>
+            <w:r>
+              <w:rPr>
+                <w:rFonts w:ascii="맑은 고딕" w:hAnsi="맑은 고딕" w:eastAsia="맑은 고딕"/>
+                <w:b/>
+                <w:color w:val="0090A0"/>
                 <w:sz w:val="16"/>
               </w:rPr>
               <w:t>적합</w:t>
@@ -9088,16 +9194,18 @@
         <w:tc>
           <w:tcPr>
             <w:tcW w:type="dxa" w:w="490"/>
-          </w:tcPr>
-          <w:p>
-            <w:pPr>
-              <w:spacing w:before="0" w:after="0" w:line="252" w:lineRule="auto"/>
-            </w:pPr>
-            <w:r>
-              <w:rPr>
-                <w:rFonts w:ascii="맑은 고딕" w:hAnsi="맑은 고딕" w:eastAsia="맑은 고딕"/>
-                <w:b w:val="0"/>
-                <w:color w:val="13203F"/>
+            <w:shd w:val="clear" w:color="auto" w:fill="D9F0F2"/>
+          </w:tcPr>
+          <w:p>
+            <w:pPr>
+              <w:spacing w:before="0" w:after="0" w:line="252" w:lineRule="auto"/>
+              <w:jc w:val="center"/>
+            </w:pPr>
+            <w:r>
+              <w:rPr>
+                <w:rFonts w:ascii="맑은 고딕" w:hAnsi="맑은 고딕" w:eastAsia="맑은 고딕"/>
+                <w:b/>
+                <w:color w:val="0090A0"/>
                 <w:sz w:val="16"/>
               </w:rPr>
               <w:t>적합</w:t>
@@ -9270,16 +9378,18 @@
         <w:tc>
           <w:tcPr>
             <w:tcW w:type="dxa" w:w="490"/>
-          </w:tcPr>
-          <w:p>
-            <w:pPr>
-              <w:spacing w:before="0" w:after="0" w:line="252" w:lineRule="auto"/>
-            </w:pPr>
-            <w:r>
-              <w:rPr>
-                <w:rFonts w:ascii="맑은 고딕" w:hAnsi="맑은 고딕" w:eastAsia="맑은 고딕"/>
-                <w:b w:val="0"/>
-                <w:color w:val="13203F"/>
+            <w:shd w:val="clear" w:color="auto" w:fill="D9F0F2"/>
+          </w:tcPr>
+          <w:p>
+            <w:pPr>
+              <w:spacing w:before="0" w:after="0" w:line="252" w:lineRule="auto"/>
+              <w:jc w:val="center"/>
+            </w:pPr>
+            <w:r>
+              <w:rPr>
+                <w:rFonts w:ascii="맑은 고딕" w:hAnsi="맑은 고딕" w:eastAsia="맑은 고딕"/>
+                <w:b/>
+                <w:color w:val="0090A0"/>
                 <w:sz w:val="16"/>
               </w:rPr>
               <w:t>적합</w:t>
@@ -9393,16 +9503,18 @@
         <w:tc>
           <w:tcPr>
             <w:tcW w:type="dxa" w:w="490"/>
-          </w:tcPr>
-          <w:p>
-            <w:pPr>
-              <w:spacing w:before="0" w:after="0" w:line="252" w:lineRule="auto"/>
-            </w:pPr>
-            <w:r>
-              <w:rPr>
-                <w:rFonts w:ascii="맑은 고딕" w:hAnsi="맑은 고딕" w:eastAsia="맑은 고딕"/>
-                <w:b w:val="0"/>
-                <w:color w:val="13203F"/>
+            <w:shd w:val="clear" w:color="auto" w:fill="FFF1E2"/>
+          </w:tcPr>
+          <w:p>
+            <w:pPr>
+              <w:spacing w:before="0" w:after="0" w:line="252" w:lineRule="auto"/>
+              <w:jc w:val="center"/>
+            </w:pPr>
+            <w:r>
+              <w:rPr>
+                <w:rFonts w:ascii="맑은 고딕" w:hAnsi="맑은 고딕" w:eastAsia="맑은 고딕"/>
+                <w:b/>
+                <w:color w:val="9A4A00"/>
                 <w:sz w:val="16"/>
               </w:rPr>
               <w:t>확인</w:t>
@@ -9439,6 +9551,7 @@
           </w:tcPr>
           <w:p>
             <w:pPr>
+              <w:keepNext/>
               <w:spacing w:before="0" w:after="0" w:line="252" w:lineRule="auto"/>
             </w:pPr>
             <w:r>
@@ -9458,6 +9571,7 @@
           </w:tcPr>
           <w:p>
             <w:pPr>
+              <w:keepNext/>
               <w:spacing w:before="0" w:after="0" w:line="252" w:lineRule="auto"/>
             </w:pPr>
           </w:p>
@@ -9468,6 +9582,7 @@
           </w:tcPr>
           <w:p>
             <w:pPr>
+              <w:keepNext/>
               <w:spacing w:before="0" w:after="0" w:line="252" w:lineRule="auto"/>
               <w:jc w:val="center"/>
             </w:pPr>
@@ -9488,6 +9603,7 @@
           </w:tcPr>
           <w:p>
             <w:pPr>
+              <w:keepNext/>
               <w:spacing w:before="0" w:after="0" w:line="252" w:lineRule="auto"/>
               <w:jc w:val="right"/>
             </w:pPr>
@@ -9508,6 +9624,7 @@
           </w:tcPr>
           <w:p>
             <w:pPr>
+              <w:keepNext/>
               <w:spacing w:before="0" w:after="0" w:line="252" w:lineRule="auto"/>
               <w:jc w:val="right"/>
             </w:pPr>
@@ -9525,16 +9642,19 @@
         <w:tc>
           <w:tcPr>
             <w:tcW w:type="dxa" w:w="490"/>
-          </w:tcPr>
-          <w:p>
-            <w:pPr>
-              <w:spacing w:before="0" w:after="0" w:line="252" w:lineRule="auto"/>
-            </w:pPr>
-            <w:r>
-              <w:rPr>
-                <w:rFonts w:ascii="맑은 고딕" w:hAnsi="맑은 고딕" w:eastAsia="맑은 고딕"/>
-                <w:b w:val="0"/>
-                <w:color w:val="13203F"/>
+            <w:shd w:val="clear" w:color="auto" w:fill="D9F0F2"/>
+          </w:tcPr>
+          <w:p>
+            <w:pPr>
+              <w:keepNext/>
+              <w:spacing w:before="0" w:after="0" w:line="252" w:lineRule="auto"/>
+              <w:jc w:val="center"/>
+            </w:pPr>
+            <w:r>
+              <w:rPr>
+                <w:rFonts w:ascii="맑은 고딕" w:hAnsi="맑은 고딕" w:eastAsia="맑은 고딕"/>
+                <w:b/>
+                <w:color w:val="0090A0"/>
                 <w:sz w:val="16"/>
               </w:rPr>
               <w:t>적합</w:t>
@@ -9547,6 +9667,7 @@
           </w:tcPr>
           <w:p>
             <w:pPr>
+              <w:keepNext/>
               <w:spacing w:before="0" w:after="0" w:line="252" w:lineRule="auto"/>
             </w:pPr>
             <w:r>
@@ -9571,6 +9692,7 @@
           </w:tcPr>
           <w:p>
             <w:pPr>
+              <w:keepNext/>
               <w:spacing w:before="0" w:after="0" w:line="252" w:lineRule="auto"/>
             </w:pPr>
             <w:r>
@@ -9590,6 +9712,7 @@
           </w:tcPr>
           <w:p>
             <w:pPr>
+              <w:keepNext/>
               <w:spacing w:before="0" w:after="0" w:line="252" w:lineRule="auto"/>
             </w:pPr>
           </w:p>
@@ -9600,6 +9723,7 @@
           </w:tcPr>
           <w:p>
             <w:pPr>
+              <w:keepNext/>
               <w:spacing w:before="0" w:after="0" w:line="252" w:lineRule="auto"/>
               <w:jc w:val="center"/>
             </w:pPr>
@@ -9620,6 +9744,7 @@
           </w:tcPr>
           <w:p>
             <w:pPr>
+              <w:keepNext/>
               <w:spacing w:before="0" w:after="0" w:line="252" w:lineRule="auto"/>
               <w:jc w:val="right"/>
             </w:pPr>
@@ -9640,6 +9765,7 @@
           </w:tcPr>
           <w:p>
             <w:pPr>
+              <w:keepNext/>
               <w:spacing w:before="0" w:after="0" w:line="252" w:lineRule="auto"/>
               <w:jc w:val="right"/>
             </w:pPr>
@@ -9657,16 +9783,19 @@
         <w:tc>
           <w:tcPr>
             <w:tcW w:type="dxa" w:w="490"/>
-          </w:tcPr>
-          <w:p>
-            <w:pPr>
-              <w:spacing w:before="0" w:after="0" w:line="252" w:lineRule="auto"/>
-            </w:pPr>
-            <w:r>
-              <w:rPr>
-                <w:rFonts w:ascii="맑은 고딕" w:hAnsi="맑은 고딕" w:eastAsia="맑은 고딕"/>
-                <w:b w:val="0"/>
-                <w:color w:val="13203F"/>
+            <w:shd w:val="clear" w:color="auto" w:fill="FFF1E2"/>
+          </w:tcPr>
+          <w:p>
+            <w:pPr>
+              <w:keepNext/>
+              <w:spacing w:before="0" w:after="0" w:line="252" w:lineRule="auto"/>
+              <w:jc w:val="center"/>
+            </w:pPr>
+            <w:r>
+              <w:rPr>
+                <w:rFonts w:ascii="맑은 고딕" w:hAnsi="맑은 고딕" w:eastAsia="맑은 고딕"/>
+                <w:b/>
+                <w:color w:val="9A4A00"/>
                 <w:sz w:val="16"/>
               </w:rPr>
               <w:t>확인</w:t>
@@ -9679,6 +9808,7 @@
           </w:tcPr>
           <w:p>
             <w:pPr>
+              <w:keepNext/>
               <w:spacing w:before="0" w:after="0" w:line="252" w:lineRule="auto"/>
             </w:pPr>
             <w:r>
@@ -9705,6 +9835,7 @@
           </w:tcPr>
           <w:p>
             <w:pPr>
+              <w:keepNext/>
               <w:spacing w:before="0" w:after="0" w:line="252" w:lineRule="auto"/>
             </w:pPr>
             <w:r>
@@ -9725,6 +9856,7 @@
           </w:tcPr>
           <w:p>
             <w:pPr>
+              <w:keepNext/>
               <w:spacing w:before="0" w:after="0" w:line="252" w:lineRule="auto"/>
               <w:jc w:val="right"/>
             </w:pPr>
@@ -9747,6 +9879,7 @@
           </w:tcPr>
           <w:p>
             <w:pPr>
+              <w:keepNext/>
               <w:spacing w:before="0" w:after="0" w:line="252" w:lineRule="auto"/>
             </w:pPr>
           </w:p>
@@ -10044,6 +10177,7 @@
           </w:tcPr>
           <w:p>
             <w:pPr>
+              <w:keepNext/>
               <w:spacing w:before="0" w:after="0" w:line="252" w:lineRule="auto"/>
             </w:pPr>
             <w:r>
@@ -10063,6 +10197,7 @@
           </w:tcPr>
           <w:p>
             <w:pPr>
+              <w:keepNext/>
               <w:spacing w:before="0" w:after="0" w:line="252" w:lineRule="auto"/>
             </w:pPr>
             <w:r>
@@ -10087,6 +10222,7 @@
           </w:tcPr>
           <w:p>
             <w:pPr>
+              <w:keepNext/>
               <w:spacing w:before="0" w:after="0" w:line="252" w:lineRule="auto"/>
             </w:pPr>
             <w:r>
@@ -10106,6 +10242,7 @@
           </w:tcPr>
           <w:p>
             <w:pPr>
+              <w:keepNext/>
               <w:spacing w:before="0" w:after="0" w:line="252" w:lineRule="auto"/>
             </w:pPr>
             <w:r>
@@ -10130,6 +10267,7 @@
           </w:tcPr>
           <w:p>
             <w:pPr>
+              <w:keepNext/>
               <w:spacing w:before="0" w:after="0" w:line="252" w:lineRule="auto"/>
             </w:pPr>
             <w:r>
@@ -10149,6 +10287,7 @@
           </w:tcPr>
           <w:p>
             <w:pPr>
+              <w:keepNext/>
               <w:spacing w:before="0" w:after="0" w:line="252" w:lineRule="auto"/>
             </w:pPr>
             <w:r>
@@ -10571,16 +10710,18 @@
         <w:tc>
           <w:tcPr>
             <w:tcW w:type="dxa" w:w="490"/>
-          </w:tcPr>
-          <w:p>
-            <w:pPr>
-              <w:spacing w:before="0" w:after="0" w:line="252" w:lineRule="auto"/>
-            </w:pPr>
-            <w:r>
-              <w:rPr>
-                <w:rFonts w:ascii="맑은 고딕" w:hAnsi="맑은 고딕" w:eastAsia="맑은 고딕"/>
-                <w:b w:val="0"/>
-                <w:color w:val="13203F"/>
+            <w:shd w:val="clear" w:color="auto" w:fill="D9F0F2"/>
+          </w:tcPr>
+          <w:p>
+            <w:pPr>
+              <w:spacing w:before="0" w:after="0" w:line="252" w:lineRule="auto"/>
+              <w:jc w:val="center"/>
+            </w:pPr>
+            <w:r>
+              <w:rPr>
+                <w:rFonts w:ascii="맑은 고딕" w:hAnsi="맑은 고딕" w:eastAsia="맑은 고딕"/>
+                <w:b/>
+                <w:color w:val="0090A0"/>
                 <w:sz w:val="16"/>
               </w:rPr>
               <w:t>적합</w:t>
@@ -10703,16 +10844,18 @@
         <w:tc>
           <w:tcPr>
             <w:tcW w:type="dxa" w:w="490"/>
-          </w:tcPr>
-          <w:p>
-            <w:pPr>
-              <w:spacing w:before="0" w:after="0" w:line="252" w:lineRule="auto"/>
-            </w:pPr>
-            <w:r>
-              <w:rPr>
-                <w:rFonts w:ascii="맑은 고딕" w:hAnsi="맑은 고딕" w:eastAsia="맑은 고딕"/>
-                <w:b w:val="0"/>
-                <w:color w:val="13203F"/>
+            <w:shd w:val="clear" w:color="auto" w:fill="FFF1E2"/>
+          </w:tcPr>
+          <w:p>
+            <w:pPr>
+              <w:spacing w:before="0" w:after="0" w:line="252" w:lineRule="auto"/>
+              <w:jc w:val="center"/>
+            </w:pPr>
+            <w:r>
+              <w:rPr>
+                <w:rFonts w:ascii="맑은 고딕" w:hAnsi="맑은 고딕" w:eastAsia="맑은 고딕"/>
+                <w:b/>
+                <w:color w:val="9A4A00"/>
                 <w:sz w:val="16"/>
               </w:rPr>
               <w:t>확인</w:t>
@@ -10844,16 +10987,18 @@
         <w:tc>
           <w:tcPr>
             <w:tcW w:type="dxa" w:w="490"/>
-          </w:tcPr>
-          <w:p>
-            <w:pPr>
-              <w:spacing w:before="0" w:after="0" w:line="252" w:lineRule="auto"/>
-            </w:pPr>
-            <w:r>
-              <w:rPr>
-                <w:rFonts w:ascii="맑은 고딕" w:hAnsi="맑은 고딕" w:eastAsia="맑은 고딕"/>
-                <w:b w:val="0"/>
-                <w:color w:val="13203F"/>
+            <w:shd w:val="clear" w:color="auto" w:fill="FFF1E2"/>
+          </w:tcPr>
+          <w:p>
+            <w:pPr>
+              <w:spacing w:before="0" w:after="0" w:line="252" w:lineRule="auto"/>
+              <w:jc w:val="center"/>
+            </w:pPr>
+            <w:r>
+              <w:rPr>
+                <w:rFonts w:ascii="맑은 고딕" w:hAnsi="맑은 고딕" w:eastAsia="맑은 고딕"/>
+                <w:b/>
+                <w:color w:val="9A4A00"/>
                 <w:sz w:val="16"/>
               </w:rPr>
               <w:t>확인</w:t>
@@ -10985,16 +11130,18 @@
         <w:tc>
           <w:tcPr>
             <w:tcW w:type="dxa" w:w="490"/>
-          </w:tcPr>
-          <w:p>
-            <w:pPr>
-              <w:spacing w:before="0" w:after="0" w:line="252" w:lineRule="auto"/>
-            </w:pPr>
-            <w:r>
-              <w:rPr>
-                <w:rFonts w:ascii="맑은 고딕" w:hAnsi="맑은 고딕" w:eastAsia="맑은 고딕"/>
-                <w:b w:val="0"/>
-                <w:color w:val="13203F"/>
+            <w:shd w:val="clear" w:color="auto" w:fill="FFF1E2"/>
+          </w:tcPr>
+          <w:p>
+            <w:pPr>
+              <w:spacing w:before="0" w:after="0" w:line="252" w:lineRule="auto"/>
+              <w:jc w:val="center"/>
+            </w:pPr>
+            <w:r>
+              <w:rPr>
+                <w:rFonts w:ascii="맑은 고딕" w:hAnsi="맑은 고딕" w:eastAsia="맑은 고딕"/>
+                <w:b/>
+                <w:color w:val="9A4A00"/>
                 <w:sz w:val="16"/>
               </w:rPr>
               <w:t>확인</w:t>
@@ -11126,16 +11273,18 @@
         <w:tc>
           <w:tcPr>
             <w:tcW w:type="dxa" w:w="490"/>
-          </w:tcPr>
-          <w:p>
-            <w:pPr>
-              <w:spacing w:before="0" w:after="0" w:line="252" w:lineRule="auto"/>
-            </w:pPr>
-            <w:r>
-              <w:rPr>
-                <w:rFonts w:ascii="맑은 고딕" w:hAnsi="맑은 고딕" w:eastAsia="맑은 고딕"/>
-                <w:b w:val="0"/>
-                <w:color w:val="13203F"/>
+            <w:shd w:val="clear" w:color="auto" w:fill="FFF1E2"/>
+          </w:tcPr>
+          <w:p>
+            <w:pPr>
+              <w:spacing w:before="0" w:after="0" w:line="252" w:lineRule="auto"/>
+              <w:jc w:val="center"/>
+            </w:pPr>
+            <w:r>
+              <w:rPr>
+                <w:rFonts w:ascii="맑은 고딕" w:hAnsi="맑은 고딕" w:eastAsia="맑은 고딕"/>
+                <w:b/>
+                <w:color w:val="9A4A00"/>
                 <w:sz w:val="16"/>
               </w:rPr>
               <w:t>확인</w:t>
@@ -11258,16 +11407,18 @@
         <w:tc>
           <w:tcPr>
             <w:tcW w:type="dxa" w:w="490"/>
-          </w:tcPr>
-          <w:p>
-            <w:pPr>
-              <w:spacing w:before="0" w:after="0" w:line="252" w:lineRule="auto"/>
-            </w:pPr>
-            <w:r>
-              <w:rPr>
-                <w:rFonts w:ascii="맑은 고딕" w:hAnsi="맑은 고딕" w:eastAsia="맑은 고딕"/>
-                <w:b w:val="0"/>
-                <w:color w:val="13203F"/>
+            <w:shd w:val="clear" w:color="auto" w:fill="FFF1E2"/>
+          </w:tcPr>
+          <w:p>
+            <w:pPr>
+              <w:spacing w:before="0" w:after="0" w:line="252" w:lineRule="auto"/>
+              <w:jc w:val="center"/>
+            </w:pPr>
+            <w:r>
+              <w:rPr>
+                <w:rFonts w:ascii="맑은 고딕" w:hAnsi="맑은 고딕" w:eastAsia="맑은 고딕"/>
+                <w:b/>
+                <w:color w:val="9A4A00"/>
                 <w:sz w:val="16"/>
               </w:rPr>
               <w:t>확인</w:t>
@@ -11390,16 +11541,18 @@
         <w:tc>
           <w:tcPr>
             <w:tcW w:type="dxa" w:w="490"/>
-          </w:tcPr>
-          <w:p>
-            <w:pPr>
-              <w:spacing w:before="0" w:after="0" w:line="252" w:lineRule="auto"/>
-            </w:pPr>
-            <w:r>
-              <w:rPr>
-                <w:rFonts w:ascii="맑은 고딕" w:hAnsi="맑은 고딕" w:eastAsia="맑은 고딕"/>
-                <w:b w:val="0"/>
-                <w:color w:val="13203F"/>
+            <w:shd w:val="clear" w:color="auto" w:fill="D9F0F2"/>
+          </w:tcPr>
+          <w:p>
+            <w:pPr>
+              <w:spacing w:before="0" w:after="0" w:line="252" w:lineRule="auto"/>
+              <w:jc w:val="center"/>
+            </w:pPr>
+            <w:r>
+              <w:rPr>
+                <w:rFonts w:ascii="맑은 고딕" w:hAnsi="맑은 고딕" w:eastAsia="맑은 고딕"/>
+                <w:b/>
+                <w:color w:val="0090A0"/>
                 <w:sz w:val="16"/>
               </w:rPr>
               <w:t>적합</w:t>
@@ -11531,16 +11684,18 @@
         <w:tc>
           <w:tcPr>
             <w:tcW w:type="dxa" w:w="490"/>
-          </w:tcPr>
-          <w:p>
-            <w:pPr>
-              <w:spacing w:before="0" w:after="0" w:line="252" w:lineRule="auto"/>
-            </w:pPr>
-            <w:r>
-              <w:rPr>
-                <w:rFonts w:ascii="맑은 고딕" w:hAnsi="맑은 고딕" w:eastAsia="맑은 고딕"/>
-                <w:b w:val="0"/>
-                <w:color w:val="13203F"/>
+            <w:shd w:val="clear" w:color="auto" w:fill="D9F0F2"/>
+          </w:tcPr>
+          <w:p>
+            <w:pPr>
+              <w:spacing w:before="0" w:after="0" w:line="252" w:lineRule="auto"/>
+              <w:jc w:val="center"/>
+            </w:pPr>
+            <w:r>
+              <w:rPr>
+                <w:rFonts w:ascii="맑은 고딕" w:hAnsi="맑은 고딕" w:eastAsia="맑은 고딕"/>
+                <w:b/>
+                <w:color w:val="0090A0"/>
                 <w:sz w:val="16"/>
               </w:rPr>
               <w:t>적합</w:t>
@@ -11663,16 +11818,18 @@
         <w:tc>
           <w:tcPr>
             <w:tcW w:type="dxa" w:w="490"/>
-          </w:tcPr>
-          <w:p>
-            <w:pPr>
-              <w:spacing w:before="0" w:after="0" w:line="252" w:lineRule="auto"/>
-            </w:pPr>
-            <w:r>
-              <w:rPr>
-                <w:rFonts w:ascii="맑은 고딕" w:hAnsi="맑은 고딕" w:eastAsia="맑은 고딕"/>
-                <w:b w:val="0"/>
-                <w:color w:val="13203F"/>
+            <w:shd w:val="clear" w:color="auto" w:fill="FDE8E8"/>
+          </w:tcPr>
+          <w:p>
+            <w:pPr>
+              <w:spacing w:before="0" w:after="0" w:line="252" w:lineRule="auto"/>
+              <w:jc w:val="center"/>
+            </w:pPr>
+            <w:r>
+              <w:rPr>
+                <w:rFonts w:ascii="맑은 고딕" w:hAnsi="맑은 고딕" w:eastAsia="맑은 고딕"/>
+                <w:b/>
+                <w:color w:val="A12020"/>
                 <w:sz w:val="16"/>
               </w:rPr>
               <w:t>조정</w:t>
@@ -11795,16 +11952,18 @@
         <w:tc>
           <w:tcPr>
             <w:tcW w:type="dxa" w:w="490"/>
-          </w:tcPr>
-          <w:p>
-            <w:pPr>
-              <w:spacing w:before="0" w:after="0" w:line="252" w:lineRule="auto"/>
-            </w:pPr>
-            <w:r>
-              <w:rPr>
-                <w:rFonts w:ascii="맑은 고딕" w:hAnsi="맑은 고딕" w:eastAsia="맑은 고딕"/>
-                <w:b w:val="0"/>
-                <w:color w:val="13203F"/>
+            <w:shd w:val="clear" w:color="auto" w:fill="D9F0F2"/>
+          </w:tcPr>
+          <w:p>
+            <w:pPr>
+              <w:spacing w:before="0" w:after="0" w:line="252" w:lineRule="auto"/>
+              <w:jc w:val="center"/>
+            </w:pPr>
+            <w:r>
+              <w:rPr>
+                <w:rFonts w:ascii="맑은 고딕" w:hAnsi="맑은 고딕" w:eastAsia="맑은 고딕"/>
+                <w:b/>
+                <w:color w:val="0090A0"/>
                 <w:sz w:val="16"/>
               </w:rPr>
               <w:t>적합</w:t>
@@ -11918,16 +12077,18 @@
         <w:tc>
           <w:tcPr>
             <w:tcW w:type="dxa" w:w="490"/>
-          </w:tcPr>
-          <w:p>
-            <w:pPr>
-              <w:spacing w:before="0" w:after="0" w:line="252" w:lineRule="auto"/>
-            </w:pPr>
-            <w:r>
-              <w:rPr>
-                <w:rFonts w:ascii="맑은 고딕" w:hAnsi="맑은 고딕" w:eastAsia="맑은 고딕"/>
-                <w:b w:val="0"/>
-                <w:color w:val="13203F"/>
+            <w:shd w:val="clear" w:color="auto" w:fill="D9F0F2"/>
+          </w:tcPr>
+          <w:p>
+            <w:pPr>
+              <w:spacing w:before="0" w:after="0" w:line="252" w:lineRule="auto"/>
+              <w:jc w:val="center"/>
+            </w:pPr>
+            <w:r>
+              <w:rPr>
+                <w:rFonts w:ascii="맑은 고딕" w:hAnsi="맑은 고딕" w:eastAsia="맑은 고딕"/>
+                <w:b/>
+                <w:color w:val="0090A0"/>
                 <w:sz w:val="16"/>
               </w:rPr>
               <w:t>적합</w:t>
@@ -12050,16 +12211,18 @@
         <w:tc>
           <w:tcPr>
             <w:tcW w:type="dxa" w:w="490"/>
-          </w:tcPr>
-          <w:p>
-            <w:pPr>
-              <w:spacing w:before="0" w:after="0" w:line="252" w:lineRule="auto"/>
-            </w:pPr>
-            <w:r>
-              <w:rPr>
-                <w:rFonts w:ascii="맑은 고딕" w:hAnsi="맑은 고딕" w:eastAsia="맑은 고딕"/>
-                <w:b w:val="0"/>
-                <w:color w:val="13203F"/>
+            <w:shd w:val="clear" w:color="auto" w:fill="FFF1E2"/>
+          </w:tcPr>
+          <w:p>
+            <w:pPr>
+              <w:spacing w:before="0" w:after="0" w:line="252" w:lineRule="auto"/>
+              <w:jc w:val="center"/>
+            </w:pPr>
+            <w:r>
+              <w:rPr>
+                <w:rFonts w:ascii="맑은 고딕" w:hAnsi="맑은 고딕" w:eastAsia="맑은 고딕"/>
+                <w:b/>
+                <w:color w:val="9A4A00"/>
                 <w:sz w:val="16"/>
               </w:rPr>
               <w:t>확인</w:t>
@@ -12182,16 +12345,18 @@
         <w:tc>
           <w:tcPr>
             <w:tcW w:type="dxa" w:w="490"/>
-          </w:tcPr>
-          <w:p>
-            <w:pPr>
-              <w:spacing w:before="0" w:after="0" w:line="252" w:lineRule="auto"/>
-            </w:pPr>
-            <w:r>
-              <w:rPr>
-                <w:rFonts w:ascii="맑은 고딕" w:hAnsi="맑은 고딕" w:eastAsia="맑은 고딕"/>
-                <w:b w:val="0"/>
-                <w:color w:val="13203F"/>
+            <w:shd w:val="clear" w:color="auto" w:fill="FDE8E8"/>
+          </w:tcPr>
+          <w:p>
+            <w:pPr>
+              <w:spacing w:before="0" w:after="0" w:line="252" w:lineRule="auto"/>
+              <w:jc w:val="center"/>
+            </w:pPr>
+            <w:r>
+              <w:rPr>
+                <w:rFonts w:ascii="맑은 고딕" w:hAnsi="맑은 고딕" w:eastAsia="맑은 고딕"/>
+                <w:b/>
+                <w:color w:val="A12020"/>
                 <w:sz w:val="16"/>
               </w:rPr>
               <w:t>조정</w:t>
@@ -12323,16 +12488,18 @@
         <w:tc>
           <w:tcPr>
             <w:tcW w:type="dxa" w:w="490"/>
-          </w:tcPr>
-          <w:p>
-            <w:pPr>
-              <w:spacing w:before="0" w:after="0" w:line="252" w:lineRule="auto"/>
-            </w:pPr>
-            <w:r>
-              <w:rPr>
-                <w:rFonts w:ascii="맑은 고딕" w:hAnsi="맑은 고딕" w:eastAsia="맑은 고딕"/>
-                <w:b w:val="0"/>
-                <w:color w:val="13203F"/>
+            <w:shd w:val="clear" w:color="auto" w:fill="FDE8E8"/>
+          </w:tcPr>
+          <w:p>
+            <w:pPr>
+              <w:spacing w:before="0" w:after="0" w:line="252" w:lineRule="auto"/>
+              <w:jc w:val="center"/>
+            </w:pPr>
+            <w:r>
+              <w:rPr>
+                <w:rFonts w:ascii="맑은 고딕" w:hAnsi="맑은 고딕" w:eastAsia="맑은 고딕"/>
+                <w:b/>
+                <w:color w:val="A12020"/>
                 <w:sz w:val="16"/>
               </w:rPr>
               <w:t>조정</w:t>
@@ -12523,16 +12690,18 @@
         <w:tc>
           <w:tcPr>
             <w:tcW w:type="dxa" w:w="490"/>
-          </w:tcPr>
-          <w:p>
-            <w:pPr>
-              <w:spacing w:before="0" w:after="0" w:line="252" w:lineRule="auto"/>
-            </w:pPr>
-            <w:r>
-              <w:rPr>
-                <w:rFonts w:ascii="맑은 고딕" w:hAnsi="맑은 고딕" w:eastAsia="맑은 고딕"/>
-                <w:b w:val="0"/>
-                <w:color w:val="13203F"/>
+            <w:shd w:val="clear" w:color="auto" w:fill="FFF1E2"/>
+          </w:tcPr>
+          <w:p>
+            <w:pPr>
+              <w:spacing w:before="0" w:after="0" w:line="252" w:lineRule="auto"/>
+              <w:jc w:val="center"/>
+            </w:pPr>
+            <w:r>
+              <w:rPr>
+                <w:rFonts w:ascii="맑은 고딕" w:hAnsi="맑은 고딕" w:eastAsia="맑은 고딕"/>
+                <w:b/>
+                <w:color w:val="9A4A00"/>
                 <w:sz w:val="16"/>
               </w:rPr>
               <w:t>확인</w:t>
@@ -12714,16 +12883,18 @@
         <w:tc>
           <w:tcPr>
             <w:tcW w:type="dxa" w:w="490"/>
-          </w:tcPr>
-          <w:p>
-            <w:pPr>
-              <w:spacing w:before="0" w:after="0" w:line="252" w:lineRule="auto"/>
-            </w:pPr>
-            <w:r>
-              <w:rPr>
-                <w:rFonts w:ascii="맑은 고딕" w:hAnsi="맑은 고딕" w:eastAsia="맑은 고딕"/>
-                <w:b w:val="0"/>
-                <w:color w:val="13203F"/>
+            <w:shd w:val="clear" w:color="auto" w:fill="FFF1E2"/>
+          </w:tcPr>
+          <w:p>
+            <w:pPr>
+              <w:spacing w:before="0" w:after="0" w:line="252" w:lineRule="auto"/>
+              <w:jc w:val="center"/>
+            </w:pPr>
+            <w:r>
+              <w:rPr>
+                <w:rFonts w:ascii="맑은 고딕" w:hAnsi="맑은 고딕" w:eastAsia="맑은 고딕"/>
+                <w:b/>
+                <w:color w:val="9A4A00"/>
                 <w:sz w:val="16"/>
               </w:rPr>
               <w:t>확인</w:t>
@@ -12846,16 +13017,18 @@
         <w:tc>
           <w:tcPr>
             <w:tcW w:type="dxa" w:w="490"/>
-          </w:tcPr>
-          <w:p>
-            <w:pPr>
-              <w:spacing w:before="0" w:after="0" w:line="252" w:lineRule="auto"/>
-            </w:pPr>
-            <w:r>
-              <w:rPr>
-                <w:rFonts w:ascii="맑은 고딕" w:hAnsi="맑은 고딕" w:eastAsia="맑은 고딕"/>
-                <w:b w:val="0"/>
-                <w:color w:val="13203F"/>
+            <w:shd w:val="clear" w:color="auto" w:fill="FDE8E8"/>
+          </w:tcPr>
+          <w:p>
+            <w:pPr>
+              <w:spacing w:before="0" w:after="0" w:line="252" w:lineRule="auto"/>
+              <w:jc w:val="center"/>
+            </w:pPr>
+            <w:r>
+              <w:rPr>
+                <w:rFonts w:ascii="맑은 고딕" w:hAnsi="맑은 고딕" w:eastAsia="맑은 고딕"/>
+                <w:b/>
+                <w:color w:val="A12020"/>
                 <w:sz w:val="16"/>
               </w:rPr>
               <w:t>조정</w:t>
@@ -12978,16 +13151,18 @@
         <w:tc>
           <w:tcPr>
             <w:tcW w:type="dxa" w:w="490"/>
-          </w:tcPr>
-          <w:p>
-            <w:pPr>
-              <w:spacing w:before="0" w:after="0" w:line="252" w:lineRule="auto"/>
-            </w:pPr>
-            <w:r>
-              <w:rPr>
-                <w:rFonts w:ascii="맑은 고딕" w:hAnsi="맑은 고딕" w:eastAsia="맑은 고딕"/>
-                <w:b w:val="0"/>
-                <w:color w:val="13203F"/>
+            <w:shd w:val="clear" w:color="auto" w:fill="D9F0F2"/>
+          </w:tcPr>
+          <w:p>
+            <w:pPr>
+              <w:spacing w:before="0" w:after="0" w:line="252" w:lineRule="auto"/>
+              <w:jc w:val="center"/>
+            </w:pPr>
+            <w:r>
+              <w:rPr>
+                <w:rFonts w:ascii="맑은 고딕" w:hAnsi="맑은 고딕" w:eastAsia="맑은 고딕"/>
+                <w:b/>
+                <w:color w:val="0090A0"/>
                 <w:sz w:val="16"/>
               </w:rPr>
               <w:t>적합</w:t>
@@ -13101,16 +13276,18 @@
         <w:tc>
           <w:tcPr>
             <w:tcW w:type="dxa" w:w="490"/>
-          </w:tcPr>
-          <w:p>
-            <w:pPr>
-              <w:spacing w:before="0" w:after="0" w:line="252" w:lineRule="auto"/>
-            </w:pPr>
-            <w:r>
-              <w:rPr>
-                <w:rFonts w:ascii="맑은 고딕" w:hAnsi="맑은 고딕" w:eastAsia="맑은 고딕"/>
-                <w:b w:val="0"/>
-                <w:color w:val="13203F"/>
+            <w:shd w:val="clear" w:color="auto" w:fill="D9F0F2"/>
+          </w:tcPr>
+          <w:p>
+            <w:pPr>
+              <w:spacing w:before="0" w:after="0" w:line="252" w:lineRule="auto"/>
+              <w:jc w:val="center"/>
+            </w:pPr>
+            <w:r>
+              <w:rPr>
+                <w:rFonts w:ascii="맑은 고딕" w:hAnsi="맑은 고딕" w:eastAsia="맑은 고딕"/>
+                <w:b/>
+                <w:color w:val="0090A0"/>
                 <w:sz w:val="16"/>
               </w:rPr>
               <w:t>적합</w:t>
@@ -13224,16 +13401,18 @@
         <w:tc>
           <w:tcPr>
             <w:tcW w:type="dxa" w:w="490"/>
-          </w:tcPr>
-          <w:p>
-            <w:pPr>
-              <w:spacing w:before="0" w:after="0" w:line="252" w:lineRule="auto"/>
-            </w:pPr>
-            <w:r>
-              <w:rPr>
-                <w:rFonts w:ascii="맑은 고딕" w:hAnsi="맑은 고딕" w:eastAsia="맑은 고딕"/>
-                <w:b w:val="0"/>
-                <w:color w:val="13203F"/>
+            <w:shd w:val="clear" w:color="auto" w:fill="D9F0F2"/>
+          </w:tcPr>
+          <w:p>
+            <w:pPr>
+              <w:spacing w:before="0" w:after="0" w:line="252" w:lineRule="auto"/>
+              <w:jc w:val="center"/>
+            </w:pPr>
+            <w:r>
+              <w:rPr>
+                <w:rFonts w:ascii="맑은 고딕" w:hAnsi="맑은 고딕" w:eastAsia="맑은 고딕"/>
+                <w:b/>
+                <w:color w:val="0090A0"/>
                 <w:sz w:val="16"/>
               </w:rPr>
               <w:t>적합</w:t>
@@ -13406,16 +13585,18 @@
         <w:tc>
           <w:tcPr>
             <w:tcW w:type="dxa" w:w="490"/>
-          </w:tcPr>
-          <w:p>
-            <w:pPr>
-              <w:spacing w:before="0" w:after="0" w:line="252" w:lineRule="auto"/>
-            </w:pPr>
-            <w:r>
-              <w:rPr>
-                <w:rFonts w:ascii="맑은 고딕" w:hAnsi="맑은 고딕" w:eastAsia="맑은 고딕"/>
-                <w:b w:val="0"/>
-                <w:color w:val="13203F"/>
+            <w:shd w:val="clear" w:color="auto" w:fill="D9F0F2"/>
+          </w:tcPr>
+          <w:p>
+            <w:pPr>
+              <w:spacing w:before="0" w:after="0" w:line="252" w:lineRule="auto"/>
+              <w:jc w:val="center"/>
+            </w:pPr>
+            <w:r>
+              <w:rPr>
+                <w:rFonts w:ascii="맑은 고딕" w:hAnsi="맑은 고딕" w:eastAsia="맑은 고딕"/>
+                <w:b/>
+                <w:color w:val="0090A0"/>
                 <w:sz w:val="16"/>
               </w:rPr>
               <w:t>적합</w:t>
@@ -13529,16 +13710,18 @@
         <w:tc>
           <w:tcPr>
             <w:tcW w:type="dxa" w:w="490"/>
-          </w:tcPr>
-          <w:p>
-            <w:pPr>
-              <w:spacing w:before="0" w:after="0" w:line="252" w:lineRule="auto"/>
-            </w:pPr>
-            <w:r>
-              <w:rPr>
-                <w:rFonts w:ascii="맑은 고딕" w:hAnsi="맑은 고딕" w:eastAsia="맑은 고딕"/>
-                <w:b w:val="0"/>
-                <w:color w:val="13203F"/>
+            <w:shd w:val="clear" w:color="auto" w:fill="FFF1E2"/>
+          </w:tcPr>
+          <w:p>
+            <w:pPr>
+              <w:spacing w:before="0" w:after="0" w:line="252" w:lineRule="auto"/>
+              <w:jc w:val="center"/>
+            </w:pPr>
+            <w:r>
+              <w:rPr>
+                <w:rFonts w:ascii="맑은 고딕" w:hAnsi="맑은 고딕" w:eastAsia="맑은 고딕"/>
+                <w:b/>
+                <w:color w:val="9A4A00"/>
                 <w:sz w:val="16"/>
               </w:rPr>
               <w:t>확인</w:t>
@@ -13575,6 +13758,7 @@
           </w:tcPr>
           <w:p>
             <w:pPr>
+              <w:keepNext/>
               <w:spacing w:before="0" w:after="0" w:line="252" w:lineRule="auto"/>
             </w:pPr>
             <w:r>
@@ -13594,6 +13778,7 @@
           </w:tcPr>
           <w:p>
             <w:pPr>
+              <w:keepNext/>
               <w:spacing w:before="0" w:after="0" w:line="252" w:lineRule="auto"/>
             </w:pPr>
           </w:p>
@@ -13604,6 +13789,7 @@
           </w:tcPr>
           <w:p>
             <w:pPr>
+              <w:keepNext/>
               <w:spacing w:before="0" w:after="0" w:line="252" w:lineRule="auto"/>
               <w:jc w:val="center"/>
             </w:pPr>
@@ -13624,6 +13810,7 @@
           </w:tcPr>
           <w:p>
             <w:pPr>
+              <w:keepNext/>
               <w:spacing w:before="0" w:after="0" w:line="252" w:lineRule="auto"/>
               <w:jc w:val="right"/>
             </w:pPr>
@@ -13644,6 +13831,7 @@
           </w:tcPr>
           <w:p>
             <w:pPr>
+              <w:keepNext/>
               <w:spacing w:before="0" w:after="0" w:line="252" w:lineRule="auto"/>
               <w:jc w:val="right"/>
             </w:pPr>
@@ -13661,16 +13849,19 @@
         <w:tc>
           <w:tcPr>
             <w:tcW w:type="dxa" w:w="490"/>
-          </w:tcPr>
-          <w:p>
-            <w:pPr>
-              <w:spacing w:before="0" w:after="0" w:line="252" w:lineRule="auto"/>
-            </w:pPr>
-            <w:r>
-              <w:rPr>
-                <w:rFonts w:ascii="맑은 고딕" w:hAnsi="맑은 고딕" w:eastAsia="맑은 고딕"/>
-                <w:b w:val="0"/>
-                <w:color w:val="13203F"/>
+            <w:shd w:val="clear" w:color="auto" w:fill="D9F0F2"/>
+          </w:tcPr>
+          <w:p>
+            <w:pPr>
+              <w:keepNext/>
+              <w:spacing w:before="0" w:after="0" w:line="252" w:lineRule="auto"/>
+              <w:jc w:val="center"/>
+            </w:pPr>
+            <w:r>
+              <w:rPr>
+                <w:rFonts w:ascii="맑은 고딕" w:hAnsi="맑은 고딕" w:eastAsia="맑은 고딕"/>
+                <w:b/>
+                <w:color w:val="0090A0"/>
                 <w:sz w:val="16"/>
               </w:rPr>
               <w:t>적합</w:t>
@@ -13683,6 +13874,7 @@
           </w:tcPr>
           <w:p>
             <w:pPr>
+              <w:keepNext/>
               <w:spacing w:before="0" w:after="0" w:line="252" w:lineRule="auto"/>
             </w:pPr>
           </w:p>
@@ -13698,6 +13890,7 @@
           </w:tcPr>
           <w:p>
             <w:pPr>
+              <w:keepNext/>
               <w:spacing w:before="0" w:after="0" w:line="252" w:lineRule="auto"/>
             </w:pPr>
             <w:r>
@@ -13717,6 +13910,7 @@
           </w:tcPr>
           <w:p>
             <w:pPr>
+              <w:keepNext/>
               <w:spacing w:before="0" w:after="0" w:line="252" w:lineRule="auto"/>
             </w:pPr>
           </w:p>
@@ -13727,6 +13921,7 @@
           </w:tcPr>
           <w:p>
             <w:pPr>
+              <w:keepNext/>
               <w:spacing w:before="0" w:after="0" w:line="252" w:lineRule="auto"/>
               <w:jc w:val="center"/>
             </w:pPr>
@@ -13747,6 +13942,7 @@
           </w:tcPr>
           <w:p>
             <w:pPr>
+              <w:keepNext/>
               <w:spacing w:before="0" w:after="0" w:line="252" w:lineRule="auto"/>
               <w:jc w:val="right"/>
             </w:pPr>
@@ -13767,6 +13963,7 @@
           </w:tcPr>
           <w:p>
             <w:pPr>
+              <w:keepNext/>
               <w:spacing w:before="0" w:after="0" w:line="252" w:lineRule="auto"/>
               <w:jc w:val="right"/>
             </w:pPr>
@@ -13784,16 +13981,19 @@
         <w:tc>
           <w:tcPr>
             <w:tcW w:type="dxa" w:w="490"/>
-          </w:tcPr>
-          <w:p>
-            <w:pPr>
-              <w:spacing w:before="0" w:after="0" w:line="252" w:lineRule="auto"/>
-            </w:pPr>
-            <w:r>
-              <w:rPr>
-                <w:rFonts w:ascii="맑은 고딕" w:hAnsi="맑은 고딕" w:eastAsia="맑은 고딕"/>
-                <w:b w:val="0"/>
-                <w:color w:val="13203F"/>
+            <w:shd w:val="clear" w:color="auto" w:fill="FDE8E8"/>
+          </w:tcPr>
+          <w:p>
+            <w:pPr>
+              <w:keepNext/>
+              <w:spacing w:before="0" w:after="0" w:line="252" w:lineRule="auto"/>
+              <w:jc w:val="center"/>
+            </w:pPr>
+            <w:r>
+              <w:rPr>
+                <w:rFonts w:ascii="맑은 고딕" w:hAnsi="맑은 고딕" w:eastAsia="맑은 고딕"/>
+                <w:b/>
+                <w:color w:val="A12020"/>
                 <w:sz w:val="16"/>
               </w:rPr>
               <w:t>조정</w:t>
@@ -13806,6 +14006,7 @@
           </w:tcPr>
           <w:p>
             <w:pPr>
+              <w:keepNext/>
               <w:spacing w:before="0" w:after="0" w:line="252" w:lineRule="auto"/>
             </w:pPr>
             <w:r>
@@ -13832,6 +14033,7 @@
           </w:tcPr>
           <w:p>
             <w:pPr>
+              <w:keepNext/>
               <w:spacing w:before="0" w:after="0" w:line="252" w:lineRule="auto"/>
             </w:pPr>
             <w:r>
@@ -13852,6 +14054,7 @@
           </w:tcPr>
           <w:p>
             <w:pPr>
+              <w:keepNext/>
               <w:spacing w:before="0" w:after="0" w:line="252" w:lineRule="auto"/>
               <w:jc w:val="right"/>
             </w:pPr>
@@ -13874,6 +14077,7 @@
           </w:tcPr>
           <w:p>
             <w:pPr>
+              <w:keepNext/>
               <w:spacing w:before="0" w:after="0" w:line="252" w:lineRule="auto"/>
             </w:pPr>
           </w:p>
@@ -14171,6 +14375,7 @@
           </w:tcPr>
           <w:p>
             <w:pPr>
+              <w:keepNext/>
               <w:spacing w:before="0" w:after="0" w:line="252" w:lineRule="auto"/>
             </w:pPr>
             <w:r>
@@ -14190,6 +14395,7 @@
           </w:tcPr>
           <w:p>
             <w:pPr>
+              <w:keepNext/>
               <w:spacing w:before="0" w:after="0" w:line="252" w:lineRule="auto"/>
             </w:pPr>
             <w:r>
@@ -14214,6 +14420,7 @@
           </w:tcPr>
           <w:p>
             <w:pPr>
+              <w:keepNext/>
               <w:spacing w:before="0" w:after="0" w:line="252" w:lineRule="auto"/>
             </w:pPr>
             <w:r>
@@ -14233,6 +14440,7 @@
           </w:tcPr>
           <w:p>
             <w:pPr>
+              <w:keepNext/>
               <w:spacing w:before="0" w:after="0" w:line="252" w:lineRule="auto"/>
             </w:pPr>
             <w:r>
@@ -14257,6 +14465,7 @@
           </w:tcPr>
           <w:p>
             <w:pPr>
+              <w:keepNext/>
               <w:spacing w:before="0" w:after="0" w:line="252" w:lineRule="auto"/>
             </w:pPr>
             <w:r>
@@ -14276,6 +14485,7 @@
           </w:tcPr>
           <w:p>
             <w:pPr>
+              <w:keepNext/>
               <w:spacing w:before="0" w:after="0" w:line="252" w:lineRule="auto"/>
             </w:pPr>
             <w:r>
@@ -14698,16 +14908,18 @@
         <w:tc>
           <w:tcPr>
             <w:tcW w:type="dxa" w:w="490"/>
-          </w:tcPr>
-          <w:p>
-            <w:pPr>
-              <w:spacing w:before="0" w:after="0" w:line="252" w:lineRule="auto"/>
-            </w:pPr>
-            <w:r>
-              <w:rPr>
-                <w:rFonts w:ascii="맑은 고딕" w:hAnsi="맑은 고딕" w:eastAsia="맑은 고딕"/>
-                <w:b w:val="0"/>
-                <w:color w:val="13203F"/>
+            <w:shd w:val="clear" w:color="auto" w:fill="D9F0F2"/>
+          </w:tcPr>
+          <w:p>
+            <w:pPr>
+              <w:spacing w:before="0" w:after="0" w:line="252" w:lineRule="auto"/>
+              <w:jc w:val="center"/>
+            </w:pPr>
+            <w:r>
+              <w:rPr>
+                <w:rFonts w:ascii="맑은 고딕" w:hAnsi="맑은 고딕" w:eastAsia="맑은 고딕"/>
+                <w:b/>
+                <w:color w:val="0090A0"/>
                 <w:sz w:val="16"/>
               </w:rPr>
               <w:t>적합</w:t>
@@ -14830,16 +15042,18 @@
         <w:tc>
           <w:tcPr>
             <w:tcW w:type="dxa" w:w="490"/>
-          </w:tcPr>
-          <w:p>
-            <w:pPr>
-              <w:spacing w:before="0" w:after="0" w:line="252" w:lineRule="auto"/>
-            </w:pPr>
-            <w:r>
-              <w:rPr>
-                <w:rFonts w:ascii="맑은 고딕" w:hAnsi="맑은 고딕" w:eastAsia="맑은 고딕"/>
-                <w:b w:val="0"/>
-                <w:color w:val="13203F"/>
+            <w:shd w:val="clear" w:color="auto" w:fill="FFF1E2"/>
+          </w:tcPr>
+          <w:p>
+            <w:pPr>
+              <w:spacing w:before="0" w:after="0" w:line="252" w:lineRule="auto"/>
+              <w:jc w:val="center"/>
+            </w:pPr>
+            <w:r>
+              <w:rPr>
+                <w:rFonts w:ascii="맑은 고딕" w:hAnsi="맑은 고딕" w:eastAsia="맑은 고딕"/>
+                <w:b/>
+                <w:color w:val="9A4A00"/>
                 <w:sz w:val="16"/>
               </w:rPr>
               <w:t>확인</w:t>
@@ -14971,16 +15185,18 @@
         <w:tc>
           <w:tcPr>
             <w:tcW w:type="dxa" w:w="490"/>
-          </w:tcPr>
-          <w:p>
-            <w:pPr>
-              <w:spacing w:before="0" w:after="0" w:line="252" w:lineRule="auto"/>
-            </w:pPr>
-            <w:r>
-              <w:rPr>
-                <w:rFonts w:ascii="맑은 고딕" w:hAnsi="맑은 고딕" w:eastAsia="맑은 고딕"/>
-                <w:b w:val="0"/>
-                <w:color w:val="13203F"/>
+            <w:shd w:val="clear" w:color="auto" w:fill="FFF1E2"/>
+          </w:tcPr>
+          <w:p>
+            <w:pPr>
+              <w:spacing w:before="0" w:after="0" w:line="252" w:lineRule="auto"/>
+              <w:jc w:val="center"/>
+            </w:pPr>
+            <w:r>
+              <w:rPr>
+                <w:rFonts w:ascii="맑은 고딕" w:hAnsi="맑은 고딕" w:eastAsia="맑은 고딕"/>
+                <w:b/>
+                <w:color w:val="9A4A00"/>
                 <w:sz w:val="16"/>
               </w:rPr>
               <w:t>확인</w:t>
@@ -15112,16 +15328,18 @@
         <w:tc>
           <w:tcPr>
             <w:tcW w:type="dxa" w:w="490"/>
-          </w:tcPr>
-          <w:p>
-            <w:pPr>
-              <w:spacing w:before="0" w:after="0" w:line="252" w:lineRule="auto"/>
-            </w:pPr>
-            <w:r>
-              <w:rPr>
-                <w:rFonts w:ascii="맑은 고딕" w:hAnsi="맑은 고딕" w:eastAsia="맑은 고딕"/>
-                <w:b w:val="0"/>
-                <w:color w:val="13203F"/>
+            <w:shd w:val="clear" w:color="auto" w:fill="FFF1E2"/>
+          </w:tcPr>
+          <w:p>
+            <w:pPr>
+              <w:spacing w:before="0" w:after="0" w:line="252" w:lineRule="auto"/>
+              <w:jc w:val="center"/>
+            </w:pPr>
+            <w:r>
+              <w:rPr>
+                <w:rFonts w:ascii="맑은 고딕" w:hAnsi="맑은 고딕" w:eastAsia="맑은 고딕"/>
+                <w:b/>
+                <w:color w:val="9A4A00"/>
                 <w:sz w:val="16"/>
               </w:rPr>
               <w:t>확인</w:t>
@@ -15253,16 +15471,18 @@
         <w:tc>
           <w:tcPr>
             <w:tcW w:type="dxa" w:w="490"/>
-          </w:tcPr>
-          <w:p>
-            <w:pPr>
-              <w:spacing w:before="0" w:after="0" w:line="252" w:lineRule="auto"/>
-            </w:pPr>
-            <w:r>
-              <w:rPr>
-                <w:rFonts w:ascii="맑은 고딕" w:hAnsi="맑은 고딕" w:eastAsia="맑은 고딕"/>
-                <w:b w:val="0"/>
-                <w:color w:val="13203F"/>
+            <w:shd w:val="clear" w:color="auto" w:fill="FFF1E2"/>
+          </w:tcPr>
+          <w:p>
+            <w:pPr>
+              <w:spacing w:before="0" w:after="0" w:line="252" w:lineRule="auto"/>
+              <w:jc w:val="center"/>
+            </w:pPr>
+            <w:r>
+              <w:rPr>
+                <w:rFonts w:ascii="맑은 고딕" w:hAnsi="맑은 고딕" w:eastAsia="맑은 고딕"/>
+                <w:b/>
+                <w:color w:val="9A4A00"/>
                 <w:sz w:val="16"/>
               </w:rPr>
               <w:t>확인</w:t>
@@ -15394,16 +15614,18 @@
         <w:tc>
           <w:tcPr>
             <w:tcW w:type="dxa" w:w="490"/>
-          </w:tcPr>
-          <w:p>
-            <w:pPr>
-              <w:spacing w:before="0" w:after="0" w:line="252" w:lineRule="auto"/>
-            </w:pPr>
-            <w:r>
-              <w:rPr>
-                <w:rFonts w:ascii="맑은 고딕" w:hAnsi="맑은 고딕" w:eastAsia="맑은 고딕"/>
-                <w:b w:val="0"/>
-                <w:color w:val="13203F"/>
+            <w:shd w:val="clear" w:color="auto" w:fill="FFF1E2"/>
+          </w:tcPr>
+          <w:p>
+            <w:pPr>
+              <w:spacing w:before="0" w:after="0" w:line="252" w:lineRule="auto"/>
+              <w:jc w:val="center"/>
+            </w:pPr>
+            <w:r>
+              <w:rPr>
+                <w:rFonts w:ascii="맑은 고딕" w:hAnsi="맑은 고딕" w:eastAsia="맑은 고딕"/>
+                <w:b/>
+                <w:color w:val="9A4A00"/>
                 <w:sz w:val="16"/>
               </w:rPr>
               <w:t>확인</w:t>
@@ -15526,16 +15748,18 @@
         <w:tc>
           <w:tcPr>
             <w:tcW w:type="dxa" w:w="490"/>
-          </w:tcPr>
-          <w:p>
-            <w:pPr>
-              <w:spacing w:before="0" w:after="0" w:line="252" w:lineRule="auto"/>
-            </w:pPr>
-            <w:r>
-              <w:rPr>
-                <w:rFonts w:ascii="맑은 고딕" w:hAnsi="맑은 고딕" w:eastAsia="맑은 고딕"/>
-                <w:b w:val="0"/>
-                <w:color w:val="13203F"/>
+            <w:shd w:val="clear" w:color="auto" w:fill="D9F0F2"/>
+          </w:tcPr>
+          <w:p>
+            <w:pPr>
+              <w:spacing w:before="0" w:after="0" w:line="252" w:lineRule="auto"/>
+              <w:jc w:val="center"/>
+            </w:pPr>
+            <w:r>
+              <w:rPr>
+                <w:rFonts w:ascii="맑은 고딕" w:hAnsi="맑은 고딕" w:eastAsia="맑은 고딕"/>
+                <w:b/>
+                <w:color w:val="0090A0"/>
                 <w:sz w:val="16"/>
               </w:rPr>
               <w:t>적합</w:t>
@@ -15658,16 +15882,18 @@
         <w:tc>
           <w:tcPr>
             <w:tcW w:type="dxa" w:w="490"/>
-          </w:tcPr>
-          <w:p>
-            <w:pPr>
-              <w:spacing w:before="0" w:after="0" w:line="252" w:lineRule="auto"/>
-            </w:pPr>
-            <w:r>
-              <w:rPr>
-                <w:rFonts w:ascii="맑은 고딕" w:hAnsi="맑은 고딕" w:eastAsia="맑은 고딕"/>
-                <w:b w:val="0"/>
-                <w:color w:val="13203F"/>
+            <w:shd w:val="clear" w:color="auto" w:fill="D9F0F2"/>
+          </w:tcPr>
+          <w:p>
+            <w:pPr>
+              <w:spacing w:before="0" w:after="0" w:line="252" w:lineRule="auto"/>
+              <w:jc w:val="center"/>
+            </w:pPr>
+            <w:r>
+              <w:rPr>
+                <w:rFonts w:ascii="맑은 고딕" w:hAnsi="맑은 고딕" w:eastAsia="맑은 고딕"/>
+                <w:b/>
+                <w:color w:val="0090A0"/>
                 <w:sz w:val="16"/>
               </w:rPr>
               <w:t>적합</w:t>
@@ -15799,16 +16025,18 @@
         <w:tc>
           <w:tcPr>
             <w:tcW w:type="dxa" w:w="490"/>
-          </w:tcPr>
-          <w:p>
-            <w:pPr>
-              <w:spacing w:before="0" w:after="0" w:line="252" w:lineRule="auto"/>
-            </w:pPr>
-            <w:r>
-              <w:rPr>
-                <w:rFonts w:ascii="맑은 고딕" w:hAnsi="맑은 고딕" w:eastAsia="맑은 고딕"/>
-                <w:b w:val="0"/>
-                <w:color w:val="13203F"/>
+            <w:shd w:val="clear" w:color="auto" w:fill="FDE8E8"/>
+          </w:tcPr>
+          <w:p>
+            <w:pPr>
+              <w:spacing w:before="0" w:after="0" w:line="252" w:lineRule="auto"/>
+              <w:jc w:val="center"/>
+            </w:pPr>
+            <w:r>
+              <w:rPr>
+                <w:rFonts w:ascii="맑은 고딕" w:hAnsi="맑은 고딕" w:eastAsia="맑은 고딕"/>
+                <w:b/>
+                <w:color w:val="A12020"/>
                 <w:sz w:val="16"/>
               </w:rPr>
               <w:t>조정</w:t>
@@ -15931,16 +16159,18 @@
         <w:tc>
           <w:tcPr>
             <w:tcW w:type="dxa" w:w="490"/>
-          </w:tcPr>
-          <w:p>
-            <w:pPr>
-              <w:spacing w:before="0" w:after="0" w:line="252" w:lineRule="auto"/>
-            </w:pPr>
-            <w:r>
-              <w:rPr>
-                <w:rFonts w:ascii="맑은 고딕" w:hAnsi="맑은 고딕" w:eastAsia="맑은 고딕"/>
-                <w:b w:val="0"/>
-                <w:color w:val="13203F"/>
+            <w:shd w:val="clear" w:color="auto" w:fill="FDE8E8"/>
+          </w:tcPr>
+          <w:p>
+            <w:pPr>
+              <w:spacing w:before="0" w:after="0" w:line="252" w:lineRule="auto"/>
+              <w:jc w:val="center"/>
+            </w:pPr>
+            <w:r>
+              <w:rPr>
+                <w:rFonts w:ascii="맑은 고딕" w:hAnsi="맑은 고딕" w:eastAsia="맑은 고딕"/>
+                <w:b/>
+                <w:color w:val="A12020"/>
                 <w:sz w:val="16"/>
               </w:rPr>
               <w:t>조정</w:t>
@@ -16063,16 +16293,18 @@
         <w:tc>
           <w:tcPr>
             <w:tcW w:type="dxa" w:w="490"/>
-          </w:tcPr>
-          <w:p>
-            <w:pPr>
-              <w:spacing w:before="0" w:after="0" w:line="252" w:lineRule="auto"/>
-            </w:pPr>
-            <w:r>
-              <w:rPr>
-                <w:rFonts w:ascii="맑은 고딕" w:hAnsi="맑은 고딕" w:eastAsia="맑은 고딕"/>
-                <w:b w:val="0"/>
-                <w:color w:val="13203F"/>
+            <w:shd w:val="clear" w:color="auto" w:fill="D9F0F2"/>
+          </w:tcPr>
+          <w:p>
+            <w:pPr>
+              <w:spacing w:before="0" w:after="0" w:line="252" w:lineRule="auto"/>
+              <w:jc w:val="center"/>
+            </w:pPr>
+            <w:r>
+              <w:rPr>
+                <w:rFonts w:ascii="맑은 고딕" w:hAnsi="맑은 고딕" w:eastAsia="맑은 고딕"/>
+                <w:b/>
+                <w:color w:val="0090A0"/>
                 <w:sz w:val="16"/>
               </w:rPr>
               <w:t>적합</w:t>
@@ -16186,16 +16418,18 @@
         <w:tc>
           <w:tcPr>
             <w:tcW w:type="dxa" w:w="490"/>
-          </w:tcPr>
-          <w:p>
-            <w:pPr>
-              <w:spacing w:before="0" w:after="0" w:line="252" w:lineRule="auto"/>
-            </w:pPr>
-            <w:r>
-              <w:rPr>
-                <w:rFonts w:ascii="맑은 고딕" w:hAnsi="맑은 고딕" w:eastAsia="맑은 고딕"/>
-                <w:b w:val="0"/>
-                <w:color w:val="13203F"/>
+            <w:shd w:val="clear" w:color="auto" w:fill="D9F0F2"/>
+          </w:tcPr>
+          <w:p>
+            <w:pPr>
+              <w:spacing w:before="0" w:after="0" w:line="252" w:lineRule="auto"/>
+              <w:jc w:val="center"/>
+            </w:pPr>
+            <w:r>
+              <w:rPr>
+                <w:rFonts w:ascii="맑은 고딕" w:hAnsi="맑은 고딕" w:eastAsia="맑은 고딕"/>
+                <w:b/>
+                <w:color w:val="0090A0"/>
                 <w:sz w:val="16"/>
               </w:rPr>
               <w:t>적합</w:t>
@@ -16318,16 +16552,18 @@
         <w:tc>
           <w:tcPr>
             <w:tcW w:type="dxa" w:w="490"/>
-          </w:tcPr>
-          <w:p>
-            <w:pPr>
-              <w:spacing w:before="0" w:after="0" w:line="252" w:lineRule="auto"/>
-            </w:pPr>
-            <w:r>
-              <w:rPr>
-                <w:rFonts w:ascii="맑은 고딕" w:hAnsi="맑은 고딕" w:eastAsia="맑은 고딕"/>
-                <w:b w:val="0"/>
-                <w:color w:val="13203F"/>
+            <w:shd w:val="clear" w:color="auto" w:fill="FFF1E2"/>
+          </w:tcPr>
+          <w:p>
+            <w:pPr>
+              <w:spacing w:before="0" w:after="0" w:line="252" w:lineRule="auto"/>
+              <w:jc w:val="center"/>
+            </w:pPr>
+            <w:r>
+              <w:rPr>
+                <w:rFonts w:ascii="맑은 고딕" w:hAnsi="맑은 고딕" w:eastAsia="맑은 고딕"/>
+                <w:b/>
+                <w:color w:val="9A4A00"/>
                 <w:sz w:val="16"/>
               </w:rPr>
               <w:t>확인</w:t>
@@ -16450,16 +16686,18 @@
         <w:tc>
           <w:tcPr>
             <w:tcW w:type="dxa" w:w="490"/>
-          </w:tcPr>
-          <w:p>
-            <w:pPr>
-              <w:spacing w:before="0" w:after="0" w:line="252" w:lineRule="auto"/>
-            </w:pPr>
-            <w:r>
-              <w:rPr>
-                <w:rFonts w:ascii="맑은 고딕" w:hAnsi="맑은 고딕" w:eastAsia="맑은 고딕"/>
-                <w:b w:val="0"/>
-                <w:color w:val="13203F"/>
+            <w:shd w:val="clear" w:color="auto" w:fill="D9F0F2"/>
+          </w:tcPr>
+          <w:p>
+            <w:pPr>
+              <w:spacing w:before="0" w:after="0" w:line="252" w:lineRule="auto"/>
+              <w:jc w:val="center"/>
+            </w:pPr>
+            <w:r>
+              <w:rPr>
+                <w:rFonts w:ascii="맑은 고딕" w:hAnsi="맑은 고딕" w:eastAsia="맑은 고딕"/>
+                <w:b/>
+                <w:color w:val="0090A0"/>
                 <w:sz w:val="16"/>
               </w:rPr>
               <w:t>적합</w:t>
@@ -16591,16 +16829,18 @@
         <w:tc>
           <w:tcPr>
             <w:tcW w:type="dxa" w:w="490"/>
-          </w:tcPr>
-          <w:p>
-            <w:pPr>
-              <w:spacing w:before="0" w:after="0" w:line="252" w:lineRule="auto"/>
-            </w:pPr>
-            <w:r>
-              <w:rPr>
-                <w:rFonts w:ascii="맑은 고딕" w:hAnsi="맑은 고딕" w:eastAsia="맑은 고딕"/>
-                <w:b w:val="0"/>
-                <w:color w:val="13203F"/>
+            <w:shd w:val="clear" w:color="auto" w:fill="FFF1E2"/>
+          </w:tcPr>
+          <w:p>
+            <w:pPr>
+              <w:spacing w:before="0" w:after="0" w:line="252" w:lineRule="auto"/>
+              <w:jc w:val="center"/>
+            </w:pPr>
+            <w:r>
+              <w:rPr>
+                <w:rFonts w:ascii="맑은 고딕" w:hAnsi="맑은 고딕" w:eastAsia="맑은 고딕"/>
+                <w:b/>
+                <w:color w:val="9A4A00"/>
                 <w:sz w:val="16"/>
               </w:rPr>
               <w:t>확인</w:t>
@@ -16723,16 +16963,18 @@
         <w:tc>
           <w:tcPr>
             <w:tcW w:type="dxa" w:w="490"/>
-          </w:tcPr>
-          <w:p>
-            <w:pPr>
-              <w:spacing w:before="0" w:after="0" w:line="252" w:lineRule="auto"/>
-            </w:pPr>
-            <w:r>
-              <w:rPr>
-                <w:rFonts w:ascii="맑은 고딕" w:hAnsi="맑은 고딕" w:eastAsia="맑은 고딕"/>
-                <w:b w:val="0"/>
-                <w:color w:val="13203F"/>
+            <w:shd w:val="clear" w:color="auto" w:fill="D9F0F2"/>
+          </w:tcPr>
+          <w:p>
+            <w:pPr>
+              <w:spacing w:before="0" w:after="0" w:line="252" w:lineRule="auto"/>
+              <w:jc w:val="center"/>
+            </w:pPr>
+            <w:r>
+              <w:rPr>
+                <w:rFonts w:ascii="맑은 고딕" w:hAnsi="맑은 고딕" w:eastAsia="맑은 고딕"/>
+                <w:b/>
+                <w:color w:val="0090A0"/>
                 <w:sz w:val="16"/>
               </w:rPr>
               <w:t>적합</w:t>
@@ -16855,16 +17097,18 @@
         <w:tc>
           <w:tcPr>
             <w:tcW w:type="dxa" w:w="490"/>
-          </w:tcPr>
-          <w:p>
-            <w:pPr>
-              <w:spacing w:before="0" w:after="0" w:line="252" w:lineRule="auto"/>
-            </w:pPr>
-            <w:r>
-              <w:rPr>
-                <w:rFonts w:ascii="맑은 고딕" w:hAnsi="맑은 고딕" w:eastAsia="맑은 고딕"/>
-                <w:b w:val="0"/>
-                <w:color w:val="13203F"/>
+            <w:shd w:val="clear" w:color="auto" w:fill="FFF1E2"/>
+          </w:tcPr>
+          <w:p>
+            <w:pPr>
+              <w:spacing w:before="0" w:after="0" w:line="252" w:lineRule="auto"/>
+              <w:jc w:val="center"/>
+            </w:pPr>
+            <w:r>
+              <w:rPr>
+                <w:rFonts w:ascii="맑은 고딕" w:hAnsi="맑은 고딕" w:eastAsia="맑은 고딕"/>
+                <w:b/>
+                <w:color w:val="9A4A00"/>
                 <w:sz w:val="16"/>
               </w:rPr>
               <w:t>확인</w:t>
@@ -16996,16 +17240,18 @@
         <w:tc>
           <w:tcPr>
             <w:tcW w:type="dxa" w:w="490"/>
-          </w:tcPr>
-          <w:p>
-            <w:pPr>
-              <w:spacing w:before="0" w:after="0" w:line="252" w:lineRule="auto"/>
-            </w:pPr>
-            <w:r>
-              <w:rPr>
-                <w:rFonts w:ascii="맑은 고딕" w:hAnsi="맑은 고딕" w:eastAsia="맑은 고딕"/>
-                <w:b w:val="0"/>
-                <w:color w:val="13203F"/>
+            <w:shd w:val="clear" w:color="auto" w:fill="FFF1E2"/>
+          </w:tcPr>
+          <w:p>
+            <w:pPr>
+              <w:spacing w:before="0" w:after="0" w:line="252" w:lineRule="auto"/>
+              <w:jc w:val="center"/>
+            </w:pPr>
+            <w:r>
+              <w:rPr>
+                <w:rFonts w:ascii="맑은 고딕" w:hAnsi="맑은 고딕" w:eastAsia="맑은 고딕"/>
+                <w:b/>
+                <w:color w:val="9A4A00"/>
                 <w:sz w:val="16"/>
               </w:rPr>
               <w:t>확인</w:t>
@@ -17137,16 +17383,18 @@
         <w:tc>
           <w:tcPr>
             <w:tcW w:type="dxa" w:w="490"/>
-          </w:tcPr>
-          <w:p>
-            <w:pPr>
-              <w:spacing w:before="0" w:after="0" w:line="252" w:lineRule="auto"/>
-            </w:pPr>
-            <w:r>
-              <w:rPr>
-                <w:rFonts w:ascii="맑은 고딕" w:hAnsi="맑은 고딕" w:eastAsia="맑은 고딕"/>
-                <w:b w:val="0"/>
-                <w:color w:val="13203F"/>
+            <w:shd w:val="clear" w:color="auto" w:fill="FFF1E2"/>
+          </w:tcPr>
+          <w:p>
+            <w:pPr>
+              <w:spacing w:before="0" w:after="0" w:line="252" w:lineRule="auto"/>
+              <w:jc w:val="center"/>
+            </w:pPr>
+            <w:r>
+              <w:rPr>
+                <w:rFonts w:ascii="맑은 고딕" w:hAnsi="맑은 고딕" w:eastAsia="맑은 고딕"/>
+                <w:b/>
+                <w:color w:val="9A4A00"/>
                 <w:sz w:val="16"/>
               </w:rPr>
               <w:t>확인</w:t>
@@ -17337,16 +17585,18 @@
         <w:tc>
           <w:tcPr>
             <w:tcW w:type="dxa" w:w="490"/>
-          </w:tcPr>
-          <w:p>
-            <w:pPr>
-              <w:spacing w:before="0" w:after="0" w:line="252" w:lineRule="auto"/>
-            </w:pPr>
-            <w:r>
-              <w:rPr>
-                <w:rFonts w:ascii="맑은 고딕" w:hAnsi="맑은 고딕" w:eastAsia="맑은 고딕"/>
-                <w:b w:val="0"/>
-                <w:color w:val="13203F"/>
+            <w:shd w:val="clear" w:color="auto" w:fill="FFF1E2"/>
+          </w:tcPr>
+          <w:p>
+            <w:pPr>
+              <w:spacing w:before="0" w:after="0" w:line="252" w:lineRule="auto"/>
+              <w:jc w:val="center"/>
+            </w:pPr>
+            <w:r>
+              <w:rPr>
+                <w:rFonts w:ascii="맑은 고딕" w:hAnsi="맑은 고딕" w:eastAsia="맑은 고딕"/>
+                <w:b/>
+                <w:color w:val="9A4A00"/>
                 <w:sz w:val="16"/>
               </w:rPr>
               <w:t>확인</w:t>
@@ -17528,16 +17778,18 @@
         <w:tc>
           <w:tcPr>
             <w:tcW w:type="dxa" w:w="490"/>
-          </w:tcPr>
-          <w:p>
-            <w:pPr>
-              <w:spacing w:before="0" w:after="0" w:line="252" w:lineRule="auto"/>
-            </w:pPr>
-            <w:r>
-              <w:rPr>
-                <w:rFonts w:ascii="맑은 고딕" w:hAnsi="맑은 고딕" w:eastAsia="맑은 고딕"/>
-                <w:b w:val="0"/>
-                <w:color w:val="13203F"/>
+            <w:shd w:val="clear" w:color="auto" w:fill="FFF1E2"/>
+          </w:tcPr>
+          <w:p>
+            <w:pPr>
+              <w:spacing w:before="0" w:after="0" w:line="252" w:lineRule="auto"/>
+              <w:jc w:val="center"/>
+            </w:pPr>
+            <w:r>
+              <w:rPr>
+                <w:rFonts w:ascii="맑은 고딕" w:hAnsi="맑은 고딕" w:eastAsia="맑은 고딕"/>
+                <w:b/>
+                <w:color w:val="9A4A00"/>
                 <w:sz w:val="16"/>
               </w:rPr>
               <w:t>확인</w:t>
@@ -17660,16 +17912,18 @@
         <w:tc>
           <w:tcPr>
             <w:tcW w:type="dxa" w:w="490"/>
-          </w:tcPr>
-          <w:p>
-            <w:pPr>
-              <w:spacing w:before="0" w:after="0" w:line="252" w:lineRule="auto"/>
-            </w:pPr>
-            <w:r>
-              <w:rPr>
-                <w:rFonts w:ascii="맑은 고딕" w:hAnsi="맑은 고딕" w:eastAsia="맑은 고딕"/>
-                <w:b w:val="0"/>
-                <w:color w:val="13203F"/>
+            <w:shd w:val="clear" w:color="auto" w:fill="FDE8E8"/>
+          </w:tcPr>
+          <w:p>
+            <w:pPr>
+              <w:spacing w:before="0" w:after="0" w:line="252" w:lineRule="auto"/>
+              <w:jc w:val="center"/>
+            </w:pPr>
+            <w:r>
+              <w:rPr>
+                <w:rFonts w:ascii="맑은 고딕" w:hAnsi="맑은 고딕" w:eastAsia="맑은 고딕"/>
+                <w:b/>
+                <w:color w:val="A12020"/>
                 <w:sz w:val="16"/>
               </w:rPr>
               <w:t>조정</w:t>
@@ -17792,16 +18046,18 @@
         <w:tc>
           <w:tcPr>
             <w:tcW w:type="dxa" w:w="490"/>
-          </w:tcPr>
-          <w:p>
-            <w:pPr>
-              <w:spacing w:before="0" w:after="0" w:line="252" w:lineRule="auto"/>
-            </w:pPr>
-            <w:r>
-              <w:rPr>
-                <w:rFonts w:ascii="맑은 고딕" w:hAnsi="맑은 고딕" w:eastAsia="맑은 고딕"/>
-                <w:b w:val="0"/>
-                <w:color w:val="13203F"/>
+            <w:shd w:val="clear" w:color="auto" w:fill="D9F0F2"/>
+          </w:tcPr>
+          <w:p>
+            <w:pPr>
+              <w:spacing w:before="0" w:after="0" w:line="252" w:lineRule="auto"/>
+              <w:jc w:val="center"/>
+            </w:pPr>
+            <w:r>
+              <w:rPr>
+                <w:rFonts w:ascii="맑은 고딕" w:hAnsi="맑은 고딕" w:eastAsia="맑은 고딕"/>
+                <w:b/>
+                <w:color w:val="0090A0"/>
                 <w:sz w:val="16"/>
               </w:rPr>
               <w:t>적합</w:t>
@@ -17915,16 +18171,18 @@
         <w:tc>
           <w:tcPr>
             <w:tcW w:type="dxa" w:w="490"/>
-          </w:tcPr>
-          <w:p>
-            <w:pPr>
-              <w:spacing w:before="0" w:after="0" w:line="252" w:lineRule="auto"/>
-            </w:pPr>
-            <w:r>
-              <w:rPr>
-                <w:rFonts w:ascii="맑은 고딕" w:hAnsi="맑은 고딕" w:eastAsia="맑은 고딕"/>
-                <w:b w:val="0"/>
-                <w:color w:val="13203F"/>
+            <w:shd w:val="clear" w:color="auto" w:fill="D9F0F2"/>
+          </w:tcPr>
+          <w:p>
+            <w:pPr>
+              <w:spacing w:before="0" w:after="0" w:line="252" w:lineRule="auto"/>
+              <w:jc w:val="center"/>
+            </w:pPr>
+            <w:r>
+              <w:rPr>
+                <w:rFonts w:ascii="맑은 고딕" w:hAnsi="맑은 고딕" w:eastAsia="맑은 고딕"/>
+                <w:b/>
+                <w:color w:val="0090A0"/>
                 <w:sz w:val="16"/>
               </w:rPr>
               <w:t>적합</w:t>
@@ -18038,16 +18296,18 @@
         <w:tc>
           <w:tcPr>
             <w:tcW w:type="dxa" w:w="490"/>
-          </w:tcPr>
-          <w:p>
-            <w:pPr>
-              <w:spacing w:before="0" w:after="0" w:line="252" w:lineRule="auto"/>
-            </w:pPr>
-            <w:r>
-              <w:rPr>
-                <w:rFonts w:ascii="맑은 고딕" w:hAnsi="맑은 고딕" w:eastAsia="맑은 고딕"/>
-                <w:b w:val="0"/>
-                <w:color w:val="13203F"/>
+            <w:shd w:val="clear" w:color="auto" w:fill="D9F0F2"/>
+          </w:tcPr>
+          <w:p>
+            <w:pPr>
+              <w:spacing w:before="0" w:after="0" w:line="252" w:lineRule="auto"/>
+              <w:jc w:val="center"/>
+            </w:pPr>
+            <w:r>
+              <w:rPr>
+                <w:rFonts w:ascii="맑은 고딕" w:hAnsi="맑은 고딕" w:eastAsia="맑은 고딕"/>
+                <w:b/>
+                <w:color w:val="0090A0"/>
                 <w:sz w:val="16"/>
               </w:rPr>
               <w:t>적합</w:t>
@@ -18220,16 +18480,18 @@
         <w:tc>
           <w:tcPr>
             <w:tcW w:type="dxa" w:w="490"/>
-          </w:tcPr>
-          <w:p>
-            <w:pPr>
-              <w:spacing w:before="0" w:after="0" w:line="252" w:lineRule="auto"/>
-            </w:pPr>
-            <w:r>
-              <w:rPr>
-                <w:rFonts w:ascii="맑은 고딕" w:hAnsi="맑은 고딕" w:eastAsia="맑은 고딕"/>
-                <w:b w:val="0"/>
-                <w:color w:val="13203F"/>
+            <w:shd w:val="clear" w:color="auto" w:fill="D9F0F2"/>
+          </w:tcPr>
+          <w:p>
+            <w:pPr>
+              <w:spacing w:before="0" w:after="0" w:line="252" w:lineRule="auto"/>
+              <w:jc w:val="center"/>
+            </w:pPr>
+            <w:r>
+              <w:rPr>
+                <w:rFonts w:ascii="맑은 고딕" w:hAnsi="맑은 고딕" w:eastAsia="맑은 고딕"/>
+                <w:b/>
+                <w:color w:val="0090A0"/>
                 <w:sz w:val="16"/>
               </w:rPr>
               <w:t>적합</w:t>
@@ -18343,16 +18605,18 @@
         <w:tc>
           <w:tcPr>
             <w:tcW w:type="dxa" w:w="490"/>
-          </w:tcPr>
-          <w:p>
-            <w:pPr>
-              <w:spacing w:before="0" w:after="0" w:line="252" w:lineRule="auto"/>
-            </w:pPr>
-            <w:r>
-              <w:rPr>
-                <w:rFonts w:ascii="맑은 고딕" w:hAnsi="맑은 고딕" w:eastAsia="맑은 고딕"/>
-                <w:b w:val="0"/>
-                <w:color w:val="13203F"/>
+            <w:shd w:val="clear" w:color="auto" w:fill="FFF1E2"/>
+          </w:tcPr>
+          <w:p>
+            <w:pPr>
+              <w:spacing w:before="0" w:after="0" w:line="252" w:lineRule="auto"/>
+              <w:jc w:val="center"/>
+            </w:pPr>
+            <w:r>
+              <w:rPr>
+                <w:rFonts w:ascii="맑은 고딕" w:hAnsi="맑은 고딕" w:eastAsia="맑은 고딕"/>
+                <w:b/>
+                <w:color w:val="9A4A00"/>
                 <w:sz w:val="16"/>
               </w:rPr>
               <w:t>확인</w:t>
@@ -18389,6 +18653,7 @@
           </w:tcPr>
           <w:p>
             <w:pPr>
+              <w:keepNext/>
               <w:spacing w:before="0" w:after="0" w:line="252" w:lineRule="auto"/>
             </w:pPr>
             <w:r>
@@ -18408,6 +18673,7 @@
           </w:tcPr>
           <w:p>
             <w:pPr>
+              <w:keepNext/>
               <w:spacing w:before="0" w:after="0" w:line="252" w:lineRule="auto"/>
             </w:pPr>
           </w:p>
@@ -18418,6 +18684,7 @@
           </w:tcPr>
           <w:p>
             <w:pPr>
+              <w:keepNext/>
               <w:spacing w:before="0" w:after="0" w:line="252" w:lineRule="auto"/>
               <w:jc w:val="center"/>
             </w:pPr>
@@ -18438,6 +18705,7 @@
           </w:tcPr>
           <w:p>
             <w:pPr>
+              <w:keepNext/>
               <w:spacing w:before="0" w:after="0" w:line="252" w:lineRule="auto"/>
               <w:jc w:val="right"/>
             </w:pPr>
@@ -18458,6 +18726,7 @@
           </w:tcPr>
           <w:p>
             <w:pPr>
+              <w:keepNext/>
               <w:spacing w:before="0" w:after="0" w:line="252" w:lineRule="auto"/>
               <w:jc w:val="right"/>
             </w:pPr>
@@ -18475,16 +18744,19 @@
         <w:tc>
           <w:tcPr>
             <w:tcW w:type="dxa" w:w="490"/>
-          </w:tcPr>
-          <w:p>
-            <w:pPr>
-              <w:spacing w:before="0" w:after="0" w:line="252" w:lineRule="auto"/>
-            </w:pPr>
-            <w:r>
-              <w:rPr>
-                <w:rFonts w:ascii="맑은 고딕" w:hAnsi="맑은 고딕" w:eastAsia="맑은 고딕"/>
-                <w:b w:val="0"/>
-                <w:color w:val="13203F"/>
+            <w:shd w:val="clear" w:color="auto" w:fill="D9F0F2"/>
+          </w:tcPr>
+          <w:p>
+            <w:pPr>
+              <w:keepNext/>
+              <w:spacing w:before="0" w:after="0" w:line="252" w:lineRule="auto"/>
+              <w:jc w:val="center"/>
+            </w:pPr>
+            <w:r>
+              <w:rPr>
+                <w:rFonts w:ascii="맑은 고딕" w:hAnsi="맑은 고딕" w:eastAsia="맑은 고딕"/>
+                <w:b/>
+                <w:color w:val="0090A0"/>
                 <w:sz w:val="16"/>
               </w:rPr>
               <w:t>적합</w:t>
@@ -18497,6 +18769,7 @@
           </w:tcPr>
           <w:p>
             <w:pPr>
+              <w:keepNext/>
               <w:spacing w:before="0" w:after="0" w:line="252" w:lineRule="auto"/>
             </w:pPr>
           </w:p>
@@ -18512,6 +18785,7 @@
           </w:tcPr>
           <w:p>
             <w:pPr>
+              <w:keepNext/>
               <w:spacing w:before="0" w:after="0" w:line="252" w:lineRule="auto"/>
             </w:pPr>
             <w:r>
@@ -18531,6 +18805,7 @@
           </w:tcPr>
           <w:p>
             <w:pPr>
+              <w:keepNext/>
               <w:spacing w:before="0" w:after="0" w:line="252" w:lineRule="auto"/>
             </w:pPr>
           </w:p>
@@ -18541,6 +18816,7 @@
           </w:tcPr>
           <w:p>
             <w:pPr>
+              <w:keepNext/>
               <w:spacing w:before="0" w:after="0" w:line="252" w:lineRule="auto"/>
               <w:jc w:val="center"/>
             </w:pPr>
@@ -18561,6 +18837,7 @@
           </w:tcPr>
           <w:p>
             <w:pPr>
+              <w:keepNext/>
               <w:spacing w:before="0" w:after="0" w:line="252" w:lineRule="auto"/>
               <w:jc w:val="right"/>
             </w:pPr>
@@ -18581,6 +18858,7 @@
           </w:tcPr>
           <w:p>
             <w:pPr>
+              <w:keepNext/>
               <w:spacing w:before="0" w:after="0" w:line="252" w:lineRule="auto"/>
               <w:jc w:val="right"/>
             </w:pPr>
@@ -18598,16 +18876,19 @@
         <w:tc>
           <w:tcPr>
             <w:tcW w:type="dxa" w:w="490"/>
-          </w:tcPr>
-          <w:p>
-            <w:pPr>
-              <w:spacing w:before="0" w:after="0" w:line="252" w:lineRule="auto"/>
-            </w:pPr>
-            <w:r>
-              <w:rPr>
-                <w:rFonts w:ascii="맑은 고딕" w:hAnsi="맑은 고딕" w:eastAsia="맑은 고딕"/>
-                <w:b w:val="0"/>
-                <w:color w:val="13203F"/>
+            <w:shd w:val="clear" w:color="auto" w:fill="D9F0F2"/>
+          </w:tcPr>
+          <w:p>
+            <w:pPr>
+              <w:keepNext/>
+              <w:spacing w:before="0" w:after="0" w:line="252" w:lineRule="auto"/>
+              <w:jc w:val="center"/>
+            </w:pPr>
+            <w:r>
+              <w:rPr>
+                <w:rFonts w:ascii="맑은 고딕" w:hAnsi="맑은 고딕" w:eastAsia="맑은 고딕"/>
+                <w:b/>
+                <w:color w:val="0090A0"/>
                 <w:sz w:val="16"/>
               </w:rPr>
               <w:t>적합</w:t>
@@ -18620,6 +18901,7 @@
           </w:tcPr>
           <w:p>
             <w:pPr>
+              <w:keepNext/>
               <w:spacing w:before="0" w:after="0" w:line="252" w:lineRule="auto"/>
             </w:pPr>
           </w:p>
@@ -18637,6 +18919,7 @@
           </w:tcPr>
           <w:p>
             <w:pPr>
+              <w:keepNext/>
               <w:spacing w:before="0" w:after="0" w:line="252" w:lineRule="auto"/>
             </w:pPr>
             <w:r>
@@ -18657,6 +18940,7 @@
           </w:tcPr>
           <w:p>
             <w:pPr>
+              <w:keepNext/>
               <w:spacing w:before="0" w:after="0" w:line="252" w:lineRule="auto"/>
               <w:jc w:val="right"/>
             </w:pPr>
@@ -18679,6 +18963,7 @@
           </w:tcPr>
           <w:p>
             <w:pPr>
+              <w:keepNext/>
               <w:spacing w:before="0" w:after="0" w:line="252" w:lineRule="auto"/>
             </w:pPr>
           </w:p>
@@ -19165,6 +19450,7 @@
           </w:tcPr>
           <w:p>
             <w:pPr>
+              <w:keepNext/>
               <w:spacing w:before="0" w:after="0" w:line="252" w:lineRule="auto"/>
             </w:pPr>
             <w:r>
@@ -19184,6 +19470,7 @@
           </w:tcPr>
           <w:p>
             <w:pPr>
+              <w:keepNext/>
               <w:spacing w:before="0" w:after="0" w:line="252" w:lineRule="auto"/>
               <w:jc w:val="center"/>
             </w:pPr>
@@ -19204,6 +19491,7 @@
           </w:tcPr>
           <w:p>
             <w:pPr>
+              <w:keepNext/>
               <w:spacing w:before="0" w:after="0" w:line="252" w:lineRule="auto"/>
               <w:jc w:val="right"/>
             </w:pPr>
@@ -19224,6 +19512,7 @@
           </w:tcPr>
           <w:p>
             <w:pPr>
+              <w:keepNext/>
               <w:spacing w:before="0" w:after="0" w:line="252" w:lineRule="auto"/>
               <w:jc w:val="right"/>
             </w:pPr>
@@ -19244,6 +19533,7 @@
           </w:tcPr>
           <w:p>
             <w:pPr>
+              <w:keepNext/>
               <w:spacing w:before="0" w:after="0" w:line="252" w:lineRule="auto"/>
             </w:pPr>
             <w:r>
@@ -19268,6 +19558,7 @@
           </w:tcPr>
           <w:p>
             <w:pPr>
+              <w:keepNext/>
               <w:spacing w:before="0" w:after="0" w:line="252" w:lineRule="auto"/>
             </w:pPr>
             <w:r>
@@ -19287,6 +19578,7 @@
           </w:tcPr>
           <w:p>
             <w:pPr>
+              <w:keepNext/>
               <w:spacing w:before="0" w:after="0" w:line="252" w:lineRule="auto"/>
               <w:jc w:val="center"/>
             </w:pPr>
@@ -19307,6 +19599,7 @@
           </w:tcPr>
           <w:p>
             <w:pPr>
+              <w:keepNext/>
               <w:spacing w:before="0" w:after="0" w:line="252" w:lineRule="auto"/>
               <w:jc w:val="right"/>
             </w:pPr>
@@ -19327,6 +19620,7 @@
           </w:tcPr>
           <w:p>
             <w:pPr>
+              <w:keepNext/>
               <w:spacing w:before="0" w:after="0" w:line="252" w:lineRule="auto"/>
               <w:jc w:val="right"/>
             </w:pPr>
@@ -19347,6 +19641,7 @@
           </w:tcPr>
           <w:p>
             <w:pPr>
+              <w:keepNext/>
               <w:spacing w:before="0" w:after="0" w:line="252" w:lineRule="auto"/>
             </w:pPr>
             <w:r>
@@ -19371,6 +19666,7 @@
           </w:tcPr>
           <w:p>
             <w:pPr>
+              <w:keepNext/>
               <w:spacing w:before="0" w:after="0" w:line="252" w:lineRule="auto"/>
             </w:pPr>
             <w:r>
@@ -19390,6 +19686,7 @@
           </w:tcPr>
           <w:p>
             <w:pPr>
+              <w:keepNext/>
               <w:spacing w:before="0" w:after="0" w:line="252" w:lineRule="auto"/>
               <w:jc w:val="center"/>
             </w:pPr>
@@ -19410,6 +19707,7 @@
           </w:tcPr>
           <w:p>
             <w:pPr>
+              <w:keepNext/>
               <w:spacing w:before="0" w:after="0" w:line="252" w:lineRule="auto"/>
               <w:jc w:val="right"/>
             </w:pPr>
@@ -19430,6 +19728,7 @@
           </w:tcPr>
           <w:p>
             <w:pPr>
+              <w:keepNext/>
               <w:spacing w:before="0" w:after="0" w:line="252" w:lineRule="auto"/>
               <w:jc w:val="right"/>
             </w:pPr>
@@ -19450,6 +19749,7 @@
           </w:tcPr>
           <w:p>
             <w:pPr>
+              <w:keepNext/>
               <w:spacing w:before="0" w:after="0" w:line="252" w:lineRule="auto"/>
             </w:pPr>
             <w:r>
@@ -20222,6 +20522,7 @@
           </w:tcPr>
           <w:p>
             <w:pPr>
+              <w:keepNext/>
               <w:spacing w:before="0" w:after="0" w:line="252" w:lineRule="auto"/>
             </w:pPr>
             <w:r>
@@ -20242,6 +20543,7 @@
           </w:tcPr>
           <w:p>
             <w:pPr>
+              <w:keepNext/>
               <w:spacing w:before="0" w:after="0" w:line="252" w:lineRule="auto"/>
             </w:pPr>
             <w:r>
@@ -20261,6 +20563,7 @@
           </w:tcPr>
           <w:p>
             <w:pPr>
+              <w:keepNext/>
               <w:spacing w:before="0" w:after="0" w:line="252" w:lineRule="auto"/>
             </w:pPr>
             <w:r>
@@ -20280,6 +20583,7 @@
           </w:tcPr>
           <w:p>
             <w:pPr>
+              <w:keepNext/>
               <w:spacing w:before="0" w:after="0" w:line="252" w:lineRule="auto"/>
             </w:pPr>
             <w:r>
@@ -20299,6 +20603,7 @@
           </w:tcPr>
           <w:p>
             <w:pPr>
+              <w:keepNext/>
               <w:spacing w:before="0" w:after="0" w:line="252" w:lineRule="auto"/>
             </w:pPr>
             <w:r>
@@ -20323,6 +20628,7 @@
           </w:tcPr>
           <w:p>
             <w:pPr>
+              <w:keepNext/>
               <w:spacing w:before="0" w:after="0" w:line="252" w:lineRule="auto"/>
             </w:pPr>
             <w:r>
@@ -20343,6 +20649,7 @@
           </w:tcPr>
           <w:p>
             <w:pPr>
+              <w:keepNext/>
               <w:spacing w:before="0" w:after="0" w:line="252" w:lineRule="auto"/>
             </w:pPr>
             <w:r>
@@ -20362,6 +20669,7 @@
           </w:tcPr>
           <w:p>
             <w:pPr>
+              <w:keepNext/>
               <w:spacing w:before="0" w:after="0" w:line="252" w:lineRule="auto"/>
             </w:pPr>
             <w:r>
@@ -20381,6 +20689,7 @@
           </w:tcPr>
           <w:p>
             <w:pPr>
+              <w:keepNext/>
               <w:spacing w:before="0" w:after="0" w:line="252" w:lineRule="auto"/>
             </w:pPr>
             <w:r>
@@ -20400,6 +20709,7 @@
           </w:tcPr>
           <w:p>
             <w:pPr>
+              <w:keepNext/>
               <w:spacing w:before="0" w:after="0" w:line="252" w:lineRule="auto"/>
             </w:pPr>
             <w:r>
@@ -20424,6 +20734,7 @@
           </w:tcPr>
           <w:p>
             <w:pPr>
+              <w:keepNext/>
               <w:spacing w:before="0" w:after="0" w:line="252" w:lineRule="auto"/>
             </w:pPr>
             <w:r>
@@ -20444,6 +20755,7 @@
           </w:tcPr>
           <w:p>
             <w:pPr>
+              <w:keepNext/>
               <w:spacing w:before="0" w:after="0" w:line="252" w:lineRule="auto"/>
             </w:pPr>
             <w:r>
@@ -20463,6 +20775,7 @@
           </w:tcPr>
           <w:p>
             <w:pPr>
+              <w:keepNext/>
               <w:spacing w:before="0" w:after="0" w:line="252" w:lineRule="auto"/>
             </w:pPr>
             <w:r>
@@ -20482,6 +20795,7 @@
           </w:tcPr>
           <w:p>
             <w:pPr>
+              <w:keepNext/>
               <w:spacing w:before="0" w:after="0" w:line="252" w:lineRule="auto"/>
             </w:pPr>
             <w:r>
@@ -20501,6 +20815,7 @@
           </w:tcPr>
           <w:p>
             <w:pPr>
+              <w:keepNext/>
               <w:spacing w:before="0" w:after="0" w:line="252" w:lineRule="auto"/>
             </w:pPr>
             <w:r>
@@ -21002,6 +21317,7 @@
           </w:tcPr>
           <w:p>
             <w:pPr>
+              <w:keepNext/>
               <w:spacing w:before="0" w:after="0" w:line="252" w:lineRule="auto"/>
             </w:pPr>
             <w:r>
@@ -21021,6 +21337,7 @@
           </w:tcPr>
           <w:p>
             <w:pPr>
+              <w:keepNext/>
               <w:spacing w:before="0" w:after="0" w:line="252" w:lineRule="auto"/>
             </w:pPr>
             <w:r>
@@ -21040,6 +21357,7 @@
           </w:tcPr>
           <w:p>
             <w:pPr>
+              <w:keepNext/>
               <w:spacing w:before="0" w:after="0" w:line="252" w:lineRule="auto"/>
             </w:pPr>
             <w:r>
@@ -21059,6 +21377,7 @@
           </w:tcPr>
           <w:p>
             <w:pPr>
+              <w:keepNext/>
               <w:spacing w:before="0" w:after="0" w:line="252" w:lineRule="auto"/>
             </w:pPr>
             <w:r>
@@ -21078,6 +21397,7 @@
           </w:tcPr>
           <w:p>
             <w:pPr>
+              <w:keepNext/>
               <w:spacing w:before="0" w:after="0" w:line="252" w:lineRule="auto"/>
             </w:pPr>
             <w:r>
@@ -21102,6 +21422,7 @@
           </w:tcPr>
           <w:p>
             <w:pPr>
+              <w:keepNext/>
               <w:spacing w:before="0" w:after="0" w:line="252" w:lineRule="auto"/>
             </w:pPr>
             <w:r>
@@ -21121,6 +21442,7 @@
           </w:tcPr>
           <w:p>
             <w:pPr>
+              <w:keepNext/>
               <w:spacing w:before="0" w:after="0" w:line="252" w:lineRule="auto"/>
             </w:pPr>
             <w:r>
@@ -21140,6 +21462,7 @@
           </w:tcPr>
           <w:p>
             <w:pPr>
+              <w:keepNext/>
               <w:spacing w:before="0" w:after="0" w:line="252" w:lineRule="auto"/>
             </w:pPr>
             <w:r>
@@ -21159,6 +21482,7 @@
           </w:tcPr>
           <w:p>
             <w:pPr>
+              <w:keepNext/>
               <w:spacing w:before="0" w:after="0" w:line="252" w:lineRule="auto"/>
             </w:pPr>
             <w:r>
@@ -21178,6 +21502,7 @@
           </w:tcPr>
           <w:p>
             <w:pPr>
+              <w:keepNext/>
               <w:spacing w:before="0" w:after="0" w:line="252" w:lineRule="auto"/>
             </w:pPr>
             <w:r>
@@ -21202,6 +21527,7 @@
           </w:tcPr>
           <w:p>
             <w:pPr>
+              <w:keepNext/>
               <w:spacing w:before="0" w:after="0" w:line="252" w:lineRule="auto"/>
             </w:pPr>
             <w:r>
@@ -21221,6 +21547,7 @@
           </w:tcPr>
           <w:p>
             <w:pPr>
+              <w:keepNext/>
               <w:spacing w:before="0" w:after="0" w:line="252" w:lineRule="auto"/>
             </w:pPr>
             <w:r>
@@ -21240,6 +21567,7 @@
           </w:tcPr>
           <w:p>
             <w:pPr>
+              <w:keepNext/>
               <w:spacing w:before="0" w:after="0" w:line="252" w:lineRule="auto"/>
             </w:pPr>
             <w:r>
@@ -21259,6 +21587,7 @@
           </w:tcPr>
           <w:p>
             <w:pPr>
+              <w:keepNext/>
               <w:spacing w:before="0" w:after="0" w:line="252" w:lineRule="auto"/>
             </w:pPr>
             <w:r>
@@ -21278,6 +21607,7 @@
           </w:tcPr>
           <w:p>
             <w:pPr>
+              <w:keepNext/>
               <w:spacing w:before="0" w:after="0" w:line="252" w:lineRule="auto"/>
             </w:pPr>
             <w:r>

--- a/docs/dmworks_zones.docx
+++ b/docs/dmworks_zones.docx
@@ -1610,7 +1610,1058 @@
           <w:color w:val="0090A0"/>
           <w:sz w:val="16"/>
         </w:rPr>
-        <w:t>1. 견적 단가·제품</w:t>
+        <w:t>1. 구매 필요성</w:t>
+      </w:r>
+    </w:p>
+    <w:p>
+      <w:pPr>
+        <w:keepNext/>
+        <w:spacing w:before="120" w:after="80" w:line="240" w:lineRule="auto"/>
+      </w:pPr>
+      <w:r>
+        <w:rPr>
+          <w:rFonts w:ascii="맑은 고딕" w:hAnsi="맑은 고딕" w:eastAsia="맑은 고딕"/>
+          <w:b/>
+          <w:color w:val="10214B"/>
+          <w:sz w:val="28"/>
+        </w:rPr>
+        <w:t>존별 구매 필요성·활용 목적</w:t>
+      </w:r>
+    </w:p>
+    <w:p>
+      <w:pPr>
+        <w:keepNext/>
+        <w:spacing w:before="160" w:after="80" w:line="240" w:lineRule="auto"/>
+      </w:pPr>
+      <w:r>
+        <w:rPr>
+          <w:rFonts w:ascii="맑은 고딕" w:hAnsi="맑은 고딕" w:eastAsia="맑은 고딕"/>
+          <w:b/>
+          <w:color w:val="1B3A73"/>
+          <w:sz w:val="22"/>
+        </w:rPr>
+        <w:t>공통 — 왜 DMWorks인가</w:t>
+      </w:r>
+    </w:p>
+    <w:tbl>
+      <w:tblPr>
+        <w:tblW w:type="auto" w:w="0"/>
+        <w:jc w:val="center"/>
+        <w:tblLayout w:type="fixed"/>
+        <w:tblLook w:firstColumn="1" w:firstRow="1" w:lastColumn="0" w:lastRow="0" w:noHBand="0" w:noVBand="1" w:val="04A0"/>
+        <w:tblBorders>
+          <w:top w:val="single" w:sz="4" w:color="C9D3E3"/>
+          <w:left w:val="single" w:sz="4" w:color="C9D3E3"/>
+          <w:bottom w:val="single" w:sz="4" w:color="C9D3E3"/>
+          <w:right w:val="single" w:sz="4" w:color="C9D3E3"/>
+          <w:insideH w:val="single" w:sz="4" w:color="C9D3E3"/>
+          <w:insideV w:val="single" w:sz="4" w:color="C9D3E3"/>
+        </w:tblBorders>
+        <w:tblLayout w:type="fixed"/>
+        <w:tblCellMar>
+          <w:top w:w="40" w:type="dxa"/>
+          <w:left w:w="60" w:type="dxa"/>
+          <w:bottom w:w="40" w:type="dxa"/>
+          <w:right w:w="60" w:type="dxa"/>
+        </w:tblCellMar>
+      </w:tblPr>
+      <w:tblGrid>
+        <w:gridCol w:w="1309"/>
+        <w:gridCol w:w="16412"/>
+        <w:gridCol w:w="4729"/>
+      </w:tblGrid>
+      <w:tr>
+        <w:trPr>
+          <w:cantSplit/>
+          <w:tblHeader w:val="true"/>
+        </w:trPr>
+        <w:tc>
+          <w:tcPr>
+            <w:tcW w:type="dxa" w:w="1309"/>
+            <w:shd w:val="clear" w:color="auto" w:fill="10214B"/>
+          </w:tcPr>
+          <w:p>
+            <w:pPr>
+              <w:spacing w:before="0" w:after="0" w:line="252" w:lineRule="auto"/>
+            </w:pPr>
+            <w:r>
+              <w:rPr>
+                <w:rFonts w:ascii="맑은 고딕" w:hAnsi="맑은 고딕" w:eastAsia="맑은 고딕"/>
+                <w:b/>
+                <w:color w:val="FFFFFF"/>
+                <w:sz w:val="16"/>
+              </w:rPr>
+              <w:t>항목</w:t>
+            </w:r>
+          </w:p>
+        </w:tc>
+        <w:tc>
+          <w:tcPr>
+            <w:tcW w:type="dxa" w:w="16412"/>
+            <w:shd w:val="clear" w:color="auto" w:fill="10214B"/>
+          </w:tcPr>
+          <w:p>
+            <w:pPr>
+              <w:spacing w:before="0" w:after="0" w:line="252" w:lineRule="auto"/>
+            </w:pPr>
+            <w:r>
+              <w:rPr>
+                <w:rFonts w:ascii="맑은 고딕" w:hAnsi="맑은 고딕" w:eastAsia="맑은 고딕"/>
+                <w:b/>
+                <w:color w:val="FFFFFF"/>
+                <w:sz w:val="16"/>
+              </w:rPr>
+              <w:t>내용</w:t>
+            </w:r>
+          </w:p>
+        </w:tc>
+        <w:tc>
+          <w:tcPr>
+            <w:tcW w:type="dxa" w:w="4729"/>
+            <w:shd w:val="clear" w:color="auto" w:fill="10214B"/>
+          </w:tcPr>
+          <w:p>
+            <w:pPr>
+              <w:spacing w:before="0" w:after="0" w:line="252" w:lineRule="auto"/>
+            </w:pPr>
+            <w:r>
+              <w:rPr>
+                <w:rFonts w:ascii="맑은 고딕" w:hAnsi="맑은 고딕" w:eastAsia="맑은 고딕"/>
+                <w:b/>
+                <w:color w:val="FFFFFF"/>
+                <w:sz w:val="16"/>
+              </w:rPr>
+              <w:t>근거</w:t>
+            </w:r>
+          </w:p>
+        </w:tc>
+      </w:tr>
+      <w:tr>
+        <w:trPr>
+          <w:cantSplit/>
+        </w:trPr>
+        <w:tc>
+          <w:tcPr>
+            <w:tcW w:type="dxa" w:w="1309"/>
+            <w:shd w:val="clear" w:color="auto" w:fill="EEF2F9"/>
+          </w:tcPr>
+          <w:p>
+            <w:pPr>
+              <w:keepNext/>
+              <w:spacing w:before="0" w:after="0" w:line="252" w:lineRule="auto"/>
+            </w:pPr>
+            <w:r>
+              <w:rPr>
+                <w:rFonts w:ascii="맑은 고딕" w:hAnsi="맑은 고딕" w:eastAsia="맑은 고딕"/>
+                <w:b/>
+                <w:color w:val="1B3A73"/>
+                <w:sz w:val="16"/>
+              </w:rPr>
+              <w:t>역할 분리</w:t>
+            </w:r>
+          </w:p>
+        </w:tc>
+        <w:tc>
+          <w:tcPr>
+            <w:tcW w:type="dxa" w:w="16412"/>
+          </w:tcPr>
+          <w:p>
+            <w:pPr>
+              <w:keepNext/>
+              <w:spacing w:before="0" w:after="0" w:line="252" w:lineRule="auto"/>
+            </w:pPr>
+            <w:r>
+              <w:rPr>
+                <w:rFonts w:ascii="맑은 고딕" w:hAnsi="맑은 고딕" w:eastAsia="맑은 고딕"/>
+                <w:b w:val="0"/>
+                <w:color w:val="13203F"/>
+                <w:sz w:val="16"/>
+              </w:rPr>
+              <w:t>AI 학습(강화학습·합성데이터)은 물리엔진이 있는 Omniverse/Isaac Sim이, 실제 설비·로봇·PLC가 그대로 돌아가는지 미리 검증하는 일은 프로세스 시뮬레이션이 맡음. DMWorks는 검증 측 도구임</w:t>
+            </w:r>
+          </w:p>
+        </w:tc>
+        <w:tc>
+          <w:tcPr>
+            <w:tcW w:type="dxa" w:w="4729"/>
+          </w:tcPr>
+          <w:p>
+            <w:pPr>
+              <w:keepNext/>
+              <w:spacing w:before="0" w:after="0" w:line="252" w:lineRule="auto"/>
+            </w:pPr>
+            <w:r>
+              <w:rPr>
+                <w:rFonts w:ascii="맑은 고딕" w:hAnsi="맑은 고딕" w:eastAsia="맑은 고딕"/>
+                <w:b w:val="0"/>
+                <w:color w:val="56637F"/>
+                <w:sz w:val="16"/>
+              </w:rPr>
+              <w:t>9/17 세미나 · 9/30 Q&amp;A</w:t>
+            </w:r>
+          </w:p>
+        </w:tc>
+      </w:tr>
+      <w:tr>
+        <w:trPr>
+          <w:cantSplit/>
+        </w:trPr>
+        <w:tc>
+          <w:tcPr>
+            <w:tcW w:type="dxa" w:w="1309"/>
+            <w:shd w:val="clear" w:color="auto" w:fill="EEF2F9"/>
+          </w:tcPr>
+          <w:p>
+            <w:pPr>
+              <w:keepNext/>
+              <w:spacing w:before="0" w:after="0" w:line="252" w:lineRule="auto"/>
+            </w:pPr>
+            <w:r>
+              <w:rPr>
+                <w:rFonts w:ascii="맑은 고딕" w:hAnsi="맑은 고딕" w:eastAsia="맑은 고딕"/>
+                <w:b/>
+                <w:color w:val="1B3A73"/>
+                <w:sz w:val="16"/>
+              </w:rPr>
+              <w:t>한 도구로 검증</w:t>
+            </w:r>
+          </w:p>
+        </w:tc>
+        <w:tc>
+          <w:tcPr>
+            <w:tcW w:type="dxa" w:w="16412"/>
+          </w:tcPr>
+          <w:p>
+            <w:pPr>
+              <w:keepNext/>
+              <w:spacing w:before="0" w:after="0" w:line="252" w:lineRule="auto"/>
+            </w:pPr>
+            <w:r>
+              <w:rPr>
+                <w:rFonts w:ascii="맑은 고딕" w:hAnsi="맑은 고딕" w:eastAsia="맑은 고딕"/>
+                <w:b w:val="0"/>
+                <w:color w:val="13203F"/>
+                <w:sz w:val="16"/>
+              </w:rPr>
+              <w:t>국산(조달 원칙 부합). PLC 가상 시운전·라인/물류 시뮬레이션·로봇 오프라인 프로그래밍·3D 스캔 가상 작업장을 한 도구로 처리</w:t>
+            </w:r>
+          </w:p>
+        </w:tc>
+        <w:tc>
+          <w:tcPr>
+            <w:tcW w:type="dxa" w:w="4729"/>
+          </w:tcPr>
+          <w:p>
+            <w:pPr>
+              <w:keepNext/>
+              <w:spacing w:before="0" w:after="0" w:line="252" w:lineRule="auto"/>
+            </w:pPr>
+            <w:r>
+              <w:rPr>
+                <w:rFonts w:ascii="맑은 고딕" w:hAnsi="맑은 고딕" w:eastAsia="맑은 고딕"/>
+                <w:b w:val="0"/>
+                <w:color w:val="56637F"/>
+                <w:sz w:val="16"/>
+              </w:rPr>
+              <w:t>9/30 Q&amp;A</w:t>
+            </w:r>
+          </w:p>
+        </w:tc>
+      </w:tr>
+      <w:tr>
+        <w:trPr>
+          <w:cantSplit/>
+        </w:trPr>
+        <w:tc>
+          <w:tcPr>
+            <w:tcW w:type="dxa" w:w="1309"/>
+            <w:shd w:val="clear" w:color="auto" w:fill="EEF2F9"/>
+          </w:tcPr>
+          <w:p>
+            <w:pPr>
+              <w:keepNext/>
+              <w:spacing w:before="0" w:after="0" w:line="252" w:lineRule="auto"/>
+            </w:pPr>
+            <w:r>
+              <w:rPr>
+                <w:rFonts w:ascii="맑은 고딕" w:hAnsi="맑은 고딕" w:eastAsia="맑은 고딕"/>
+                <w:b/>
+                <w:color w:val="1B3A73"/>
+                <w:sz w:val="16"/>
+              </w:rPr>
+              <w:t>학습 DT 연계</w:t>
+            </w:r>
+          </w:p>
+        </w:tc>
+        <w:tc>
+          <w:tcPr>
+            <w:tcW w:type="dxa" w:w="16412"/>
+          </w:tcPr>
+          <w:p>
+            <w:pPr>
+              <w:keepNext/>
+              <w:spacing w:before="0" w:after="0" w:line="252" w:lineRule="auto"/>
+            </w:pPr>
+            <w:r>
+              <w:rPr>
+                <w:rFonts w:ascii="맑은 고딕" w:hAnsi="맑은 고딕" w:eastAsia="맑은 고딕"/>
+                <w:b w:val="0"/>
+                <w:color w:val="13203F"/>
+                <w:sz w:val="16"/>
+              </w:rPr>
+              <w:t>USD Converter로 검증용 셀 모델을 Isaac Sim 학습 환경에 넘겨 두 환경을 이어 씀</w:t>
+            </w:r>
+          </w:p>
+        </w:tc>
+        <w:tc>
+          <w:tcPr>
+            <w:tcW w:type="dxa" w:w="4729"/>
+          </w:tcPr>
+          <w:p>
+            <w:pPr>
+              <w:keepNext/>
+              <w:spacing w:before="0" w:after="0" w:line="252" w:lineRule="auto"/>
+            </w:pPr>
+            <w:r>
+              <w:rPr>
+                <w:rFonts w:ascii="맑은 고딕" w:hAnsi="맑은 고딕" w:eastAsia="맑은 고딕"/>
+                <w:b w:val="0"/>
+                <w:color w:val="56637F"/>
+                <w:sz w:val="16"/>
+              </w:rPr>
+              <w:t>10/8 제안서</w:t>
+            </w:r>
+          </w:p>
+        </w:tc>
+      </w:tr>
+      <w:tr>
+        <w:trPr>
+          <w:cantSplit/>
+        </w:trPr>
+        <w:tc>
+          <w:tcPr>
+            <w:tcW w:type="dxa" w:w="1309"/>
+            <w:shd w:val="clear" w:color="auto" w:fill="EEF2F9"/>
+          </w:tcPr>
+          <w:p>
+            <w:pPr>
+              <w:spacing w:before="0" w:after="0" w:line="252" w:lineRule="auto"/>
+            </w:pPr>
+            <w:r>
+              <w:rPr>
+                <w:rFonts w:ascii="맑은 고딕" w:hAnsi="맑은 고딕" w:eastAsia="맑은 고딕"/>
+                <w:b/>
+                <w:color w:val="1B3A73"/>
+                <w:sz w:val="16"/>
+              </w:rPr>
+              <w:t>쓰지 않는 범위</w:t>
+            </w:r>
+          </w:p>
+        </w:tc>
+        <w:tc>
+          <w:tcPr>
+            <w:tcW w:type="dxa" w:w="16412"/>
+          </w:tcPr>
+          <w:p>
+            <w:pPr>
+              <w:spacing w:before="0" w:after="0" w:line="252" w:lineRule="auto"/>
+            </w:pPr>
+            <w:r>
+              <w:rPr>
+                <w:rFonts w:ascii="맑은 고딕" w:hAnsi="맑은 고딕" w:eastAsia="맑은 고딕"/>
+                <w:b w:val="0"/>
+                <w:color w:val="13203F"/>
+                <w:sz w:val="16"/>
+              </w:rPr>
+              <w:t>AI 학습 자체(물리엔진 없음), PLC 직접 제어(Read·핸드셰이크만), 가공 CAM 경로 검증(별도 SW). 협동로봇 OLP는 기성 목록에 없음(요청 시 지원)</w:t>
+            </w:r>
+          </w:p>
+        </w:tc>
+        <w:tc>
+          <w:tcPr>
+            <w:tcW w:type="dxa" w:w="4729"/>
+          </w:tcPr>
+          <w:p>
+            <w:pPr>
+              <w:spacing w:before="0" w:after="0" w:line="252" w:lineRule="auto"/>
+            </w:pPr>
+            <w:r>
+              <w:rPr>
+                <w:rFonts w:ascii="맑은 고딕" w:hAnsi="맑은 고딕" w:eastAsia="맑은 고딕"/>
+                <w:b w:val="0"/>
+                <w:color w:val="56637F"/>
+                <w:sz w:val="16"/>
+              </w:rPr>
+              <w:t>9/30 Q&amp;A</w:t>
+            </w:r>
+          </w:p>
+        </w:tc>
+      </w:tr>
+    </w:tbl>
+    <w:p>
+      <w:pPr>
+        <w:spacing w:before="0" w:after="80" w:line="240" w:lineRule="auto"/>
+      </w:pPr>
+    </w:p>
+    <w:p>
+      <w:pPr>
+        <w:keepNext/>
+        <w:spacing w:before="160" w:after="80" w:line="240" w:lineRule="auto"/>
+      </w:pPr>
+      <w:r>
+        <w:rPr>
+          <w:rFonts w:ascii="맑은 고딕" w:hAnsi="맑은 고딕" w:eastAsia="맑은 고딕"/>
+          <w:b/>
+          <w:color w:val="1B3A73"/>
+          <w:sz w:val="22"/>
+        </w:rPr>
+        <w:t>존별 구매 필요성과 활용 목적</w:t>
+      </w:r>
+    </w:p>
+    <w:tbl>
+      <w:tblPr>
+        <w:tblW w:type="auto" w:w="0"/>
+        <w:jc w:val="center"/>
+        <w:tblLayout w:type="fixed"/>
+        <w:tblLook w:firstColumn="1" w:firstRow="1" w:lastColumn="0" w:lastRow="0" w:noHBand="0" w:noVBand="1" w:val="04A0"/>
+        <w:tblBorders>
+          <w:top w:val="single" w:sz="4" w:color="C9D3E3"/>
+          <w:left w:val="single" w:sz="4" w:color="C9D3E3"/>
+          <w:bottom w:val="single" w:sz="4" w:color="C9D3E3"/>
+          <w:right w:val="single" w:sz="4" w:color="C9D3E3"/>
+          <w:insideH w:val="single" w:sz="4" w:color="C9D3E3"/>
+          <w:insideV w:val="single" w:sz="4" w:color="C9D3E3"/>
+        </w:tblBorders>
+        <w:tblLayout w:type="fixed"/>
+        <w:tblCellMar>
+          <w:top w:w="40" w:type="dxa"/>
+          <w:left w:w="60" w:type="dxa"/>
+          <w:bottom w:w="40" w:type="dxa"/>
+          <w:right w:w="60" w:type="dxa"/>
+        </w:tblCellMar>
+      </w:tblPr>
+      <w:tblGrid>
+        <w:gridCol w:w="618"/>
+        <w:gridCol w:w="2648"/>
+        <w:gridCol w:w="6552"/>
+        <w:gridCol w:w="6552"/>
+        <w:gridCol w:w="6081"/>
+      </w:tblGrid>
+      <w:tr>
+        <w:trPr>
+          <w:cantSplit/>
+          <w:tblHeader w:val="true"/>
+        </w:trPr>
+        <w:tc>
+          <w:tcPr>
+            <w:tcW w:type="dxa" w:w="618"/>
+            <w:shd w:val="clear" w:color="auto" w:fill="10214B"/>
+          </w:tcPr>
+          <w:p>
+            <w:pPr>
+              <w:spacing w:before="0" w:after="0" w:line="252" w:lineRule="auto"/>
+            </w:pPr>
+            <w:r>
+              <w:rPr>
+                <w:rFonts w:ascii="맑은 고딕" w:hAnsi="맑은 고딕" w:eastAsia="맑은 고딕"/>
+                <w:b/>
+                <w:color w:val="FFFFFF"/>
+                <w:sz w:val="16"/>
+              </w:rPr>
+              <w:t>존</w:t>
+            </w:r>
+          </w:p>
+        </w:tc>
+        <w:tc>
+          <w:tcPr>
+            <w:tcW w:type="dxa" w:w="2648"/>
+            <w:shd w:val="clear" w:color="auto" w:fill="10214B"/>
+          </w:tcPr>
+          <w:p>
+            <w:pPr>
+              <w:spacing w:before="0" w:after="0" w:line="252" w:lineRule="auto"/>
+            </w:pPr>
+            <w:r>
+              <w:rPr>
+                <w:rFonts w:ascii="맑은 고딕" w:hAnsi="맑은 고딕" w:eastAsia="맑은 고딕"/>
+                <w:b/>
+                <w:color w:val="FFFFFF"/>
+                <w:sz w:val="16"/>
+              </w:rPr>
+              <w:t>구분·목적</w:t>
+            </w:r>
+          </w:p>
+        </w:tc>
+        <w:tc>
+          <w:tcPr>
+            <w:tcW w:type="dxa" w:w="6552"/>
+            <w:shd w:val="clear" w:color="auto" w:fill="10214B"/>
+          </w:tcPr>
+          <w:p>
+            <w:pPr>
+              <w:spacing w:before="0" w:after="0" w:line="252" w:lineRule="auto"/>
+            </w:pPr>
+            <w:r>
+              <w:rPr>
+                <w:rFonts w:ascii="맑은 고딕" w:hAnsi="맑은 고딕" w:eastAsia="맑은 고딕"/>
+                <w:b/>
+                <w:color w:val="FFFFFF"/>
+                <w:sz w:val="16"/>
+              </w:rPr>
+              <w:t>구매가 필요한 이유</w:t>
+            </w:r>
+          </w:p>
+        </w:tc>
+        <w:tc>
+          <w:tcPr>
+            <w:tcW w:type="dxa" w:w="6552"/>
+            <w:shd w:val="clear" w:color="auto" w:fill="10214B"/>
+          </w:tcPr>
+          <w:p>
+            <w:pPr>
+              <w:spacing w:before="0" w:after="0" w:line="252" w:lineRule="auto"/>
+            </w:pPr>
+            <w:r>
+              <w:rPr>
+                <w:rFonts w:ascii="맑은 고딕" w:hAnsi="맑은 고딕" w:eastAsia="맑은 고딕"/>
+                <w:b/>
+                <w:color w:val="FFFFFF"/>
+                <w:sz w:val="16"/>
+              </w:rPr>
+              <w:t>활용 목적</w:t>
+            </w:r>
+          </w:p>
+        </w:tc>
+        <w:tc>
+          <w:tcPr>
+            <w:tcW w:type="dxa" w:w="6081"/>
+            <w:shd w:val="clear" w:color="auto" w:fill="10214B"/>
+          </w:tcPr>
+          <w:p>
+            <w:pPr>
+              <w:spacing w:before="0" w:after="0" w:line="252" w:lineRule="auto"/>
+            </w:pPr>
+            <w:r>
+              <w:rPr>
+                <w:rFonts w:ascii="맑은 고딕" w:hAnsi="맑은 고딕" w:eastAsia="맑은 고딕"/>
+                <w:b/>
+                <w:color w:val="FFFFFF"/>
+                <w:sz w:val="16"/>
+              </w:rPr>
+              <w:t>핵심 옵션</w:t>
+            </w:r>
+          </w:p>
+        </w:tc>
+      </w:tr>
+      <w:tr>
+        <w:trPr>
+          <w:cantSplit/>
+        </w:trPr>
+        <w:tc>
+          <w:tcPr>
+            <w:tcW w:type="dxa" w:w="618"/>
+          </w:tcPr>
+          <w:p>
+            <w:pPr>
+              <w:keepNext/>
+              <w:spacing w:before="0" w:after="0" w:line="252" w:lineRule="auto"/>
+            </w:pPr>
+            <w:r>
+              <w:rPr>
+                <w:rFonts w:ascii="맑은 고딕" w:hAnsi="맑은 고딕" w:eastAsia="맑은 고딕"/>
+                <w:b w:val="0"/>
+                <w:color w:val="13203F"/>
+                <w:sz w:val="16"/>
+              </w:rPr>
+              <w:t>A-1-4</w:t>
+            </w:r>
+          </w:p>
+        </w:tc>
+        <w:tc>
+          <w:tcPr>
+            <w:tcW w:type="dxa" w:w="2648"/>
+            <w:shd w:val="clear" w:color="auto" w:fill="EEF2F9"/>
+          </w:tcPr>
+          <w:p>
+            <w:pPr>
+              <w:keepNext/>
+              <w:spacing w:before="0" w:after="0" w:line="252" w:lineRule="auto"/>
+            </w:pPr>
+            <w:r>
+              <w:rPr>
+                <w:rFonts w:ascii="맑은 고딕" w:hAnsi="맑은 고딕" w:eastAsia="맑은 고딕"/>
+                <w:b/>
+                <w:color w:val="1B3A73"/>
+                <w:sz w:val="16"/>
+              </w:rPr>
+              <w:t>유연제조</w:t>
+            </w:r>
+            <w:r>
+              <w:br/>
+            </w:r>
+            <w:r>
+              <w:rPr>
+                <w:rFonts w:ascii="맑은 고딕" w:hAnsi="맑은 고딕" w:eastAsia="맑은 고딕"/>
+                <w:b/>
+                <w:color w:val="1B3A73"/>
+                <w:sz w:val="16"/>
+              </w:rPr>
+              <w:t>공정 최적화 + 가상 시운전</w:t>
+            </w:r>
+          </w:p>
+        </w:tc>
+        <w:tc>
+          <w:tcPr>
+            <w:tcW w:type="dxa" w:w="6552"/>
+          </w:tcPr>
+          <w:p>
+            <w:pPr>
+              <w:keepNext/>
+              <w:spacing w:before="0" w:after="0" w:line="252" w:lineRule="auto"/>
+            </w:pPr>
+            <w:r>
+              <w:rPr>
+                <w:rFonts w:ascii="맑은 고딕" w:hAnsi="맑은 고딕" w:eastAsia="맑은 고딕"/>
+                <w:b w:val="0"/>
+                <w:color w:val="13203F"/>
+                <w:sz w:val="16"/>
+              </w:rPr>
+              <w:t>2차년도 실물 셀(A-1-3) 투입 전 혼류 라인·로봇·AMR·PLC를 가상으로 먼저 맞춰 설치 후 재작업·시운전 기간을 줄여야 함</w:t>
+            </w:r>
+          </w:p>
+        </w:tc>
+        <w:tc>
+          <w:tcPr>
+            <w:tcW w:type="dxa" w:w="6552"/>
+          </w:tcPr>
+          <w:p>
+            <w:pPr>
+              <w:keepNext/>
+              <w:spacing w:before="0" w:after="0" w:line="252" w:lineRule="auto"/>
+            </w:pPr>
+            <w:r>
+              <w:rPr>
+                <w:rFonts w:ascii="맑은 고딕" w:hAnsi="맑은 고딕" w:eastAsia="맑은 고딕"/>
+                <w:b w:val="0"/>
+                <w:color w:val="13203F"/>
+                <w:sz w:val="16"/>
+              </w:rPr>
+              <w:t>① 삼진산업 도어·차체 혼류 공정 DT로 설비 배치·로봇 경로 검증 ② 다공정 라인·AMR 물류·스케줄 최적화(UPH·가동률·AMR 대수) ③ PLC 가상 시운전으로 제어로직·이상 상황 사전 시험 ④ 용접·핸들링 로봇 OLP·사이클타임 ⑤ 3존 공통 플러그인(AAS 출력·OCS 연동) 개발 거점</w:t>
+            </w:r>
+          </w:p>
+        </w:tc>
+        <w:tc>
+          <w:tcPr>
+            <w:tcW w:type="dxa" w:w="6081"/>
+          </w:tcPr>
+          <w:p>
+            <w:pPr>
+              <w:keepNext/>
+              <w:spacing w:before="0" w:after="0" w:line="252" w:lineRule="auto"/>
+            </w:pPr>
+            <w:r>
+              <w:rPr>
+                <w:rFonts w:ascii="맑은 고딕" w:hAnsi="맑은 고딕" w:eastAsia="맑은 고딕"/>
+                <w:b/>
+                <w:color w:val="13203F"/>
+                <w:sz w:val="16"/>
+              </w:rPr>
+              <w:t>Base · MULTIPLE PROCESS · PLC SIMULATION · OLP · PLUG-IN Developer · USD Converter</w:t>
+            </w:r>
+          </w:p>
+        </w:tc>
+      </w:tr>
+      <w:tr>
+        <w:trPr>
+          <w:cantSplit/>
+        </w:trPr>
+        <w:tc>
+          <w:tcPr>
+            <w:tcW w:type="dxa" w:w="618"/>
+          </w:tcPr>
+          <w:p>
+            <w:pPr>
+              <w:keepNext/>
+              <w:spacing w:before="0" w:after="0" w:line="252" w:lineRule="auto"/>
+            </w:pPr>
+            <w:r>
+              <w:rPr>
+                <w:rFonts w:ascii="맑은 고딕" w:hAnsi="맑은 고딕" w:eastAsia="맑은 고딕"/>
+                <w:b w:val="0"/>
+                <w:color w:val="13203F"/>
+                <w:sz w:val="16"/>
+              </w:rPr>
+              <w:t>A-2-5</w:t>
+            </w:r>
+          </w:p>
+        </w:tc>
+        <w:tc>
+          <w:tcPr>
+            <w:tcW w:type="dxa" w:w="2648"/>
+            <w:shd w:val="clear" w:color="auto" w:fill="EEF2F9"/>
+          </w:tcPr>
+          <w:p>
+            <w:pPr>
+              <w:keepNext/>
+              <w:spacing w:before="0" w:after="0" w:line="252" w:lineRule="auto"/>
+            </w:pPr>
+            <w:r>
+              <w:rPr>
+                <w:rFonts w:ascii="맑은 고딕" w:hAnsi="맑은 고딕" w:eastAsia="맑은 고딕"/>
+                <w:b/>
+                <w:color w:val="1B3A73"/>
+                <w:sz w:val="16"/>
+              </w:rPr>
+              <w:t>적응가공</w:t>
+            </w:r>
+            <w:r>
+              <w:br/>
+            </w:r>
+            <w:r>
+              <w:rPr>
+                <w:rFonts w:ascii="맑은 고딕" w:hAnsi="맑은 고딕" w:eastAsia="맑은 고딕"/>
+                <w:b/>
+                <w:color w:val="1B3A73"/>
+                <w:sz w:val="16"/>
+              </w:rPr>
+              <w:t>데이터 + 강화학습</w:t>
+            </w:r>
+          </w:p>
+        </w:tc>
+        <w:tc>
+          <w:tcPr>
+            <w:tcW w:type="dxa" w:w="6552"/>
+          </w:tcPr>
+          <w:p>
+            <w:pPr>
+              <w:keepNext/>
+              <w:spacing w:before="0" w:after="0" w:line="252" w:lineRule="auto"/>
+            </w:pPr>
+            <w:r>
+              <w:rPr>
+                <w:rFonts w:ascii="맑은 고딕" w:hAnsi="맑은 고딕" w:eastAsia="맑은 고딕"/>
+                <w:b w:val="0"/>
+                <w:color w:val="13203F"/>
+                <w:sz w:val="16"/>
+              </w:rPr>
+              <w:t>가공기·로봇·팔레트·AMR 머신텐딩 셀은 간섭·인터록 오류가 곧 설비 충돌이라 실물 전에 경로·신호를 검증해야 함. 강화학습용 셀 모델의 출발점도 필요</w:t>
+            </w:r>
+          </w:p>
+        </w:tc>
+        <w:tc>
+          <w:tcPr>
+            <w:tcW w:type="dxa" w:w="6552"/>
+          </w:tcPr>
+          <w:p>
+            <w:pPr>
+              <w:keepNext/>
+              <w:spacing w:before="0" w:after="0" w:line="252" w:lineRule="auto"/>
+            </w:pPr>
+            <w:r>
+              <w:rPr>
+                <w:rFonts w:ascii="맑은 고딕" w:hAnsi="맑은 고딕" w:eastAsia="맑은 고딕"/>
+                <w:b w:val="0"/>
+                <w:color w:val="13203F"/>
+                <w:sz w:val="16"/>
+              </w:rPr>
+              <w:t>① 가공기–로봇–팔레트–AMR 경로·간섭 검증 ② 공정 배정·물류 흐름 최적화 ③ 머신텐딩 제어로직·가공기 인터록(핸드셰이크) 검증 ④ 셀 모델을 USD로 넘겨 Isaac Lab 강화학습 환경으로 활용·결과 환류</w:t>
+            </w:r>
+          </w:p>
+        </w:tc>
+        <w:tc>
+          <w:tcPr>
+            <w:tcW w:type="dxa" w:w="6081"/>
+          </w:tcPr>
+          <w:p>
+            <w:pPr>
+              <w:keepNext/>
+              <w:spacing w:before="0" w:after="0" w:line="252" w:lineRule="auto"/>
+            </w:pPr>
+            <w:r>
+              <w:rPr>
+                <w:rFonts w:ascii="맑은 고딕" w:hAnsi="맑은 고딕" w:eastAsia="맑은 고딕"/>
+                <w:b/>
+                <w:color w:val="13203F"/>
+                <w:sz w:val="16"/>
+              </w:rPr>
+              <w:t>Base · MULTIPLE PROCESS · PLC SIMULATION · OLP · USD Converter · PLUG-IN User</w:t>
+            </w:r>
+          </w:p>
+        </w:tc>
+      </w:tr>
+      <w:tr>
+        <w:trPr>
+          <w:cantSplit/>
+        </w:trPr>
+        <w:tc>
+          <w:tcPr>
+            <w:tcW w:type="dxa" w:w="618"/>
+          </w:tcPr>
+          <w:p>
+            <w:pPr>
+              <w:keepNext/>
+              <w:spacing w:before="0" w:after="0" w:line="252" w:lineRule="auto"/>
+            </w:pPr>
+            <w:r>
+              <w:rPr>
+                <w:rFonts w:ascii="맑은 고딕" w:hAnsi="맑은 고딕" w:eastAsia="맑은 고딕"/>
+                <w:b w:val="0"/>
+                <w:color w:val="13203F"/>
+                <w:sz w:val="16"/>
+              </w:rPr>
+              <w:t>A-4-5</w:t>
+            </w:r>
+          </w:p>
+        </w:tc>
+        <w:tc>
+          <w:tcPr>
+            <w:tcW w:type="dxa" w:w="2648"/>
+            <w:shd w:val="clear" w:color="auto" w:fill="EEF2F9"/>
+          </w:tcPr>
+          <w:p>
+            <w:pPr>
+              <w:keepNext/>
+              <w:spacing w:before="0" w:after="0" w:line="252" w:lineRule="auto"/>
+            </w:pPr>
+            <w:r>
+              <w:rPr>
+                <w:rFonts w:ascii="맑은 고딕" w:hAnsi="맑은 고딕" w:eastAsia="맑은 고딕"/>
+                <w:b/>
+                <w:color w:val="1B3A73"/>
+                <w:sz w:val="16"/>
+              </w:rPr>
+              <w:t>AI정밀검사</w:t>
+            </w:r>
+            <w:r>
+              <w:br/>
+            </w:r>
+            <w:r>
+              <w:rPr>
+                <w:rFonts w:ascii="맑은 고딕" w:hAnsi="맑은 고딕" w:eastAsia="맑은 고딕"/>
+                <w:b/>
+                <w:color w:val="1B3A73"/>
+                <w:sz w:val="16"/>
+              </w:rPr>
+              <w:t>DT(역설계) + 품질 운영</w:t>
+            </w:r>
+          </w:p>
+        </w:tc>
+        <w:tc>
+          <w:tcPr>
+            <w:tcW w:type="dxa" w:w="6552"/>
+          </w:tcPr>
+          <w:p>
+            <w:pPr>
+              <w:keepNext/>
+              <w:spacing w:before="0" w:after="0" w:line="252" w:lineRule="auto"/>
+            </w:pPr>
+            <w:r>
+              <w:rPr>
+                <w:rFonts w:ascii="맑은 고딕" w:hAnsi="맑은 고딕" w:eastAsia="맑은 고딕"/>
+                <w:b w:val="0"/>
+                <w:color w:val="13203F"/>
+                <w:sz w:val="16"/>
+              </w:rPr>
+              <w:t>실제 부품·현장을 3D 스캔해 가상 작업장·검사모델을 만들고 판정→재검사→리워크 폐루프를 돌려야 함. 측정 경로·리워크 프로그램을 매번 사람이 만들 수 없음</w:t>
+            </w:r>
+          </w:p>
+        </w:tc>
+        <w:tc>
+          <w:tcPr>
+            <w:tcW w:type="dxa" w:w="6552"/>
+          </w:tcPr>
+          <w:p>
+            <w:pPr>
+              <w:keepNext/>
+              <w:spacing w:before="0" w:after="0" w:line="252" w:lineRule="auto"/>
+            </w:pPr>
+            <w:r>
+              <w:rPr>
+                <w:rFonts w:ascii="맑은 고딕" w:hAnsi="맑은 고딕" w:eastAsia="맑은 고딕"/>
+                <w:b w:val="0"/>
+                <w:color w:val="13203F"/>
+                <w:sz w:val="16"/>
+              </w:rPr>
+              <w:t>① 3D 스캔으로 검사 셀·수요기업 현장 가상 작업장 구축(역설계) ② 로봇 자동 측정 경로·측정 시뮬레이션(AIMS) ③ 스캔 결과 분석·품질 예측 시각화(PIA) ④ 검사 결과로 리워크 로봇 프로그램 자동 생성(ACS) ⑤ 검사·로봇·AMR 공정 시뮬레이션</w:t>
+            </w:r>
+          </w:p>
+        </w:tc>
+        <w:tc>
+          <w:tcPr>
+            <w:tcW w:type="dxa" w:w="6081"/>
+          </w:tcPr>
+          <w:p>
+            <w:pPr>
+              <w:keepNext/>
+              <w:spacing w:before="0" w:after="0" w:line="252" w:lineRule="auto"/>
+            </w:pPr>
+            <w:r>
+              <w:rPr>
+                <w:rFonts w:ascii="맑은 고딕" w:hAnsi="맑은 고딕" w:eastAsia="맑은 고딕"/>
+                <w:b/>
+                <w:color w:val="13203F"/>
+                <w:sz w:val="16"/>
+              </w:rPr>
+              <w:t>POINT CLOUD · AIMS · PIA · ACS · Base · MULTIPLE PROCESS · USD Converter</w:t>
+            </w:r>
+          </w:p>
+        </w:tc>
+      </w:tr>
+      <w:tr>
+        <w:trPr>
+          <w:cantSplit/>
+        </w:trPr>
+        <w:tc>
+          <w:tcPr>
+            <w:tcW w:type="dxa" w:w="618"/>
+          </w:tcPr>
+          <w:p>
+            <w:pPr>
+              <w:spacing w:before="0" w:after="0" w:line="252" w:lineRule="auto"/>
+            </w:pPr>
+            <w:r>
+              <w:rPr>
+                <w:rFonts w:ascii="맑은 고딕" w:hAnsi="맑은 고딕" w:eastAsia="맑은 고딕"/>
+                <w:b w:val="0"/>
+                <w:color w:val="13203F"/>
+                <w:sz w:val="16"/>
+              </w:rPr>
+              <w:t>A-3</w:t>
+            </w:r>
+          </w:p>
+        </w:tc>
+        <w:tc>
+          <w:tcPr>
+            <w:tcW w:type="dxa" w:w="2648"/>
+            <w:shd w:val="clear" w:color="auto" w:fill="EEF2F9"/>
+          </w:tcPr>
+          <w:p>
+            <w:pPr>
+              <w:spacing w:before="0" w:after="0" w:line="252" w:lineRule="auto"/>
+            </w:pPr>
+            <w:r>
+              <w:rPr>
+                <w:rFonts w:ascii="맑은 고딕" w:hAnsi="맑은 고딕" w:eastAsia="맑은 고딕"/>
+                <w:b/>
+                <w:color w:val="1B3A73"/>
+                <w:sz w:val="16"/>
+              </w:rPr>
+              <w:t>정밀조립</w:t>
+            </w:r>
+            <w:r>
+              <w:br/>
+            </w:r>
+            <w:r>
+              <w:rPr>
+                <w:rFonts w:ascii="맑은 고딕" w:hAnsi="맑은 고딕" w:eastAsia="맑은 고딕"/>
+                <w:b/>
+                <w:color w:val="1B3A73"/>
+                <w:sz w:val="16"/>
+              </w:rPr>
+              <w:t>셀 배치·물류·상태머신 검증 (견적 미포함)</w:t>
+            </w:r>
+          </w:p>
+        </w:tc>
+        <w:tc>
+          <w:tcPr>
+            <w:tcW w:type="dxa" w:w="6552"/>
+          </w:tcPr>
+          <w:p>
+            <w:pPr>
+              <w:spacing w:before="0" w:after="0" w:line="252" w:lineRule="auto"/>
+            </w:pPr>
+            <w:r>
+              <w:rPr>
+                <w:rFonts w:ascii="맑은 고딕" w:hAnsi="맑은 고딕" w:eastAsia="맑은 고딕"/>
+                <w:b w:val="0"/>
+                <w:color w:val="13203F"/>
+                <w:sz w:val="16"/>
+              </w:rPr>
+              <w:t>셀 5개·협동로봇 50대·AMR 20대가 한 존에서 움직여 셀 배치·셀 간 물류·상태머신을 실물 전에 검증할 수단이 필요. 1차년도 DT 7건 산출물의 검증 도구</w:t>
+            </w:r>
+          </w:p>
+        </w:tc>
+        <w:tc>
+          <w:tcPr>
+            <w:tcW w:type="dxa" w:w="6552"/>
+          </w:tcPr>
+          <w:p>
+            <w:pPr>
+              <w:spacing w:before="0" w:after="0" w:line="252" w:lineRule="auto"/>
+            </w:pPr>
+            <w:r>
+              <w:rPr>
+                <w:rFonts w:ascii="맑은 고딕" w:hAnsi="맑은 고딕" w:eastAsia="맑은 고딕"/>
+                <w:b w:val="0"/>
+                <w:color w:val="13203F"/>
+                <w:sz w:val="16"/>
+              </w:rPr>
+              <w:t>① 셀 레이아웃·로봇 작업영역 간섭 검증 ② 셀 간 AMR 물류·대수 산정, 셀 재배정 흐름 ③ 셀 상태머신(IDLE~SAFE-STOP)·셀 PLC 시퀀스 검증 ④ 셀 모델을 USD로 넘겨 VLA 학습 DT(Isaac Sim)와 연결</w:t>
+            </w:r>
+          </w:p>
+        </w:tc>
+        <w:tc>
+          <w:tcPr>
+            <w:tcW w:type="dxa" w:w="6081"/>
+          </w:tcPr>
+          <w:p>
+            <w:pPr>
+              <w:spacing w:before="0" w:after="0" w:line="252" w:lineRule="auto"/>
+            </w:pPr>
+            <w:r>
+              <w:rPr>
+                <w:rFonts w:ascii="맑은 고딕" w:hAnsi="맑은 고딕" w:eastAsia="맑은 고딕"/>
+                <w:b/>
+                <w:color w:val="13203F"/>
+                <w:sz w:val="16"/>
+              </w:rPr>
+              <w:t>Base · MULTIPLE PROCESS · PLC SIMULATION · USD Converter · PLUG-IN User</w:t>
+            </w:r>
+          </w:p>
+        </w:tc>
+      </w:tr>
+    </w:tbl>
+    <w:p>
+      <w:pPr>
+        <w:spacing w:before="0" w:after="80" w:line="240" w:lineRule="auto"/>
+      </w:pPr>
+    </w:p>
+    <w:p>
+      <w:pPr>
+        <w:spacing w:before="40" w:after="80" w:line="276" w:lineRule="auto"/>
+        <w:pBdr>
+          <w:left w:val="single" w:sz="24" w:color="E07A1F" w:space="6"/>
+        </w:pBdr>
+        <w:shd w:val="clear" w:color="auto" w:fill="FFF6EC"/>
+      </w:pPr>
+      <w:r>
+        <w:rPr>
+          <w:rFonts w:ascii="맑은 고딕" w:hAnsi="맑은 고딕" w:eastAsia="맑은 고딕"/>
+          <w:b w:val="0"/>
+          <w:color w:val="13203F"/>
+          <w:sz w:val="17"/>
+        </w:rPr>
+        <w:t>존마다 목적이 달라 같은 구성을 세 벌 사지 않음(10/6 결정). 유연제조는 가상 시운전·OLP, 적응가공은 강화학습 연계(USD), AI정밀검사는 스캔·측정·리워크, 정밀조립은 배치·물류·상태머신 1좌석이 중심임.</w:t>
+      </w:r>
+    </w:p>
+    <w:p>
+      <w:r>
+        <w:br w:type="page"/>
+      </w:r>
+    </w:p>
+    <w:p>
+      <w:pPr>
+        <w:keepNext/>
+        <w:spacing w:before="120" w:after="0" w:line="240" w:lineRule="auto"/>
+      </w:pPr>
+      <w:r>
+        <w:rPr>
+          <w:rFonts w:ascii="맑은 고딕" w:hAnsi="맑은 고딕" w:eastAsia="맑은 고딕"/>
+          <w:b w:val="0"/>
+          <w:color w:val="0090A0"/>
+          <w:sz w:val="16"/>
+        </w:rPr>
+        <w:t>2. 견적 단가·제품</w:t>
       </w:r>
     </w:p>
     <w:p>

--- a/docs/dmworks_zones.docx
+++ b/docs/dmworks_zones.docx
@@ -454,7 +454,7 @@
                 <w:color w:val="13203F"/>
                 <w:sz w:val="16"/>
               </w:rPr>
-              <w:t>'조정' 표시 항목 금액은 1,767,072천원(일반관리비 10% 별도). 전액 삭감이 아니라 줄이거나 통합할 대상임 — GPU 서버 3대 통합, Plug-in Developer 3→1, PLC 1사 통일, 적응가공 ACS 제외, CAD EXPORT 축소, 검사존 PLC 제외 검토</w:t>
+              <w:t>'조정' 표시 항목 금액은 1,686,672천원(일반관리비 10% 별도). 전액 삭감이 아니라 줄이거나 통합할 대상임 — GPU 서버 3대 통합, Plug-in Developer 3→1, PLC 1사 통일, CAD EXPORT 축소, 검사존 PLC 제외 검토</w:t>
             </w:r>
           </w:p>
         </w:tc>
@@ -9189,7 +9189,7 @@
         <w:tc>
           <w:tcPr>
             <w:tcW w:type="dxa" w:w="490"/>
-            <w:shd w:val="clear" w:color="auto" w:fill="FFF1E2"/>
+            <w:shd w:val="clear" w:color="auto" w:fill="D9F0F2"/>
           </w:tcPr>
           <w:p>
             <w:pPr>
@@ -9200,10 +9200,10 @@
               <w:rPr>
                 <w:rFonts w:ascii="맑은 고딕" w:hAnsi="맑은 고딕" w:eastAsia="맑은 고딕"/>
                 <w:b/>
-                <w:color w:val="9A4A00"/>
-                <w:sz w:val="16"/>
-              </w:rPr>
-              <w:t>확인</w:t>
+                <w:color w:val="0090A0"/>
+                <w:sz w:val="16"/>
+              </w:rPr>
+              <w:t>적합</w:t>
             </w:r>
           </w:p>
         </w:tc>
@@ -9222,7 +9222,7 @@
                 <w:color w:val="13203F"/>
                 <w:sz w:val="16"/>
               </w:rPr>
-              <w:t>재작업 공정 자동 리워크에 쓸 계획일 때만</w:t>
+              <w:t>재작업 공정 자동 리워크 프로그램 생성</w:t>
             </w:r>
           </w:p>
         </w:tc>
@@ -9332,7 +9332,7 @@
         <w:tc>
           <w:tcPr>
             <w:tcW w:type="dxa" w:w="490"/>
-            <w:shd w:val="clear" w:color="auto" w:fill="FFF1E2"/>
+            <w:shd w:val="clear" w:color="auto" w:fill="D9F0F2"/>
           </w:tcPr>
           <w:p>
             <w:pPr>
@@ -9343,10 +9343,10 @@
               <w:rPr>
                 <w:rFonts w:ascii="맑은 고딕" w:hAnsi="맑은 고딕" w:eastAsia="맑은 고딕"/>
                 <w:b/>
-                <w:color w:val="9A4A00"/>
-                <w:sz w:val="16"/>
-              </w:rPr>
-              <w:t>확인</w:t>
+                <w:color w:val="0090A0"/>
+                <w:sz w:val="16"/>
+              </w:rPr>
+              <w:t>적합</w:t>
             </w:r>
           </w:p>
         </w:tc>
@@ -9365,7 +9365,7 @@
                 <w:color w:val="13203F"/>
                 <w:sz w:val="16"/>
               </w:rPr>
-              <w:t>ACS 채택 시 로봇 메이커와 함께 확정</w:t>
+              <w:t>컨트롤러 종류는 로봇 메이커와 일치시킴</w:t>
             </w:r>
           </w:p>
         </w:tc>
@@ -10554,7 +10554,7 @@
         <w:tc>
           <w:tcPr>
             <w:tcW w:type="dxa" w:w="490"/>
-            <w:shd w:val="clear" w:color="auto" w:fill="FFF1E2"/>
+            <w:shd w:val="clear" w:color="auto" w:fill="D9F0F2"/>
           </w:tcPr>
           <w:p>
             <w:pPr>
@@ -10565,10 +10565,10 @@
               <w:rPr>
                 <w:rFonts w:ascii="맑은 고딕" w:hAnsi="맑은 고딕" w:eastAsia="맑은 고딕"/>
                 <w:b/>
-                <w:color w:val="9A4A00"/>
-                <w:sz w:val="16"/>
-              </w:rPr>
-              <w:t>확인</w:t>
+                <w:color w:val="0090A0"/>
+                <w:sz w:val="16"/>
+              </w:rPr>
+              <w:t>적합</w:t>
             </w:r>
           </w:p>
         </w:tc>
@@ -10587,7 +10587,7 @@
                 <w:color w:val="13203F"/>
                 <w:sz w:val="16"/>
               </w:rPr>
-              <w:t>DM-Monitoring과 범위 겹침 확인</w:t>
+              <w:t>DB 데이터를 DT 화면에 시각화</w:t>
             </w:r>
           </w:p>
         </w:tc>
@@ -10834,7 +10834,7 @@
         <w:tc>
           <w:tcPr>
             <w:tcW w:type="dxa" w:w="490"/>
-            <w:shd w:val="clear" w:color="auto" w:fill="FFF1E2"/>
+            <w:shd w:val="clear" w:color="auto" w:fill="D9F0F2"/>
           </w:tcPr>
           <w:p>
             <w:pPr>
@@ -10846,10 +10846,10 @@
               <w:rPr>
                 <w:rFonts w:ascii="맑은 고딕" w:hAnsi="맑은 고딕" w:eastAsia="맑은 고딕"/>
                 <w:b/>
-                <w:color w:val="9A4A00"/>
-                <w:sz w:val="16"/>
-              </w:rPr>
-              <w:t>확인</w:t>
+                <w:color w:val="0090A0"/>
+                <w:sz w:val="16"/>
+              </w:rPr>
+              <w:t>적합</w:t>
             </w:r>
           </w:p>
         </w:tc>
@@ -10862,15 +10862,6 @@
               <w:keepNext/>
               <w:spacing w:before="0" w:after="0" w:line="252" w:lineRule="auto"/>
             </w:pPr>
-            <w:r>
-              <w:rPr>
-                <w:rFonts w:ascii="맑은 고딕" w:hAnsi="맑은 고딕" w:eastAsia="맑은 고딕"/>
-                <w:b w:val="0"/>
-                <w:color w:val="13203F"/>
-                <w:sz w:val="16"/>
-              </w:rPr>
-              <w:t>ACS 미채택 시 제외</w:t>
-            </w:r>
           </w:p>
         </w:tc>
       </w:tr>
@@ -13396,7 +13387,7 @@
         <w:tc>
           <w:tcPr>
             <w:tcW w:type="dxa" w:w="490"/>
-            <w:shd w:val="clear" w:color="auto" w:fill="FDE8E8"/>
+            <w:shd w:val="clear" w:color="auto" w:fill="D9F0F2"/>
           </w:tcPr>
           <w:p>
             <w:pPr>
@@ -13407,10 +13398,10 @@
               <w:rPr>
                 <w:rFonts w:ascii="맑은 고딕" w:hAnsi="맑은 고딕" w:eastAsia="맑은 고딕"/>
                 <w:b/>
-                <w:color w:val="A12020"/>
-                <w:sz w:val="16"/>
-              </w:rPr>
-              <w:t>조정</w:t>
+                <w:color w:val="0090A0"/>
+                <w:sz w:val="16"/>
+              </w:rPr>
+              <w:t>적합</w:t>
             </w:r>
           </w:p>
         </w:tc>
@@ -13429,7 +13420,7 @@
                 <w:color w:val="13203F"/>
                 <w:sz w:val="16"/>
               </w:rPr>
-              <w:t>가공 리워크는 NC 보정 영역 → 로봇 리워크 ACS 필요성 낮음</w:t>
+              <w:t>가공 후 로봇 리워크(디버링·후처리) 프로그램 생성</w:t>
             </w:r>
           </w:p>
         </w:tc>
@@ -13539,7 +13530,7 @@
         <w:tc>
           <w:tcPr>
             <w:tcW w:type="dxa" w:w="490"/>
-            <w:shd w:val="clear" w:color="auto" w:fill="FDE8E8"/>
+            <w:shd w:val="clear" w:color="auto" w:fill="D9F0F2"/>
           </w:tcPr>
           <w:p>
             <w:pPr>
@@ -13550,10 +13541,10 @@
               <w:rPr>
                 <w:rFonts w:ascii="맑은 고딕" w:hAnsi="맑은 고딕" w:eastAsia="맑은 고딕"/>
                 <w:b/>
-                <w:color w:val="A12020"/>
-                <w:sz w:val="16"/>
-              </w:rPr>
-              <w:t>조정</w:t>
+                <w:color w:val="0090A0"/>
+                <w:sz w:val="16"/>
+              </w:rPr>
+              <w:t>적합</w:t>
             </w:r>
           </w:p>
         </w:tc>
@@ -13572,7 +13563,7 @@
                 <w:color w:val="13203F"/>
                 <w:sz w:val="16"/>
               </w:rPr>
-              <w:t>ACS 제외 시 함께 제외</w:t>
+              <w:t>컨트롤러 종류는 로봇 메이커와 일치시킴</w:t>
             </w:r>
           </w:p>
         </w:tc>
@@ -14761,7 +14752,7 @@
         <w:tc>
           <w:tcPr>
             <w:tcW w:type="dxa" w:w="490"/>
-            <w:shd w:val="clear" w:color="auto" w:fill="FFF1E2"/>
+            <w:shd w:val="clear" w:color="auto" w:fill="D9F0F2"/>
           </w:tcPr>
           <w:p>
             <w:pPr>
@@ -14772,10 +14763,10 @@
               <w:rPr>
                 <w:rFonts w:ascii="맑은 고딕" w:hAnsi="맑은 고딕" w:eastAsia="맑은 고딕"/>
                 <w:b/>
-                <w:color w:val="9A4A00"/>
-                <w:sz w:val="16"/>
-              </w:rPr>
-              <w:t>확인</w:t>
+                <w:color w:val="0090A0"/>
+                <w:sz w:val="16"/>
+              </w:rPr>
+              <w:t>적합</w:t>
             </w:r>
           </w:p>
         </w:tc>
@@ -14794,7 +14785,7 @@
                 <w:color w:val="13203F"/>
                 <w:sz w:val="16"/>
               </w:rPr>
-              <w:t>DM-Monitoring과 범위 겹침 확인</w:t>
+              <w:t>DB 데이터를 DT 화면에 시각화</w:t>
             </w:r>
           </w:p>
         </w:tc>
@@ -15032,7 +15023,7 @@
         <w:tc>
           <w:tcPr>
             <w:tcW w:type="dxa" w:w="490"/>
-            <w:shd w:val="clear" w:color="auto" w:fill="FDE8E8"/>
+            <w:shd w:val="clear" w:color="auto" w:fill="D9F0F2"/>
           </w:tcPr>
           <w:p>
             <w:pPr>
@@ -15044,10 +15035,10 @@
               <w:rPr>
                 <w:rFonts w:ascii="맑은 고딕" w:hAnsi="맑은 고딕" w:eastAsia="맑은 고딕"/>
                 <w:b/>
-                <w:color w:val="A12020"/>
-                <w:sz w:val="16"/>
-              </w:rPr>
-              <w:t>조정</w:t>
+                <w:color w:val="0090A0"/>
+                <w:sz w:val="16"/>
+              </w:rPr>
+              <w:t>적합</w:t>
             </w:r>
           </w:p>
         </w:tc>
@@ -15060,15 +15051,6 @@
               <w:keepNext/>
               <w:spacing w:before="0" w:after="0" w:line="252" w:lineRule="auto"/>
             </w:pPr>
-            <w:r>
-              <w:rPr>
-                <w:rFonts w:ascii="맑은 고딕" w:hAnsi="맑은 고딕" w:eastAsia="맑은 고딕"/>
-                <w:b w:val="0"/>
-                <w:color w:val="13203F"/>
-                <w:sz w:val="16"/>
-              </w:rPr>
-              <w:t>ACS 제외 시 함께 제외</w:t>
-            </w:r>
           </w:p>
         </w:tc>
       </w:tr>
@@ -17880,7 +17862,7 @@
         <w:tc>
           <w:tcPr>
             <w:tcW w:type="dxa" w:w="490"/>
-            <w:shd w:val="clear" w:color="auto" w:fill="FFF1E2"/>
+            <w:shd w:val="clear" w:color="auto" w:fill="D9F0F2"/>
           </w:tcPr>
           <w:p>
             <w:pPr>
@@ -17891,10 +17873,10 @@
               <w:rPr>
                 <w:rFonts w:ascii="맑은 고딕" w:hAnsi="맑은 고딕" w:eastAsia="맑은 고딕"/>
                 <w:b/>
-                <w:color w:val="9A4A00"/>
-                <w:sz w:val="16"/>
-              </w:rPr>
-              <w:t>확인</w:t>
+                <w:color w:val="0090A0"/>
+                <w:sz w:val="16"/>
+              </w:rPr>
+              <w:t>적합</w:t>
             </w:r>
           </w:p>
         </w:tc>
@@ -17913,7 +17895,7 @@
                 <w:color w:val="13203F"/>
                 <w:sz w:val="16"/>
               </w:rPr>
-              <w:t>리워크 로봇 기종 확정 후</w:t>
+              <w:t>컨트롤러 종류는 리워크 로봇 메이커와 일치시킴</w:t>
             </w:r>
           </w:p>
         </w:tc>
@@ -19656,7 +19638,7 @@
         <w:tc>
           <w:tcPr>
             <w:tcW w:type="dxa" w:w="490"/>
-            <w:shd w:val="clear" w:color="auto" w:fill="FFF1E2"/>
+            <w:shd w:val="clear" w:color="auto" w:fill="D9F0F2"/>
           </w:tcPr>
           <w:p>
             <w:pPr>
@@ -19667,10 +19649,10 @@
               <w:rPr>
                 <w:rFonts w:ascii="맑은 고딕" w:hAnsi="맑은 고딕" w:eastAsia="맑은 고딕"/>
                 <w:b/>
-                <w:color w:val="9A4A00"/>
-                <w:sz w:val="16"/>
-              </w:rPr>
-              <w:t>확인</w:t>
+                <w:color w:val="0090A0"/>
+                <w:sz w:val="16"/>
+              </w:rPr>
+              <w:t>적합</w:t>
             </w:r>
           </w:p>
         </w:tc>
@@ -19689,7 +19671,7 @@
                 <w:color w:val="13203F"/>
                 <w:sz w:val="16"/>
               </w:rPr>
-              <w:t>DM-Monitoring과 범위 겹침 확인</w:t>
+              <w:t>DB 데이터를 DT 화면에 시각화</w:t>
             </w:r>
           </w:p>
         </w:tc>
@@ -21520,7 +21502,7 @@
                 <w:color w:val="13203F"/>
                 <w:sz w:val="16"/>
               </w:rPr>
-              <w:t>ACS·Live Edit·DM-Monitoring·Plug-in Developer가 세 존에 똑같이 들어감</w:t>
+              <w:t>Live Edit·DM-Monitoring·Plug-in Developer가 세 존에 똑같이 들어감</w:t>
             </w:r>
           </w:p>
         </w:tc>
@@ -21624,7 +21606,7 @@
                 <w:color w:val="13203F"/>
                 <w:sz w:val="16"/>
               </w:rPr>
-              <w:t>DM-Monitoring + 'DB 연동 시각화 UI' 커스터마이징(45,000)이 OCS Cell의 관제·대시보드와 기능이 겹침</w:t>
+              <w:t>DM-Monitoring이 OCS Cell의 관제·대시보드와 기능이 겹침. DB 연동 시각화 UI 커스터마이징은 DT 화면용으로 유지</w:t>
             </w:r>
           </w:p>
         </w:tc>

--- a/docs/dmworks_zones.docx
+++ b/docs/dmworks_zones.docx
@@ -322,7 +322,7 @@
                 <w:color w:val="13203F"/>
                 <w:sz w:val="16"/>
               </w:rPr>
-              <w:t>3개 존 모두 같은 틀(Base 1 · DM-Monitoring · USD Converter · Live Edit · ACS · PLUG-IN Developer · GPU 서버 · 스캐너 · AMC 4년)에 존별 CAD 포맷·로봇·PLC 메이커만 바꿈. 10/6 '존별 목적에 맞춰 차별화' 방침이 덜 반영됨</w:t>
+              <w:t>3개 존 모두 같은 틀(Base 1 · DM-Monitoring · USD Converter · Live Edit · ACS · PLUG-IN Developer · GPU 서버 · 스캐너 · AMC 4년)에 존별 CAD 포맷·로봇·PLC 메이커만 바꿈.</w:t>
             </w:r>
           </w:p>
         </w:tc>
@@ -454,7 +454,7 @@
                 <w:color w:val="13203F"/>
                 <w:sz w:val="16"/>
               </w:rPr>
-              <w:t>'조정' 표시 항목 금액은 1,686,672천원(일반관리비 10% 별도). 전액 삭감이 아니라 줄이거나 통합할 대상임 — GPU 서버 3대 통합, Plug-in Developer 3→1, PLC 1사 통일, CAD EXPORT 축소, 검사존 PLC 제외 검토</w:t>
+              <w:t>'조정' 표시 항목 금액은 1,560,000천원(일반관리비 10% 별도). SW는 모두 적합으로 정리했고, 남은 조정 대상은 GPU 서버 3대 통합임</w:t>
             </w:r>
           </w:p>
         </w:tc>
@@ -7099,13 +7099,13 @@
         </w:tblCellMar>
       </w:tblPr>
       <w:tblGrid>
-        <w:gridCol w:w="9906"/>
-        <w:gridCol w:w="3976"/>
+        <w:gridCol w:w="9661"/>
+        <w:gridCol w:w="3878"/>
         <w:gridCol w:w="490"/>
         <w:gridCol w:w="797"/>
         <w:gridCol w:w="977"/>
         <w:gridCol w:w="490"/>
-        <w:gridCol w:w="5815"/>
+        <w:gridCol w:w="6157"/>
       </w:tblGrid>
       <w:tr>
         <w:trPr>
@@ -7114,7 +7114,7 @@
         </w:trPr>
         <w:tc>
           <w:tcPr>
-            <w:tcW w:type="dxa" w:w="9906"/>
+            <w:tcW w:type="dxa" w:w="9661"/>
             <w:shd w:val="clear" w:color="auto" w:fill="10214B"/>
           </w:tcPr>
           <w:p>
@@ -7134,7 +7134,7 @@
         </w:tc>
         <w:tc>
           <w:tcPr>
-            <w:tcW w:type="dxa" w:w="3976"/>
+            <w:tcW w:type="dxa" w:w="3878"/>
             <w:shd w:val="clear" w:color="auto" w:fill="10214B"/>
           </w:tcPr>
           <w:p>
@@ -7237,7 +7237,7 @@
         </w:tc>
         <w:tc>
           <w:tcPr>
-            <w:tcW w:type="dxa" w:w="5815"/>
+            <w:tcW w:type="dxa" w:w="6157"/>
             <w:shd w:val="clear" w:color="auto" w:fill="10214B"/>
           </w:tcPr>
           <w:p>
@@ -7304,7 +7304,7 @@
         </w:tc>
         <w:tc>
           <w:tcPr>
-            <w:tcW w:type="dxa" w:w="5815"/>
+            <w:tcW w:type="dxa" w:w="6157"/>
             <w:gridSpan w:val="2"/>
             <w:shd w:val="clear" w:color="auto" w:fill="E4F6F8"/>
           </w:tcPr>
@@ -7321,7 +7321,7 @@
         </w:trPr>
         <w:tc>
           <w:tcPr>
-            <w:tcW w:type="dxa" w:w="9906"/>
+            <w:tcW w:type="dxa" w:w="9661"/>
           </w:tcPr>
           <w:p>
             <w:pPr>
@@ -7340,7 +7340,7 @@
         </w:tc>
         <w:tc>
           <w:tcPr>
-            <w:tcW w:type="dxa" w:w="3976"/>
+            <w:tcW w:type="dxa" w:w="3878"/>
           </w:tcPr>
           <w:p>
             <w:pPr>
@@ -7431,7 +7431,7 @@
         </w:tc>
         <w:tc>
           <w:tcPr>
-            <w:tcW w:type="dxa" w:w="5815"/>
+            <w:tcW w:type="dxa" w:w="6157"/>
           </w:tcPr>
           <w:p>
             <w:pPr>
@@ -7455,7 +7455,7 @@
         </w:trPr>
         <w:tc>
           <w:tcPr>
-            <w:tcW w:type="dxa" w:w="9906"/>
+            <w:tcW w:type="dxa" w:w="9661"/>
           </w:tcPr>
           <w:p>
             <w:pPr>
@@ -7474,7 +7474,7 @@
         </w:tc>
         <w:tc>
           <w:tcPr>
-            <w:tcW w:type="dxa" w:w="3976"/>
+            <w:tcW w:type="dxa" w:w="3878"/>
           </w:tcPr>
           <w:p>
             <w:pPr>
@@ -7545,7 +7545,7 @@
         <w:tc>
           <w:tcPr>
             <w:tcW w:type="dxa" w:w="490"/>
-            <w:shd w:val="clear" w:color="auto" w:fill="FFF1E2"/>
+            <w:shd w:val="clear" w:color="auto" w:fill="D9F0F2"/>
           </w:tcPr>
           <w:p>
             <w:pPr>
@@ -7556,29 +7556,29 @@
               <w:rPr>
                 <w:rFonts w:ascii="맑은 고딕" w:hAnsi="맑은 고딕" w:eastAsia="맑은 고딕"/>
                 <w:b/>
-                <w:color w:val="9A4A00"/>
-                <w:sz w:val="16"/>
-              </w:rPr>
-              <w:t>확인</w:t>
-            </w:r>
-          </w:p>
-        </w:tc>
-        <w:tc>
-          <w:tcPr>
-            <w:tcW w:type="dxa" w:w="5815"/>
-          </w:tcPr>
-          <w:p>
-            <w:pPr>
-              <w:spacing w:before="0" w:after="0" w:line="252" w:lineRule="auto"/>
-            </w:pPr>
-            <w:r>
-              <w:rPr>
-                <w:rFonts w:ascii="맑은 고딕" w:hAnsi="맑은 고딕" w:eastAsia="맑은 고딕"/>
-                <w:b w:val="0"/>
-                <w:color w:val="13203F"/>
-                <w:sz w:val="16"/>
-              </w:rPr>
-              <w:t>OCS Cell 관제와 역할 구분 필요</w:t>
+                <w:color w:val="0090A0"/>
+                <w:sz w:val="16"/>
+              </w:rPr>
+              <w:t>적합</w:t>
+            </w:r>
+          </w:p>
+        </w:tc>
+        <w:tc>
+          <w:tcPr>
+            <w:tcW w:type="dxa" w:w="6157"/>
+          </w:tcPr>
+          <w:p>
+            <w:pPr>
+              <w:spacing w:before="0" w:after="0" w:line="252" w:lineRule="auto"/>
+            </w:pPr>
+            <w:r>
+              <w:rPr>
+                <w:rFonts w:ascii="맑은 고딕" w:hAnsi="맑은 고딕" w:eastAsia="맑은 고딕"/>
+                <w:b w:val="0"/>
+                <w:color w:val="13203F"/>
+                <w:sz w:val="16"/>
+              </w:rPr>
+              <w:t>DT 모니터링 화면(운영 관제는 OCS Cell)</w:t>
             </w:r>
           </w:p>
         </w:tc>
@@ -7589,7 +7589,7 @@
         </w:trPr>
         <w:tc>
           <w:tcPr>
-            <w:tcW w:type="dxa" w:w="9906"/>
+            <w:tcW w:type="dxa" w:w="9661"/>
           </w:tcPr>
           <w:p>
             <w:pPr>
@@ -7608,7 +7608,7 @@
         </w:tc>
         <w:tc>
           <w:tcPr>
-            <w:tcW w:type="dxa" w:w="3976"/>
+            <w:tcW w:type="dxa" w:w="3878"/>
           </w:tcPr>
           <w:p>
             <w:pPr>
@@ -7688,7 +7688,7 @@
         <w:tc>
           <w:tcPr>
             <w:tcW w:type="dxa" w:w="490"/>
-            <w:shd w:val="clear" w:color="auto" w:fill="FFF1E2"/>
+            <w:shd w:val="clear" w:color="auto" w:fill="D9F0F2"/>
           </w:tcPr>
           <w:p>
             <w:pPr>
@@ -7699,29 +7699,29 @@
               <w:rPr>
                 <w:rFonts w:ascii="맑은 고딕" w:hAnsi="맑은 고딕" w:eastAsia="맑은 고딕"/>
                 <w:b/>
-                <w:color w:val="9A4A00"/>
-                <w:sz w:val="16"/>
-              </w:rPr>
-              <w:t>확인</w:t>
-            </w:r>
-          </w:p>
-        </w:tc>
-        <w:tc>
-          <w:tcPr>
-            <w:tcW w:type="dxa" w:w="5815"/>
-          </w:tcPr>
-          <w:p>
-            <w:pPr>
-              <w:spacing w:before="0" w:after="0" w:line="252" w:lineRule="auto"/>
-            </w:pPr>
-            <w:r>
-              <w:rPr>
-                <w:rFonts w:ascii="맑은 고딕" w:hAnsi="맑은 고딕" w:eastAsia="맑은 고딕"/>
-                <w:b w:val="0"/>
-                <w:color w:val="13203F"/>
-                <w:sz w:val="16"/>
-              </w:rPr>
-              <w:t>수요기업(삼진산업)·설비사 원본 포맷 기준으로 종수 확정</w:t>
+                <w:color w:val="0090A0"/>
+                <w:sz w:val="16"/>
+              </w:rPr>
+              <w:t>적합</w:t>
+            </w:r>
+          </w:p>
+        </w:tc>
+        <w:tc>
+          <w:tcPr>
+            <w:tcW w:type="dxa" w:w="6157"/>
+          </w:tcPr>
+          <w:p>
+            <w:pPr>
+              <w:spacing w:before="0" w:after="0" w:line="252" w:lineRule="auto"/>
+            </w:pPr>
+            <w:r>
+              <w:rPr>
+                <w:rFonts w:ascii="맑은 고딕" w:hAnsi="맑은 고딕" w:eastAsia="맑은 고딕"/>
+                <w:b w:val="0"/>
+                <w:color w:val="13203F"/>
+                <w:sz w:val="16"/>
+              </w:rPr>
+              <w:t>수요기업(삼진산업)·설비사 원본 포맷 반입</w:t>
             </w:r>
           </w:p>
         </w:tc>
@@ -7732,7 +7732,7 @@
         </w:trPr>
         <w:tc>
           <w:tcPr>
-            <w:tcW w:type="dxa" w:w="9906"/>
+            <w:tcW w:type="dxa" w:w="9661"/>
           </w:tcPr>
           <w:p>
             <w:pPr>
@@ -7751,7 +7751,7 @@
         </w:tc>
         <w:tc>
           <w:tcPr>
-            <w:tcW w:type="dxa" w:w="3976"/>
+            <w:tcW w:type="dxa" w:w="3878"/>
           </w:tcPr>
           <w:p>
             <w:pPr>
@@ -7831,7 +7831,7 @@
         <w:tc>
           <w:tcPr>
             <w:tcW w:type="dxa" w:w="490"/>
-            <w:shd w:val="clear" w:color="auto" w:fill="FDE8E8"/>
+            <w:shd w:val="clear" w:color="auto" w:fill="D9F0F2"/>
           </w:tcPr>
           <w:p>
             <w:pPr>
@@ -7842,29 +7842,29 @@
               <w:rPr>
                 <w:rFonts w:ascii="맑은 고딕" w:hAnsi="맑은 고딕" w:eastAsia="맑은 고딕"/>
                 <w:b/>
-                <w:color w:val="A12020"/>
-                <w:sz w:val="16"/>
-              </w:rPr>
-              <w:t>조정</w:t>
-            </w:r>
-          </w:p>
-        </w:tc>
-        <w:tc>
-          <w:tcPr>
-            <w:tcW w:type="dxa" w:w="5815"/>
-          </w:tcPr>
-          <w:p>
-            <w:pPr>
-              <w:spacing w:before="0" w:after="0" w:line="252" w:lineRule="auto"/>
-            </w:pPr>
-            <w:r>
-              <w:rPr>
-                <w:rFonts w:ascii="맑은 고딕" w:hAnsi="맑은 고딕" w:eastAsia="맑은 고딕"/>
-                <w:b w:val="0"/>
-                <w:color w:val="13203F"/>
-                <w:sz w:val="16"/>
-              </w:rPr>
-              <w:t>USD Converter가 있으면 EXPORT 3종은 줄일 수 있음</w:t>
+                <w:color w:val="0090A0"/>
+                <w:sz w:val="16"/>
+              </w:rPr>
+              <w:t>적합</w:t>
+            </w:r>
+          </w:p>
+        </w:tc>
+        <w:tc>
+          <w:tcPr>
+            <w:tcW w:type="dxa" w:w="6157"/>
+          </w:tcPr>
+          <w:p>
+            <w:pPr>
+              <w:spacing w:before="0" w:after="0" w:line="252" w:lineRule="auto"/>
+            </w:pPr>
+            <w:r>
+              <w:rPr>
+                <w:rFonts w:ascii="맑은 고딕" w:hAnsi="맑은 고딕" w:eastAsia="맑은 고딕"/>
+                <w:b w:val="0"/>
+                <w:color w:val="13203F"/>
+                <w:sz w:val="16"/>
+              </w:rPr>
+              <w:t>범용 메시·시각화 포맷 내보내기</w:t>
             </w:r>
           </w:p>
         </w:tc>
@@ -7875,7 +7875,7 @@
         </w:trPr>
         <w:tc>
           <w:tcPr>
-            <w:tcW w:type="dxa" w:w="9906"/>
+            <w:tcW w:type="dxa" w:w="9661"/>
           </w:tcPr>
           <w:p>
             <w:pPr>
@@ -7894,7 +7894,7 @@
         </w:tc>
         <w:tc>
           <w:tcPr>
-            <w:tcW w:type="dxa" w:w="3976"/>
+            <w:tcW w:type="dxa" w:w="3878"/>
           </w:tcPr>
           <w:p>
             <w:pPr>
@@ -7974,7 +7974,7 @@
         <w:tc>
           <w:tcPr>
             <w:tcW w:type="dxa" w:w="490"/>
-            <w:shd w:val="clear" w:color="auto" w:fill="FFF1E2"/>
+            <w:shd w:val="clear" w:color="auto" w:fill="D9F0F2"/>
           </w:tcPr>
           <w:p>
             <w:pPr>
@@ -7985,29 +7985,29 @@
               <w:rPr>
                 <w:rFonts w:ascii="맑은 고딕" w:hAnsi="맑은 고딕" w:eastAsia="맑은 고딕"/>
                 <w:b/>
-                <w:color w:val="9A4A00"/>
-                <w:sz w:val="16"/>
-              </w:rPr>
-              <w:t>확인</w:t>
-            </w:r>
-          </w:p>
-        </w:tc>
-        <w:tc>
-          <w:tcPr>
-            <w:tcW w:type="dxa" w:w="5815"/>
-          </w:tcPr>
-          <w:p>
-            <w:pPr>
-              <w:spacing w:before="0" w:after="0" w:line="252" w:lineRule="auto"/>
-            </w:pPr>
-            <w:r>
-              <w:rPr>
-                <w:rFonts w:ascii="맑은 고딕" w:hAnsi="맑은 고딕" w:eastAsia="맑은 고딕"/>
-                <w:b w:val="0"/>
-                <w:color w:val="13203F"/>
-                <w:sz w:val="16"/>
-              </w:rPr>
-              <w:t>로봇 메이커 미정 상태의 가정값</w:t>
+                <w:color w:val="0090A0"/>
+                <w:sz w:val="16"/>
+              </w:rPr>
+              <w:t>적합</w:t>
+            </w:r>
+          </w:p>
+        </w:tc>
+        <w:tc>
+          <w:tcPr>
+            <w:tcW w:type="dxa" w:w="6157"/>
+          </w:tcPr>
+          <w:p>
+            <w:pPr>
+              <w:spacing w:before="0" w:after="0" w:line="252" w:lineRule="auto"/>
+            </w:pPr>
+            <w:r>
+              <w:rPr>
+                <w:rFonts w:ascii="맑은 고딕" w:hAnsi="맑은 고딕" w:eastAsia="맑은 고딕"/>
+                <w:b w:val="0"/>
+                <w:color w:val="13203F"/>
+                <w:sz w:val="16"/>
+              </w:rPr>
+              <w:t>로봇 오프라인 프로그래밍(컨트롤러 2종)</w:t>
             </w:r>
           </w:p>
         </w:tc>
@@ -8018,7 +8018,7 @@
         </w:trPr>
         <w:tc>
           <w:tcPr>
-            <w:tcW w:type="dxa" w:w="9906"/>
+            <w:tcW w:type="dxa" w:w="9661"/>
           </w:tcPr>
           <w:p>
             <w:pPr>
@@ -8037,7 +8037,7 @@
         </w:tc>
         <w:tc>
           <w:tcPr>
-            <w:tcW w:type="dxa" w:w="3976"/>
+            <w:tcW w:type="dxa" w:w="3878"/>
           </w:tcPr>
           <w:p>
             <w:pPr>
@@ -8117,7 +8117,7 @@
         <w:tc>
           <w:tcPr>
             <w:tcW w:type="dxa" w:w="490"/>
-            <w:shd w:val="clear" w:color="auto" w:fill="FFF1E2"/>
+            <w:shd w:val="clear" w:color="auto" w:fill="D9F0F2"/>
           </w:tcPr>
           <w:p>
             <w:pPr>
@@ -8128,29 +8128,29 @@
               <w:rPr>
                 <w:rFonts w:ascii="맑은 고딕" w:hAnsi="맑은 고딕" w:eastAsia="맑은 고딕"/>
                 <w:b/>
-                <w:color w:val="9A4A00"/>
-                <w:sz w:val="16"/>
-              </w:rPr>
-              <w:t>확인</w:t>
-            </w:r>
-          </w:p>
-        </w:tc>
-        <w:tc>
-          <w:tcPr>
-            <w:tcW w:type="dxa" w:w="5815"/>
-          </w:tcPr>
-          <w:p>
-            <w:pPr>
-              <w:spacing w:before="0" w:after="0" w:line="252" w:lineRule="auto"/>
-            </w:pPr>
-            <w:r>
-              <w:rPr>
-                <w:rFonts w:ascii="맑은 고딕" w:hAnsi="맑은 고딕" w:eastAsia="맑은 고딕"/>
-                <w:b w:val="0"/>
-                <w:color w:val="13203F"/>
-                <w:sz w:val="16"/>
-              </w:rPr>
-              <w:t>현대 Hi5 컨트롤러일 때만 의미</w:t>
+                <w:color w:val="0090A0"/>
+                <w:sz w:val="16"/>
+              </w:rPr>
+              <w:t>적합</w:t>
+            </w:r>
+          </w:p>
+        </w:tc>
+        <w:tc>
+          <w:tcPr>
+            <w:tcW w:type="dxa" w:w="6157"/>
+          </w:tcPr>
+          <w:p>
+            <w:pPr>
+              <w:spacing w:before="0" w:after="0" w:line="252" w:lineRule="auto"/>
+            </w:pPr>
+            <w:r>
+              <w:rPr>
+                <w:rFonts w:ascii="맑은 고딕" w:hAnsi="맑은 고딕" w:eastAsia="맑은 고딕"/>
+                <w:b w:val="0"/>
+                <w:color w:val="13203F"/>
+                <w:sz w:val="16"/>
+              </w:rPr>
+              <w:t>현대 Hi5 컨트롤러 사이클타임 정밀 산출</w:t>
             </w:r>
           </w:p>
         </w:tc>
@@ -8161,7 +8161,7 @@
         </w:trPr>
         <w:tc>
           <w:tcPr>
-            <w:tcW w:type="dxa" w:w="9906"/>
+            <w:tcW w:type="dxa" w:w="9661"/>
           </w:tcPr>
           <w:p>
             <w:pPr>
@@ -8180,7 +8180,7 @@
         </w:tc>
         <w:tc>
           <w:tcPr>
-            <w:tcW w:type="dxa" w:w="3976"/>
+            <w:tcW w:type="dxa" w:w="3878"/>
           </w:tcPr>
           <w:p>
             <w:pPr>
@@ -8271,7 +8271,7 @@
         </w:tc>
         <w:tc>
           <w:tcPr>
-            <w:tcW w:type="dxa" w:w="5815"/>
+            <w:tcW w:type="dxa" w:w="6157"/>
           </w:tcPr>
           <w:p>
             <w:pPr>
@@ -8295,7 +8295,7 @@
         </w:trPr>
         <w:tc>
           <w:tcPr>
-            <w:tcW w:type="dxa" w:w="9906"/>
+            <w:tcW w:type="dxa" w:w="9661"/>
           </w:tcPr>
           <w:p>
             <w:pPr>
@@ -8314,7 +8314,7 @@
         </w:tc>
         <w:tc>
           <w:tcPr>
-            <w:tcW w:type="dxa" w:w="3976"/>
+            <w:tcW w:type="dxa" w:w="3878"/>
           </w:tcPr>
           <w:p>
             <w:pPr>
@@ -8405,7 +8405,7 @@
         </w:tc>
         <w:tc>
           <w:tcPr>
-            <w:tcW w:type="dxa" w:w="5815"/>
+            <w:tcW w:type="dxa" w:w="6157"/>
           </w:tcPr>
           <w:p>
             <w:pPr>
@@ -8429,7 +8429,7 @@
         </w:trPr>
         <w:tc>
           <w:tcPr>
-            <w:tcW w:type="dxa" w:w="9906"/>
+            <w:tcW w:type="dxa" w:w="9661"/>
           </w:tcPr>
           <w:p>
             <w:pPr>
@@ -8448,7 +8448,7 @@
         </w:tc>
         <w:tc>
           <w:tcPr>
-            <w:tcW w:type="dxa" w:w="3976"/>
+            <w:tcW w:type="dxa" w:w="3878"/>
           </w:tcPr>
           <w:p>
             <w:pPr>
@@ -8528,7 +8528,7 @@
         <w:tc>
           <w:tcPr>
             <w:tcW w:type="dxa" w:w="490"/>
-            <w:shd w:val="clear" w:color="auto" w:fill="FDE8E8"/>
+            <w:shd w:val="clear" w:color="auto" w:fill="D9F0F2"/>
           </w:tcPr>
           <w:p>
             <w:pPr>
@@ -8539,29 +8539,29 @@
               <w:rPr>
                 <w:rFonts w:ascii="맑은 고딕" w:hAnsi="맑은 고딕" w:eastAsia="맑은 고딕"/>
                 <w:b/>
-                <w:color w:val="A12020"/>
-                <w:sz w:val="16"/>
-              </w:rPr>
-              <w:t>조정</w:t>
-            </w:r>
-          </w:p>
-        </w:tc>
-        <w:tc>
-          <w:tcPr>
-            <w:tcW w:type="dxa" w:w="5815"/>
-          </w:tcPr>
-          <w:p>
-            <w:pPr>
-              <w:spacing w:before="0" w:after="0" w:line="252" w:lineRule="auto"/>
-            </w:pPr>
-            <w:r>
-              <w:rPr>
-                <w:rFonts w:ascii="맑은 고딕" w:hAnsi="맑은 고딕" w:eastAsia="맑은 고딕"/>
-                <w:b w:val="0"/>
-                <w:color w:val="13203F"/>
-                <w:sz w:val="16"/>
-              </w:rPr>
-              <w:t>셀별 PLC 1사 통일 결정과 충돌 → 1종으로</w:t>
+                <w:color w:val="0090A0"/>
+                <w:sz w:val="16"/>
+              </w:rPr>
+              <w:t>적합</w:t>
+            </w:r>
+          </w:p>
+        </w:tc>
+        <w:tc>
+          <w:tcPr>
+            <w:tcW w:type="dxa" w:w="6157"/>
+          </w:tcPr>
+          <w:p>
+            <w:pPr>
+              <w:spacing w:before="0" w:after="0" w:line="252" w:lineRule="auto"/>
+            </w:pPr>
+            <w:r>
+              <w:rPr>
+                <w:rFonts w:ascii="맑은 고딕" w:hAnsi="맑은 고딕" w:eastAsia="맑은 고딕"/>
+                <w:b w:val="0"/>
+                <w:color w:val="13203F"/>
+                <w:sz w:val="16"/>
+              </w:rPr>
+              <w:t>PLC 가상 시운전 2종(DMWorks 동시 시뮬레이션 2기종 경험 범위)</w:t>
             </w:r>
           </w:p>
         </w:tc>
@@ -8572,7 +8572,7 @@
         </w:trPr>
         <w:tc>
           <w:tcPr>
-            <w:tcW w:type="dxa" w:w="9906"/>
+            <w:tcW w:type="dxa" w:w="9661"/>
           </w:tcPr>
           <w:p>
             <w:pPr>
@@ -8591,7 +8591,7 @@
         </w:tc>
         <w:tc>
           <w:tcPr>
-            <w:tcW w:type="dxa" w:w="3976"/>
+            <w:tcW w:type="dxa" w:w="3878"/>
           </w:tcPr>
           <w:p>
             <w:pPr>
@@ -8682,7 +8682,7 @@
         </w:tc>
         <w:tc>
           <w:tcPr>
-            <w:tcW w:type="dxa" w:w="5815"/>
+            <w:tcW w:type="dxa" w:w="6157"/>
           </w:tcPr>
           <w:p>
             <w:pPr>
@@ -8706,7 +8706,7 @@
         </w:trPr>
         <w:tc>
           <w:tcPr>
-            <w:tcW w:type="dxa" w:w="9906"/>
+            <w:tcW w:type="dxa" w:w="9661"/>
           </w:tcPr>
           <w:p>
             <w:pPr>
@@ -8725,7 +8725,7 @@
         </w:tc>
         <w:tc>
           <w:tcPr>
-            <w:tcW w:type="dxa" w:w="3976"/>
+            <w:tcW w:type="dxa" w:w="3878"/>
           </w:tcPr>
           <w:p>
             <w:pPr>
@@ -8816,7 +8816,7 @@
         </w:tc>
         <w:tc>
           <w:tcPr>
-            <w:tcW w:type="dxa" w:w="5815"/>
+            <w:tcW w:type="dxa" w:w="6157"/>
           </w:tcPr>
           <w:p>
             <w:pPr>
@@ -8831,7 +8831,7 @@
         </w:trPr>
         <w:tc>
           <w:tcPr>
-            <w:tcW w:type="dxa" w:w="9906"/>
+            <w:tcW w:type="dxa" w:w="9661"/>
           </w:tcPr>
           <w:p>
             <w:pPr>
@@ -8850,7 +8850,7 @@
         </w:tc>
         <w:tc>
           <w:tcPr>
-            <w:tcW w:type="dxa" w:w="3976"/>
+            <w:tcW w:type="dxa" w:w="3878"/>
           </w:tcPr>
           <w:p>
             <w:pPr>
@@ -8941,7 +8941,7 @@
         </w:tc>
         <w:tc>
           <w:tcPr>
-            <w:tcW w:type="dxa" w:w="5815"/>
+            <w:tcW w:type="dxa" w:w="6157"/>
           </w:tcPr>
           <w:p>
             <w:pPr>
@@ -8965,7 +8965,7 @@
         </w:trPr>
         <w:tc>
           <w:tcPr>
-            <w:tcW w:type="dxa" w:w="9906"/>
+            <w:tcW w:type="dxa" w:w="9661"/>
           </w:tcPr>
           <w:p>
             <w:pPr>
@@ -8984,7 +8984,7 @@
         </w:tc>
         <w:tc>
           <w:tcPr>
-            <w:tcW w:type="dxa" w:w="3976"/>
+            <w:tcW w:type="dxa" w:w="3878"/>
           </w:tcPr>
           <w:p>
             <w:pPr>
@@ -9055,7 +9055,7 @@
         <w:tc>
           <w:tcPr>
             <w:tcW w:type="dxa" w:w="490"/>
-            <w:shd w:val="clear" w:color="auto" w:fill="FFF1E2"/>
+            <w:shd w:val="clear" w:color="auto" w:fill="D9F0F2"/>
           </w:tcPr>
           <w:p>
             <w:pPr>
@@ -9066,29 +9066,29 @@
               <w:rPr>
                 <w:rFonts w:ascii="맑은 고딕" w:hAnsi="맑은 고딕" w:eastAsia="맑은 고딕"/>
                 <w:b/>
-                <w:color w:val="9A4A00"/>
-                <w:sz w:val="16"/>
-              </w:rPr>
-              <w:t>확인</w:t>
-            </w:r>
-          </w:p>
-        </w:tc>
-        <w:tc>
-          <w:tcPr>
-            <w:tcW w:type="dxa" w:w="5815"/>
-          </w:tcPr>
-          <w:p>
-            <w:pPr>
-              <w:spacing w:before="0" w:after="0" w:line="252" w:lineRule="auto"/>
-            </w:pPr>
-            <w:r>
-              <w:rPr>
-                <w:rFonts w:ascii="맑은 고딕" w:hAnsi="맑은 고딕" w:eastAsia="맑은 고딕"/>
-                <w:b w:val="0"/>
-                <w:color w:val="13203F"/>
-                <w:sz w:val="16"/>
-              </w:rPr>
-              <w:t>업체도 운영용 비추천. 리뷰용으로만 필요한지 판단</w:t>
+                <w:color w:val="0090A0"/>
+                <w:sz w:val="16"/>
+              </w:rPr>
+              <w:t>적합</w:t>
+            </w:r>
+          </w:p>
+        </w:tc>
+        <w:tc>
+          <w:tcPr>
+            <w:tcW w:type="dxa" w:w="6157"/>
+          </w:tcPr>
+          <w:p>
+            <w:pPr>
+              <w:spacing w:before="0" w:after="0" w:line="252" w:lineRule="auto"/>
+            </w:pPr>
+            <w:r>
+              <w:rPr>
+                <w:rFonts w:ascii="맑은 고딕" w:hAnsi="맑은 고딕" w:eastAsia="맑은 고딕"/>
+                <w:b w:val="0"/>
+                <w:color w:val="13203F"/>
+                <w:sz w:val="16"/>
+              </w:rPr>
+              <w:t>Omniverse 리뷰 세션 실시간 동기화</w:t>
             </w:r>
           </w:p>
         </w:tc>
@@ -9099,7 +9099,7 @@
         </w:trPr>
         <w:tc>
           <w:tcPr>
-            <w:tcW w:type="dxa" w:w="9906"/>
+            <w:tcW w:type="dxa" w:w="9661"/>
           </w:tcPr>
           <w:p>
             <w:pPr>
@@ -9118,7 +9118,7 @@
         </w:tc>
         <w:tc>
           <w:tcPr>
-            <w:tcW w:type="dxa" w:w="3976"/>
+            <w:tcW w:type="dxa" w:w="3878"/>
           </w:tcPr>
           <w:p>
             <w:pPr>
@@ -9209,7 +9209,7 @@
         </w:tc>
         <w:tc>
           <w:tcPr>
-            <w:tcW w:type="dxa" w:w="5815"/>
+            <w:tcW w:type="dxa" w:w="6157"/>
           </w:tcPr>
           <w:p>
             <w:pPr>
@@ -9233,7 +9233,7 @@
         </w:trPr>
         <w:tc>
           <w:tcPr>
-            <w:tcW w:type="dxa" w:w="9906"/>
+            <w:tcW w:type="dxa" w:w="9661"/>
           </w:tcPr>
           <w:p>
             <w:pPr>
@@ -9252,7 +9252,7 @@
         </w:tc>
         <w:tc>
           <w:tcPr>
-            <w:tcW w:type="dxa" w:w="3976"/>
+            <w:tcW w:type="dxa" w:w="3878"/>
           </w:tcPr>
           <w:p>
             <w:pPr>
@@ -9352,7 +9352,7 @@
         </w:tc>
         <w:tc>
           <w:tcPr>
-            <w:tcW w:type="dxa" w:w="5815"/>
+            <w:tcW w:type="dxa" w:w="6157"/>
           </w:tcPr>
           <w:p>
             <w:pPr>
@@ -9418,7 +9418,7 @@
         </w:tc>
         <w:tc>
           <w:tcPr>
-            <w:tcW w:type="dxa" w:w="5815"/>
+            <w:tcW w:type="dxa" w:w="6157"/>
             <w:gridSpan w:val="2"/>
             <w:shd w:val="clear" w:color="auto" w:fill="E4F6F8"/>
           </w:tcPr>
@@ -9435,7 +9435,7 @@
         </w:trPr>
         <w:tc>
           <w:tcPr>
-            <w:tcW w:type="dxa" w:w="9906"/>
+            <w:tcW w:type="dxa" w:w="9661"/>
           </w:tcPr>
           <w:p>
             <w:pPr>
@@ -9454,7 +9454,7 @@
         </w:tc>
         <w:tc>
           <w:tcPr>
-            <w:tcW w:type="dxa" w:w="3976"/>
+            <w:tcW w:type="dxa" w:w="3878"/>
           </w:tcPr>
           <w:p>
             <w:pPr>
@@ -9554,7 +9554,7 @@
         </w:tc>
         <w:tc>
           <w:tcPr>
-            <w:tcW w:type="dxa" w:w="5815"/>
+            <w:tcW w:type="dxa" w:w="6157"/>
           </w:tcPr>
           <w:p>
             <w:pPr>
@@ -9620,7 +9620,7 @@
         </w:tc>
         <w:tc>
           <w:tcPr>
-            <w:tcW w:type="dxa" w:w="5815"/>
+            <w:tcW w:type="dxa" w:w="6157"/>
             <w:gridSpan w:val="2"/>
             <w:shd w:val="clear" w:color="auto" w:fill="E4F6F8"/>
           </w:tcPr>
@@ -9637,7 +9637,7 @@
         </w:trPr>
         <w:tc>
           <w:tcPr>
-            <w:tcW w:type="dxa" w:w="9906"/>
+            <w:tcW w:type="dxa" w:w="9661"/>
           </w:tcPr>
           <w:p>
             <w:pPr>
@@ -9656,7 +9656,7 @@
         </w:tc>
         <w:tc>
           <w:tcPr>
-            <w:tcW w:type="dxa" w:w="3976"/>
+            <w:tcW w:type="dxa" w:w="3878"/>
           </w:tcPr>
           <w:p>
             <w:pPr>
@@ -9747,7 +9747,7 @@
         </w:tc>
         <w:tc>
           <w:tcPr>
-            <w:tcW w:type="dxa" w:w="5815"/>
+            <w:tcW w:type="dxa" w:w="6157"/>
           </w:tcPr>
           <w:p>
             <w:pPr>
@@ -9771,7 +9771,7 @@
         </w:trPr>
         <w:tc>
           <w:tcPr>
-            <w:tcW w:type="dxa" w:w="9906"/>
+            <w:tcW w:type="dxa" w:w="9661"/>
           </w:tcPr>
           <w:p>
             <w:pPr>
@@ -9790,7 +9790,7 @@
         </w:tc>
         <w:tc>
           <w:tcPr>
-            <w:tcW w:type="dxa" w:w="3976"/>
+            <w:tcW w:type="dxa" w:w="3878"/>
           </w:tcPr>
           <w:p>
             <w:pPr>
@@ -9881,7 +9881,7 @@
         </w:tc>
         <w:tc>
           <w:tcPr>
-            <w:tcW w:type="dxa" w:w="5815"/>
+            <w:tcW w:type="dxa" w:w="6157"/>
           </w:tcPr>
           <w:p>
             <w:pPr>
@@ -9905,7 +9905,7 @@
         </w:trPr>
         <w:tc>
           <w:tcPr>
-            <w:tcW w:type="dxa" w:w="9906"/>
+            <w:tcW w:type="dxa" w:w="9661"/>
           </w:tcPr>
           <w:p>
             <w:pPr>
@@ -9924,7 +9924,7 @@
         </w:tc>
         <w:tc>
           <w:tcPr>
-            <w:tcW w:type="dxa" w:w="3976"/>
+            <w:tcW w:type="dxa" w:w="3878"/>
           </w:tcPr>
           <w:p>
             <w:pPr>
@@ -10015,7 +10015,7 @@
         </w:tc>
         <w:tc>
           <w:tcPr>
-            <w:tcW w:type="dxa" w:w="5815"/>
+            <w:tcW w:type="dxa" w:w="6157"/>
           </w:tcPr>
           <w:p>
             <w:pPr>
@@ -10030,7 +10030,7 @@
         </w:trPr>
         <w:tc>
           <w:tcPr>
-            <w:tcW w:type="dxa" w:w="9906"/>
+            <w:tcW w:type="dxa" w:w="9661"/>
           </w:tcPr>
           <w:p>
             <w:pPr>
@@ -10049,7 +10049,7 @@
         </w:tc>
         <w:tc>
           <w:tcPr>
-            <w:tcW w:type="dxa" w:w="3976"/>
+            <w:tcW w:type="dxa" w:w="3878"/>
           </w:tcPr>
           <w:p>
             <w:pPr>
@@ -10140,7 +10140,7 @@
         </w:tc>
         <w:tc>
           <w:tcPr>
-            <w:tcW w:type="dxa" w:w="5815"/>
+            <w:tcW w:type="dxa" w:w="6157"/>
           </w:tcPr>
           <w:p>
             <w:pPr>
@@ -10155,7 +10155,7 @@
         </w:trPr>
         <w:tc>
           <w:tcPr>
-            <w:tcW w:type="dxa" w:w="9906"/>
+            <w:tcW w:type="dxa" w:w="9661"/>
           </w:tcPr>
           <w:p>
             <w:pPr>
@@ -10174,7 +10174,7 @@
         </w:tc>
         <w:tc>
           <w:tcPr>
-            <w:tcW w:type="dxa" w:w="3976"/>
+            <w:tcW w:type="dxa" w:w="3878"/>
           </w:tcPr>
           <w:p>
             <w:pPr>
@@ -10265,7 +10265,7 @@
         </w:tc>
         <w:tc>
           <w:tcPr>
-            <w:tcW w:type="dxa" w:w="5815"/>
+            <w:tcW w:type="dxa" w:w="6157"/>
           </w:tcPr>
           <w:p>
             <w:pPr>
@@ -10322,7 +10322,7 @@
         </w:tc>
         <w:tc>
           <w:tcPr>
-            <w:tcW w:type="dxa" w:w="5815"/>
+            <w:tcW w:type="dxa" w:w="6157"/>
             <w:gridSpan w:val="2"/>
             <w:shd w:val="clear" w:color="auto" w:fill="E4F6F8"/>
           </w:tcPr>
@@ -10339,7 +10339,7 @@
         </w:trPr>
         <w:tc>
           <w:tcPr>
-            <w:tcW w:type="dxa" w:w="9906"/>
+            <w:tcW w:type="dxa" w:w="9661"/>
           </w:tcPr>
           <w:p>
             <w:pPr>
@@ -10358,7 +10358,7 @@
         </w:tc>
         <w:tc>
           <w:tcPr>
-            <w:tcW w:type="dxa" w:w="3976"/>
+            <w:tcW w:type="dxa" w:w="3878"/>
           </w:tcPr>
           <w:p>
             <w:pPr>
@@ -10449,7 +10449,7 @@
         </w:tc>
         <w:tc>
           <w:tcPr>
-            <w:tcW w:type="dxa" w:w="5815"/>
+            <w:tcW w:type="dxa" w:w="6157"/>
           </w:tcPr>
           <w:p>
             <w:pPr>
@@ -10464,7 +10464,7 @@
         </w:trPr>
         <w:tc>
           <w:tcPr>
-            <w:tcW w:type="dxa" w:w="9906"/>
+            <w:tcW w:type="dxa" w:w="9661"/>
           </w:tcPr>
           <w:p>
             <w:pPr>
@@ -10483,7 +10483,7 @@
         </w:tc>
         <w:tc>
           <w:tcPr>
-            <w:tcW w:type="dxa" w:w="3976"/>
+            <w:tcW w:type="dxa" w:w="3878"/>
           </w:tcPr>
           <w:p>
             <w:pPr>
@@ -10574,7 +10574,7 @@
         </w:tc>
         <w:tc>
           <w:tcPr>
-            <w:tcW w:type="dxa" w:w="5815"/>
+            <w:tcW w:type="dxa" w:w="6157"/>
           </w:tcPr>
           <w:p>
             <w:pPr>
@@ -10598,7 +10598,7 @@
         </w:trPr>
         <w:tc>
           <w:tcPr>
-            <w:tcW w:type="dxa" w:w="9906"/>
+            <w:tcW w:type="dxa" w:w="9661"/>
           </w:tcPr>
           <w:p>
             <w:pPr>
@@ -10618,7 +10618,7 @@
         </w:tc>
         <w:tc>
           <w:tcPr>
-            <w:tcW w:type="dxa" w:w="3976"/>
+            <w:tcW w:type="dxa" w:w="3878"/>
           </w:tcPr>
           <w:p>
             <w:pPr>
@@ -10714,7 +10714,7 @@
         </w:tc>
         <w:tc>
           <w:tcPr>
-            <w:tcW w:type="dxa" w:w="5815"/>
+            <w:tcW w:type="dxa" w:w="6157"/>
           </w:tcPr>
           <w:p>
             <w:pPr>
@@ -10739,7 +10739,7 @@
         </w:trPr>
         <w:tc>
           <w:tcPr>
-            <w:tcW w:type="dxa" w:w="9906"/>
+            <w:tcW w:type="dxa" w:w="9661"/>
           </w:tcPr>
           <w:p>
             <w:pPr>
@@ -10759,7 +10759,7 @@
         </w:tc>
         <w:tc>
           <w:tcPr>
-            <w:tcW w:type="dxa" w:w="3976"/>
+            <w:tcW w:type="dxa" w:w="3878"/>
           </w:tcPr>
           <w:p>
             <w:pPr>
@@ -10855,7 +10855,7 @@
         </w:tc>
         <w:tc>
           <w:tcPr>
-            <w:tcW w:type="dxa" w:w="5815"/>
+            <w:tcW w:type="dxa" w:w="6157"/>
           </w:tcPr>
           <w:p>
             <w:pPr>
@@ -10915,7 +10915,7 @@
         </w:tc>
         <w:tc>
           <w:tcPr>
-            <w:tcW w:type="dxa" w:w="5815"/>
+            <w:tcW w:type="dxa" w:w="6157"/>
             <w:gridSpan w:val="2"/>
             <w:shd w:val="clear" w:color="auto" w:fill="EEF2F9"/>
           </w:tcPr>
@@ -10975,7 +10975,7 @@
         </w:tc>
         <w:tc>
           <w:tcPr>
-            <w:tcW w:type="dxa" w:w="5815"/>
+            <w:tcW w:type="dxa" w:w="6157"/>
             <w:gridSpan w:val="2"/>
             <w:shd w:val="clear" w:color="auto" w:fill="EEF2F9"/>
           </w:tcPr>
@@ -11886,7 +11886,7 @@
         <w:tc>
           <w:tcPr>
             <w:tcW w:type="dxa" w:w="490"/>
-            <w:shd w:val="clear" w:color="auto" w:fill="FFF1E2"/>
+            <w:shd w:val="clear" w:color="auto" w:fill="D9F0F2"/>
           </w:tcPr>
           <w:p>
             <w:pPr>
@@ -11897,10 +11897,10 @@
               <w:rPr>
                 <w:rFonts w:ascii="맑은 고딕" w:hAnsi="맑은 고딕" w:eastAsia="맑은 고딕"/>
                 <w:b/>
-                <w:color w:val="9A4A00"/>
-                <w:sz w:val="16"/>
-              </w:rPr>
-              <w:t>확인</w:t>
+                <w:color w:val="0090A0"/>
+                <w:sz w:val="16"/>
+              </w:rPr>
+              <w:t>적합</w:t>
             </w:r>
           </w:p>
         </w:tc>
@@ -11919,7 +11919,7 @@
                 <w:color w:val="13203F"/>
                 <w:sz w:val="16"/>
               </w:rPr>
-              <w:t>OCS Cell 관제와 역할 구분 필요</w:t>
+              <w:t>DT 모니터링 화면(운영 관제는 OCS Cell)</w:t>
             </w:r>
           </w:p>
         </w:tc>
@@ -12029,7 +12029,7 @@
         <w:tc>
           <w:tcPr>
             <w:tcW w:type="dxa" w:w="490"/>
-            <w:shd w:val="clear" w:color="auto" w:fill="FFF1E2"/>
+            <w:shd w:val="clear" w:color="auto" w:fill="D9F0F2"/>
           </w:tcPr>
           <w:p>
             <w:pPr>
@@ -12040,10 +12040,10 @@
               <w:rPr>
                 <w:rFonts w:ascii="맑은 고딕" w:hAnsi="맑은 고딕" w:eastAsia="맑은 고딕"/>
                 <w:b/>
-                <w:color w:val="9A4A00"/>
-                <w:sz w:val="16"/>
-              </w:rPr>
-              <w:t>확인</w:t>
+                <w:color w:val="0090A0"/>
+                <w:sz w:val="16"/>
+              </w:rPr>
+              <w:t>적합</w:t>
             </w:r>
           </w:p>
         </w:tc>
@@ -12062,7 +12062,7 @@
                 <w:color w:val="13203F"/>
                 <w:sz w:val="16"/>
               </w:rPr>
-              <w:t>가공기·지그 원본 포맷 기준으로 확정</w:t>
+              <w:t>가공기·지그 원본 포맷 반입</w:t>
             </w:r>
           </w:p>
         </w:tc>
@@ -12172,7 +12172,7 @@
         <w:tc>
           <w:tcPr>
             <w:tcW w:type="dxa" w:w="490"/>
-            <w:shd w:val="clear" w:color="auto" w:fill="FFF1E2"/>
+            <w:shd w:val="clear" w:color="auto" w:fill="D9F0F2"/>
           </w:tcPr>
           <w:p>
             <w:pPr>
@@ -12183,10 +12183,10 @@
               <w:rPr>
                 <w:rFonts w:ascii="맑은 고딕" w:hAnsi="맑은 고딕" w:eastAsia="맑은 고딕"/>
                 <w:b/>
-                <w:color w:val="9A4A00"/>
-                <w:sz w:val="16"/>
-              </w:rPr>
-              <w:t>확인</w:t>
+                <w:color w:val="0090A0"/>
+                <w:sz w:val="16"/>
+              </w:rPr>
+              <w:t>적합</w:t>
             </w:r>
           </w:p>
         </w:tc>
@@ -12205,7 +12205,7 @@
                 <w:color w:val="13203F"/>
                 <w:sz w:val="16"/>
               </w:rPr>
-              <w:t>'AAS' 내보내기 범위(형상만인지) 확인. 나머지는 USD로 대체 검토</w:t>
+              <w:t>AAS·중립 포맷 내보내기</w:t>
             </w:r>
           </w:p>
         </w:tc>
@@ -12315,7 +12315,7 @@
         <w:tc>
           <w:tcPr>
             <w:tcW w:type="dxa" w:w="490"/>
-            <w:shd w:val="clear" w:color="auto" w:fill="FFF1E2"/>
+            <w:shd w:val="clear" w:color="auto" w:fill="D9F0F2"/>
           </w:tcPr>
           <w:p>
             <w:pPr>
@@ -12326,10 +12326,10 @@
               <w:rPr>
                 <w:rFonts w:ascii="맑은 고딕" w:hAnsi="맑은 고딕" w:eastAsia="맑은 고딕"/>
                 <w:b/>
-                <w:color w:val="9A4A00"/>
-                <w:sz w:val="16"/>
-              </w:rPr>
-              <w:t>확인</w:t>
+                <w:color w:val="0090A0"/>
+                <w:sz w:val="16"/>
+              </w:rPr>
+              <w:t>적합</w:t>
             </w:r>
           </w:p>
         </w:tc>
@@ -12348,7 +12348,7 @@
                 <w:color w:val="13203F"/>
                 <w:sz w:val="16"/>
               </w:rPr>
-              <w:t>머신텐딩 로봇 기종 확정 후. 협동로봇이면 별도</w:t>
+              <w:t>머신텐딩 로봇 오프라인 프로그래밍</w:t>
             </w:r>
           </w:p>
         </w:tc>
@@ -12449,7 +12449,7 @@
         <w:tc>
           <w:tcPr>
             <w:tcW w:type="dxa" w:w="490"/>
-            <w:shd w:val="clear" w:color="auto" w:fill="FFF1E2"/>
+            <w:shd w:val="clear" w:color="auto" w:fill="D9F0F2"/>
           </w:tcPr>
           <w:p>
             <w:pPr>
@@ -12460,10 +12460,10 @@
               <w:rPr>
                 <w:rFonts w:ascii="맑은 고딕" w:hAnsi="맑은 고딕" w:eastAsia="맑은 고딕"/>
                 <w:b/>
-                <w:color w:val="9A4A00"/>
-                <w:sz w:val="16"/>
-              </w:rPr>
-              <w:t>확인</w:t>
+                <w:color w:val="0090A0"/>
+                <w:sz w:val="16"/>
+              </w:rPr>
+              <w:t>적합</w:t>
             </w:r>
           </w:p>
         </w:tc>
@@ -12482,7 +12482,7 @@
                 <w:color w:val="13203F"/>
                 <w:sz w:val="16"/>
               </w:rPr>
-              <w:t>제품 스캐너 점군 활용. 공간 스캔이 필요한지 확인</w:t>
+              <w:t>제품 스캐너 점군을 가상 작업장에 반영</w:t>
             </w:r>
           </w:p>
         </w:tc>
@@ -12860,7 +12860,7 @@
         <w:tc>
           <w:tcPr>
             <w:tcW w:type="dxa" w:w="490"/>
-            <w:shd w:val="clear" w:color="auto" w:fill="FDE8E8"/>
+            <w:shd w:val="clear" w:color="auto" w:fill="D9F0F2"/>
           </w:tcPr>
           <w:p>
             <w:pPr>
@@ -12871,10 +12871,10 @@
               <w:rPr>
                 <w:rFonts w:ascii="맑은 고딕" w:hAnsi="맑은 고딕" w:eastAsia="맑은 고딕"/>
                 <w:b/>
-                <w:color w:val="A12020"/>
-                <w:sz w:val="16"/>
-              </w:rPr>
-              <w:t>조정</w:t>
+                <w:color w:val="0090A0"/>
+                <w:sz w:val="16"/>
+              </w:rPr>
+              <w:t>적합</w:t>
             </w:r>
           </w:p>
         </w:tc>
@@ -12893,7 +12893,7 @@
                 <w:color w:val="13203F"/>
                 <w:sz w:val="16"/>
               </w:rPr>
-              <w:t>개발은 A-1-4로 통합 → For User로 대체</w:t>
+              <w:t>존 전용 Plug-in 개발</w:t>
             </w:r>
           </w:p>
         </w:tc>
@@ -13253,7 +13253,7 @@
         <w:tc>
           <w:tcPr>
             <w:tcW w:type="dxa" w:w="490"/>
-            <w:shd w:val="clear" w:color="auto" w:fill="FFF1E2"/>
+            <w:shd w:val="clear" w:color="auto" w:fill="D9F0F2"/>
           </w:tcPr>
           <w:p>
             <w:pPr>
@@ -13264,10 +13264,10 @@
               <w:rPr>
                 <w:rFonts w:ascii="맑은 고딕" w:hAnsi="맑은 고딕" w:eastAsia="맑은 고딕"/>
                 <w:b/>
-                <w:color w:val="9A4A00"/>
-                <w:sz w:val="16"/>
-              </w:rPr>
-              <w:t>확인</w:t>
+                <w:color w:val="0090A0"/>
+                <w:sz w:val="16"/>
+              </w:rPr>
+              <w:t>적합</w:t>
             </w:r>
           </w:p>
         </w:tc>
@@ -13286,7 +13286,7 @@
                 <w:color w:val="13203F"/>
                 <w:sz w:val="16"/>
               </w:rPr>
-              <w:t>리뷰용 필요성 판단</w:t>
+              <w:t>Omniverse 리뷰 세션 실시간 동기화</w:t>
             </w:r>
           </w:p>
         </w:tc>
@@ -15629,13 +15629,13 @@
         </w:tblCellMar>
       </w:tblPr>
       <w:tblGrid>
-        <w:gridCol w:w="7321"/>
-        <w:gridCol w:w="4364"/>
+        <w:gridCol w:w="7532"/>
+        <w:gridCol w:w="4490"/>
         <w:gridCol w:w="490"/>
         <w:gridCol w:w="797"/>
         <w:gridCol w:w="977"/>
         <w:gridCol w:w="490"/>
-        <w:gridCol w:w="8011"/>
+        <w:gridCol w:w="7675"/>
       </w:tblGrid>
       <w:tr>
         <w:trPr>
@@ -15644,7 +15644,7 @@
         </w:trPr>
         <w:tc>
           <w:tcPr>
-            <w:tcW w:type="dxa" w:w="7321"/>
+            <w:tcW w:type="dxa" w:w="7532"/>
             <w:shd w:val="clear" w:color="auto" w:fill="10214B"/>
           </w:tcPr>
           <w:p>
@@ -15664,7 +15664,7 @@
         </w:tc>
         <w:tc>
           <w:tcPr>
-            <w:tcW w:type="dxa" w:w="4364"/>
+            <w:tcW w:type="dxa" w:w="4490"/>
             <w:shd w:val="clear" w:color="auto" w:fill="10214B"/>
           </w:tcPr>
           <w:p>
@@ -15767,7 +15767,7 @@
         </w:tc>
         <w:tc>
           <w:tcPr>
-            <w:tcW w:type="dxa" w:w="8011"/>
+            <w:tcW w:type="dxa" w:w="7675"/>
             <w:shd w:val="clear" w:color="auto" w:fill="10214B"/>
           </w:tcPr>
           <w:p>
@@ -15834,7 +15834,7 @@
         </w:tc>
         <w:tc>
           <w:tcPr>
-            <w:tcW w:type="dxa" w:w="8011"/>
+            <w:tcW w:type="dxa" w:w="7675"/>
             <w:gridSpan w:val="2"/>
             <w:shd w:val="clear" w:color="auto" w:fill="E4F6F8"/>
           </w:tcPr>
@@ -15851,7 +15851,7 @@
         </w:trPr>
         <w:tc>
           <w:tcPr>
-            <w:tcW w:type="dxa" w:w="7321"/>
+            <w:tcW w:type="dxa" w:w="7532"/>
           </w:tcPr>
           <w:p>
             <w:pPr>
@@ -15870,7 +15870,7 @@
         </w:tc>
         <w:tc>
           <w:tcPr>
-            <w:tcW w:type="dxa" w:w="4364"/>
+            <w:tcW w:type="dxa" w:w="4490"/>
           </w:tcPr>
           <w:p>
             <w:pPr>
@@ -15961,7 +15961,7 @@
         </w:tc>
         <w:tc>
           <w:tcPr>
-            <w:tcW w:type="dxa" w:w="8011"/>
+            <w:tcW w:type="dxa" w:w="7675"/>
           </w:tcPr>
           <w:p>
             <w:pPr>
@@ -15985,7 +15985,7 @@
         </w:trPr>
         <w:tc>
           <w:tcPr>
-            <w:tcW w:type="dxa" w:w="7321"/>
+            <w:tcW w:type="dxa" w:w="7532"/>
           </w:tcPr>
           <w:p>
             <w:pPr>
@@ -16004,7 +16004,7 @@
         </w:tc>
         <w:tc>
           <w:tcPr>
-            <w:tcW w:type="dxa" w:w="4364"/>
+            <w:tcW w:type="dxa" w:w="4490"/>
           </w:tcPr>
           <w:p>
             <w:pPr>
@@ -16075,7 +16075,7 @@
         <w:tc>
           <w:tcPr>
             <w:tcW w:type="dxa" w:w="490"/>
-            <w:shd w:val="clear" w:color="auto" w:fill="FFF1E2"/>
+            <w:shd w:val="clear" w:color="auto" w:fill="D9F0F2"/>
           </w:tcPr>
           <w:p>
             <w:pPr>
@@ -16086,29 +16086,29 @@
               <w:rPr>
                 <w:rFonts w:ascii="맑은 고딕" w:hAnsi="맑은 고딕" w:eastAsia="맑은 고딕"/>
                 <w:b/>
-                <w:color w:val="9A4A00"/>
-                <w:sz w:val="16"/>
-              </w:rPr>
-              <w:t>확인</w:t>
-            </w:r>
-          </w:p>
-        </w:tc>
-        <w:tc>
-          <w:tcPr>
-            <w:tcW w:type="dxa" w:w="8011"/>
-          </w:tcPr>
-          <w:p>
-            <w:pPr>
-              <w:spacing w:before="0" w:after="0" w:line="252" w:lineRule="auto"/>
-            </w:pPr>
-            <w:r>
-              <w:rPr>
-                <w:rFonts w:ascii="맑은 고딕" w:hAnsi="맑은 고딕" w:eastAsia="맑은 고딕"/>
-                <w:b w:val="0"/>
-                <w:color w:val="13203F"/>
-                <w:sz w:val="16"/>
-              </w:rPr>
-              <w:t>QMS·OCS 관제와 역할 구분 필요</w:t>
+                <w:color w:val="0090A0"/>
+                <w:sz w:val="16"/>
+              </w:rPr>
+              <w:t>적합</w:t>
+            </w:r>
+          </w:p>
+        </w:tc>
+        <w:tc>
+          <w:tcPr>
+            <w:tcW w:type="dxa" w:w="7675"/>
+          </w:tcPr>
+          <w:p>
+            <w:pPr>
+              <w:spacing w:before="0" w:after="0" w:line="252" w:lineRule="auto"/>
+            </w:pPr>
+            <w:r>
+              <w:rPr>
+                <w:rFonts w:ascii="맑은 고딕" w:hAnsi="맑은 고딕" w:eastAsia="맑은 고딕"/>
+                <w:b w:val="0"/>
+                <w:color w:val="13203F"/>
+                <w:sz w:val="16"/>
+              </w:rPr>
+              <w:t>DT 모니터링 화면(품질 관제는 QMS·OCS)</w:t>
             </w:r>
           </w:p>
         </w:tc>
@@ -16119,7 +16119,7 @@
         </w:trPr>
         <w:tc>
           <w:tcPr>
-            <w:tcW w:type="dxa" w:w="7321"/>
+            <w:tcW w:type="dxa" w:w="7532"/>
           </w:tcPr>
           <w:p>
             <w:pPr>
@@ -16138,7 +16138,7 @@
         </w:tc>
         <w:tc>
           <w:tcPr>
-            <w:tcW w:type="dxa" w:w="4364"/>
+            <w:tcW w:type="dxa" w:w="4490"/>
           </w:tcPr>
           <w:p>
             <w:pPr>
@@ -16218,7 +16218,7 @@
         <w:tc>
           <w:tcPr>
             <w:tcW w:type="dxa" w:w="490"/>
-            <w:shd w:val="clear" w:color="auto" w:fill="FFF1E2"/>
+            <w:shd w:val="clear" w:color="auto" w:fill="D9F0F2"/>
           </w:tcPr>
           <w:p>
             <w:pPr>
@@ -16229,29 +16229,29 @@
               <w:rPr>
                 <w:rFonts w:ascii="맑은 고딕" w:hAnsi="맑은 고딕" w:eastAsia="맑은 고딕"/>
                 <w:b/>
-                <w:color w:val="9A4A00"/>
-                <w:sz w:val="16"/>
-              </w:rPr>
-              <w:t>확인</w:t>
-            </w:r>
-          </w:p>
-        </w:tc>
-        <w:tc>
-          <w:tcPr>
-            <w:tcW w:type="dxa" w:w="8011"/>
-          </w:tcPr>
-          <w:p>
-            <w:pPr>
-              <w:spacing w:before="0" w:after="0" w:line="252" w:lineRule="auto"/>
-            </w:pPr>
-            <w:r>
-              <w:rPr>
-                <w:rFonts w:ascii="맑은 고딕" w:hAnsi="맑은 고딕" w:eastAsia="맑은 고딕"/>
-                <w:b w:val="0"/>
-                <w:color w:val="13203F"/>
-                <w:sz w:val="16"/>
-              </w:rPr>
-              <w:t>검사 대상 CAD 포맷 기준</w:t>
+                <w:color w:val="0090A0"/>
+                <w:sz w:val="16"/>
+              </w:rPr>
+              <w:t>적합</w:t>
+            </w:r>
+          </w:p>
+        </w:tc>
+        <w:tc>
+          <w:tcPr>
+            <w:tcW w:type="dxa" w:w="7675"/>
+          </w:tcPr>
+          <w:p>
+            <w:pPr>
+              <w:spacing w:before="0" w:after="0" w:line="252" w:lineRule="auto"/>
+            </w:pPr>
+            <w:r>
+              <w:rPr>
+                <w:rFonts w:ascii="맑은 고딕" w:hAnsi="맑은 고딕" w:eastAsia="맑은 고딕"/>
+                <w:b w:val="0"/>
+                <w:color w:val="13203F"/>
+                <w:sz w:val="16"/>
+              </w:rPr>
+              <w:t>검사 대상 CAD 포맷 반입</w:t>
             </w:r>
           </w:p>
         </w:tc>
@@ -16262,7 +16262,7 @@
         </w:trPr>
         <w:tc>
           <w:tcPr>
-            <w:tcW w:type="dxa" w:w="7321"/>
+            <w:tcW w:type="dxa" w:w="7532"/>
           </w:tcPr>
           <w:p>
             <w:pPr>
@@ -16281,7 +16281,7 @@
         </w:tc>
         <w:tc>
           <w:tcPr>
-            <w:tcW w:type="dxa" w:w="4364"/>
+            <w:tcW w:type="dxa" w:w="4490"/>
           </w:tcPr>
           <w:p>
             <w:pPr>
@@ -16361,7 +16361,7 @@
         <w:tc>
           <w:tcPr>
             <w:tcW w:type="dxa" w:w="490"/>
-            <w:shd w:val="clear" w:color="auto" w:fill="FFF1E2"/>
+            <w:shd w:val="clear" w:color="auto" w:fill="D9F0F2"/>
           </w:tcPr>
           <w:p>
             <w:pPr>
@@ -16372,29 +16372,29 @@
               <w:rPr>
                 <w:rFonts w:ascii="맑은 고딕" w:hAnsi="맑은 고딕" w:eastAsia="맑은 고딕"/>
                 <w:b/>
-                <w:color w:val="9A4A00"/>
-                <w:sz w:val="16"/>
-              </w:rPr>
-              <w:t>확인</w:t>
-            </w:r>
-          </w:p>
-        </w:tc>
-        <w:tc>
-          <w:tcPr>
-            <w:tcW w:type="dxa" w:w="8011"/>
-          </w:tcPr>
-          <w:p>
-            <w:pPr>
-              <w:spacing w:before="0" w:after="0" w:line="252" w:lineRule="auto"/>
-            </w:pPr>
-            <w:r>
-              <w:rPr>
-                <w:rFonts w:ascii="맑은 고딕" w:hAnsi="맑은 고딕" w:eastAsia="맑은 고딕"/>
-                <w:b w:val="0"/>
-                <w:color w:val="13203F"/>
-                <w:sz w:val="16"/>
-              </w:rPr>
-              <w:t>역설계 결과 내보내기 용도면 유지</w:t>
+                <w:color w:val="0090A0"/>
+                <w:sz w:val="16"/>
+              </w:rPr>
+              <w:t>적합</w:t>
+            </w:r>
+          </w:p>
+        </w:tc>
+        <w:tc>
+          <w:tcPr>
+            <w:tcW w:type="dxa" w:w="7675"/>
+          </w:tcPr>
+          <w:p>
+            <w:pPr>
+              <w:spacing w:before="0" w:after="0" w:line="252" w:lineRule="auto"/>
+            </w:pPr>
+            <w:r>
+              <w:rPr>
+                <w:rFonts w:ascii="맑은 고딕" w:hAnsi="맑은 고딕" w:eastAsia="맑은 고딕"/>
+                <w:b w:val="0"/>
+                <w:color w:val="13203F"/>
+                <w:sz w:val="16"/>
+              </w:rPr>
+              <w:t>역설계 결과 내보내기</w:t>
             </w:r>
           </w:p>
         </w:tc>
@@ -16405,7 +16405,7 @@
         </w:trPr>
         <w:tc>
           <w:tcPr>
-            <w:tcW w:type="dxa" w:w="7321"/>
+            <w:tcW w:type="dxa" w:w="7532"/>
           </w:tcPr>
           <w:p>
             <w:pPr>
@@ -16424,7 +16424,7 @@
         </w:tc>
         <w:tc>
           <w:tcPr>
-            <w:tcW w:type="dxa" w:w="4364"/>
+            <w:tcW w:type="dxa" w:w="4490"/>
           </w:tcPr>
           <w:p>
             <w:pPr>
@@ -16504,7 +16504,7 @@
         <w:tc>
           <w:tcPr>
             <w:tcW w:type="dxa" w:w="490"/>
-            <w:shd w:val="clear" w:color="auto" w:fill="FFF1E2"/>
+            <w:shd w:val="clear" w:color="auto" w:fill="D9F0F2"/>
           </w:tcPr>
           <w:p>
             <w:pPr>
@@ -16515,29 +16515,29 @@
               <w:rPr>
                 <w:rFonts w:ascii="맑은 고딕" w:hAnsi="맑은 고딕" w:eastAsia="맑은 고딕"/>
                 <w:b/>
-                <w:color w:val="9A4A00"/>
-                <w:sz w:val="16"/>
-              </w:rPr>
-              <w:t>확인</w:t>
-            </w:r>
-          </w:p>
-        </w:tc>
-        <w:tc>
-          <w:tcPr>
-            <w:tcW w:type="dxa" w:w="8011"/>
-          </w:tcPr>
-          <w:p>
-            <w:pPr>
-              <w:spacing w:before="0" w:after="0" w:line="252" w:lineRule="auto"/>
-            </w:pPr>
-            <w:r>
-              <w:rPr>
-                <w:rFonts w:ascii="맑은 고딕" w:hAnsi="맑은 고딕" w:eastAsia="맑은 고딕"/>
-                <w:b w:val="0"/>
-                <w:color w:val="13203F"/>
-                <w:sz w:val="16"/>
-              </w:rPr>
-              <w:t>검사·리워크 로봇 기종 확정 후</w:t>
+                <w:color w:val="0090A0"/>
+                <w:sz w:val="16"/>
+              </w:rPr>
+              <w:t>적합</w:t>
+            </w:r>
+          </w:p>
+        </w:tc>
+        <w:tc>
+          <w:tcPr>
+            <w:tcW w:type="dxa" w:w="7675"/>
+          </w:tcPr>
+          <w:p>
+            <w:pPr>
+              <w:spacing w:before="0" w:after="0" w:line="252" w:lineRule="auto"/>
+            </w:pPr>
+            <w:r>
+              <w:rPr>
+                <w:rFonts w:ascii="맑은 고딕" w:hAnsi="맑은 고딕" w:eastAsia="맑은 고딕"/>
+                <w:b w:val="0"/>
+                <w:color w:val="13203F"/>
+                <w:sz w:val="16"/>
+              </w:rPr>
+              <w:t>검사·리워크 로봇 오프라인 프로그래밍</w:t>
             </w:r>
           </w:p>
         </w:tc>
@@ -16548,7 +16548,7 @@
         </w:trPr>
         <w:tc>
           <w:tcPr>
-            <w:tcW w:type="dxa" w:w="7321"/>
+            <w:tcW w:type="dxa" w:w="7532"/>
           </w:tcPr>
           <w:p>
             <w:pPr>
@@ -16567,7 +16567,7 @@
         </w:tc>
         <w:tc>
           <w:tcPr>
-            <w:tcW w:type="dxa" w:w="4364"/>
+            <w:tcW w:type="dxa" w:w="4490"/>
           </w:tcPr>
           <w:p>
             <w:pPr>
@@ -16647,7 +16647,7 @@
         <w:tc>
           <w:tcPr>
             <w:tcW w:type="dxa" w:w="490"/>
-            <w:shd w:val="clear" w:color="auto" w:fill="FFF1E2"/>
+            <w:shd w:val="clear" w:color="auto" w:fill="D9F0F2"/>
           </w:tcPr>
           <w:p>
             <w:pPr>
@@ -16658,29 +16658,29 @@
               <w:rPr>
                 <w:rFonts w:ascii="맑은 고딕" w:hAnsi="맑은 고딕" w:eastAsia="맑은 고딕"/>
                 <w:b/>
-                <w:color w:val="9A4A00"/>
-                <w:sz w:val="16"/>
-              </w:rPr>
-              <w:t>확인</w:t>
-            </w:r>
-          </w:p>
-        </w:tc>
-        <w:tc>
-          <w:tcPr>
-            <w:tcW w:type="dxa" w:w="8011"/>
-          </w:tcPr>
-          <w:p>
-            <w:pPr>
-              <w:spacing w:before="0" w:after="0" w:line="252" w:lineRule="auto"/>
-            </w:pPr>
-            <w:r>
-              <w:rPr>
-                <w:rFonts w:ascii="맑은 고딕" w:hAnsi="맑은 고딕" w:eastAsia="맑은 고딕"/>
-                <w:b w:val="0"/>
-                <w:color w:val="13203F"/>
-                <w:sz w:val="16"/>
-              </w:rPr>
-              <w:t>FANUC RJ3 계열일 때만</w:t>
+                <w:color w:val="0090A0"/>
+                <w:sz w:val="16"/>
+              </w:rPr>
+              <w:t>적합</w:t>
+            </w:r>
+          </w:p>
+        </w:tc>
+        <w:tc>
+          <w:tcPr>
+            <w:tcW w:type="dxa" w:w="7675"/>
+          </w:tcPr>
+          <w:p>
+            <w:pPr>
+              <w:spacing w:before="0" w:after="0" w:line="252" w:lineRule="auto"/>
+            </w:pPr>
+            <w:r>
+              <w:rPr>
+                <w:rFonts w:ascii="맑은 고딕" w:hAnsi="맑은 고딕" w:eastAsia="맑은 고딕"/>
+                <w:b w:val="0"/>
+                <w:color w:val="13203F"/>
+                <w:sz w:val="16"/>
+              </w:rPr>
+              <w:t>FANUC 컨트롤러 사이클타임 정밀 산출</w:t>
             </w:r>
           </w:p>
         </w:tc>
@@ -16691,7 +16691,7 @@
         </w:trPr>
         <w:tc>
           <w:tcPr>
-            <w:tcW w:type="dxa" w:w="7321"/>
+            <w:tcW w:type="dxa" w:w="7532"/>
           </w:tcPr>
           <w:p>
             <w:pPr>
@@ -16710,7 +16710,7 @@
         </w:tc>
         <w:tc>
           <w:tcPr>
-            <w:tcW w:type="dxa" w:w="4364"/>
+            <w:tcW w:type="dxa" w:w="4490"/>
           </w:tcPr>
           <w:p>
             <w:pPr>
@@ -16801,7 +16801,7 @@
         </w:tc>
         <w:tc>
           <w:tcPr>
-            <w:tcW w:type="dxa" w:w="8011"/>
+            <w:tcW w:type="dxa" w:w="7675"/>
           </w:tcPr>
           <w:p>
             <w:pPr>
@@ -16825,7 +16825,7 @@
         </w:trPr>
         <w:tc>
           <w:tcPr>
-            <w:tcW w:type="dxa" w:w="7321"/>
+            <w:tcW w:type="dxa" w:w="7532"/>
           </w:tcPr>
           <w:p>
             <w:pPr>
@@ -16844,7 +16844,7 @@
         </w:tc>
         <w:tc>
           <w:tcPr>
-            <w:tcW w:type="dxa" w:w="4364"/>
+            <w:tcW w:type="dxa" w:w="4490"/>
           </w:tcPr>
           <w:p>
             <w:pPr>
@@ -16935,7 +16935,7 @@
         </w:tc>
         <w:tc>
           <w:tcPr>
-            <w:tcW w:type="dxa" w:w="8011"/>
+            <w:tcW w:type="dxa" w:w="7675"/>
           </w:tcPr>
           <w:p>
             <w:pPr>
@@ -16959,7 +16959,7 @@
         </w:trPr>
         <w:tc>
           <w:tcPr>
-            <w:tcW w:type="dxa" w:w="7321"/>
+            <w:tcW w:type="dxa" w:w="7532"/>
           </w:tcPr>
           <w:p>
             <w:pPr>
@@ -16978,7 +16978,7 @@
         </w:tc>
         <w:tc>
           <w:tcPr>
-            <w:tcW w:type="dxa" w:w="4364"/>
+            <w:tcW w:type="dxa" w:w="4490"/>
           </w:tcPr>
           <w:p>
             <w:pPr>
@@ -17058,7 +17058,7 @@
         <w:tc>
           <w:tcPr>
             <w:tcW w:type="dxa" w:w="490"/>
-            <w:shd w:val="clear" w:color="auto" w:fill="FDE8E8"/>
+            <w:shd w:val="clear" w:color="auto" w:fill="D9F0F2"/>
           </w:tcPr>
           <w:p>
             <w:pPr>
@@ -17069,29 +17069,29 @@
               <w:rPr>
                 <w:rFonts w:ascii="맑은 고딕" w:hAnsi="맑은 고딕" w:eastAsia="맑은 고딕"/>
                 <w:b/>
-                <w:color w:val="A12020"/>
-                <w:sz w:val="16"/>
-              </w:rPr>
-              <w:t>조정</w:t>
-            </w:r>
-          </w:p>
-        </w:tc>
-        <w:tc>
-          <w:tcPr>
-            <w:tcW w:type="dxa" w:w="8011"/>
-          </w:tcPr>
-          <w:p>
-            <w:pPr>
-              <w:spacing w:before="0" w:after="0" w:line="252" w:lineRule="auto"/>
-            </w:pPr>
-            <w:r>
-              <w:rPr>
-                <w:rFonts w:ascii="맑은 고딕" w:hAnsi="맑은 고딕" w:eastAsia="맑은 고딕"/>
-                <w:b w:val="0"/>
-                <w:color w:val="13203F"/>
-                <w:sz w:val="16"/>
-              </w:rPr>
-              <w:t>품질 운영 존 목적상 가상 시운전 우선순위 낮음 → 제외 검토</w:t>
+                <w:color w:val="0090A0"/>
+                <w:sz w:val="16"/>
+              </w:rPr>
+              <w:t>적합</w:t>
+            </w:r>
+          </w:p>
+        </w:tc>
+        <w:tc>
+          <w:tcPr>
+            <w:tcW w:type="dxa" w:w="7675"/>
+          </w:tcPr>
+          <w:p>
+            <w:pPr>
+              <w:spacing w:before="0" w:after="0" w:line="252" w:lineRule="auto"/>
+            </w:pPr>
+            <w:r>
+              <w:rPr>
+                <w:rFonts w:ascii="맑은 고딕" w:hAnsi="맑은 고딕" w:eastAsia="맑은 고딕"/>
+                <w:b w:val="0"/>
+                <w:color w:val="13203F"/>
+                <w:sz w:val="16"/>
+              </w:rPr>
+              <w:t>검사 라인 PLC 가상 시운전</w:t>
             </w:r>
           </w:p>
         </w:tc>
@@ -17102,7 +17102,7 @@
         </w:trPr>
         <w:tc>
           <w:tcPr>
-            <w:tcW w:type="dxa" w:w="7321"/>
+            <w:tcW w:type="dxa" w:w="7532"/>
           </w:tcPr>
           <w:p>
             <w:pPr>
@@ -17121,7 +17121,7 @@
         </w:tc>
         <w:tc>
           <w:tcPr>
-            <w:tcW w:type="dxa" w:w="4364"/>
+            <w:tcW w:type="dxa" w:w="4490"/>
           </w:tcPr>
           <w:p>
             <w:pPr>
@@ -17192,7 +17192,7 @@
         <w:tc>
           <w:tcPr>
             <w:tcW w:type="dxa" w:w="490"/>
-            <w:shd w:val="clear" w:color="auto" w:fill="FDE8E8"/>
+            <w:shd w:val="clear" w:color="auto" w:fill="D9F0F2"/>
           </w:tcPr>
           <w:p>
             <w:pPr>
@@ -17203,29 +17203,29 @@
               <w:rPr>
                 <w:rFonts w:ascii="맑은 고딕" w:hAnsi="맑은 고딕" w:eastAsia="맑은 고딕"/>
                 <w:b/>
-                <w:color w:val="A12020"/>
-                <w:sz w:val="16"/>
-              </w:rPr>
-              <w:t>조정</w:t>
-            </w:r>
-          </w:p>
-        </w:tc>
-        <w:tc>
-          <w:tcPr>
-            <w:tcW w:type="dxa" w:w="8011"/>
-          </w:tcPr>
-          <w:p>
-            <w:pPr>
-              <w:spacing w:before="0" w:after="0" w:line="252" w:lineRule="auto"/>
-            </w:pPr>
-            <w:r>
-              <w:rPr>
-                <w:rFonts w:ascii="맑은 고딕" w:hAnsi="맑은 고딕" w:eastAsia="맑은 고딕"/>
-                <w:b w:val="0"/>
-                <w:color w:val="13203F"/>
-                <w:sz w:val="16"/>
-              </w:rPr>
-              <w:t>개발은 A-1-4로 통합 → For User로 대체</w:t>
+                <w:color w:val="0090A0"/>
+                <w:sz w:val="16"/>
+              </w:rPr>
+              <w:t>적합</w:t>
+            </w:r>
+          </w:p>
+        </w:tc>
+        <w:tc>
+          <w:tcPr>
+            <w:tcW w:type="dxa" w:w="7675"/>
+          </w:tcPr>
+          <w:p>
+            <w:pPr>
+              <w:spacing w:before="0" w:after="0" w:line="252" w:lineRule="auto"/>
+            </w:pPr>
+            <w:r>
+              <w:rPr>
+                <w:rFonts w:ascii="맑은 고딕" w:hAnsi="맑은 고딕" w:eastAsia="맑은 고딕"/>
+                <w:b w:val="0"/>
+                <w:color w:val="13203F"/>
+                <w:sz w:val="16"/>
+              </w:rPr>
+              <w:t>검사 전용 Plug-in 개발</w:t>
             </w:r>
           </w:p>
         </w:tc>
@@ -17236,7 +17236,7 @@
         </w:trPr>
         <w:tc>
           <w:tcPr>
-            <w:tcW w:type="dxa" w:w="7321"/>
+            <w:tcW w:type="dxa" w:w="7532"/>
           </w:tcPr>
           <w:p>
             <w:pPr>
@@ -17255,7 +17255,7 @@
         </w:tc>
         <w:tc>
           <w:tcPr>
-            <w:tcW w:type="dxa" w:w="4364"/>
+            <w:tcW w:type="dxa" w:w="4490"/>
           </w:tcPr>
           <w:p>
             <w:pPr>
@@ -17346,7 +17346,7 @@
         </w:tc>
         <w:tc>
           <w:tcPr>
-            <w:tcW w:type="dxa" w:w="8011"/>
+            <w:tcW w:type="dxa" w:w="7675"/>
           </w:tcPr>
           <w:p>
             <w:pPr>
@@ -17361,7 +17361,7 @@
         </w:trPr>
         <w:tc>
           <w:tcPr>
-            <w:tcW w:type="dxa" w:w="7321"/>
+            <w:tcW w:type="dxa" w:w="7532"/>
           </w:tcPr>
           <w:p>
             <w:pPr>
@@ -17380,7 +17380,7 @@
         </w:tc>
         <w:tc>
           <w:tcPr>
-            <w:tcW w:type="dxa" w:w="4364"/>
+            <w:tcW w:type="dxa" w:w="4490"/>
           </w:tcPr>
           <w:p>
             <w:pPr>
@@ -17471,7 +17471,7 @@
         </w:tc>
         <w:tc>
           <w:tcPr>
-            <w:tcW w:type="dxa" w:w="8011"/>
+            <w:tcW w:type="dxa" w:w="7675"/>
           </w:tcPr>
           <w:p>
             <w:pPr>
@@ -17495,7 +17495,7 @@
         </w:trPr>
         <w:tc>
           <w:tcPr>
-            <w:tcW w:type="dxa" w:w="7321"/>
+            <w:tcW w:type="dxa" w:w="7532"/>
           </w:tcPr>
           <w:p>
             <w:pPr>
@@ -17514,7 +17514,7 @@
         </w:tc>
         <w:tc>
           <w:tcPr>
-            <w:tcW w:type="dxa" w:w="4364"/>
+            <w:tcW w:type="dxa" w:w="4490"/>
           </w:tcPr>
           <w:p>
             <w:pPr>
@@ -17585,7 +17585,7 @@
         <w:tc>
           <w:tcPr>
             <w:tcW w:type="dxa" w:w="490"/>
-            <w:shd w:val="clear" w:color="auto" w:fill="FFF1E2"/>
+            <w:shd w:val="clear" w:color="auto" w:fill="D9F0F2"/>
           </w:tcPr>
           <w:p>
             <w:pPr>
@@ -17596,29 +17596,29 @@
               <w:rPr>
                 <w:rFonts w:ascii="맑은 고딕" w:hAnsi="맑은 고딕" w:eastAsia="맑은 고딕"/>
                 <w:b/>
-                <w:color w:val="9A4A00"/>
-                <w:sz w:val="16"/>
-              </w:rPr>
-              <w:t>확인</w:t>
-            </w:r>
-          </w:p>
-        </w:tc>
-        <w:tc>
-          <w:tcPr>
-            <w:tcW w:type="dxa" w:w="8011"/>
-          </w:tcPr>
-          <w:p>
-            <w:pPr>
-              <w:spacing w:before="0" w:after="0" w:line="252" w:lineRule="auto"/>
-            </w:pPr>
-            <w:r>
-              <w:rPr>
-                <w:rFonts w:ascii="맑은 고딕" w:hAnsi="맑은 고딕" w:eastAsia="맑은 고딕"/>
-                <w:b w:val="0"/>
-                <w:color w:val="13203F"/>
-                <w:sz w:val="16"/>
-              </w:rPr>
-              <w:t>리뷰용 필요성 판단</w:t>
+                <w:color w:val="0090A0"/>
+                <w:sz w:val="16"/>
+              </w:rPr>
+              <w:t>적합</w:t>
+            </w:r>
+          </w:p>
+        </w:tc>
+        <w:tc>
+          <w:tcPr>
+            <w:tcW w:type="dxa" w:w="7675"/>
+          </w:tcPr>
+          <w:p>
+            <w:pPr>
+              <w:spacing w:before="0" w:after="0" w:line="252" w:lineRule="auto"/>
+            </w:pPr>
+            <w:r>
+              <w:rPr>
+                <w:rFonts w:ascii="맑은 고딕" w:hAnsi="맑은 고딕" w:eastAsia="맑은 고딕"/>
+                <w:b w:val="0"/>
+                <w:color w:val="13203F"/>
+                <w:sz w:val="16"/>
+              </w:rPr>
+              <w:t>Omniverse 리뷰 세션 실시간 동기화</w:t>
             </w:r>
           </w:p>
         </w:tc>
@@ -17629,7 +17629,7 @@
         </w:trPr>
         <w:tc>
           <w:tcPr>
-            <w:tcW w:type="dxa" w:w="7321"/>
+            <w:tcW w:type="dxa" w:w="7532"/>
           </w:tcPr>
           <w:p>
             <w:pPr>
@@ -17648,7 +17648,7 @@
         </w:tc>
         <w:tc>
           <w:tcPr>
-            <w:tcW w:type="dxa" w:w="4364"/>
+            <w:tcW w:type="dxa" w:w="4490"/>
           </w:tcPr>
           <w:p>
             <w:pPr>
@@ -17739,7 +17739,7 @@
         </w:tc>
         <w:tc>
           <w:tcPr>
-            <w:tcW w:type="dxa" w:w="8011"/>
+            <w:tcW w:type="dxa" w:w="7675"/>
           </w:tcPr>
           <w:p>
             <w:pPr>
@@ -17763,7 +17763,7 @@
         </w:trPr>
         <w:tc>
           <w:tcPr>
-            <w:tcW w:type="dxa" w:w="7321"/>
+            <w:tcW w:type="dxa" w:w="7532"/>
           </w:tcPr>
           <w:p>
             <w:pPr>
@@ -17782,7 +17782,7 @@
         </w:tc>
         <w:tc>
           <w:tcPr>
-            <w:tcW w:type="dxa" w:w="4364"/>
+            <w:tcW w:type="dxa" w:w="4490"/>
           </w:tcPr>
           <w:p>
             <w:pPr>
@@ -17882,7 +17882,7 @@
         </w:tc>
         <w:tc>
           <w:tcPr>
-            <w:tcW w:type="dxa" w:w="8011"/>
+            <w:tcW w:type="dxa" w:w="7675"/>
           </w:tcPr>
           <w:p>
             <w:pPr>
@@ -17906,7 +17906,7 @@
         </w:trPr>
         <w:tc>
           <w:tcPr>
-            <w:tcW w:type="dxa" w:w="7321"/>
+            <w:tcW w:type="dxa" w:w="7532"/>
           </w:tcPr>
           <w:p>
             <w:pPr>
@@ -17925,7 +17925,7 @@
         </w:tc>
         <w:tc>
           <w:tcPr>
-            <w:tcW w:type="dxa" w:w="4364"/>
+            <w:tcW w:type="dxa" w:w="4490"/>
           </w:tcPr>
           <w:p>
             <w:pPr>
@@ -18016,7 +18016,7 @@
         </w:tc>
         <w:tc>
           <w:tcPr>
-            <w:tcW w:type="dxa" w:w="8011"/>
+            <w:tcW w:type="dxa" w:w="7675"/>
           </w:tcPr>
           <w:p>
             <w:pPr>
@@ -18040,7 +18040,7 @@
         </w:trPr>
         <w:tc>
           <w:tcPr>
-            <w:tcW w:type="dxa" w:w="7321"/>
+            <w:tcW w:type="dxa" w:w="7532"/>
           </w:tcPr>
           <w:p>
             <w:pPr>
@@ -18059,7 +18059,7 @@
         </w:tc>
         <w:tc>
           <w:tcPr>
-            <w:tcW w:type="dxa" w:w="4364"/>
+            <w:tcW w:type="dxa" w:w="4490"/>
           </w:tcPr>
           <w:p>
             <w:pPr>
@@ -18130,7 +18130,7 @@
         <w:tc>
           <w:tcPr>
             <w:tcW w:type="dxa" w:w="490"/>
-            <w:shd w:val="clear" w:color="auto" w:fill="FFF1E2"/>
+            <w:shd w:val="clear" w:color="auto" w:fill="D9F0F2"/>
           </w:tcPr>
           <w:p>
             <w:pPr>
@@ -18141,29 +18141,29 @@
               <w:rPr>
                 <w:rFonts w:ascii="맑은 고딕" w:hAnsi="맑은 고딕" w:eastAsia="맑은 고딕"/>
                 <w:b/>
-                <w:color w:val="9A4A00"/>
-                <w:sz w:val="16"/>
-              </w:rPr>
-              <w:t>확인</w:t>
-            </w:r>
-          </w:p>
-        </w:tc>
-        <w:tc>
-          <w:tcPr>
-            <w:tcW w:type="dxa" w:w="8011"/>
-          </w:tcPr>
-          <w:p>
-            <w:pPr>
-              <w:spacing w:before="0" w:after="0" w:line="252" w:lineRule="auto"/>
-            </w:pPr>
-            <w:r>
-              <w:rPr>
-                <w:rFonts w:ascii="맑은 고딕" w:hAnsi="맑은 고딕" w:eastAsia="맑은 고딕"/>
-                <w:b w:val="0"/>
-                <w:color w:val="13203F"/>
-                <w:sz w:val="16"/>
-              </w:rPr>
-              <w:t>점용접 품질 특화 → 검사 대상에 용접부가 있는지 확인(없으면 유연제조로 이동 검토)</w:t>
+                <w:color w:val="0090A0"/>
+                <w:sz w:val="16"/>
+              </w:rPr>
+              <w:t>적합</w:t>
+            </w:r>
+          </w:p>
+        </w:tc>
+        <w:tc>
+          <w:tcPr>
+            <w:tcW w:type="dxa" w:w="7675"/>
+          </w:tcPr>
+          <w:p>
+            <w:pPr>
+              <w:spacing w:before="0" w:after="0" w:line="252" w:lineRule="auto"/>
+            </w:pPr>
+            <w:r>
+              <w:rPr>
+                <w:rFonts w:ascii="맑은 고딕" w:hAnsi="맑은 고딕" w:eastAsia="맑은 고딕"/>
+                <w:b w:val="0"/>
+                <w:color w:val="13203F"/>
+                <w:sz w:val="16"/>
+              </w:rPr>
+              <w:t>용접부 품질 검사·분석</w:t>
             </w:r>
           </w:p>
         </w:tc>
@@ -18174,7 +18174,7 @@
         </w:trPr>
         <w:tc>
           <w:tcPr>
-            <w:tcW w:type="dxa" w:w="7321"/>
+            <w:tcW w:type="dxa" w:w="7532"/>
           </w:tcPr>
           <w:p>
             <w:pPr>
@@ -18193,7 +18193,7 @@
         </w:tc>
         <w:tc>
           <w:tcPr>
-            <w:tcW w:type="dxa" w:w="4364"/>
+            <w:tcW w:type="dxa" w:w="4490"/>
           </w:tcPr>
           <w:p>
             <w:pPr>
@@ -18273,7 +18273,7 @@
         <w:tc>
           <w:tcPr>
             <w:tcW w:type="dxa" w:w="490"/>
-            <w:shd w:val="clear" w:color="auto" w:fill="FFF1E2"/>
+            <w:shd w:val="clear" w:color="auto" w:fill="D9F0F2"/>
           </w:tcPr>
           <w:p>
             <w:pPr>
@@ -18284,29 +18284,29 @@
               <w:rPr>
                 <w:rFonts w:ascii="맑은 고딕" w:hAnsi="맑은 고딕" w:eastAsia="맑은 고딕"/>
                 <w:b/>
-                <w:color w:val="9A4A00"/>
-                <w:sz w:val="16"/>
-              </w:rPr>
-              <w:t>확인</w:t>
-            </w:r>
-          </w:p>
-        </w:tc>
-        <w:tc>
-          <w:tcPr>
-            <w:tcW w:type="dxa" w:w="8011"/>
-          </w:tcPr>
-          <w:p>
-            <w:pPr>
-              <w:spacing w:before="0" w:after="0" w:line="252" w:lineRule="auto"/>
-            </w:pPr>
-            <w:r>
-              <w:rPr>
-                <w:rFonts w:ascii="맑은 고딕" w:hAnsi="맑은 고딕" w:eastAsia="맑은 고딕"/>
-                <w:b w:val="0"/>
-                <w:color w:val="13203F"/>
-                <w:sz w:val="16"/>
-              </w:rPr>
-              <w:t>로봇 자동 측정 경로 — 검사 로봇 메이커 1종이면 1카피</w:t>
+                <w:color w:val="0090A0"/>
+                <w:sz w:val="16"/>
+              </w:rPr>
+              <w:t>적합</w:t>
+            </w:r>
+          </w:p>
+        </w:tc>
+        <w:tc>
+          <w:tcPr>
+            <w:tcW w:type="dxa" w:w="7675"/>
+          </w:tcPr>
+          <w:p>
+            <w:pPr>
+              <w:spacing w:before="0" w:after="0" w:line="252" w:lineRule="auto"/>
+            </w:pPr>
+            <w:r>
+              <w:rPr>
+                <w:rFonts w:ascii="맑은 고딕" w:hAnsi="맑은 고딕" w:eastAsia="맑은 고딕"/>
+                <w:b w:val="0"/>
+                <w:color w:val="13203F"/>
+                <w:sz w:val="16"/>
+              </w:rPr>
+              <w:t>로봇 자동 측정 경로 생성</w:t>
             </w:r>
           </w:p>
         </w:tc>
@@ -18317,7 +18317,7 @@
         </w:trPr>
         <w:tc>
           <w:tcPr>
-            <w:tcW w:type="dxa" w:w="7321"/>
+            <w:tcW w:type="dxa" w:w="7532"/>
           </w:tcPr>
           <w:p>
             <w:pPr>
@@ -18336,7 +18336,7 @@
         </w:tc>
         <w:tc>
           <w:tcPr>
-            <w:tcW w:type="dxa" w:w="4364"/>
+            <w:tcW w:type="dxa" w:w="4490"/>
           </w:tcPr>
           <w:p>
             <w:pPr>
@@ -18416,7 +18416,7 @@
         <w:tc>
           <w:tcPr>
             <w:tcW w:type="dxa" w:w="490"/>
-            <w:shd w:val="clear" w:color="auto" w:fill="FFF1E2"/>
+            <w:shd w:val="clear" w:color="auto" w:fill="D9F0F2"/>
           </w:tcPr>
           <w:p>
             <w:pPr>
@@ -18427,29 +18427,29 @@
               <w:rPr>
                 <w:rFonts w:ascii="맑은 고딕" w:hAnsi="맑은 고딕" w:eastAsia="맑은 고딕"/>
                 <w:b/>
-                <w:color w:val="9A4A00"/>
-                <w:sz w:val="16"/>
-              </w:rPr>
-              <w:t>확인</w:t>
-            </w:r>
-          </w:p>
-        </w:tc>
-        <w:tc>
-          <w:tcPr>
-            <w:tcW w:type="dxa" w:w="8011"/>
-          </w:tcPr>
-          <w:p>
-            <w:pPr>
-              <w:spacing w:before="0" w:after="0" w:line="252" w:lineRule="auto"/>
-            </w:pPr>
-            <w:r>
-              <w:rPr>
-                <w:rFonts w:ascii="맑은 고딕" w:hAnsi="맑은 고딕" w:eastAsia="맑은 고딕"/>
-                <w:b w:val="0"/>
-                <w:color w:val="13203F"/>
-                <w:sz w:val="16"/>
-              </w:rPr>
-              <w:t>위와 같음</w:t>
+                <w:color w:val="0090A0"/>
+                <w:sz w:val="16"/>
+              </w:rPr>
+              <w:t>적합</w:t>
+            </w:r>
+          </w:p>
+        </w:tc>
+        <w:tc>
+          <w:tcPr>
+            <w:tcW w:type="dxa" w:w="7675"/>
+          </w:tcPr>
+          <w:p>
+            <w:pPr>
+              <w:spacing w:before="0" w:after="0" w:line="252" w:lineRule="auto"/>
+            </w:pPr>
+            <w:r>
+              <w:rPr>
+                <w:rFonts w:ascii="맑은 고딕" w:hAnsi="맑은 고딕" w:eastAsia="맑은 고딕"/>
+                <w:b w:val="0"/>
+                <w:color w:val="13203F"/>
+                <w:sz w:val="16"/>
+              </w:rPr>
+              <w:t>측정 시뮬레이션</w:t>
             </w:r>
           </w:p>
         </w:tc>
@@ -18502,7 +18502,7 @@
         </w:tc>
         <w:tc>
           <w:tcPr>
-            <w:tcW w:type="dxa" w:w="8011"/>
+            <w:tcW w:type="dxa" w:w="7675"/>
             <w:gridSpan w:val="2"/>
             <w:shd w:val="clear" w:color="auto" w:fill="E4F6F8"/>
           </w:tcPr>
@@ -18519,7 +18519,7 @@
         </w:trPr>
         <w:tc>
           <w:tcPr>
-            <w:tcW w:type="dxa" w:w="7321"/>
+            <w:tcW w:type="dxa" w:w="7532"/>
           </w:tcPr>
           <w:p>
             <w:pPr>
@@ -18538,7 +18538,7 @@
         </w:tc>
         <w:tc>
           <w:tcPr>
-            <w:tcW w:type="dxa" w:w="4364"/>
+            <w:tcW w:type="dxa" w:w="4490"/>
           </w:tcPr>
           <w:p>
             <w:pPr>
@@ -18638,7 +18638,7 @@
         </w:tc>
         <w:tc>
           <w:tcPr>
-            <w:tcW w:type="dxa" w:w="8011"/>
+            <w:tcW w:type="dxa" w:w="7675"/>
           </w:tcPr>
           <w:p>
             <w:pPr>
@@ -18704,7 +18704,7 @@
         </w:tc>
         <w:tc>
           <w:tcPr>
-            <w:tcW w:type="dxa" w:w="8011"/>
+            <w:tcW w:type="dxa" w:w="7675"/>
             <w:gridSpan w:val="2"/>
             <w:shd w:val="clear" w:color="auto" w:fill="E4F6F8"/>
           </w:tcPr>
@@ -18721,7 +18721,7 @@
         </w:trPr>
         <w:tc>
           <w:tcPr>
-            <w:tcW w:type="dxa" w:w="7321"/>
+            <w:tcW w:type="dxa" w:w="7532"/>
           </w:tcPr>
           <w:p>
             <w:pPr>
@@ -18740,7 +18740,7 @@
         </w:tc>
         <w:tc>
           <w:tcPr>
-            <w:tcW w:type="dxa" w:w="4364"/>
+            <w:tcW w:type="dxa" w:w="4490"/>
           </w:tcPr>
           <w:p>
             <w:pPr>
@@ -18831,7 +18831,7 @@
         </w:tc>
         <w:tc>
           <w:tcPr>
-            <w:tcW w:type="dxa" w:w="8011"/>
+            <w:tcW w:type="dxa" w:w="7675"/>
           </w:tcPr>
           <w:p>
             <w:pPr>
@@ -18855,7 +18855,7 @@
         </w:trPr>
         <w:tc>
           <w:tcPr>
-            <w:tcW w:type="dxa" w:w="7321"/>
+            <w:tcW w:type="dxa" w:w="7532"/>
           </w:tcPr>
           <w:p>
             <w:pPr>
@@ -18874,7 +18874,7 @@
         </w:tc>
         <w:tc>
           <w:tcPr>
-            <w:tcW w:type="dxa" w:w="4364"/>
+            <w:tcW w:type="dxa" w:w="4490"/>
           </w:tcPr>
           <w:p>
             <w:pPr>
@@ -18965,7 +18965,7 @@
         </w:tc>
         <w:tc>
           <w:tcPr>
-            <w:tcW w:type="dxa" w:w="8011"/>
+            <w:tcW w:type="dxa" w:w="7675"/>
           </w:tcPr>
           <w:p>
             <w:pPr>
@@ -18989,7 +18989,7 @@
         </w:trPr>
         <w:tc>
           <w:tcPr>
-            <w:tcW w:type="dxa" w:w="7321"/>
+            <w:tcW w:type="dxa" w:w="7532"/>
           </w:tcPr>
           <w:p>
             <w:pPr>
@@ -19008,7 +19008,7 @@
         </w:tc>
         <w:tc>
           <w:tcPr>
-            <w:tcW w:type="dxa" w:w="4364"/>
+            <w:tcW w:type="dxa" w:w="4490"/>
           </w:tcPr>
           <w:p>
             <w:pPr>
@@ -19099,7 +19099,7 @@
         </w:tc>
         <w:tc>
           <w:tcPr>
-            <w:tcW w:type="dxa" w:w="8011"/>
+            <w:tcW w:type="dxa" w:w="7675"/>
           </w:tcPr>
           <w:p>
             <w:pPr>
@@ -19114,7 +19114,7 @@
         </w:trPr>
         <w:tc>
           <w:tcPr>
-            <w:tcW w:type="dxa" w:w="7321"/>
+            <w:tcW w:type="dxa" w:w="7532"/>
           </w:tcPr>
           <w:p>
             <w:pPr>
@@ -19133,7 +19133,7 @@
         </w:tc>
         <w:tc>
           <w:tcPr>
-            <w:tcW w:type="dxa" w:w="4364"/>
+            <w:tcW w:type="dxa" w:w="4490"/>
           </w:tcPr>
           <w:p>
             <w:pPr>
@@ -19224,7 +19224,7 @@
         </w:tc>
         <w:tc>
           <w:tcPr>
-            <w:tcW w:type="dxa" w:w="8011"/>
+            <w:tcW w:type="dxa" w:w="7675"/>
           </w:tcPr>
           <w:p>
             <w:pPr>
@@ -19239,7 +19239,7 @@
         </w:trPr>
         <w:tc>
           <w:tcPr>
-            <w:tcW w:type="dxa" w:w="7321"/>
+            <w:tcW w:type="dxa" w:w="7532"/>
           </w:tcPr>
           <w:p>
             <w:pPr>
@@ -19258,7 +19258,7 @@
         </w:tc>
         <w:tc>
           <w:tcPr>
-            <w:tcW w:type="dxa" w:w="4364"/>
+            <w:tcW w:type="dxa" w:w="4490"/>
           </w:tcPr>
           <w:p>
             <w:pPr>
@@ -19349,7 +19349,7 @@
         </w:tc>
         <w:tc>
           <w:tcPr>
-            <w:tcW w:type="dxa" w:w="8011"/>
+            <w:tcW w:type="dxa" w:w="7675"/>
           </w:tcPr>
           <w:p>
             <w:pPr>
@@ -19406,7 +19406,7 @@
         </w:tc>
         <w:tc>
           <w:tcPr>
-            <w:tcW w:type="dxa" w:w="8011"/>
+            <w:tcW w:type="dxa" w:w="7675"/>
             <w:gridSpan w:val="2"/>
             <w:shd w:val="clear" w:color="auto" w:fill="E4F6F8"/>
           </w:tcPr>
@@ -19423,7 +19423,7 @@
         </w:trPr>
         <w:tc>
           <w:tcPr>
-            <w:tcW w:type="dxa" w:w="7321"/>
+            <w:tcW w:type="dxa" w:w="7532"/>
           </w:tcPr>
           <w:p>
             <w:pPr>
@@ -19442,7 +19442,7 @@
         </w:tc>
         <w:tc>
           <w:tcPr>
-            <w:tcW w:type="dxa" w:w="4364"/>
+            <w:tcW w:type="dxa" w:w="4490"/>
           </w:tcPr>
           <w:p>
             <w:pPr>
@@ -19533,7 +19533,7 @@
         </w:tc>
         <w:tc>
           <w:tcPr>
-            <w:tcW w:type="dxa" w:w="8011"/>
+            <w:tcW w:type="dxa" w:w="7675"/>
           </w:tcPr>
           <w:p>
             <w:pPr>
@@ -19548,7 +19548,7 @@
         </w:trPr>
         <w:tc>
           <w:tcPr>
-            <w:tcW w:type="dxa" w:w="7321"/>
+            <w:tcW w:type="dxa" w:w="7532"/>
           </w:tcPr>
           <w:p>
             <w:pPr>
@@ -19567,7 +19567,7 @@
         </w:tc>
         <w:tc>
           <w:tcPr>
-            <w:tcW w:type="dxa" w:w="4364"/>
+            <w:tcW w:type="dxa" w:w="4490"/>
           </w:tcPr>
           <w:p>
             <w:pPr>
@@ -19658,7 +19658,7 @@
         </w:tc>
         <w:tc>
           <w:tcPr>
-            <w:tcW w:type="dxa" w:w="8011"/>
+            <w:tcW w:type="dxa" w:w="7675"/>
           </w:tcPr>
           <w:p>
             <w:pPr>
@@ -19682,7 +19682,7 @@
         </w:trPr>
         <w:tc>
           <w:tcPr>
-            <w:tcW w:type="dxa" w:w="7321"/>
+            <w:tcW w:type="dxa" w:w="7532"/>
           </w:tcPr>
           <w:p>
             <w:pPr>
@@ -19702,7 +19702,7 @@
         </w:tc>
         <w:tc>
           <w:tcPr>
-            <w:tcW w:type="dxa" w:w="4364"/>
+            <w:tcW w:type="dxa" w:w="4490"/>
           </w:tcPr>
           <w:p>
             <w:pPr>
@@ -19798,7 +19798,7 @@
         </w:tc>
         <w:tc>
           <w:tcPr>
-            <w:tcW w:type="dxa" w:w="8011"/>
+            <w:tcW w:type="dxa" w:w="7675"/>
           </w:tcPr>
           <w:p>
             <w:pPr>
@@ -19814,7 +19814,7 @@
         </w:trPr>
         <w:tc>
           <w:tcPr>
-            <w:tcW w:type="dxa" w:w="7321"/>
+            <w:tcW w:type="dxa" w:w="7532"/>
           </w:tcPr>
           <w:p>
             <w:pPr>
@@ -19834,7 +19834,7 @@
         </w:tc>
         <w:tc>
           <w:tcPr>
-            <w:tcW w:type="dxa" w:w="4364"/>
+            <w:tcW w:type="dxa" w:w="4490"/>
           </w:tcPr>
           <w:p>
             <w:pPr>
@@ -19930,7 +19930,7 @@
         </w:tc>
         <w:tc>
           <w:tcPr>
-            <w:tcW w:type="dxa" w:w="8011"/>
+            <w:tcW w:type="dxa" w:w="7675"/>
           </w:tcPr>
           <w:p>
             <w:pPr>
@@ -19990,7 +19990,7 @@
         </w:tc>
         <w:tc>
           <w:tcPr>
-            <w:tcW w:type="dxa" w:w="8011"/>
+            <w:tcW w:type="dxa" w:w="7675"/>
             <w:gridSpan w:val="2"/>
             <w:shd w:val="clear" w:color="auto" w:fill="EEF2F9"/>
           </w:tcPr>
@@ -20050,7 +20050,7 @@
         </w:tc>
         <w:tc>
           <w:tcPr>
-            <w:tcW w:type="dxa" w:w="8011"/>
+            <w:tcW w:type="dxa" w:w="7675"/>
             <w:gridSpan w:val="2"/>
             <w:shd w:val="clear" w:color="auto" w:fill="EEF2F9"/>
           </w:tcPr>
@@ -20929,10 +20929,10 @@
       </w:tblPr>
       <w:tblGrid>
         <w:gridCol w:w="849"/>
-        <w:gridCol w:w="3059"/>
-        <w:gridCol w:w="9112"/>
-        <w:gridCol w:w="4763"/>
-        <w:gridCol w:w="4667"/>
+        <w:gridCol w:w="3101"/>
+        <w:gridCol w:w="9235"/>
+        <w:gridCol w:w="4535"/>
+        <w:gridCol w:w="4731"/>
       </w:tblGrid>
       <w:tr>
         <w:trPr>
@@ -20961,7 +20961,7 @@
         </w:tc>
         <w:tc>
           <w:tcPr>
-            <w:tcW w:type="dxa" w:w="3059"/>
+            <w:tcW w:type="dxa" w:w="3101"/>
             <w:shd w:val="clear" w:color="auto" w:fill="10214B"/>
           </w:tcPr>
           <w:p>
@@ -20981,7 +20981,7 @@
         </w:tc>
         <w:tc>
           <w:tcPr>
-            <w:tcW w:type="dxa" w:w="9112"/>
+            <w:tcW w:type="dxa" w:w="9235"/>
             <w:shd w:val="clear" w:color="auto" w:fill="10214B"/>
           </w:tcPr>
           <w:p>
@@ -21001,7 +21001,7 @@
         </w:tc>
         <w:tc>
           <w:tcPr>
-            <w:tcW w:type="dxa" w:w="4763"/>
+            <w:tcW w:type="dxa" w:w="4535"/>
             <w:shd w:val="clear" w:color="auto" w:fill="10214B"/>
           </w:tcPr>
           <w:p>
@@ -21021,7 +21021,7 @@
         </w:tc>
         <w:tc>
           <w:tcPr>
-            <w:tcW w:type="dxa" w:w="4667"/>
+            <w:tcW w:type="dxa" w:w="4731"/>
             <w:shd w:val="clear" w:color="auto" w:fill="10214B"/>
           </w:tcPr>
           <w:p>
@@ -21065,7 +21065,7 @@
         </w:tc>
         <w:tc>
           <w:tcPr>
-            <w:tcW w:type="dxa" w:w="3059"/>
+            <w:tcW w:type="dxa" w:w="3101"/>
             <w:shd w:val="clear" w:color="auto" w:fill="EEF2F9"/>
           </w:tcPr>
           <w:p>
@@ -21085,7 +21085,7 @@
         </w:tc>
         <w:tc>
           <w:tcPr>
-            <w:tcW w:type="dxa" w:w="9112"/>
+            <w:tcW w:type="dxa" w:w="9235"/>
           </w:tcPr>
           <w:p>
             <w:pPr>
@@ -21104,7 +21104,7 @@
         </w:tc>
         <w:tc>
           <w:tcPr>
-            <w:tcW w:type="dxa" w:w="4763"/>
+            <w:tcW w:type="dxa" w:w="4535"/>
           </w:tcPr>
           <w:p>
             <w:pPr>
@@ -21123,7 +21123,7 @@
         </w:tc>
         <w:tc>
           <w:tcPr>
-            <w:tcW w:type="dxa" w:w="4667"/>
+            <w:tcW w:type="dxa" w:w="4731"/>
           </w:tcPr>
           <w:p>
             <w:pPr>
@@ -21166,7 +21166,7 @@
         </w:tc>
         <w:tc>
           <w:tcPr>
-            <w:tcW w:type="dxa" w:w="3059"/>
+            <w:tcW w:type="dxa" w:w="3101"/>
             <w:shd w:val="clear" w:color="auto" w:fill="EEF2F9"/>
           </w:tcPr>
           <w:p>
@@ -21186,7 +21186,7 @@
         </w:tc>
         <w:tc>
           <w:tcPr>
-            <w:tcW w:type="dxa" w:w="9112"/>
+            <w:tcW w:type="dxa" w:w="9235"/>
           </w:tcPr>
           <w:p>
             <w:pPr>
@@ -21205,7 +21205,7 @@
         </w:tc>
         <w:tc>
           <w:tcPr>
-            <w:tcW w:type="dxa" w:w="4763"/>
+            <w:tcW w:type="dxa" w:w="4535"/>
           </w:tcPr>
           <w:p>
             <w:pPr>
@@ -21224,7 +21224,7 @@
         </w:tc>
         <w:tc>
           <w:tcPr>
-            <w:tcW w:type="dxa" w:w="4667"/>
+            <w:tcW w:type="dxa" w:w="4731"/>
           </w:tcPr>
           <w:p>
             <w:pPr>
@@ -21267,7 +21267,7 @@
         </w:tc>
         <w:tc>
           <w:tcPr>
-            <w:tcW w:type="dxa" w:w="3059"/>
+            <w:tcW w:type="dxa" w:w="3101"/>
             <w:shd w:val="clear" w:color="auto" w:fill="EEF2F9"/>
           </w:tcPr>
           <w:p>
@@ -21287,7 +21287,7 @@
         </w:tc>
         <w:tc>
           <w:tcPr>
-            <w:tcW w:type="dxa" w:w="9112"/>
+            <w:tcW w:type="dxa" w:w="9235"/>
           </w:tcPr>
           <w:p>
             <w:pPr>
@@ -21306,7 +21306,7 @@
         </w:tc>
         <w:tc>
           <w:tcPr>
-            <w:tcW w:type="dxa" w:w="4763"/>
+            <w:tcW w:type="dxa" w:w="4535"/>
           </w:tcPr>
           <w:p>
             <w:pPr>
@@ -21325,7 +21325,7 @@
         </w:tc>
         <w:tc>
           <w:tcPr>
-            <w:tcW w:type="dxa" w:w="4667"/>
+            <w:tcW w:type="dxa" w:w="4731"/>
           </w:tcPr>
           <w:p>
             <w:pPr>
@@ -21368,7 +21368,7 @@
         </w:tc>
         <w:tc>
           <w:tcPr>
-            <w:tcW w:type="dxa" w:w="3059"/>
+            <w:tcW w:type="dxa" w:w="3101"/>
             <w:shd w:val="clear" w:color="auto" w:fill="EEF2F9"/>
           </w:tcPr>
           <w:p>
@@ -21388,7 +21388,7 @@
         </w:tc>
         <w:tc>
           <w:tcPr>
-            <w:tcW w:type="dxa" w:w="9112"/>
+            <w:tcW w:type="dxa" w:w="9235"/>
           </w:tcPr>
           <w:p>
             <w:pPr>
@@ -21407,7 +21407,7 @@
         </w:tc>
         <w:tc>
           <w:tcPr>
-            <w:tcW w:type="dxa" w:w="4763"/>
+            <w:tcW w:type="dxa" w:w="4535"/>
           </w:tcPr>
           <w:p>
             <w:pPr>
@@ -21426,7 +21426,7 @@
         </w:tc>
         <w:tc>
           <w:tcPr>
-            <w:tcW w:type="dxa" w:w="4667"/>
+            <w:tcW w:type="dxa" w:w="4731"/>
           </w:tcPr>
           <w:p>
             <w:pPr>
@@ -21454,6 +21454,7 @@
           </w:tcPr>
           <w:p>
             <w:pPr>
+              <w:keepNext/>
               <w:spacing w:before="0" w:after="0" w:line="252" w:lineRule="auto"/>
             </w:pPr>
             <w:r>
@@ -21469,11 +21470,12 @@
         </w:tc>
         <w:tc>
           <w:tcPr>
-            <w:tcW w:type="dxa" w:w="3059"/>
+            <w:tcW w:type="dxa" w:w="3101"/>
             <w:shd w:val="clear" w:color="auto" w:fill="EEF2F9"/>
           </w:tcPr>
           <w:p>
             <w:pPr>
+              <w:keepNext/>
               <w:spacing w:before="0" w:after="0" w:line="252" w:lineRule="auto"/>
             </w:pPr>
             <w:r>
@@ -21483,64 +21485,67 @@
                 <w:color w:val="1B3A73"/>
                 <w:sz w:val="16"/>
               </w:rPr>
-              <w:t>존별 동일 구성</w:t>
-            </w:r>
-          </w:p>
-        </w:tc>
-        <w:tc>
-          <w:tcPr>
-            <w:tcW w:type="dxa" w:w="9112"/>
-          </w:tcPr>
-          <w:p>
-            <w:pPr>
-              <w:spacing w:before="0" w:after="0" w:line="252" w:lineRule="auto"/>
-            </w:pPr>
-            <w:r>
-              <w:rPr>
-                <w:rFonts w:ascii="맑은 고딕" w:hAnsi="맑은 고딕" w:eastAsia="맑은 고딕"/>
-                <w:b w:val="0"/>
-                <w:color w:val="13203F"/>
-                <w:sz w:val="16"/>
-              </w:rPr>
-              <w:t>Live Edit·DM-Monitoring·Plug-in Developer가 세 존에 똑같이 들어감</w:t>
-            </w:r>
-          </w:p>
-        </w:tc>
-        <w:tc>
-          <w:tcPr>
-            <w:tcW w:type="dxa" w:w="4763"/>
-          </w:tcPr>
-          <w:p>
-            <w:pPr>
-              <w:spacing w:before="0" w:after="0" w:line="252" w:lineRule="auto"/>
-            </w:pPr>
-            <w:r>
-              <w:rPr>
-                <w:rFonts w:ascii="맑은 고딕" w:hAnsi="맑은 고딕" w:eastAsia="맑은 고딕"/>
-                <w:b w:val="0"/>
-                <w:color w:val="13203F"/>
-                <w:sz w:val="16"/>
-              </w:rPr>
-              <w:t>존 목적과 무관한 항목 포함</w:t>
-            </w:r>
-          </w:p>
-        </w:tc>
-        <w:tc>
-          <w:tcPr>
-            <w:tcW w:type="dxa" w:w="4667"/>
-          </w:tcPr>
-          <w:p>
-            <w:pPr>
-              <w:spacing w:before="0" w:after="0" w:line="252" w:lineRule="auto"/>
-            </w:pPr>
-            <w:r>
-              <w:rPr>
-                <w:rFonts w:ascii="맑은 고딕" w:hAnsi="맑은 고딕" w:eastAsia="맑은 고딕"/>
-                <w:b w:val="0"/>
-                <w:color w:val="13203F"/>
-                <w:sz w:val="16"/>
-              </w:rPr>
-              <w:t>존별 필요 옵션 표(이 페이지 '조정'·'확인')로 재견적 요청</w:t>
+              <w:t>DM-Monitoring vs OCS 관제</w:t>
+            </w:r>
+          </w:p>
+        </w:tc>
+        <w:tc>
+          <w:tcPr>
+            <w:tcW w:type="dxa" w:w="9235"/>
+          </w:tcPr>
+          <w:p>
+            <w:pPr>
+              <w:keepNext/>
+              <w:spacing w:before="0" w:after="0" w:line="252" w:lineRule="auto"/>
+            </w:pPr>
+            <w:r>
+              <w:rPr>
+                <w:rFonts w:ascii="맑은 고딕" w:hAnsi="맑은 고딕" w:eastAsia="맑은 고딕"/>
+                <w:b w:val="0"/>
+                <w:color w:val="13203F"/>
+                <w:sz w:val="16"/>
+              </w:rPr>
+              <w:t>DM-Monitoring·DB 연동 시각화 UI는 DT 화면, OCS Cell은 운영 관제를 맡음</w:t>
+            </w:r>
+          </w:p>
+        </w:tc>
+        <w:tc>
+          <w:tcPr>
+            <w:tcW w:type="dxa" w:w="4535"/>
+          </w:tcPr>
+          <w:p>
+            <w:pPr>
+              <w:keepNext/>
+              <w:spacing w:before="0" w:after="0" w:line="252" w:lineRule="auto"/>
+            </w:pPr>
+            <w:r>
+              <w:rPr>
+                <w:rFonts w:ascii="맑은 고딕" w:hAnsi="맑은 고딕" w:eastAsia="맑은 고딕"/>
+                <w:b w:val="0"/>
+                <w:color w:val="13203F"/>
+                <w:sz w:val="16"/>
+              </w:rPr>
+              <w:t>화면·데이터 경계가 흐리면 운영 혼선</w:t>
+            </w:r>
+          </w:p>
+        </w:tc>
+        <w:tc>
+          <w:tcPr>
+            <w:tcW w:type="dxa" w:w="4731"/>
+          </w:tcPr>
+          <w:p>
+            <w:pPr>
+              <w:keepNext/>
+              <w:spacing w:before="0" w:after="0" w:line="252" w:lineRule="auto"/>
+            </w:pPr>
+            <w:r>
+              <w:rPr>
+                <w:rFonts w:ascii="맑은 고딕" w:hAnsi="맑은 고딕" w:eastAsia="맑은 고딕"/>
+                <w:b w:val="0"/>
+                <w:color w:val="13203F"/>
+                <w:sz w:val="16"/>
+              </w:rPr>
+              <w:t>DT 모니터링은 DMWorks, 운영 관제는 OCS로 경계 정의</w:t>
             </w:r>
           </w:p>
         </w:tc>
@@ -21571,7 +21576,7 @@
         </w:tc>
         <w:tc>
           <w:tcPr>
-            <w:tcW w:type="dxa" w:w="3059"/>
+            <w:tcW w:type="dxa" w:w="3101"/>
             <w:shd w:val="clear" w:color="auto" w:fill="EEF2F9"/>
           </w:tcPr>
           <w:p>
@@ -21586,13 +21591,13 @@
                 <w:color w:val="1B3A73"/>
                 <w:sz w:val="16"/>
               </w:rPr>
-              <w:t>DM-Monitoring vs OCS 관제</w:t>
-            </w:r>
-          </w:p>
-        </w:tc>
-        <w:tc>
-          <w:tcPr>
-            <w:tcW w:type="dxa" w:w="9112"/>
+              <w:t>USD 기구 정의</w:t>
+            </w:r>
+          </w:p>
+        </w:tc>
+        <w:tc>
+          <w:tcPr>
+            <w:tcW w:type="dxa" w:w="9235"/>
           </w:tcPr>
           <w:p>
             <w:pPr>
@@ -21606,13 +21611,13 @@
                 <w:color w:val="13203F"/>
                 <w:sz w:val="16"/>
               </w:rPr>
-              <w:t>DM-Monitoring이 OCS Cell의 관제·대시보드와 기능이 겹침. DB 연동 시각화 UI 커스터마이징은 DT 화면용으로 유지</w:t>
-            </w:r>
-          </w:p>
-        </w:tc>
-        <w:tc>
-          <w:tcPr>
-            <w:tcW w:type="dxa" w:w="4763"/>
+              <w:t>USD Converter의 기구(Kinematic) 변환은 '요청 사항 협의 후 개발 예정'</w:t>
+            </w:r>
+          </w:p>
+        </w:tc>
+        <w:tc>
+          <w:tcPr>
+            <w:tcW w:type="dxa" w:w="4535"/>
           </w:tcPr>
           <w:p>
             <w:pPr>
@@ -21626,13 +21631,13 @@
                 <w:color w:val="13203F"/>
                 <w:sz w:val="16"/>
               </w:rPr>
-              <w:t>같은 기능을 두 번 구축</w:t>
-            </w:r>
-          </w:p>
-        </w:tc>
-        <w:tc>
-          <w:tcPr>
-            <w:tcW w:type="dxa" w:w="4667"/>
+              <w:t>Isaac Sim 학습 DT 이관 시 여전히 재구축 필요할 수 있음</w:t>
+            </w:r>
+          </w:p>
+        </w:tc>
+        <w:tc>
+          <w:tcPr>
+            <w:tcW w:type="dxa" w:w="4731"/>
           </w:tcPr>
           <w:p>
             <w:pPr>
@@ -21646,7 +21651,7 @@
                 <w:color w:val="13203F"/>
                 <w:sz w:val="16"/>
               </w:rPr>
-              <w:t>DT 모니터링은 DMWorks, 운영 관제는 OCS로 경계 정의</w:t>
+              <w:t>개발 범위·일정을 견적에 명시 요청</w:t>
             </w:r>
           </w:p>
         </w:tc>
@@ -21671,13 +21676,13 @@
                 <w:color w:val="13203F"/>
                 <w:sz w:val="16"/>
               </w:rPr>
-              <w:t>SW</w:t>
-            </w:r>
-          </w:p>
-        </w:tc>
-        <w:tc>
-          <w:tcPr>
-            <w:tcW w:type="dxa" w:w="3059"/>
+              <w:t>로봇·PLC</w:t>
+            </w:r>
+          </w:p>
+        </w:tc>
+        <w:tc>
+          <w:tcPr>
+            <w:tcW w:type="dxa" w:w="3101"/>
             <w:shd w:val="clear" w:color="auto" w:fill="EEF2F9"/>
           </w:tcPr>
           <w:p>
@@ -21692,13 +21697,13 @@
                 <w:color w:val="1B3A73"/>
                 <w:sz w:val="16"/>
               </w:rPr>
-              <w:t>USD 기구 정의</w:t>
-            </w:r>
-          </w:p>
-        </w:tc>
-        <w:tc>
-          <w:tcPr>
-            <w:tcW w:type="dxa" w:w="9112"/>
+              <w:t>메이커 가정</w:t>
+            </w:r>
+          </w:p>
+        </w:tc>
+        <w:tc>
+          <w:tcPr>
+            <w:tcW w:type="dxa" w:w="9235"/>
           </w:tcPr>
           <w:p>
             <w:pPr>
@@ -21712,13 +21717,13 @@
                 <w:color w:val="13203F"/>
                 <w:sz w:val="16"/>
               </w:rPr>
-              <w:t>USD Converter의 기구(Kinematic) 변환은 '요청 사항 협의 후 개발 예정'</w:t>
-            </w:r>
-          </w:p>
-        </w:tc>
-        <w:tc>
-          <w:tcPr>
-            <w:tcW w:type="dxa" w:w="4763"/>
+              <w:t>OLP·ACS·AIMS 컨트롤러(현대·가와사키 / 야스카와·쿠카 / 화낙·ABB)와 PLC(LS·미쓰비시 / 지멘스 / 로크웰)가 존마다 다르게 임의 배정</w:t>
+            </w:r>
+          </w:p>
+        </w:tc>
+        <w:tc>
+          <w:tcPr>
+            <w:tcW w:type="dxa" w:w="4535"/>
           </w:tcPr>
           <w:p>
             <w:pPr>
@@ -21732,13 +21737,13 @@
                 <w:color w:val="13203F"/>
                 <w:sz w:val="16"/>
               </w:rPr>
-              <w:t>Isaac Sim 학습 DT 이관 시 여전히 재구축 필요할 수 있음</w:t>
-            </w:r>
-          </w:p>
-        </w:tc>
-        <w:tc>
-          <w:tcPr>
-            <w:tcW w:type="dxa" w:w="4667"/>
+              <w:t>실제 발주 기종과 다르면 옵션 교체 필요</w:t>
+            </w:r>
+          </w:p>
+        </w:tc>
+        <w:tc>
+          <w:tcPr>
+            <w:tcW w:type="dxa" w:w="4731"/>
           </w:tcPr>
           <w:p>
             <w:pPr>
@@ -21752,7 +21757,7 @@
                 <w:color w:val="13203F"/>
                 <w:sz w:val="16"/>
               </w:rPr>
-              <w:t>개발 범위·일정을 견적에 명시 요청</w:t>
+              <w:t>존별 로봇·PLC 메이커 확정 후 옵션 재산정</w:t>
             </w:r>
           </w:p>
         </w:tc>
@@ -21767,28 +21772,26 @@
           </w:tcPr>
           <w:p>
             <w:pPr>
-              <w:keepNext/>
-              <w:spacing w:before="0" w:after="0" w:line="252" w:lineRule="auto"/>
-            </w:pPr>
-            <w:r>
-              <w:rPr>
-                <w:rFonts w:ascii="맑은 고딕" w:hAnsi="맑은 고딕" w:eastAsia="맑은 고딕"/>
-                <w:b w:val="0"/>
-                <w:color w:val="13203F"/>
-                <w:sz w:val="16"/>
-              </w:rPr>
-              <w:t>로봇·PLC</w:t>
-            </w:r>
-          </w:p>
-        </w:tc>
-        <w:tc>
-          <w:tcPr>
-            <w:tcW w:type="dxa" w:w="3059"/>
+              <w:spacing w:before="0" w:after="0" w:line="252" w:lineRule="auto"/>
+            </w:pPr>
+            <w:r>
+              <w:rPr>
+                <w:rFonts w:ascii="맑은 고딕" w:hAnsi="맑은 고딕" w:eastAsia="맑은 고딕"/>
+                <w:b w:val="0"/>
+                <w:color w:val="13203F"/>
+                <w:sz w:val="16"/>
+              </w:rPr>
+              <w:t>범위</w:t>
+            </w:r>
+          </w:p>
+        </w:tc>
+        <w:tc>
+          <w:tcPr>
+            <w:tcW w:type="dxa" w:w="3101"/>
             <w:shd w:val="clear" w:color="auto" w:fill="EEF2F9"/>
           </w:tcPr>
           <w:p>
             <w:pPr>
-              <w:keepNext/>
               <w:spacing w:before="0" w:after="0" w:line="252" w:lineRule="auto"/>
             </w:pPr>
             <w:r>
@@ -21798,117 +21801,13 @@
                 <w:color w:val="1B3A73"/>
                 <w:sz w:val="16"/>
               </w:rPr>
-              <w:t>메이커 가정</w:t>
-            </w:r>
-          </w:p>
-        </w:tc>
-        <w:tc>
-          <w:tcPr>
-            <w:tcW w:type="dxa" w:w="9112"/>
-          </w:tcPr>
-          <w:p>
-            <w:pPr>
-              <w:keepNext/>
-              <w:spacing w:before="0" w:after="0" w:line="252" w:lineRule="auto"/>
-            </w:pPr>
-            <w:r>
-              <w:rPr>
-                <w:rFonts w:ascii="맑은 고딕" w:hAnsi="맑은 고딕" w:eastAsia="맑은 고딕"/>
-                <w:b w:val="0"/>
-                <w:color w:val="13203F"/>
-                <w:sz w:val="16"/>
-              </w:rPr>
-              <w:t>OLP·ACS·AIMS 컨트롤러(현대·가와사키 / 야스카와·쿠카 / 화낙·ABB)와 PLC(LS·미쓰비시 / 지멘스 / 로크웰)가 존마다 다르게 임의 배정</w:t>
-            </w:r>
-          </w:p>
-        </w:tc>
-        <w:tc>
-          <w:tcPr>
-            <w:tcW w:type="dxa" w:w="4763"/>
-          </w:tcPr>
-          <w:p>
-            <w:pPr>
-              <w:keepNext/>
-              <w:spacing w:before="0" w:after="0" w:line="252" w:lineRule="auto"/>
-            </w:pPr>
-            <w:r>
-              <w:rPr>
-                <w:rFonts w:ascii="맑은 고딕" w:hAnsi="맑은 고딕" w:eastAsia="맑은 고딕"/>
-                <w:b w:val="0"/>
-                <w:color w:val="13203F"/>
-                <w:sz w:val="16"/>
-              </w:rPr>
-              <w:t>실제 발주 기종과 다르면 옵션 교체 필요. PLC 1사 통일 결정과 충돌</w:t>
-            </w:r>
-          </w:p>
-        </w:tc>
-        <w:tc>
-          <w:tcPr>
-            <w:tcW w:type="dxa" w:w="4667"/>
-          </w:tcPr>
-          <w:p>
-            <w:pPr>
-              <w:keepNext/>
-              <w:spacing w:before="0" w:after="0" w:line="252" w:lineRule="auto"/>
-            </w:pPr>
-            <w:r>
-              <w:rPr>
-                <w:rFonts w:ascii="맑은 고딕" w:hAnsi="맑은 고딕" w:eastAsia="맑은 고딕"/>
-                <w:b w:val="0"/>
-                <w:color w:val="13203F"/>
-                <w:sz w:val="16"/>
-              </w:rPr>
-              <w:t>존별 로봇·PLC 메이커 확정 후 옵션 재산정</w:t>
-            </w:r>
-          </w:p>
-        </w:tc>
-      </w:tr>
-      <w:tr>
-        <w:trPr>
-          <w:cantSplit/>
-        </w:trPr>
-        <w:tc>
-          <w:tcPr>
-            <w:tcW w:type="dxa" w:w="849"/>
-          </w:tcPr>
-          <w:p>
-            <w:pPr>
-              <w:spacing w:before="0" w:after="0" w:line="252" w:lineRule="auto"/>
-            </w:pPr>
-            <w:r>
-              <w:rPr>
-                <w:rFonts w:ascii="맑은 고딕" w:hAnsi="맑은 고딕" w:eastAsia="맑은 고딕"/>
-                <w:b w:val="0"/>
-                <w:color w:val="13203F"/>
-                <w:sz w:val="16"/>
-              </w:rPr>
-              <w:t>범위</w:t>
-            </w:r>
-          </w:p>
-        </w:tc>
-        <w:tc>
-          <w:tcPr>
-            <w:tcW w:type="dxa" w:w="3059"/>
-            <w:shd w:val="clear" w:color="auto" w:fill="EEF2F9"/>
-          </w:tcPr>
-          <w:p>
-            <w:pPr>
-              <w:spacing w:before="0" w:after="0" w:line="252" w:lineRule="auto"/>
-            </w:pPr>
-            <w:r>
-              <w:rPr>
-                <w:rFonts w:ascii="맑은 고딕" w:hAnsi="맑은 고딕" w:eastAsia="맑은 고딕"/>
-                <w:b/>
-                <w:color w:val="1B3A73"/>
-                <w:sz w:val="16"/>
-              </w:rPr>
               <w:t>정밀조립 미포함</w:t>
             </w:r>
           </w:p>
         </w:tc>
         <w:tc>
           <w:tcPr>
-            <w:tcW w:type="dxa" w:w="9112"/>
+            <w:tcW w:type="dxa" w:w="9235"/>
           </w:tcPr>
           <w:p>
             <w:pPr>
@@ -21927,7 +21826,7 @@
         </w:tc>
         <w:tc>
           <w:tcPr>
-            <w:tcW w:type="dxa" w:w="4763"/>
+            <w:tcW w:type="dxa" w:w="4535"/>
           </w:tcPr>
           <w:p>
             <w:pPr>
@@ -21946,7 +21845,7 @@
         </w:tc>
         <w:tc>
           <w:tcPr>
-            <w:tcW w:type="dxa" w:w="4667"/>
+            <w:tcW w:type="dxa" w:w="4731"/>
           </w:tcPr>
           <w:p>
             <w:pPr>

--- a/docs/dmworks_zones.docx
+++ b/docs/dmworks_zones.docx
@@ -9727,7 +9727,7 @@
         <w:tc>
           <w:tcPr>
             <w:tcW w:type="dxa" w:w="490"/>
-            <w:shd w:val="clear" w:color="auto" w:fill="FFF1E2"/>
+            <w:shd w:val="clear" w:color="auto" w:fill="D9F0F2"/>
           </w:tcPr>
           <w:p>
             <w:pPr>
@@ -9738,10 +9738,10 @@
               <w:rPr>
                 <w:rFonts w:ascii="맑은 고딕" w:hAnsi="맑은 고딕" w:eastAsia="맑은 고딕"/>
                 <w:b/>
-                <w:color w:val="9A4A00"/>
-                <w:sz w:val="16"/>
-              </w:rPr>
-              <w:t>확인</w:t>
+                <w:color w:val="0090A0"/>
+                <w:sz w:val="16"/>
+              </w:rPr>
+              <w:t>적합</w:t>
             </w:r>
           </w:p>
         </w:tc>
@@ -9760,7 +9760,7 @@
                 <w:color w:val="13203F"/>
                 <w:sz w:val="16"/>
               </w:rPr>
-              <w:t>대형 공간 스캐너. 3존 공동활용 방침 확인</w:t>
+              <w:t>대형 공간 스캔으로 공장·셀 가상 작업장 구축</w:t>
             </w:r>
           </w:p>
         </w:tc>
@@ -13925,7 +13925,7 @@
         <w:tc>
           <w:tcPr>
             <w:tcW w:type="dxa" w:w="490"/>
-            <w:shd w:val="clear" w:color="auto" w:fill="FFF1E2"/>
+            <w:shd w:val="clear" w:color="auto" w:fill="D9F0F2"/>
           </w:tcPr>
           <w:p>
             <w:pPr>
@@ -13936,10 +13936,10 @@
               <w:rPr>
                 <w:rFonts w:ascii="맑은 고딕" w:hAnsi="맑은 고딕" w:eastAsia="맑은 고딕"/>
                 <w:b/>
-                <w:color w:val="9A4A00"/>
-                <w:sz w:val="16"/>
-              </w:rPr>
-              <w:t>확인</w:t>
+                <w:color w:val="0090A0"/>
+                <w:sz w:val="16"/>
+              </w:rPr>
+              <w:t>적합</w:t>
             </w:r>
           </w:p>
         </w:tc>
@@ -13958,7 +13958,7 @@
                 <w:color w:val="13203F"/>
                 <w:sz w:val="16"/>
               </w:rPr>
-              <w:t>검사존 스캐너와 공동활용 가능 여부</w:t>
+              <w:t>가공 소재·제품 자동 스캔, 점군을 가상 작업장에 반영</w:t>
             </w:r>
           </w:p>
         </w:tc>
@@ -15629,13 +15629,13 @@
         </w:tblCellMar>
       </w:tblPr>
       <w:tblGrid>
-        <w:gridCol w:w="7532"/>
-        <w:gridCol w:w="4490"/>
+        <w:gridCol w:w="7879"/>
+        <w:gridCol w:w="4697"/>
         <w:gridCol w:w="490"/>
         <w:gridCol w:w="797"/>
         <w:gridCol w:w="977"/>
         <w:gridCol w:w="490"/>
-        <w:gridCol w:w="7675"/>
+        <w:gridCol w:w="7120"/>
       </w:tblGrid>
       <w:tr>
         <w:trPr>
@@ -15644,7 +15644,7 @@
         </w:trPr>
         <w:tc>
           <w:tcPr>
-            <w:tcW w:type="dxa" w:w="7532"/>
+            <w:tcW w:type="dxa" w:w="7879"/>
             <w:shd w:val="clear" w:color="auto" w:fill="10214B"/>
           </w:tcPr>
           <w:p>
@@ -15664,7 +15664,7 @@
         </w:tc>
         <w:tc>
           <w:tcPr>
-            <w:tcW w:type="dxa" w:w="4490"/>
+            <w:tcW w:type="dxa" w:w="4697"/>
             <w:shd w:val="clear" w:color="auto" w:fill="10214B"/>
           </w:tcPr>
           <w:p>
@@ -15767,7 +15767,7 @@
         </w:tc>
         <w:tc>
           <w:tcPr>
-            <w:tcW w:type="dxa" w:w="7675"/>
+            <w:tcW w:type="dxa" w:w="7120"/>
             <w:shd w:val="clear" w:color="auto" w:fill="10214B"/>
           </w:tcPr>
           <w:p>
@@ -15834,7 +15834,7 @@
         </w:tc>
         <w:tc>
           <w:tcPr>
-            <w:tcW w:type="dxa" w:w="7675"/>
+            <w:tcW w:type="dxa" w:w="7120"/>
             <w:gridSpan w:val="2"/>
             <w:shd w:val="clear" w:color="auto" w:fill="E4F6F8"/>
           </w:tcPr>
@@ -15851,7 +15851,7 @@
         </w:trPr>
         <w:tc>
           <w:tcPr>
-            <w:tcW w:type="dxa" w:w="7532"/>
+            <w:tcW w:type="dxa" w:w="7879"/>
           </w:tcPr>
           <w:p>
             <w:pPr>
@@ -15870,7 +15870,7 @@
         </w:tc>
         <w:tc>
           <w:tcPr>
-            <w:tcW w:type="dxa" w:w="4490"/>
+            <w:tcW w:type="dxa" w:w="4697"/>
           </w:tcPr>
           <w:p>
             <w:pPr>
@@ -15961,7 +15961,7 @@
         </w:tc>
         <w:tc>
           <w:tcPr>
-            <w:tcW w:type="dxa" w:w="7675"/>
+            <w:tcW w:type="dxa" w:w="7120"/>
           </w:tcPr>
           <w:p>
             <w:pPr>
@@ -15985,7 +15985,7 @@
         </w:trPr>
         <w:tc>
           <w:tcPr>
-            <w:tcW w:type="dxa" w:w="7532"/>
+            <w:tcW w:type="dxa" w:w="7879"/>
           </w:tcPr>
           <w:p>
             <w:pPr>
@@ -16004,7 +16004,7 @@
         </w:tc>
         <w:tc>
           <w:tcPr>
-            <w:tcW w:type="dxa" w:w="4490"/>
+            <w:tcW w:type="dxa" w:w="4697"/>
           </w:tcPr>
           <w:p>
             <w:pPr>
@@ -16095,7 +16095,7 @@
         </w:tc>
         <w:tc>
           <w:tcPr>
-            <w:tcW w:type="dxa" w:w="7675"/>
+            <w:tcW w:type="dxa" w:w="7120"/>
           </w:tcPr>
           <w:p>
             <w:pPr>
@@ -16119,7 +16119,7 @@
         </w:trPr>
         <w:tc>
           <w:tcPr>
-            <w:tcW w:type="dxa" w:w="7532"/>
+            <w:tcW w:type="dxa" w:w="7879"/>
           </w:tcPr>
           <w:p>
             <w:pPr>
@@ -16138,7 +16138,7 @@
         </w:tc>
         <w:tc>
           <w:tcPr>
-            <w:tcW w:type="dxa" w:w="4490"/>
+            <w:tcW w:type="dxa" w:w="4697"/>
           </w:tcPr>
           <w:p>
             <w:pPr>
@@ -16238,7 +16238,7 @@
         </w:tc>
         <w:tc>
           <w:tcPr>
-            <w:tcW w:type="dxa" w:w="7675"/>
+            <w:tcW w:type="dxa" w:w="7120"/>
           </w:tcPr>
           <w:p>
             <w:pPr>
@@ -16262,7 +16262,7 @@
         </w:trPr>
         <w:tc>
           <w:tcPr>
-            <w:tcW w:type="dxa" w:w="7532"/>
+            <w:tcW w:type="dxa" w:w="7879"/>
           </w:tcPr>
           <w:p>
             <w:pPr>
@@ -16281,7 +16281,7 @@
         </w:tc>
         <w:tc>
           <w:tcPr>
-            <w:tcW w:type="dxa" w:w="4490"/>
+            <w:tcW w:type="dxa" w:w="4697"/>
           </w:tcPr>
           <w:p>
             <w:pPr>
@@ -16381,7 +16381,7 @@
         </w:tc>
         <w:tc>
           <w:tcPr>
-            <w:tcW w:type="dxa" w:w="7675"/>
+            <w:tcW w:type="dxa" w:w="7120"/>
           </w:tcPr>
           <w:p>
             <w:pPr>
@@ -16405,7 +16405,7 @@
         </w:trPr>
         <w:tc>
           <w:tcPr>
-            <w:tcW w:type="dxa" w:w="7532"/>
+            <w:tcW w:type="dxa" w:w="7879"/>
           </w:tcPr>
           <w:p>
             <w:pPr>
@@ -16424,7 +16424,7 @@
         </w:tc>
         <w:tc>
           <w:tcPr>
-            <w:tcW w:type="dxa" w:w="4490"/>
+            <w:tcW w:type="dxa" w:w="4697"/>
           </w:tcPr>
           <w:p>
             <w:pPr>
@@ -16524,7 +16524,7 @@
         </w:tc>
         <w:tc>
           <w:tcPr>
-            <w:tcW w:type="dxa" w:w="7675"/>
+            <w:tcW w:type="dxa" w:w="7120"/>
           </w:tcPr>
           <w:p>
             <w:pPr>
@@ -16548,7 +16548,7 @@
         </w:trPr>
         <w:tc>
           <w:tcPr>
-            <w:tcW w:type="dxa" w:w="7532"/>
+            <w:tcW w:type="dxa" w:w="7879"/>
           </w:tcPr>
           <w:p>
             <w:pPr>
@@ -16567,7 +16567,7 @@
         </w:tc>
         <w:tc>
           <w:tcPr>
-            <w:tcW w:type="dxa" w:w="4490"/>
+            <w:tcW w:type="dxa" w:w="4697"/>
           </w:tcPr>
           <w:p>
             <w:pPr>
@@ -16667,7 +16667,7 @@
         </w:tc>
         <w:tc>
           <w:tcPr>
-            <w:tcW w:type="dxa" w:w="7675"/>
+            <w:tcW w:type="dxa" w:w="7120"/>
           </w:tcPr>
           <w:p>
             <w:pPr>
@@ -16691,7 +16691,7 @@
         </w:trPr>
         <w:tc>
           <w:tcPr>
-            <w:tcW w:type="dxa" w:w="7532"/>
+            <w:tcW w:type="dxa" w:w="7879"/>
           </w:tcPr>
           <w:p>
             <w:pPr>
@@ -16710,7 +16710,7 @@
         </w:tc>
         <w:tc>
           <w:tcPr>
-            <w:tcW w:type="dxa" w:w="4490"/>
+            <w:tcW w:type="dxa" w:w="4697"/>
           </w:tcPr>
           <w:p>
             <w:pPr>
@@ -16801,7 +16801,7 @@
         </w:tc>
         <w:tc>
           <w:tcPr>
-            <w:tcW w:type="dxa" w:w="7675"/>
+            <w:tcW w:type="dxa" w:w="7120"/>
           </w:tcPr>
           <w:p>
             <w:pPr>
@@ -16825,7 +16825,7 @@
         </w:trPr>
         <w:tc>
           <w:tcPr>
-            <w:tcW w:type="dxa" w:w="7532"/>
+            <w:tcW w:type="dxa" w:w="7879"/>
           </w:tcPr>
           <w:p>
             <w:pPr>
@@ -16844,7 +16844,7 @@
         </w:tc>
         <w:tc>
           <w:tcPr>
-            <w:tcW w:type="dxa" w:w="4490"/>
+            <w:tcW w:type="dxa" w:w="4697"/>
           </w:tcPr>
           <w:p>
             <w:pPr>
@@ -16935,7 +16935,7 @@
         </w:tc>
         <w:tc>
           <w:tcPr>
-            <w:tcW w:type="dxa" w:w="7675"/>
+            <w:tcW w:type="dxa" w:w="7120"/>
           </w:tcPr>
           <w:p>
             <w:pPr>
@@ -16959,7 +16959,7 @@
         </w:trPr>
         <w:tc>
           <w:tcPr>
-            <w:tcW w:type="dxa" w:w="7532"/>
+            <w:tcW w:type="dxa" w:w="7879"/>
           </w:tcPr>
           <w:p>
             <w:pPr>
@@ -16978,7 +16978,7 @@
         </w:tc>
         <w:tc>
           <w:tcPr>
-            <w:tcW w:type="dxa" w:w="4490"/>
+            <w:tcW w:type="dxa" w:w="4697"/>
           </w:tcPr>
           <w:p>
             <w:pPr>
@@ -17078,7 +17078,7 @@
         </w:tc>
         <w:tc>
           <w:tcPr>
-            <w:tcW w:type="dxa" w:w="7675"/>
+            <w:tcW w:type="dxa" w:w="7120"/>
           </w:tcPr>
           <w:p>
             <w:pPr>
@@ -17102,7 +17102,7 @@
         </w:trPr>
         <w:tc>
           <w:tcPr>
-            <w:tcW w:type="dxa" w:w="7532"/>
+            <w:tcW w:type="dxa" w:w="7879"/>
           </w:tcPr>
           <w:p>
             <w:pPr>
@@ -17121,7 +17121,7 @@
         </w:tc>
         <w:tc>
           <w:tcPr>
-            <w:tcW w:type="dxa" w:w="4490"/>
+            <w:tcW w:type="dxa" w:w="4697"/>
           </w:tcPr>
           <w:p>
             <w:pPr>
@@ -17212,7 +17212,7 @@
         </w:tc>
         <w:tc>
           <w:tcPr>
-            <w:tcW w:type="dxa" w:w="7675"/>
+            <w:tcW w:type="dxa" w:w="7120"/>
           </w:tcPr>
           <w:p>
             <w:pPr>
@@ -17236,7 +17236,7 @@
         </w:trPr>
         <w:tc>
           <w:tcPr>
-            <w:tcW w:type="dxa" w:w="7532"/>
+            <w:tcW w:type="dxa" w:w="7879"/>
           </w:tcPr>
           <w:p>
             <w:pPr>
@@ -17255,7 +17255,7 @@
         </w:tc>
         <w:tc>
           <w:tcPr>
-            <w:tcW w:type="dxa" w:w="4490"/>
+            <w:tcW w:type="dxa" w:w="4697"/>
           </w:tcPr>
           <w:p>
             <w:pPr>
@@ -17346,7 +17346,7 @@
         </w:tc>
         <w:tc>
           <w:tcPr>
-            <w:tcW w:type="dxa" w:w="7675"/>
+            <w:tcW w:type="dxa" w:w="7120"/>
           </w:tcPr>
           <w:p>
             <w:pPr>
@@ -17361,7 +17361,7 @@
         </w:trPr>
         <w:tc>
           <w:tcPr>
-            <w:tcW w:type="dxa" w:w="7532"/>
+            <w:tcW w:type="dxa" w:w="7879"/>
           </w:tcPr>
           <w:p>
             <w:pPr>
@@ -17380,7 +17380,7 @@
         </w:tc>
         <w:tc>
           <w:tcPr>
-            <w:tcW w:type="dxa" w:w="4490"/>
+            <w:tcW w:type="dxa" w:w="4697"/>
           </w:tcPr>
           <w:p>
             <w:pPr>
@@ -17471,7 +17471,7 @@
         </w:tc>
         <w:tc>
           <w:tcPr>
-            <w:tcW w:type="dxa" w:w="7675"/>
+            <w:tcW w:type="dxa" w:w="7120"/>
           </w:tcPr>
           <w:p>
             <w:pPr>
@@ -17495,7 +17495,7 @@
         </w:trPr>
         <w:tc>
           <w:tcPr>
-            <w:tcW w:type="dxa" w:w="7532"/>
+            <w:tcW w:type="dxa" w:w="7879"/>
           </w:tcPr>
           <w:p>
             <w:pPr>
@@ -17514,7 +17514,7 @@
         </w:tc>
         <w:tc>
           <w:tcPr>
-            <w:tcW w:type="dxa" w:w="4490"/>
+            <w:tcW w:type="dxa" w:w="4697"/>
           </w:tcPr>
           <w:p>
             <w:pPr>
@@ -17605,7 +17605,7 @@
         </w:tc>
         <w:tc>
           <w:tcPr>
-            <w:tcW w:type="dxa" w:w="7675"/>
+            <w:tcW w:type="dxa" w:w="7120"/>
           </w:tcPr>
           <w:p>
             <w:pPr>
@@ -17629,7 +17629,7 @@
         </w:trPr>
         <w:tc>
           <w:tcPr>
-            <w:tcW w:type="dxa" w:w="7532"/>
+            <w:tcW w:type="dxa" w:w="7879"/>
           </w:tcPr>
           <w:p>
             <w:pPr>
@@ -17648,7 +17648,7 @@
         </w:tc>
         <w:tc>
           <w:tcPr>
-            <w:tcW w:type="dxa" w:w="4490"/>
+            <w:tcW w:type="dxa" w:w="4697"/>
           </w:tcPr>
           <w:p>
             <w:pPr>
@@ -17739,7 +17739,7 @@
         </w:tc>
         <w:tc>
           <w:tcPr>
-            <w:tcW w:type="dxa" w:w="7675"/>
+            <w:tcW w:type="dxa" w:w="7120"/>
           </w:tcPr>
           <w:p>
             <w:pPr>
@@ -17763,7 +17763,7 @@
         </w:trPr>
         <w:tc>
           <w:tcPr>
-            <w:tcW w:type="dxa" w:w="7532"/>
+            <w:tcW w:type="dxa" w:w="7879"/>
           </w:tcPr>
           <w:p>
             <w:pPr>
@@ -17782,7 +17782,7 @@
         </w:tc>
         <w:tc>
           <w:tcPr>
-            <w:tcW w:type="dxa" w:w="4490"/>
+            <w:tcW w:type="dxa" w:w="4697"/>
           </w:tcPr>
           <w:p>
             <w:pPr>
@@ -17882,7 +17882,7 @@
         </w:tc>
         <w:tc>
           <w:tcPr>
-            <w:tcW w:type="dxa" w:w="7675"/>
+            <w:tcW w:type="dxa" w:w="7120"/>
           </w:tcPr>
           <w:p>
             <w:pPr>
@@ -17906,7 +17906,7 @@
         </w:trPr>
         <w:tc>
           <w:tcPr>
-            <w:tcW w:type="dxa" w:w="7532"/>
+            <w:tcW w:type="dxa" w:w="7879"/>
           </w:tcPr>
           <w:p>
             <w:pPr>
@@ -17925,7 +17925,7 @@
         </w:tc>
         <w:tc>
           <w:tcPr>
-            <w:tcW w:type="dxa" w:w="4490"/>
+            <w:tcW w:type="dxa" w:w="4697"/>
           </w:tcPr>
           <w:p>
             <w:pPr>
@@ -18016,7 +18016,7 @@
         </w:tc>
         <w:tc>
           <w:tcPr>
-            <w:tcW w:type="dxa" w:w="7675"/>
+            <w:tcW w:type="dxa" w:w="7120"/>
           </w:tcPr>
           <w:p>
             <w:pPr>
@@ -18040,7 +18040,7 @@
         </w:trPr>
         <w:tc>
           <w:tcPr>
-            <w:tcW w:type="dxa" w:w="7532"/>
+            <w:tcW w:type="dxa" w:w="7879"/>
           </w:tcPr>
           <w:p>
             <w:pPr>
@@ -18059,7 +18059,7 @@
         </w:tc>
         <w:tc>
           <w:tcPr>
-            <w:tcW w:type="dxa" w:w="4490"/>
+            <w:tcW w:type="dxa" w:w="4697"/>
           </w:tcPr>
           <w:p>
             <w:pPr>
@@ -18150,7 +18150,7 @@
         </w:tc>
         <w:tc>
           <w:tcPr>
-            <w:tcW w:type="dxa" w:w="7675"/>
+            <w:tcW w:type="dxa" w:w="7120"/>
           </w:tcPr>
           <w:p>
             <w:pPr>
@@ -18174,7 +18174,7 @@
         </w:trPr>
         <w:tc>
           <w:tcPr>
-            <w:tcW w:type="dxa" w:w="7532"/>
+            <w:tcW w:type="dxa" w:w="7879"/>
           </w:tcPr>
           <w:p>
             <w:pPr>
@@ -18193,7 +18193,7 @@
         </w:tc>
         <w:tc>
           <w:tcPr>
-            <w:tcW w:type="dxa" w:w="4490"/>
+            <w:tcW w:type="dxa" w:w="4697"/>
           </w:tcPr>
           <w:p>
             <w:pPr>
@@ -18293,7 +18293,7 @@
         </w:tc>
         <w:tc>
           <w:tcPr>
-            <w:tcW w:type="dxa" w:w="7675"/>
+            <w:tcW w:type="dxa" w:w="7120"/>
           </w:tcPr>
           <w:p>
             <w:pPr>
@@ -18317,7 +18317,7 @@
         </w:trPr>
         <w:tc>
           <w:tcPr>
-            <w:tcW w:type="dxa" w:w="7532"/>
+            <w:tcW w:type="dxa" w:w="7879"/>
           </w:tcPr>
           <w:p>
             <w:pPr>
@@ -18336,7 +18336,7 @@
         </w:tc>
         <w:tc>
           <w:tcPr>
-            <w:tcW w:type="dxa" w:w="4490"/>
+            <w:tcW w:type="dxa" w:w="4697"/>
           </w:tcPr>
           <w:p>
             <w:pPr>
@@ -18436,7 +18436,7 @@
         </w:tc>
         <w:tc>
           <w:tcPr>
-            <w:tcW w:type="dxa" w:w="7675"/>
+            <w:tcW w:type="dxa" w:w="7120"/>
           </w:tcPr>
           <w:p>
             <w:pPr>
@@ -18502,7 +18502,7 @@
         </w:tc>
         <w:tc>
           <w:tcPr>
-            <w:tcW w:type="dxa" w:w="7675"/>
+            <w:tcW w:type="dxa" w:w="7120"/>
             <w:gridSpan w:val="2"/>
             <w:shd w:val="clear" w:color="auto" w:fill="E4F6F8"/>
           </w:tcPr>
@@ -18519,7 +18519,7 @@
         </w:trPr>
         <w:tc>
           <w:tcPr>
-            <w:tcW w:type="dxa" w:w="7532"/>
+            <w:tcW w:type="dxa" w:w="7879"/>
           </w:tcPr>
           <w:p>
             <w:pPr>
@@ -18538,7 +18538,7 @@
         </w:tc>
         <w:tc>
           <w:tcPr>
-            <w:tcW w:type="dxa" w:w="4490"/>
+            <w:tcW w:type="dxa" w:w="4697"/>
           </w:tcPr>
           <w:p>
             <w:pPr>
@@ -18638,7 +18638,7 @@
         </w:tc>
         <w:tc>
           <w:tcPr>
-            <w:tcW w:type="dxa" w:w="7675"/>
+            <w:tcW w:type="dxa" w:w="7120"/>
           </w:tcPr>
           <w:p>
             <w:pPr>
@@ -18704,7 +18704,7 @@
         </w:tc>
         <w:tc>
           <w:tcPr>
-            <w:tcW w:type="dxa" w:w="7675"/>
+            <w:tcW w:type="dxa" w:w="7120"/>
             <w:gridSpan w:val="2"/>
             <w:shd w:val="clear" w:color="auto" w:fill="E4F6F8"/>
           </w:tcPr>
@@ -18721,7 +18721,7 @@
         </w:trPr>
         <w:tc>
           <w:tcPr>
-            <w:tcW w:type="dxa" w:w="7532"/>
+            <w:tcW w:type="dxa" w:w="7879"/>
           </w:tcPr>
           <w:p>
             <w:pPr>
@@ -18740,7 +18740,7 @@
         </w:tc>
         <w:tc>
           <w:tcPr>
-            <w:tcW w:type="dxa" w:w="4490"/>
+            <w:tcW w:type="dxa" w:w="4697"/>
           </w:tcPr>
           <w:p>
             <w:pPr>
@@ -18811,7 +18811,7 @@
         <w:tc>
           <w:tcPr>
             <w:tcW w:type="dxa" w:w="490"/>
-            <w:shd w:val="clear" w:color="auto" w:fill="FFF1E2"/>
+            <w:shd w:val="clear" w:color="auto" w:fill="D9F0F2"/>
           </w:tcPr>
           <w:p>
             <w:pPr>
@@ -18822,29 +18822,29 @@
               <w:rPr>
                 <w:rFonts w:ascii="맑은 고딕" w:hAnsi="맑은 고딕" w:eastAsia="맑은 고딕"/>
                 <w:b/>
-                <w:color w:val="9A4A00"/>
-                <w:sz w:val="16"/>
-              </w:rPr>
-              <w:t>확인</w:t>
-            </w:r>
-          </w:p>
-        </w:tc>
-        <w:tc>
-          <w:tcPr>
-            <w:tcW w:type="dxa" w:w="7675"/>
-          </w:tcPr>
-          <w:p>
-            <w:pPr>
-              <w:spacing w:before="0" w:after="0" w:line="252" w:lineRule="auto"/>
-            </w:pPr>
-            <w:r>
-              <w:rPr>
-                <w:rFonts w:ascii="맑은 고딕" w:hAnsi="맑은 고딕" w:eastAsia="맑은 고딕"/>
-                <w:b w:val="0"/>
-                <w:color w:val="13203F"/>
-                <w:sz w:val="16"/>
-              </w:rPr>
-              <w:t>레이저트래커 기반 고정밀. 10/6 핸드헬드 견적(2.5억)과 사양·용도 비교</w:t>
+                <w:color w:val="0090A0"/>
+                <w:sz w:val="16"/>
+              </w:rPr>
+              <w:t>적합</w:t>
+            </w:r>
+          </w:p>
+        </w:tc>
+        <w:tc>
+          <w:tcPr>
+            <w:tcW w:type="dxa" w:w="7120"/>
+          </w:tcPr>
+          <w:p>
+            <w:pPr>
+              <w:spacing w:before="0" w:after="0" w:line="252" w:lineRule="auto"/>
+            </w:pPr>
+            <w:r>
+              <w:rPr>
+                <w:rFonts w:ascii="맑은 고딕" w:hAnsi="맑은 고딕" w:eastAsia="맑은 고딕"/>
+                <w:b w:val="0"/>
+                <w:color w:val="13203F"/>
+                <w:sz w:val="16"/>
+              </w:rPr>
+              <w:t>레이저트래커 기반 고정밀 자동 측정(AIMS 연계)</w:t>
             </w:r>
           </w:p>
         </w:tc>
@@ -18855,7 +18855,7 @@
         </w:trPr>
         <w:tc>
           <w:tcPr>
-            <w:tcW w:type="dxa" w:w="7532"/>
+            <w:tcW w:type="dxa" w:w="7879"/>
           </w:tcPr>
           <w:p>
             <w:pPr>
@@ -18874,7 +18874,7 @@
         </w:tc>
         <w:tc>
           <w:tcPr>
-            <w:tcW w:type="dxa" w:w="4490"/>
+            <w:tcW w:type="dxa" w:w="4697"/>
           </w:tcPr>
           <w:p>
             <w:pPr>
@@ -18965,7 +18965,7 @@
         </w:tc>
         <w:tc>
           <w:tcPr>
-            <w:tcW w:type="dxa" w:w="7675"/>
+            <w:tcW w:type="dxa" w:w="7120"/>
           </w:tcPr>
           <w:p>
             <w:pPr>
@@ -18989,7 +18989,7 @@
         </w:trPr>
         <w:tc>
           <w:tcPr>
-            <w:tcW w:type="dxa" w:w="7532"/>
+            <w:tcW w:type="dxa" w:w="7879"/>
           </w:tcPr>
           <w:p>
             <w:pPr>
@@ -19008,7 +19008,7 @@
         </w:tc>
         <w:tc>
           <w:tcPr>
-            <w:tcW w:type="dxa" w:w="4490"/>
+            <w:tcW w:type="dxa" w:w="4697"/>
           </w:tcPr>
           <w:p>
             <w:pPr>
@@ -19099,7 +19099,7 @@
         </w:tc>
         <w:tc>
           <w:tcPr>
-            <w:tcW w:type="dxa" w:w="7675"/>
+            <w:tcW w:type="dxa" w:w="7120"/>
           </w:tcPr>
           <w:p>
             <w:pPr>
@@ -19114,7 +19114,7 @@
         </w:trPr>
         <w:tc>
           <w:tcPr>
-            <w:tcW w:type="dxa" w:w="7532"/>
+            <w:tcW w:type="dxa" w:w="7879"/>
           </w:tcPr>
           <w:p>
             <w:pPr>
@@ -19133,7 +19133,7 @@
         </w:tc>
         <w:tc>
           <w:tcPr>
-            <w:tcW w:type="dxa" w:w="4490"/>
+            <w:tcW w:type="dxa" w:w="4697"/>
           </w:tcPr>
           <w:p>
             <w:pPr>
@@ -19224,7 +19224,7 @@
         </w:tc>
         <w:tc>
           <w:tcPr>
-            <w:tcW w:type="dxa" w:w="7675"/>
+            <w:tcW w:type="dxa" w:w="7120"/>
           </w:tcPr>
           <w:p>
             <w:pPr>
@@ -19239,7 +19239,7 @@
         </w:trPr>
         <w:tc>
           <w:tcPr>
-            <w:tcW w:type="dxa" w:w="7532"/>
+            <w:tcW w:type="dxa" w:w="7879"/>
           </w:tcPr>
           <w:p>
             <w:pPr>
@@ -19258,7 +19258,7 @@
         </w:tc>
         <w:tc>
           <w:tcPr>
-            <w:tcW w:type="dxa" w:w="4490"/>
+            <w:tcW w:type="dxa" w:w="4697"/>
           </w:tcPr>
           <w:p>
             <w:pPr>
@@ -19349,7 +19349,7 @@
         </w:tc>
         <w:tc>
           <w:tcPr>
-            <w:tcW w:type="dxa" w:w="7675"/>
+            <w:tcW w:type="dxa" w:w="7120"/>
           </w:tcPr>
           <w:p>
             <w:pPr>
@@ -19406,7 +19406,7 @@
         </w:tc>
         <w:tc>
           <w:tcPr>
-            <w:tcW w:type="dxa" w:w="7675"/>
+            <w:tcW w:type="dxa" w:w="7120"/>
             <w:gridSpan w:val="2"/>
             <w:shd w:val="clear" w:color="auto" w:fill="E4F6F8"/>
           </w:tcPr>
@@ -19423,7 +19423,7 @@
         </w:trPr>
         <w:tc>
           <w:tcPr>
-            <w:tcW w:type="dxa" w:w="7532"/>
+            <w:tcW w:type="dxa" w:w="7879"/>
           </w:tcPr>
           <w:p>
             <w:pPr>
@@ -19442,7 +19442,7 @@
         </w:tc>
         <w:tc>
           <w:tcPr>
-            <w:tcW w:type="dxa" w:w="4490"/>
+            <w:tcW w:type="dxa" w:w="4697"/>
           </w:tcPr>
           <w:p>
             <w:pPr>
@@ -19533,7 +19533,7 @@
         </w:tc>
         <w:tc>
           <w:tcPr>
-            <w:tcW w:type="dxa" w:w="7675"/>
+            <w:tcW w:type="dxa" w:w="7120"/>
           </w:tcPr>
           <w:p>
             <w:pPr>
@@ -19548,7 +19548,7 @@
         </w:trPr>
         <w:tc>
           <w:tcPr>
-            <w:tcW w:type="dxa" w:w="7532"/>
+            <w:tcW w:type="dxa" w:w="7879"/>
           </w:tcPr>
           <w:p>
             <w:pPr>
@@ -19567,7 +19567,7 @@
         </w:tc>
         <w:tc>
           <w:tcPr>
-            <w:tcW w:type="dxa" w:w="4490"/>
+            <w:tcW w:type="dxa" w:w="4697"/>
           </w:tcPr>
           <w:p>
             <w:pPr>
@@ -19658,7 +19658,7 @@
         </w:tc>
         <w:tc>
           <w:tcPr>
-            <w:tcW w:type="dxa" w:w="7675"/>
+            <w:tcW w:type="dxa" w:w="7120"/>
           </w:tcPr>
           <w:p>
             <w:pPr>
@@ -19682,7 +19682,7 @@
         </w:trPr>
         <w:tc>
           <w:tcPr>
-            <w:tcW w:type="dxa" w:w="7532"/>
+            <w:tcW w:type="dxa" w:w="7879"/>
           </w:tcPr>
           <w:p>
             <w:pPr>
@@ -19702,7 +19702,7 @@
         </w:tc>
         <w:tc>
           <w:tcPr>
-            <w:tcW w:type="dxa" w:w="4490"/>
+            <w:tcW w:type="dxa" w:w="4697"/>
           </w:tcPr>
           <w:p>
             <w:pPr>
@@ -19798,7 +19798,7 @@
         </w:tc>
         <w:tc>
           <w:tcPr>
-            <w:tcW w:type="dxa" w:w="7675"/>
+            <w:tcW w:type="dxa" w:w="7120"/>
           </w:tcPr>
           <w:p>
             <w:pPr>
@@ -19814,7 +19814,7 @@
         </w:trPr>
         <w:tc>
           <w:tcPr>
-            <w:tcW w:type="dxa" w:w="7532"/>
+            <w:tcW w:type="dxa" w:w="7879"/>
           </w:tcPr>
           <w:p>
             <w:pPr>
@@ -19834,7 +19834,7 @@
         </w:tc>
         <w:tc>
           <w:tcPr>
-            <w:tcW w:type="dxa" w:w="4490"/>
+            <w:tcW w:type="dxa" w:w="4697"/>
           </w:tcPr>
           <w:p>
             <w:pPr>
@@ -19930,7 +19930,7 @@
         </w:tc>
         <w:tc>
           <w:tcPr>
-            <w:tcW w:type="dxa" w:w="7675"/>
+            <w:tcW w:type="dxa" w:w="7120"/>
           </w:tcPr>
           <w:p>
             <w:pPr>
@@ -19990,7 +19990,7 @@
         </w:tc>
         <w:tc>
           <w:tcPr>
-            <w:tcW w:type="dxa" w:w="7675"/>
+            <w:tcW w:type="dxa" w:w="7120"/>
             <w:gridSpan w:val="2"/>
             <w:shd w:val="clear" w:color="auto" w:fill="EEF2F9"/>
           </w:tcPr>
@@ -20050,7 +20050,7 @@
         </w:tc>
         <w:tc>
           <w:tcPr>
-            <w:tcW w:type="dxa" w:w="7675"/>
+            <w:tcW w:type="dxa" w:w="7120"/>
             <w:gridSpan w:val="2"/>
             <w:shd w:val="clear" w:color="auto" w:fill="EEF2F9"/>
           </w:tcPr>
@@ -21339,107 +21339,6 @@
                 <w:sz w:val="16"/>
               </w:rPr>
               <w:t>존별 GPU 서버를 DT·학습 겸용 1대로 정리하고 견적 주체 1곳으로</w:t>
-            </w:r>
-          </w:p>
-        </w:tc>
-      </w:tr>
-      <w:tr>
-        <w:trPr>
-          <w:cantSplit/>
-        </w:trPr>
-        <w:tc>
-          <w:tcPr>
-            <w:tcW w:type="dxa" w:w="849"/>
-          </w:tcPr>
-          <w:p>
-            <w:pPr>
-              <w:spacing w:before="0" w:after="0" w:line="252" w:lineRule="auto"/>
-            </w:pPr>
-            <w:r>
-              <w:rPr>
-                <w:rFonts w:ascii="맑은 고딕" w:hAnsi="맑은 고딕" w:eastAsia="맑은 고딕"/>
-                <w:b w:val="0"/>
-                <w:color w:val="13203F"/>
-                <w:sz w:val="16"/>
-              </w:rPr>
-              <w:t>HW</w:t>
-            </w:r>
-          </w:p>
-        </w:tc>
-        <w:tc>
-          <w:tcPr>
-            <w:tcW w:type="dxa" w:w="3101"/>
-            <w:shd w:val="clear" w:color="auto" w:fill="EEF2F9"/>
-          </w:tcPr>
-          <w:p>
-            <w:pPr>
-              <w:spacing w:before="0" w:after="0" w:line="252" w:lineRule="auto"/>
-            </w:pPr>
-            <w:r>
-              <w:rPr>
-                <w:rFonts w:ascii="맑은 고딕" w:hAnsi="맑은 고딕" w:eastAsia="맑은 고딕"/>
-                <w:b/>
-                <w:color w:val="1B3A73"/>
-                <w:sz w:val="16"/>
-              </w:rPr>
-              <w:t>스캐너 3대</w:t>
-            </w:r>
-          </w:p>
-        </w:tc>
-        <w:tc>
-          <w:tcPr>
-            <w:tcW w:type="dxa" w:w="9235"/>
-          </w:tcPr>
-          <w:p>
-            <w:pPr>
-              <w:spacing w:before="0" w:after="0" w:line="252" w:lineRule="auto"/>
-            </w:pPr>
-            <w:r>
-              <w:rPr>
-                <w:rFonts w:ascii="맑은 고딕" w:hAnsi="맑은 고딕" w:eastAsia="맑은 고딕"/>
-                <w:b w:val="0"/>
-                <w:color w:val="13203F"/>
-                <w:sz w:val="16"/>
-              </w:rPr>
-              <w:t>공장 스캐너(1.56억)·소형 제품 스캐너(1.9억)·대형 제품 스캐너(5.6억)를 존마다 1대씩</w:t>
-            </w:r>
-          </w:p>
-        </w:tc>
-        <w:tc>
-          <w:tcPr>
-            <w:tcW w:type="dxa" w:w="4535"/>
-          </w:tcPr>
-          <w:p>
-            <w:pPr>
-              <w:spacing w:before="0" w:after="0" w:line="252" w:lineRule="auto"/>
-            </w:pPr>
-            <w:r>
-              <w:rPr>
-                <w:rFonts w:ascii="맑은 고딕" w:hAnsi="맑은 고딕" w:eastAsia="맑은 고딕"/>
-                <w:b w:val="0"/>
-                <w:color w:val="13203F"/>
-                <w:sz w:val="16"/>
-              </w:rPr>
-              <w:t>10/6 '스캐너는 존별 공동활용' 방침과 다름</w:t>
-            </w:r>
-          </w:p>
-        </w:tc>
-        <w:tc>
-          <w:tcPr>
-            <w:tcW w:type="dxa" w:w="4731"/>
-          </w:tcPr>
-          <w:p>
-            <w:pPr>
-              <w:spacing w:before="0" w:after="0" w:line="252" w:lineRule="auto"/>
-            </w:pPr>
-            <w:r>
-              <w:rPr>
-                <w:rFonts w:ascii="맑은 고딕" w:hAnsi="맑은 고딕" w:eastAsia="맑은 고딕"/>
-                <w:b w:val="0"/>
-                <w:color w:val="13203F"/>
-                <w:sz w:val="16"/>
-              </w:rPr>
-              <w:t>용도별 필요 대수와 공동활용 범위 확정</w:t>
             </w:r>
           </w:p>
         </w:tc>

--- a/docs/dmworks_zones.docx
+++ b/docs/dmworks_zones.docx
@@ -434,7 +434,7 @@
                 <w:color w:val="1B3A73"/>
                 <w:sz w:val="16"/>
               </w:rPr>
-              <w:t>조정 제안</w:t>
+              <w:t>확인 항목</w:t>
             </w:r>
           </w:p>
         </w:tc>
@@ -454,7 +454,7 @@
                 <w:color w:val="13203F"/>
                 <w:sz w:val="16"/>
               </w:rPr>
-              <w:t>'조정' 표시 항목 금액은 1,560,000천원(일반관리비 10% 별도). SW는 모두 적합으로 정리했고, 남은 조정 대상은 GPU 서버 3대 통합임</w:t>
+              <w:t>SW·스캐너는 모두 적합. 남은 확인 대상은 DT·AI 연산 서버 3대(존 Local Server·적응가공 GPU 견적과 중복 여부)와 AMC 4년 선계상(장비비 계상 가능 여부)임</w:t>
             </w:r>
           </w:p>
         </w:tc>
@@ -9861,7 +9861,7 @@
         <w:tc>
           <w:tcPr>
             <w:tcW w:type="dxa" w:w="490"/>
-            <w:shd w:val="clear" w:color="auto" w:fill="FDE8E8"/>
+            <w:shd w:val="clear" w:color="auto" w:fill="FFF1E2"/>
           </w:tcPr>
           <w:p>
             <w:pPr>
@@ -9872,10 +9872,10 @@
               <w:rPr>
                 <w:rFonts w:ascii="맑은 고딕" w:hAnsi="맑은 고딕" w:eastAsia="맑은 고딕"/>
                 <w:b/>
-                <w:color w:val="A12020"/>
-                <w:sz w:val="16"/>
-              </w:rPr>
-              <w:t>조정</w:t>
+                <w:color w:val="9A4A00"/>
+                <w:sz w:val="16"/>
+              </w:rPr>
+              <w:t>확인</w:t>
             </w:r>
           </w:p>
         </w:tc>
@@ -9894,7 +9894,7 @@
                 <w:color w:val="13203F"/>
                 <w:sz w:val="16"/>
               </w:rPr>
-              <w:t>존 Local Server GPU 서버와 중복 여부 정리 필요</w:t>
+              <w:t>존 Local Server GPU 서버와 중복 여부 확인</w:t>
             </w:r>
           </w:p>
         </w:tc>
@@ -11440,13 +11440,13 @@
         </w:tblCellMar>
       </w:tblPr>
       <w:tblGrid>
-        <w:gridCol w:w="6830"/>
-        <w:gridCol w:w="5308"/>
+        <w:gridCol w:w="7038"/>
+        <w:gridCol w:w="5470"/>
         <w:gridCol w:w="490"/>
         <w:gridCol w:w="797"/>
         <w:gridCol w:w="977"/>
         <w:gridCol w:w="490"/>
-        <w:gridCol w:w="7559"/>
+        <w:gridCol w:w="7189"/>
       </w:tblGrid>
       <w:tr>
         <w:trPr>
@@ -11455,7 +11455,7 @@
         </w:trPr>
         <w:tc>
           <w:tcPr>
-            <w:tcW w:type="dxa" w:w="6830"/>
+            <w:tcW w:type="dxa" w:w="7038"/>
             <w:shd w:val="clear" w:color="auto" w:fill="10214B"/>
           </w:tcPr>
           <w:p>
@@ -11475,7 +11475,7 @@
         </w:tc>
         <w:tc>
           <w:tcPr>
-            <w:tcW w:type="dxa" w:w="5308"/>
+            <w:tcW w:type="dxa" w:w="5470"/>
             <w:shd w:val="clear" w:color="auto" w:fill="10214B"/>
           </w:tcPr>
           <w:p>
@@ -11578,7 +11578,7 @@
         </w:tc>
         <w:tc>
           <w:tcPr>
-            <w:tcW w:type="dxa" w:w="7559"/>
+            <w:tcW w:type="dxa" w:w="7189"/>
             <w:shd w:val="clear" w:color="auto" w:fill="10214B"/>
           </w:tcPr>
           <w:p>
@@ -11645,7 +11645,7 @@
         </w:tc>
         <w:tc>
           <w:tcPr>
-            <w:tcW w:type="dxa" w:w="7559"/>
+            <w:tcW w:type="dxa" w:w="7189"/>
             <w:gridSpan w:val="2"/>
             <w:shd w:val="clear" w:color="auto" w:fill="E4F6F8"/>
           </w:tcPr>
@@ -11662,7 +11662,7 @@
         </w:trPr>
         <w:tc>
           <w:tcPr>
-            <w:tcW w:type="dxa" w:w="6830"/>
+            <w:tcW w:type="dxa" w:w="7038"/>
           </w:tcPr>
           <w:p>
             <w:pPr>
@@ -11681,7 +11681,7 @@
         </w:tc>
         <w:tc>
           <w:tcPr>
-            <w:tcW w:type="dxa" w:w="5308"/>
+            <w:tcW w:type="dxa" w:w="5470"/>
           </w:tcPr>
           <w:p>
             <w:pPr>
@@ -11772,7 +11772,7 @@
         </w:tc>
         <w:tc>
           <w:tcPr>
-            <w:tcW w:type="dxa" w:w="7559"/>
+            <w:tcW w:type="dxa" w:w="7189"/>
           </w:tcPr>
           <w:p>
             <w:pPr>
@@ -11796,7 +11796,7 @@
         </w:trPr>
         <w:tc>
           <w:tcPr>
-            <w:tcW w:type="dxa" w:w="6830"/>
+            <w:tcW w:type="dxa" w:w="7038"/>
           </w:tcPr>
           <w:p>
             <w:pPr>
@@ -11815,7 +11815,7 @@
         </w:tc>
         <w:tc>
           <w:tcPr>
-            <w:tcW w:type="dxa" w:w="5308"/>
+            <w:tcW w:type="dxa" w:w="5470"/>
           </w:tcPr>
           <w:p>
             <w:pPr>
@@ -11906,7 +11906,7 @@
         </w:tc>
         <w:tc>
           <w:tcPr>
-            <w:tcW w:type="dxa" w:w="7559"/>
+            <w:tcW w:type="dxa" w:w="7189"/>
           </w:tcPr>
           <w:p>
             <w:pPr>
@@ -11930,7 +11930,7 @@
         </w:trPr>
         <w:tc>
           <w:tcPr>
-            <w:tcW w:type="dxa" w:w="6830"/>
+            <w:tcW w:type="dxa" w:w="7038"/>
           </w:tcPr>
           <w:p>
             <w:pPr>
@@ -11949,7 +11949,7 @@
         </w:tc>
         <w:tc>
           <w:tcPr>
-            <w:tcW w:type="dxa" w:w="5308"/>
+            <w:tcW w:type="dxa" w:w="5470"/>
           </w:tcPr>
           <w:p>
             <w:pPr>
@@ -12049,7 +12049,7 @@
         </w:tc>
         <w:tc>
           <w:tcPr>
-            <w:tcW w:type="dxa" w:w="7559"/>
+            <w:tcW w:type="dxa" w:w="7189"/>
           </w:tcPr>
           <w:p>
             <w:pPr>
@@ -12073,7 +12073,7 @@
         </w:trPr>
         <w:tc>
           <w:tcPr>
-            <w:tcW w:type="dxa" w:w="6830"/>
+            <w:tcW w:type="dxa" w:w="7038"/>
           </w:tcPr>
           <w:p>
             <w:pPr>
@@ -12092,7 +12092,7 @@
         </w:tc>
         <w:tc>
           <w:tcPr>
-            <w:tcW w:type="dxa" w:w="5308"/>
+            <w:tcW w:type="dxa" w:w="5470"/>
           </w:tcPr>
           <w:p>
             <w:pPr>
@@ -12192,7 +12192,7 @@
         </w:tc>
         <w:tc>
           <w:tcPr>
-            <w:tcW w:type="dxa" w:w="7559"/>
+            <w:tcW w:type="dxa" w:w="7189"/>
           </w:tcPr>
           <w:p>
             <w:pPr>
@@ -12216,7 +12216,7 @@
         </w:trPr>
         <w:tc>
           <w:tcPr>
-            <w:tcW w:type="dxa" w:w="6830"/>
+            <w:tcW w:type="dxa" w:w="7038"/>
           </w:tcPr>
           <w:p>
             <w:pPr>
@@ -12235,7 +12235,7 @@
         </w:tc>
         <w:tc>
           <w:tcPr>
-            <w:tcW w:type="dxa" w:w="5308"/>
+            <w:tcW w:type="dxa" w:w="5470"/>
           </w:tcPr>
           <w:p>
             <w:pPr>
@@ -12335,7 +12335,7 @@
         </w:tc>
         <w:tc>
           <w:tcPr>
-            <w:tcW w:type="dxa" w:w="7559"/>
+            <w:tcW w:type="dxa" w:w="7189"/>
           </w:tcPr>
           <w:p>
             <w:pPr>
@@ -12359,7 +12359,7 @@
         </w:trPr>
         <w:tc>
           <w:tcPr>
-            <w:tcW w:type="dxa" w:w="6830"/>
+            <w:tcW w:type="dxa" w:w="7038"/>
           </w:tcPr>
           <w:p>
             <w:pPr>
@@ -12378,7 +12378,7 @@
         </w:tc>
         <w:tc>
           <w:tcPr>
-            <w:tcW w:type="dxa" w:w="5308"/>
+            <w:tcW w:type="dxa" w:w="5470"/>
           </w:tcPr>
           <w:p>
             <w:pPr>
@@ -12469,7 +12469,7 @@
         </w:tc>
         <w:tc>
           <w:tcPr>
-            <w:tcW w:type="dxa" w:w="7559"/>
+            <w:tcW w:type="dxa" w:w="7189"/>
           </w:tcPr>
           <w:p>
             <w:pPr>
@@ -12493,7 +12493,7 @@
         </w:trPr>
         <w:tc>
           <w:tcPr>
-            <w:tcW w:type="dxa" w:w="6830"/>
+            <w:tcW w:type="dxa" w:w="7038"/>
           </w:tcPr>
           <w:p>
             <w:pPr>
@@ -12512,7 +12512,7 @@
         </w:tc>
         <w:tc>
           <w:tcPr>
-            <w:tcW w:type="dxa" w:w="5308"/>
+            <w:tcW w:type="dxa" w:w="5470"/>
           </w:tcPr>
           <w:p>
             <w:pPr>
@@ -12603,7 +12603,7 @@
         </w:tc>
         <w:tc>
           <w:tcPr>
-            <w:tcW w:type="dxa" w:w="7559"/>
+            <w:tcW w:type="dxa" w:w="7189"/>
           </w:tcPr>
           <w:p>
             <w:pPr>
@@ -12627,7 +12627,7 @@
         </w:trPr>
         <w:tc>
           <w:tcPr>
-            <w:tcW w:type="dxa" w:w="6830"/>
+            <w:tcW w:type="dxa" w:w="7038"/>
           </w:tcPr>
           <w:p>
             <w:pPr>
@@ -12646,7 +12646,7 @@
         </w:tc>
         <w:tc>
           <w:tcPr>
-            <w:tcW w:type="dxa" w:w="5308"/>
+            <w:tcW w:type="dxa" w:w="5470"/>
           </w:tcPr>
           <w:p>
             <w:pPr>
@@ -12746,7 +12746,7 @@
         </w:tc>
         <w:tc>
           <w:tcPr>
-            <w:tcW w:type="dxa" w:w="7559"/>
+            <w:tcW w:type="dxa" w:w="7189"/>
           </w:tcPr>
           <w:p>
             <w:pPr>
@@ -12770,7 +12770,7 @@
         </w:trPr>
         <w:tc>
           <w:tcPr>
-            <w:tcW w:type="dxa" w:w="6830"/>
+            <w:tcW w:type="dxa" w:w="7038"/>
           </w:tcPr>
           <w:p>
             <w:pPr>
@@ -12789,7 +12789,7 @@
         </w:tc>
         <w:tc>
           <w:tcPr>
-            <w:tcW w:type="dxa" w:w="5308"/>
+            <w:tcW w:type="dxa" w:w="5470"/>
           </w:tcPr>
           <w:p>
             <w:pPr>
@@ -12880,7 +12880,7 @@
         </w:tc>
         <w:tc>
           <w:tcPr>
-            <w:tcW w:type="dxa" w:w="7559"/>
+            <w:tcW w:type="dxa" w:w="7189"/>
           </w:tcPr>
           <w:p>
             <w:pPr>
@@ -12904,7 +12904,7 @@
         </w:trPr>
         <w:tc>
           <w:tcPr>
-            <w:tcW w:type="dxa" w:w="6830"/>
+            <w:tcW w:type="dxa" w:w="7038"/>
           </w:tcPr>
           <w:p>
             <w:pPr>
@@ -12923,7 +12923,7 @@
         </w:tc>
         <w:tc>
           <w:tcPr>
-            <w:tcW w:type="dxa" w:w="5308"/>
+            <w:tcW w:type="dxa" w:w="5470"/>
           </w:tcPr>
           <w:p>
             <w:pPr>
@@ -13014,7 +13014,7 @@
         </w:tc>
         <w:tc>
           <w:tcPr>
-            <w:tcW w:type="dxa" w:w="7559"/>
+            <w:tcW w:type="dxa" w:w="7189"/>
           </w:tcPr>
           <w:p>
             <w:pPr>
@@ -13029,7 +13029,7 @@
         </w:trPr>
         <w:tc>
           <w:tcPr>
-            <w:tcW w:type="dxa" w:w="6830"/>
+            <w:tcW w:type="dxa" w:w="7038"/>
           </w:tcPr>
           <w:p>
             <w:pPr>
@@ -13048,7 +13048,7 @@
         </w:tc>
         <w:tc>
           <w:tcPr>
-            <w:tcW w:type="dxa" w:w="5308"/>
+            <w:tcW w:type="dxa" w:w="5470"/>
           </w:tcPr>
           <w:p>
             <w:pPr>
@@ -13139,7 +13139,7 @@
         </w:tc>
         <w:tc>
           <w:tcPr>
-            <w:tcW w:type="dxa" w:w="7559"/>
+            <w:tcW w:type="dxa" w:w="7189"/>
           </w:tcPr>
           <w:p>
             <w:pPr>
@@ -13163,7 +13163,7 @@
         </w:trPr>
         <w:tc>
           <w:tcPr>
-            <w:tcW w:type="dxa" w:w="6830"/>
+            <w:tcW w:type="dxa" w:w="7038"/>
           </w:tcPr>
           <w:p>
             <w:pPr>
@@ -13182,7 +13182,7 @@
         </w:tc>
         <w:tc>
           <w:tcPr>
-            <w:tcW w:type="dxa" w:w="5308"/>
+            <w:tcW w:type="dxa" w:w="5470"/>
           </w:tcPr>
           <w:p>
             <w:pPr>
@@ -13273,7 +13273,7 @@
         </w:tc>
         <w:tc>
           <w:tcPr>
-            <w:tcW w:type="dxa" w:w="7559"/>
+            <w:tcW w:type="dxa" w:w="7189"/>
           </w:tcPr>
           <w:p>
             <w:pPr>
@@ -13297,7 +13297,7 @@
         </w:trPr>
         <w:tc>
           <w:tcPr>
-            <w:tcW w:type="dxa" w:w="6830"/>
+            <w:tcW w:type="dxa" w:w="7038"/>
           </w:tcPr>
           <w:p>
             <w:pPr>
@@ -13316,7 +13316,7 @@
         </w:tc>
         <w:tc>
           <w:tcPr>
-            <w:tcW w:type="dxa" w:w="5308"/>
+            <w:tcW w:type="dxa" w:w="5470"/>
           </w:tcPr>
           <w:p>
             <w:pPr>
@@ -13407,7 +13407,7 @@
         </w:tc>
         <w:tc>
           <w:tcPr>
-            <w:tcW w:type="dxa" w:w="7559"/>
+            <w:tcW w:type="dxa" w:w="7189"/>
           </w:tcPr>
           <w:p>
             <w:pPr>
@@ -13431,7 +13431,7 @@
         </w:trPr>
         <w:tc>
           <w:tcPr>
-            <w:tcW w:type="dxa" w:w="6830"/>
+            <w:tcW w:type="dxa" w:w="7038"/>
           </w:tcPr>
           <w:p>
             <w:pPr>
@@ -13450,7 +13450,7 @@
         </w:tc>
         <w:tc>
           <w:tcPr>
-            <w:tcW w:type="dxa" w:w="5308"/>
+            <w:tcW w:type="dxa" w:w="5470"/>
           </w:tcPr>
           <w:p>
             <w:pPr>
@@ -13550,7 +13550,7 @@
         </w:tc>
         <w:tc>
           <w:tcPr>
-            <w:tcW w:type="dxa" w:w="7559"/>
+            <w:tcW w:type="dxa" w:w="7189"/>
           </w:tcPr>
           <w:p>
             <w:pPr>
@@ -13616,7 +13616,7 @@
         </w:tc>
         <w:tc>
           <w:tcPr>
-            <w:tcW w:type="dxa" w:w="7559"/>
+            <w:tcW w:type="dxa" w:w="7189"/>
             <w:gridSpan w:val="2"/>
             <w:shd w:val="clear" w:color="auto" w:fill="E4F6F8"/>
           </w:tcPr>
@@ -13633,7 +13633,7 @@
         </w:trPr>
         <w:tc>
           <w:tcPr>
-            <w:tcW w:type="dxa" w:w="6830"/>
+            <w:tcW w:type="dxa" w:w="7038"/>
           </w:tcPr>
           <w:p>
             <w:pPr>
@@ -13652,7 +13652,7 @@
         </w:tc>
         <w:tc>
           <w:tcPr>
-            <w:tcW w:type="dxa" w:w="5308"/>
+            <w:tcW w:type="dxa" w:w="5470"/>
           </w:tcPr>
           <w:p>
             <w:pPr>
@@ -13752,7 +13752,7 @@
         </w:tc>
         <w:tc>
           <w:tcPr>
-            <w:tcW w:type="dxa" w:w="7559"/>
+            <w:tcW w:type="dxa" w:w="7189"/>
           </w:tcPr>
           <w:p>
             <w:pPr>
@@ -13818,7 +13818,7 @@
         </w:tc>
         <w:tc>
           <w:tcPr>
-            <w:tcW w:type="dxa" w:w="7559"/>
+            <w:tcW w:type="dxa" w:w="7189"/>
             <w:gridSpan w:val="2"/>
             <w:shd w:val="clear" w:color="auto" w:fill="E4F6F8"/>
           </w:tcPr>
@@ -13835,7 +13835,7 @@
         </w:trPr>
         <w:tc>
           <w:tcPr>
-            <w:tcW w:type="dxa" w:w="6830"/>
+            <w:tcW w:type="dxa" w:w="7038"/>
           </w:tcPr>
           <w:p>
             <w:pPr>
@@ -13854,7 +13854,7 @@
         </w:tc>
         <w:tc>
           <w:tcPr>
-            <w:tcW w:type="dxa" w:w="5308"/>
+            <w:tcW w:type="dxa" w:w="5470"/>
           </w:tcPr>
           <w:p>
             <w:pPr>
@@ -13945,7 +13945,7 @@
         </w:tc>
         <w:tc>
           <w:tcPr>
-            <w:tcW w:type="dxa" w:w="7559"/>
+            <w:tcW w:type="dxa" w:w="7189"/>
           </w:tcPr>
           <w:p>
             <w:pPr>
@@ -13969,7 +13969,7 @@
         </w:trPr>
         <w:tc>
           <w:tcPr>
-            <w:tcW w:type="dxa" w:w="6830"/>
+            <w:tcW w:type="dxa" w:w="7038"/>
           </w:tcPr>
           <w:p>
             <w:pPr>
@@ -13988,7 +13988,7 @@
         </w:tc>
         <w:tc>
           <w:tcPr>
-            <w:tcW w:type="dxa" w:w="5308"/>
+            <w:tcW w:type="dxa" w:w="5470"/>
           </w:tcPr>
           <w:p>
             <w:pPr>
@@ -14059,7 +14059,7 @@
         <w:tc>
           <w:tcPr>
             <w:tcW w:type="dxa" w:w="490"/>
-            <w:shd w:val="clear" w:color="auto" w:fill="FDE8E8"/>
+            <w:shd w:val="clear" w:color="auto" w:fill="FFF1E2"/>
           </w:tcPr>
           <w:p>
             <w:pPr>
@@ -14070,29 +14070,29 @@
               <w:rPr>
                 <w:rFonts w:ascii="맑은 고딕" w:hAnsi="맑은 고딕" w:eastAsia="맑은 고딕"/>
                 <w:b/>
-                <w:color w:val="A12020"/>
-                <w:sz w:val="16"/>
-              </w:rPr>
-              <w:t>조정</w:t>
-            </w:r>
-          </w:p>
-        </w:tc>
-        <w:tc>
-          <w:tcPr>
-            <w:tcW w:type="dxa" w:w="7559"/>
-          </w:tcPr>
-          <w:p>
-            <w:pPr>
-              <w:spacing w:before="0" w:after="0" w:line="252" w:lineRule="auto"/>
-            </w:pPr>
-            <w:r>
-              <w:rPr>
-                <w:rFonts w:ascii="맑은 고딕" w:hAnsi="맑은 고딕" w:eastAsia="맑은 고딕"/>
-                <w:b w:val="0"/>
-                <w:color w:val="13203F"/>
-                <w:sz w:val="16"/>
-              </w:rPr>
-              <w:t>10/6 적응가공 GPU 서버 견적(4.05억)과 같은 목적 → 1대로 정리</w:t>
+                <w:color w:val="9A4A00"/>
+                <w:sz w:val="16"/>
+              </w:rPr>
+              <w:t>확인</w:t>
+            </w:r>
+          </w:p>
+        </w:tc>
+        <w:tc>
+          <w:tcPr>
+            <w:tcW w:type="dxa" w:w="7189"/>
+          </w:tcPr>
+          <w:p>
+            <w:pPr>
+              <w:spacing w:before="0" w:after="0" w:line="252" w:lineRule="auto"/>
+            </w:pPr>
+            <w:r>
+              <w:rPr>
+                <w:rFonts w:ascii="맑은 고딕" w:hAnsi="맑은 고딕" w:eastAsia="맑은 고딕"/>
+                <w:b w:val="0"/>
+                <w:color w:val="13203F"/>
+                <w:sz w:val="16"/>
+              </w:rPr>
+              <w:t>10/6 적응가공 GPU 서버 견적(4.05억)과 같은 목적인지 확인</w:t>
             </w:r>
           </w:p>
         </w:tc>
@@ -14103,7 +14103,7 @@
         </w:trPr>
         <w:tc>
           <w:tcPr>
-            <w:tcW w:type="dxa" w:w="6830"/>
+            <w:tcW w:type="dxa" w:w="7038"/>
           </w:tcPr>
           <w:p>
             <w:pPr>
@@ -14122,7 +14122,7 @@
         </w:tc>
         <w:tc>
           <w:tcPr>
-            <w:tcW w:type="dxa" w:w="5308"/>
+            <w:tcW w:type="dxa" w:w="5470"/>
           </w:tcPr>
           <w:p>
             <w:pPr>
@@ -14213,7 +14213,7 @@
         </w:tc>
         <w:tc>
           <w:tcPr>
-            <w:tcW w:type="dxa" w:w="7559"/>
+            <w:tcW w:type="dxa" w:w="7189"/>
           </w:tcPr>
           <w:p>
             <w:pPr>
@@ -14228,7 +14228,7 @@
         </w:trPr>
         <w:tc>
           <w:tcPr>
-            <w:tcW w:type="dxa" w:w="6830"/>
+            <w:tcW w:type="dxa" w:w="7038"/>
           </w:tcPr>
           <w:p>
             <w:pPr>
@@ -14247,7 +14247,7 @@
         </w:tc>
         <w:tc>
           <w:tcPr>
-            <w:tcW w:type="dxa" w:w="5308"/>
+            <w:tcW w:type="dxa" w:w="5470"/>
           </w:tcPr>
           <w:p>
             <w:pPr>
@@ -14338,7 +14338,7 @@
         </w:tc>
         <w:tc>
           <w:tcPr>
-            <w:tcW w:type="dxa" w:w="7559"/>
+            <w:tcW w:type="dxa" w:w="7189"/>
           </w:tcPr>
           <w:p>
             <w:pPr>
@@ -14353,7 +14353,7 @@
         </w:trPr>
         <w:tc>
           <w:tcPr>
-            <w:tcW w:type="dxa" w:w="6830"/>
+            <w:tcW w:type="dxa" w:w="7038"/>
           </w:tcPr>
           <w:p>
             <w:pPr>
@@ -14372,7 +14372,7 @@
         </w:tc>
         <w:tc>
           <w:tcPr>
-            <w:tcW w:type="dxa" w:w="5308"/>
+            <w:tcW w:type="dxa" w:w="5470"/>
           </w:tcPr>
           <w:p>
             <w:pPr>
@@ -14463,7 +14463,7 @@
         </w:tc>
         <w:tc>
           <w:tcPr>
-            <w:tcW w:type="dxa" w:w="7559"/>
+            <w:tcW w:type="dxa" w:w="7189"/>
           </w:tcPr>
           <w:p>
             <w:pPr>
@@ -14520,7 +14520,7 @@
         </w:tc>
         <w:tc>
           <w:tcPr>
-            <w:tcW w:type="dxa" w:w="7559"/>
+            <w:tcW w:type="dxa" w:w="7189"/>
             <w:gridSpan w:val="2"/>
             <w:shd w:val="clear" w:color="auto" w:fill="E4F6F8"/>
           </w:tcPr>
@@ -14537,7 +14537,7 @@
         </w:trPr>
         <w:tc>
           <w:tcPr>
-            <w:tcW w:type="dxa" w:w="6830"/>
+            <w:tcW w:type="dxa" w:w="7038"/>
           </w:tcPr>
           <w:p>
             <w:pPr>
@@ -14556,7 +14556,7 @@
         </w:tc>
         <w:tc>
           <w:tcPr>
-            <w:tcW w:type="dxa" w:w="5308"/>
+            <w:tcW w:type="dxa" w:w="5470"/>
           </w:tcPr>
           <w:p>
             <w:pPr>
@@ -14647,7 +14647,7 @@
         </w:tc>
         <w:tc>
           <w:tcPr>
-            <w:tcW w:type="dxa" w:w="7559"/>
+            <w:tcW w:type="dxa" w:w="7189"/>
           </w:tcPr>
           <w:p>
             <w:pPr>
@@ -14662,7 +14662,7 @@
         </w:trPr>
         <w:tc>
           <w:tcPr>
-            <w:tcW w:type="dxa" w:w="6830"/>
+            <w:tcW w:type="dxa" w:w="7038"/>
           </w:tcPr>
           <w:p>
             <w:pPr>
@@ -14681,7 +14681,7 @@
         </w:tc>
         <w:tc>
           <w:tcPr>
-            <w:tcW w:type="dxa" w:w="5308"/>
+            <w:tcW w:type="dxa" w:w="5470"/>
           </w:tcPr>
           <w:p>
             <w:pPr>
@@ -14772,7 +14772,7 @@
         </w:tc>
         <w:tc>
           <w:tcPr>
-            <w:tcW w:type="dxa" w:w="7559"/>
+            <w:tcW w:type="dxa" w:w="7189"/>
           </w:tcPr>
           <w:p>
             <w:pPr>
@@ -14796,7 +14796,7 @@
         </w:trPr>
         <w:tc>
           <w:tcPr>
-            <w:tcW w:type="dxa" w:w="6830"/>
+            <w:tcW w:type="dxa" w:w="7038"/>
           </w:tcPr>
           <w:p>
             <w:pPr>
@@ -14816,7 +14816,7 @@
         </w:tc>
         <w:tc>
           <w:tcPr>
-            <w:tcW w:type="dxa" w:w="5308"/>
+            <w:tcW w:type="dxa" w:w="5470"/>
           </w:tcPr>
           <w:p>
             <w:pPr>
@@ -14912,7 +14912,7 @@
         </w:tc>
         <w:tc>
           <w:tcPr>
-            <w:tcW w:type="dxa" w:w="7559"/>
+            <w:tcW w:type="dxa" w:w="7189"/>
           </w:tcPr>
           <w:p>
             <w:pPr>
@@ -14928,7 +14928,7 @@
         </w:trPr>
         <w:tc>
           <w:tcPr>
-            <w:tcW w:type="dxa" w:w="6830"/>
+            <w:tcW w:type="dxa" w:w="7038"/>
           </w:tcPr>
           <w:p>
             <w:pPr>
@@ -14948,7 +14948,7 @@
         </w:tc>
         <w:tc>
           <w:tcPr>
-            <w:tcW w:type="dxa" w:w="5308"/>
+            <w:tcW w:type="dxa" w:w="5470"/>
           </w:tcPr>
           <w:p>
             <w:pPr>
@@ -15044,7 +15044,7 @@
         </w:tc>
         <w:tc>
           <w:tcPr>
-            <w:tcW w:type="dxa" w:w="7559"/>
+            <w:tcW w:type="dxa" w:w="7189"/>
           </w:tcPr>
           <w:p>
             <w:pPr>
@@ -15104,7 +15104,7 @@
         </w:tc>
         <w:tc>
           <w:tcPr>
-            <w:tcW w:type="dxa" w:w="7559"/>
+            <w:tcW w:type="dxa" w:w="7189"/>
             <w:gridSpan w:val="2"/>
             <w:shd w:val="clear" w:color="auto" w:fill="EEF2F9"/>
           </w:tcPr>
@@ -15164,7 +15164,7 @@
         </w:tc>
         <w:tc>
           <w:tcPr>
-            <w:tcW w:type="dxa" w:w="7559"/>
+            <w:tcW w:type="dxa" w:w="7189"/>
             <w:gridSpan w:val="2"/>
             <w:shd w:val="clear" w:color="auto" w:fill="EEF2F9"/>
           </w:tcPr>
@@ -18945,7 +18945,7 @@
         <w:tc>
           <w:tcPr>
             <w:tcW w:type="dxa" w:w="490"/>
-            <w:shd w:val="clear" w:color="auto" w:fill="FDE8E8"/>
+            <w:shd w:val="clear" w:color="auto" w:fill="FFF1E2"/>
           </w:tcPr>
           <w:p>
             <w:pPr>
@@ -18956,10 +18956,10 @@
               <w:rPr>
                 <w:rFonts w:ascii="맑은 고딕" w:hAnsi="맑은 고딕" w:eastAsia="맑은 고딕"/>
                 <w:b/>
-                <w:color w:val="A12020"/>
-                <w:sz w:val="16"/>
-              </w:rPr>
-              <w:t>조정</w:t>
+                <w:color w:val="9A4A00"/>
+                <w:sz w:val="16"/>
+              </w:rPr>
+              <w:t>확인</w:t>
             </w:r>
           </w:p>
         </w:tc>
@@ -18978,7 +18978,7 @@
                 <w:color w:val="13203F"/>
                 <w:sz w:val="16"/>
               </w:rPr>
-              <w:t>합성 결함·검사 AI 학습 서버와 중복 여부 정리</w:t>
+              <w:t>합성 결함·검사 AI 학습 서버와 중복 여부 확인</w:t>
             </w:r>
           </w:p>
         </w:tc>

--- a/docs/dmworks_zones.docx
+++ b/docs/dmworks_zones.docx
@@ -20929,10 +20929,10 @@
       </w:tblPr>
       <w:tblGrid>
         <w:gridCol w:w="849"/>
-        <w:gridCol w:w="3101"/>
-        <w:gridCol w:w="9235"/>
-        <w:gridCol w:w="4535"/>
-        <w:gridCol w:w="4731"/>
+        <w:gridCol w:w="3158"/>
+        <w:gridCol w:w="9406"/>
+        <w:gridCol w:w="4619"/>
+        <w:gridCol w:w="4418"/>
       </w:tblGrid>
       <w:tr>
         <w:trPr>
@@ -20961,7 +20961,7 @@
         </w:tc>
         <w:tc>
           <w:tcPr>
-            <w:tcW w:type="dxa" w:w="3101"/>
+            <w:tcW w:type="dxa" w:w="3158"/>
             <w:shd w:val="clear" w:color="auto" w:fill="10214B"/>
           </w:tcPr>
           <w:p>
@@ -20981,7 +20981,7 @@
         </w:tc>
         <w:tc>
           <w:tcPr>
-            <w:tcW w:type="dxa" w:w="9235"/>
+            <w:tcW w:type="dxa" w:w="9406"/>
             <w:shd w:val="clear" w:color="auto" w:fill="10214B"/>
           </w:tcPr>
           <w:p>
@@ -21001,7 +21001,7 @@
         </w:tc>
         <w:tc>
           <w:tcPr>
-            <w:tcW w:type="dxa" w:w="4535"/>
+            <w:tcW w:type="dxa" w:w="4619"/>
             <w:shd w:val="clear" w:color="auto" w:fill="10214B"/>
           </w:tcPr>
           <w:p>
@@ -21021,7 +21021,7 @@
         </w:tc>
         <w:tc>
           <w:tcPr>
-            <w:tcW w:type="dxa" w:w="4731"/>
+            <w:tcW w:type="dxa" w:w="4418"/>
             <w:shd w:val="clear" w:color="auto" w:fill="10214B"/>
           </w:tcPr>
           <w:p>
@@ -21065,7 +21065,7 @@
         </w:tc>
         <w:tc>
           <w:tcPr>
-            <w:tcW w:type="dxa" w:w="3101"/>
+            <w:tcW w:type="dxa" w:w="3158"/>
             <w:shd w:val="clear" w:color="auto" w:fill="EEF2F9"/>
           </w:tcPr>
           <w:p>
@@ -21085,7 +21085,7 @@
         </w:tc>
         <w:tc>
           <w:tcPr>
-            <w:tcW w:type="dxa" w:w="9235"/>
+            <w:tcW w:type="dxa" w:w="9406"/>
           </w:tcPr>
           <w:p>
             <w:pPr>
@@ -21104,7 +21104,7 @@
         </w:tc>
         <w:tc>
           <w:tcPr>
-            <w:tcW w:type="dxa" w:w="4535"/>
+            <w:tcW w:type="dxa" w:w="4619"/>
           </w:tcPr>
           <w:p>
             <w:pPr>
@@ -21123,7 +21123,7 @@
         </w:tc>
         <w:tc>
           <w:tcPr>
-            <w:tcW w:type="dxa" w:w="4731"/>
+            <w:tcW w:type="dxa" w:w="4418"/>
           </w:tcPr>
           <w:p>
             <w:pPr>
@@ -21166,7 +21166,7 @@
         </w:tc>
         <w:tc>
           <w:tcPr>
-            <w:tcW w:type="dxa" w:w="3101"/>
+            <w:tcW w:type="dxa" w:w="3158"/>
             <w:shd w:val="clear" w:color="auto" w:fill="EEF2F9"/>
           </w:tcPr>
           <w:p>
@@ -21186,7 +21186,7 @@
         </w:tc>
         <w:tc>
           <w:tcPr>
-            <w:tcW w:type="dxa" w:w="9235"/>
+            <w:tcW w:type="dxa" w:w="9406"/>
           </w:tcPr>
           <w:p>
             <w:pPr>
@@ -21205,7 +21205,7 @@
         </w:tc>
         <w:tc>
           <w:tcPr>
-            <w:tcW w:type="dxa" w:w="4535"/>
+            <w:tcW w:type="dxa" w:w="4619"/>
           </w:tcPr>
           <w:p>
             <w:pPr>
@@ -21224,7 +21224,7 @@
         </w:tc>
         <w:tc>
           <w:tcPr>
-            <w:tcW w:type="dxa" w:w="4731"/>
+            <w:tcW w:type="dxa" w:w="4418"/>
           </w:tcPr>
           <w:p>
             <w:pPr>
@@ -21267,7 +21267,7 @@
         </w:tc>
         <w:tc>
           <w:tcPr>
-            <w:tcW w:type="dxa" w:w="3101"/>
+            <w:tcW w:type="dxa" w:w="3158"/>
             <w:shd w:val="clear" w:color="auto" w:fill="EEF2F9"/>
           </w:tcPr>
           <w:p>
@@ -21287,7 +21287,7 @@
         </w:tc>
         <w:tc>
           <w:tcPr>
-            <w:tcW w:type="dxa" w:w="9235"/>
+            <w:tcW w:type="dxa" w:w="9406"/>
           </w:tcPr>
           <w:p>
             <w:pPr>
@@ -21306,7 +21306,7 @@
         </w:tc>
         <w:tc>
           <w:tcPr>
-            <w:tcW w:type="dxa" w:w="4535"/>
+            <w:tcW w:type="dxa" w:w="4619"/>
           </w:tcPr>
           <w:p>
             <w:pPr>
@@ -21325,20 +21325,20 @@
         </w:tc>
         <w:tc>
           <w:tcPr>
-            <w:tcW w:type="dxa" w:w="4731"/>
-          </w:tcPr>
-          <w:p>
-            <w:pPr>
-              <w:spacing w:before="0" w:after="0" w:line="252" w:lineRule="auto"/>
-            </w:pPr>
-            <w:r>
-              <w:rPr>
-                <w:rFonts w:ascii="맑은 고딕" w:hAnsi="맑은 고딕" w:eastAsia="맑은 고딕"/>
-                <w:b w:val="0"/>
-                <w:color w:val="13203F"/>
-                <w:sz w:val="16"/>
-              </w:rPr>
-              <w:t>존별 GPU 서버를 DT·학습 겸용 1대로 정리하고 견적 주체 1곳으로</w:t>
+            <w:tcW w:type="dxa" w:w="4418"/>
+          </w:tcPr>
+          <w:p>
+            <w:pPr>
+              <w:spacing w:before="0" w:after="0" w:line="252" w:lineRule="auto"/>
+            </w:pPr>
+            <w:r>
+              <w:rPr>
+                <w:rFonts w:ascii="맑은 고딕" w:hAnsi="맑은 고딕" w:eastAsia="맑은 고딕"/>
+                <w:b w:val="0"/>
+                <w:color w:val="13203F"/>
+                <w:sz w:val="16"/>
+              </w:rPr>
+              <w:t>존별 용도와 중복 여부 확인 후 대수·견적 주체 확정</w:t>
             </w:r>
           </w:p>
         </w:tc>
@@ -21369,7 +21369,7 @@
         </w:tc>
         <w:tc>
           <w:tcPr>
-            <w:tcW w:type="dxa" w:w="3101"/>
+            <w:tcW w:type="dxa" w:w="3158"/>
             <w:shd w:val="clear" w:color="auto" w:fill="EEF2F9"/>
           </w:tcPr>
           <w:p>
@@ -21390,7 +21390,7 @@
         </w:tc>
         <w:tc>
           <w:tcPr>
-            <w:tcW w:type="dxa" w:w="9235"/>
+            <w:tcW w:type="dxa" w:w="9406"/>
           </w:tcPr>
           <w:p>
             <w:pPr>
@@ -21410,7 +21410,7 @@
         </w:tc>
         <w:tc>
           <w:tcPr>
-            <w:tcW w:type="dxa" w:w="4535"/>
+            <w:tcW w:type="dxa" w:w="4619"/>
           </w:tcPr>
           <w:p>
             <w:pPr>
@@ -21430,7 +21430,7 @@
         </w:tc>
         <w:tc>
           <w:tcPr>
-            <w:tcW w:type="dxa" w:w="4731"/>
+            <w:tcW w:type="dxa" w:w="4418"/>
           </w:tcPr>
           <w:p>
             <w:pPr>
@@ -21475,7 +21475,7 @@
         </w:tc>
         <w:tc>
           <w:tcPr>
-            <w:tcW w:type="dxa" w:w="3101"/>
+            <w:tcW w:type="dxa" w:w="3158"/>
             <w:shd w:val="clear" w:color="auto" w:fill="EEF2F9"/>
           </w:tcPr>
           <w:p>
@@ -21496,7 +21496,7 @@
         </w:tc>
         <w:tc>
           <w:tcPr>
-            <w:tcW w:type="dxa" w:w="9235"/>
+            <w:tcW w:type="dxa" w:w="9406"/>
           </w:tcPr>
           <w:p>
             <w:pPr>
@@ -21516,7 +21516,7 @@
         </w:tc>
         <w:tc>
           <w:tcPr>
-            <w:tcW w:type="dxa" w:w="4535"/>
+            <w:tcW w:type="dxa" w:w="4619"/>
           </w:tcPr>
           <w:p>
             <w:pPr>
@@ -21536,7 +21536,7 @@
         </w:tc>
         <w:tc>
           <w:tcPr>
-            <w:tcW w:type="dxa" w:w="4731"/>
+            <w:tcW w:type="dxa" w:w="4418"/>
           </w:tcPr>
           <w:p>
             <w:pPr>
@@ -21581,7 +21581,7 @@
         </w:tc>
         <w:tc>
           <w:tcPr>
-            <w:tcW w:type="dxa" w:w="3101"/>
+            <w:tcW w:type="dxa" w:w="3158"/>
             <w:shd w:val="clear" w:color="auto" w:fill="EEF2F9"/>
           </w:tcPr>
           <w:p>
@@ -21602,7 +21602,7 @@
         </w:tc>
         <w:tc>
           <w:tcPr>
-            <w:tcW w:type="dxa" w:w="9235"/>
+            <w:tcW w:type="dxa" w:w="9406"/>
           </w:tcPr>
           <w:p>
             <w:pPr>
@@ -21622,7 +21622,7 @@
         </w:tc>
         <w:tc>
           <w:tcPr>
-            <w:tcW w:type="dxa" w:w="4535"/>
+            <w:tcW w:type="dxa" w:w="4619"/>
           </w:tcPr>
           <w:p>
             <w:pPr>
@@ -21642,7 +21642,7 @@
         </w:tc>
         <w:tc>
           <w:tcPr>
-            <w:tcW w:type="dxa" w:w="4731"/>
+            <w:tcW w:type="dxa" w:w="4418"/>
           </w:tcPr>
           <w:p>
             <w:pPr>
@@ -21686,7 +21686,7 @@
         </w:tc>
         <w:tc>
           <w:tcPr>
-            <w:tcW w:type="dxa" w:w="3101"/>
+            <w:tcW w:type="dxa" w:w="3158"/>
             <w:shd w:val="clear" w:color="auto" w:fill="EEF2F9"/>
           </w:tcPr>
           <w:p>
@@ -21706,7 +21706,7 @@
         </w:tc>
         <w:tc>
           <w:tcPr>
-            <w:tcW w:type="dxa" w:w="9235"/>
+            <w:tcW w:type="dxa" w:w="9406"/>
           </w:tcPr>
           <w:p>
             <w:pPr>
@@ -21725,7 +21725,7 @@
         </w:tc>
         <w:tc>
           <w:tcPr>
-            <w:tcW w:type="dxa" w:w="4535"/>
+            <w:tcW w:type="dxa" w:w="4619"/>
           </w:tcPr>
           <w:p>
             <w:pPr>
@@ -21744,7 +21744,7 @@
         </w:tc>
         <w:tc>
           <w:tcPr>
-            <w:tcW w:type="dxa" w:w="4731"/>
+            <w:tcW w:type="dxa" w:w="4418"/>
           </w:tcPr>
           <w:p>
             <w:pPr>

--- a/docs/dmworks_zones.docx
+++ b/docs/dmworks_zones.docx
@@ -454,7 +454,7 @@
                 <w:color w:val="13203F"/>
                 <w:sz w:val="16"/>
               </w:rPr>
-              <w:t>SW·스캐너는 모두 적합. 남은 확인 대상은 DT·AI 연산 서버 3대(존 Local Server·적응가공 GPU 견적과 중복 여부)와 AMC 4년 선계상(장비비 계상 가능 여부)임</w:t>
+              <w:t>SW·스캐너·DT·AI 연산 서버는 모두 적합. 남은 확인 대상은 AMC 4년 선계상(장비비 계상 가능 여부)임</w:t>
             </w:r>
           </w:p>
         </w:tc>
@@ -9861,7 +9861,7 @@
         <w:tc>
           <w:tcPr>
             <w:tcW w:type="dxa" w:w="490"/>
-            <w:shd w:val="clear" w:color="auto" w:fill="FFF1E2"/>
+            <w:shd w:val="clear" w:color="auto" w:fill="D9F0F2"/>
           </w:tcPr>
           <w:p>
             <w:pPr>
@@ -9872,10 +9872,10 @@
               <w:rPr>
                 <w:rFonts w:ascii="맑은 고딕" w:hAnsi="맑은 고딕" w:eastAsia="맑은 고딕"/>
                 <w:b/>
-                <w:color w:val="9A4A00"/>
-                <w:sz w:val="16"/>
-              </w:rPr>
-              <w:t>확인</w:t>
+                <w:color w:val="0090A0"/>
+                <w:sz w:val="16"/>
+              </w:rPr>
+              <w:t>적합</w:t>
             </w:r>
           </w:p>
         </w:tc>
@@ -9894,7 +9894,7 @@
                 <w:color w:val="13203F"/>
                 <w:sz w:val="16"/>
               </w:rPr>
-              <w:t>존 Local Server GPU 서버와 중복 여부 확인</w:t>
+              <w:t>공정·물류 DT 시뮬레이션·강화학습 연산</w:t>
             </w:r>
           </w:p>
         </w:tc>
@@ -11440,13 +11440,13 @@
         </w:tblCellMar>
       </w:tblPr>
       <w:tblGrid>
-        <w:gridCol w:w="7038"/>
-        <w:gridCol w:w="5470"/>
+        <w:gridCol w:w="7510"/>
+        <w:gridCol w:w="5837"/>
         <w:gridCol w:w="490"/>
         <w:gridCol w:w="797"/>
         <w:gridCol w:w="977"/>
         <w:gridCol w:w="490"/>
-        <w:gridCol w:w="7189"/>
+        <w:gridCol w:w="6350"/>
       </w:tblGrid>
       <w:tr>
         <w:trPr>
@@ -11455,7 +11455,7 @@
         </w:trPr>
         <w:tc>
           <w:tcPr>
-            <w:tcW w:type="dxa" w:w="7038"/>
+            <w:tcW w:type="dxa" w:w="7510"/>
             <w:shd w:val="clear" w:color="auto" w:fill="10214B"/>
           </w:tcPr>
           <w:p>
@@ -11475,7 +11475,7 @@
         </w:tc>
         <w:tc>
           <w:tcPr>
-            <w:tcW w:type="dxa" w:w="5470"/>
+            <w:tcW w:type="dxa" w:w="5837"/>
             <w:shd w:val="clear" w:color="auto" w:fill="10214B"/>
           </w:tcPr>
           <w:p>
@@ -11578,7 +11578,7 @@
         </w:tc>
         <w:tc>
           <w:tcPr>
-            <w:tcW w:type="dxa" w:w="7189"/>
+            <w:tcW w:type="dxa" w:w="6350"/>
             <w:shd w:val="clear" w:color="auto" w:fill="10214B"/>
           </w:tcPr>
           <w:p>
@@ -11645,7 +11645,7 @@
         </w:tc>
         <w:tc>
           <w:tcPr>
-            <w:tcW w:type="dxa" w:w="7189"/>
+            <w:tcW w:type="dxa" w:w="6350"/>
             <w:gridSpan w:val="2"/>
             <w:shd w:val="clear" w:color="auto" w:fill="E4F6F8"/>
           </w:tcPr>
@@ -11662,7 +11662,7 @@
         </w:trPr>
         <w:tc>
           <w:tcPr>
-            <w:tcW w:type="dxa" w:w="7038"/>
+            <w:tcW w:type="dxa" w:w="7510"/>
           </w:tcPr>
           <w:p>
             <w:pPr>
@@ -11681,7 +11681,7 @@
         </w:tc>
         <w:tc>
           <w:tcPr>
-            <w:tcW w:type="dxa" w:w="5470"/>
+            <w:tcW w:type="dxa" w:w="5837"/>
           </w:tcPr>
           <w:p>
             <w:pPr>
@@ -11772,7 +11772,7 @@
         </w:tc>
         <w:tc>
           <w:tcPr>
-            <w:tcW w:type="dxa" w:w="7189"/>
+            <w:tcW w:type="dxa" w:w="6350"/>
           </w:tcPr>
           <w:p>
             <w:pPr>
@@ -11796,7 +11796,7 @@
         </w:trPr>
         <w:tc>
           <w:tcPr>
-            <w:tcW w:type="dxa" w:w="7038"/>
+            <w:tcW w:type="dxa" w:w="7510"/>
           </w:tcPr>
           <w:p>
             <w:pPr>
@@ -11815,7 +11815,7 @@
         </w:tc>
         <w:tc>
           <w:tcPr>
-            <w:tcW w:type="dxa" w:w="5470"/>
+            <w:tcW w:type="dxa" w:w="5837"/>
           </w:tcPr>
           <w:p>
             <w:pPr>
@@ -11906,7 +11906,7 @@
         </w:tc>
         <w:tc>
           <w:tcPr>
-            <w:tcW w:type="dxa" w:w="7189"/>
+            <w:tcW w:type="dxa" w:w="6350"/>
           </w:tcPr>
           <w:p>
             <w:pPr>
@@ -11930,7 +11930,7 @@
         </w:trPr>
         <w:tc>
           <w:tcPr>
-            <w:tcW w:type="dxa" w:w="7038"/>
+            <w:tcW w:type="dxa" w:w="7510"/>
           </w:tcPr>
           <w:p>
             <w:pPr>
@@ -11949,7 +11949,7 @@
         </w:tc>
         <w:tc>
           <w:tcPr>
-            <w:tcW w:type="dxa" w:w="5470"/>
+            <w:tcW w:type="dxa" w:w="5837"/>
           </w:tcPr>
           <w:p>
             <w:pPr>
@@ -12049,7 +12049,7 @@
         </w:tc>
         <w:tc>
           <w:tcPr>
-            <w:tcW w:type="dxa" w:w="7189"/>
+            <w:tcW w:type="dxa" w:w="6350"/>
           </w:tcPr>
           <w:p>
             <w:pPr>
@@ -12073,7 +12073,7 @@
         </w:trPr>
         <w:tc>
           <w:tcPr>
-            <w:tcW w:type="dxa" w:w="7038"/>
+            <w:tcW w:type="dxa" w:w="7510"/>
           </w:tcPr>
           <w:p>
             <w:pPr>
@@ -12092,7 +12092,7 @@
         </w:tc>
         <w:tc>
           <w:tcPr>
-            <w:tcW w:type="dxa" w:w="5470"/>
+            <w:tcW w:type="dxa" w:w="5837"/>
           </w:tcPr>
           <w:p>
             <w:pPr>
@@ -12192,7 +12192,7 @@
         </w:tc>
         <w:tc>
           <w:tcPr>
-            <w:tcW w:type="dxa" w:w="7189"/>
+            <w:tcW w:type="dxa" w:w="6350"/>
           </w:tcPr>
           <w:p>
             <w:pPr>
@@ -12216,7 +12216,7 @@
         </w:trPr>
         <w:tc>
           <w:tcPr>
-            <w:tcW w:type="dxa" w:w="7038"/>
+            <w:tcW w:type="dxa" w:w="7510"/>
           </w:tcPr>
           <w:p>
             <w:pPr>
@@ -12235,7 +12235,7 @@
         </w:tc>
         <w:tc>
           <w:tcPr>
-            <w:tcW w:type="dxa" w:w="5470"/>
+            <w:tcW w:type="dxa" w:w="5837"/>
           </w:tcPr>
           <w:p>
             <w:pPr>
@@ -12335,7 +12335,7 @@
         </w:tc>
         <w:tc>
           <w:tcPr>
-            <w:tcW w:type="dxa" w:w="7189"/>
+            <w:tcW w:type="dxa" w:w="6350"/>
           </w:tcPr>
           <w:p>
             <w:pPr>
@@ -12359,7 +12359,7 @@
         </w:trPr>
         <w:tc>
           <w:tcPr>
-            <w:tcW w:type="dxa" w:w="7038"/>
+            <w:tcW w:type="dxa" w:w="7510"/>
           </w:tcPr>
           <w:p>
             <w:pPr>
@@ -12378,7 +12378,7 @@
         </w:tc>
         <w:tc>
           <w:tcPr>
-            <w:tcW w:type="dxa" w:w="5470"/>
+            <w:tcW w:type="dxa" w:w="5837"/>
           </w:tcPr>
           <w:p>
             <w:pPr>
@@ -12469,7 +12469,7 @@
         </w:tc>
         <w:tc>
           <w:tcPr>
-            <w:tcW w:type="dxa" w:w="7189"/>
+            <w:tcW w:type="dxa" w:w="6350"/>
           </w:tcPr>
           <w:p>
             <w:pPr>
@@ -12493,7 +12493,7 @@
         </w:trPr>
         <w:tc>
           <w:tcPr>
-            <w:tcW w:type="dxa" w:w="7038"/>
+            <w:tcW w:type="dxa" w:w="7510"/>
           </w:tcPr>
           <w:p>
             <w:pPr>
@@ -12512,7 +12512,7 @@
         </w:tc>
         <w:tc>
           <w:tcPr>
-            <w:tcW w:type="dxa" w:w="5470"/>
+            <w:tcW w:type="dxa" w:w="5837"/>
           </w:tcPr>
           <w:p>
             <w:pPr>
@@ -12603,7 +12603,7 @@
         </w:tc>
         <w:tc>
           <w:tcPr>
-            <w:tcW w:type="dxa" w:w="7189"/>
+            <w:tcW w:type="dxa" w:w="6350"/>
           </w:tcPr>
           <w:p>
             <w:pPr>
@@ -12627,7 +12627,7 @@
         </w:trPr>
         <w:tc>
           <w:tcPr>
-            <w:tcW w:type="dxa" w:w="7038"/>
+            <w:tcW w:type="dxa" w:w="7510"/>
           </w:tcPr>
           <w:p>
             <w:pPr>
@@ -12646,7 +12646,7 @@
         </w:tc>
         <w:tc>
           <w:tcPr>
-            <w:tcW w:type="dxa" w:w="5470"/>
+            <w:tcW w:type="dxa" w:w="5837"/>
           </w:tcPr>
           <w:p>
             <w:pPr>
@@ -12746,7 +12746,7 @@
         </w:tc>
         <w:tc>
           <w:tcPr>
-            <w:tcW w:type="dxa" w:w="7189"/>
+            <w:tcW w:type="dxa" w:w="6350"/>
           </w:tcPr>
           <w:p>
             <w:pPr>
@@ -12770,7 +12770,7 @@
         </w:trPr>
         <w:tc>
           <w:tcPr>
-            <w:tcW w:type="dxa" w:w="7038"/>
+            <w:tcW w:type="dxa" w:w="7510"/>
           </w:tcPr>
           <w:p>
             <w:pPr>
@@ -12789,7 +12789,7 @@
         </w:tc>
         <w:tc>
           <w:tcPr>
-            <w:tcW w:type="dxa" w:w="5470"/>
+            <w:tcW w:type="dxa" w:w="5837"/>
           </w:tcPr>
           <w:p>
             <w:pPr>
@@ -12880,7 +12880,7 @@
         </w:tc>
         <w:tc>
           <w:tcPr>
-            <w:tcW w:type="dxa" w:w="7189"/>
+            <w:tcW w:type="dxa" w:w="6350"/>
           </w:tcPr>
           <w:p>
             <w:pPr>
@@ -12904,7 +12904,7 @@
         </w:trPr>
         <w:tc>
           <w:tcPr>
-            <w:tcW w:type="dxa" w:w="7038"/>
+            <w:tcW w:type="dxa" w:w="7510"/>
           </w:tcPr>
           <w:p>
             <w:pPr>
@@ -12923,7 +12923,7 @@
         </w:tc>
         <w:tc>
           <w:tcPr>
-            <w:tcW w:type="dxa" w:w="5470"/>
+            <w:tcW w:type="dxa" w:w="5837"/>
           </w:tcPr>
           <w:p>
             <w:pPr>
@@ -13014,7 +13014,7 @@
         </w:tc>
         <w:tc>
           <w:tcPr>
-            <w:tcW w:type="dxa" w:w="7189"/>
+            <w:tcW w:type="dxa" w:w="6350"/>
           </w:tcPr>
           <w:p>
             <w:pPr>
@@ -13029,7 +13029,7 @@
         </w:trPr>
         <w:tc>
           <w:tcPr>
-            <w:tcW w:type="dxa" w:w="7038"/>
+            <w:tcW w:type="dxa" w:w="7510"/>
           </w:tcPr>
           <w:p>
             <w:pPr>
@@ -13048,7 +13048,7 @@
         </w:tc>
         <w:tc>
           <w:tcPr>
-            <w:tcW w:type="dxa" w:w="5470"/>
+            <w:tcW w:type="dxa" w:w="5837"/>
           </w:tcPr>
           <w:p>
             <w:pPr>
@@ -13139,7 +13139,7 @@
         </w:tc>
         <w:tc>
           <w:tcPr>
-            <w:tcW w:type="dxa" w:w="7189"/>
+            <w:tcW w:type="dxa" w:w="6350"/>
           </w:tcPr>
           <w:p>
             <w:pPr>
@@ -13163,7 +13163,7 @@
         </w:trPr>
         <w:tc>
           <w:tcPr>
-            <w:tcW w:type="dxa" w:w="7038"/>
+            <w:tcW w:type="dxa" w:w="7510"/>
           </w:tcPr>
           <w:p>
             <w:pPr>
@@ -13182,7 +13182,7 @@
         </w:tc>
         <w:tc>
           <w:tcPr>
-            <w:tcW w:type="dxa" w:w="5470"/>
+            <w:tcW w:type="dxa" w:w="5837"/>
           </w:tcPr>
           <w:p>
             <w:pPr>
@@ -13273,7 +13273,7 @@
         </w:tc>
         <w:tc>
           <w:tcPr>
-            <w:tcW w:type="dxa" w:w="7189"/>
+            <w:tcW w:type="dxa" w:w="6350"/>
           </w:tcPr>
           <w:p>
             <w:pPr>
@@ -13297,7 +13297,7 @@
         </w:trPr>
         <w:tc>
           <w:tcPr>
-            <w:tcW w:type="dxa" w:w="7038"/>
+            <w:tcW w:type="dxa" w:w="7510"/>
           </w:tcPr>
           <w:p>
             <w:pPr>
@@ -13316,7 +13316,7 @@
         </w:tc>
         <w:tc>
           <w:tcPr>
-            <w:tcW w:type="dxa" w:w="5470"/>
+            <w:tcW w:type="dxa" w:w="5837"/>
           </w:tcPr>
           <w:p>
             <w:pPr>
@@ -13407,7 +13407,7 @@
         </w:tc>
         <w:tc>
           <w:tcPr>
-            <w:tcW w:type="dxa" w:w="7189"/>
+            <w:tcW w:type="dxa" w:w="6350"/>
           </w:tcPr>
           <w:p>
             <w:pPr>
@@ -13431,7 +13431,7 @@
         </w:trPr>
         <w:tc>
           <w:tcPr>
-            <w:tcW w:type="dxa" w:w="7038"/>
+            <w:tcW w:type="dxa" w:w="7510"/>
           </w:tcPr>
           <w:p>
             <w:pPr>
@@ -13450,7 +13450,7 @@
         </w:tc>
         <w:tc>
           <w:tcPr>
-            <w:tcW w:type="dxa" w:w="5470"/>
+            <w:tcW w:type="dxa" w:w="5837"/>
           </w:tcPr>
           <w:p>
             <w:pPr>
@@ -13550,7 +13550,7 @@
         </w:tc>
         <w:tc>
           <w:tcPr>
-            <w:tcW w:type="dxa" w:w="7189"/>
+            <w:tcW w:type="dxa" w:w="6350"/>
           </w:tcPr>
           <w:p>
             <w:pPr>
@@ -13616,7 +13616,7 @@
         </w:tc>
         <w:tc>
           <w:tcPr>
-            <w:tcW w:type="dxa" w:w="7189"/>
+            <w:tcW w:type="dxa" w:w="6350"/>
             <w:gridSpan w:val="2"/>
             <w:shd w:val="clear" w:color="auto" w:fill="E4F6F8"/>
           </w:tcPr>
@@ -13633,7 +13633,7 @@
         </w:trPr>
         <w:tc>
           <w:tcPr>
-            <w:tcW w:type="dxa" w:w="7038"/>
+            <w:tcW w:type="dxa" w:w="7510"/>
           </w:tcPr>
           <w:p>
             <w:pPr>
@@ -13652,7 +13652,7 @@
         </w:tc>
         <w:tc>
           <w:tcPr>
-            <w:tcW w:type="dxa" w:w="5470"/>
+            <w:tcW w:type="dxa" w:w="5837"/>
           </w:tcPr>
           <w:p>
             <w:pPr>
@@ -13752,7 +13752,7 @@
         </w:tc>
         <w:tc>
           <w:tcPr>
-            <w:tcW w:type="dxa" w:w="7189"/>
+            <w:tcW w:type="dxa" w:w="6350"/>
           </w:tcPr>
           <w:p>
             <w:pPr>
@@ -13818,7 +13818,7 @@
         </w:tc>
         <w:tc>
           <w:tcPr>
-            <w:tcW w:type="dxa" w:w="7189"/>
+            <w:tcW w:type="dxa" w:w="6350"/>
             <w:gridSpan w:val="2"/>
             <w:shd w:val="clear" w:color="auto" w:fill="E4F6F8"/>
           </w:tcPr>
@@ -13835,7 +13835,7 @@
         </w:trPr>
         <w:tc>
           <w:tcPr>
-            <w:tcW w:type="dxa" w:w="7038"/>
+            <w:tcW w:type="dxa" w:w="7510"/>
           </w:tcPr>
           <w:p>
             <w:pPr>
@@ -13854,7 +13854,7 @@
         </w:tc>
         <w:tc>
           <w:tcPr>
-            <w:tcW w:type="dxa" w:w="5470"/>
+            <w:tcW w:type="dxa" w:w="5837"/>
           </w:tcPr>
           <w:p>
             <w:pPr>
@@ -13945,7 +13945,7 @@
         </w:tc>
         <w:tc>
           <w:tcPr>
-            <w:tcW w:type="dxa" w:w="7189"/>
+            <w:tcW w:type="dxa" w:w="6350"/>
           </w:tcPr>
           <w:p>
             <w:pPr>
@@ -13969,7 +13969,7 @@
         </w:trPr>
         <w:tc>
           <w:tcPr>
-            <w:tcW w:type="dxa" w:w="7038"/>
+            <w:tcW w:type="dxa" w:w="7510"/>
           </w:tcPr>
           <w:p>
             <w:pPr>
@@ -13988,7 +13988,7 @@
         </w:tc>
         <w:tc>
           <w:tcPr>
-            <w:tcW w:type="dxa" w:w="5470"/>
+            <w:tcW w:type="dxa" w:w="5837"/>
           </w:tcPr>
           <w:p>
             <w:pPr>
@@ -14059,7 +14059,7 @@
         <w:tc>
           <w:tcPr>
             <w:tcW w:type="dxa" w:w="490"/>
-            <w:shd w:val="clear" w:color="auto" w:fill="FFF1E2"/>
+            <w:shd w:val="clear" w:color="auto" w:fill="D9F0F2"/>
           </w:tcPr>
           <w:p>
             <w:pPr>
@@ -14070,29 +14070,29 @@
               <w:rPr>
                 <w:rFonts w:ascii="맑은 고딕" w:hAnsi="맑은 고딕" w:eastAsia="맑은 고딕"/>
                 <w:b/>
-                <w:color w:val="9A4A00"/>
-                <w:sz w:val="16"/>
-              </w:rPr>
-              <w:t>확인</w:t>
-            </w:r>
-          </w:p>
-        </w:tc>
-        <w:tc>
-          <w:tcPr>
-            <w:tcW w:type="dxa" w:w="7189"/>
-          </w:tcPr>
-          <w:p>
-            <w:pPr>
-              <w:spacing w:before="0" w:after="0" w:line="252" w:lineRule="auto"/>
-            </w:pPr>
-            <w:r>
-              <w:rPr>
-                <w:rFonts w:ascii="맑은 고딕" w:hAnsi="맑은 고딕" w:eastAsia="맑은 고딕"/>
-                <w:b w:val="0"/>
-                <w:color w:val="13203F"/>
-                <w:sz w:val="16"/>
-              </w:rPr>
-              <w:t>10/6 적응가공 GPU 서버 견적(4.05억)과 같은 목적인지 확인</w:t>
+                <w:color w:val="0090A0"/>
+                <w:sz w:val="16"/>
+              </w:rPr>
+              <w:t>적합</w:t>
+            </w:r>
+          </w:p>
+        </w:tc>
+        <w:tc>
+          <w:tcPr>
+            <w:tcW w:type="dxa" w:w="6350"/>
+          </w:tcPr>
+          <w:p>
+            <w:pPr>
+              <w:spacing w:before="0" w:after="0" w:line="252" w:lineRule="auto"/>
+            </w:pPr>
+            <w:r>
+              <w:rPr>
+                <w:rFonts w:ascii="맑은 고딕" w:hAnsi="맑은 고딕" w:eastAsia="맑은 고딕"/>
+                <w:b w:val="0"/>
+                <w:color w:val="13203F"/>
+                <w:sz w:val="16"/>
+              </w:rPr>
+              <w:t>적응가공 DT·강화학습(Isaac Lab) 연산</w:t>
             </w:r>
           </w:p>
         </w:tc>
@@ -14103,7 +14103,7 @@
         </w:trPr>
         <w:tc>
           <w:tcPr>
-            <w:tcW w:type="dxa" w:w="7038"/>
+            <w:tcW w:type="dxa" w:w="7510"/>
           </w:tcPr>
           <w:p>
             <w:pPr>
@@ -14122,7 +14122,7 @@
         </w:tc>
         <w:tc>
           <w:tcPr>
-            <w:tcW w:type="dxa" w:w="5470"/>
+            <w:tcW w:type="dxa" w:w="5837"/>
           </w:tcPr>
           <w:p>
             <w:pPr>
@@ -14213,7 +14213,7 @@
         </w:tc>
         <w:tc>
           <w:tcPr>
-            <w:tcW w:type="dxa" w:w="7189"/>
+            <w:tcW w:type="dxa" w:w="6350"/>
           </w:tcPr>
           <w:p>
             <w:pPr>
@@ -14228,7 +14228,7 @@
         </w:trPr>
         <w:tc>
           <w:tcPr>
-            <w:tcW w:type="dxa" w:w="7038"/>
+            <w:tcW w:type="dxa" w:w="7510"/>
           </w:tcPr>
           <w:p>
             <w:pPr>
@@ -14247,7 +14247,7 @@
         </w:tc>
         <w:tc>
           <w:tcPr>
-            <w:tcW w:type="dxa" w:w="5470"/>
+            <w:tcW w:type="dxa" w:w="5837"/>
           </w:tcPr>
           <w:p>
             <w:pPr>
@@ -14338,7 +14338,7 @@
         </w:tc>
         <w:tc>
           <w:tcPr>
-            <w:tcW w:type="dxa" w:w="7189"/>
+            <w:tcW w:type="dxa" w:w="6350"/>
           </w:tcPr>
           <w:p>
             <w:pPr>
@@ -14353,7 +14353,7 @@
         </w:trPr>
         <w:tc>
           <w:tcPr>
-            <w:tcW w:type="dxa" w:w="7038"/>
+            <w:tcW w:type="dxa" w:w="7510"/>
           </w:tcPr>
           <w:p>
             <w:pPr>
@@ -14372,7 +14372,7 @@
         </w:tc>
         <w:tc>
           <w:tcPr>
-            <w:tcW w:type="dxa" w:w="5470"/>
+            <w:tcW w:type="dxa" w:w="5837"/>
           </w:tcPr>
           <w:p>
             <w:pPr>
@@ -14463,7 +14463,7 @@
         </w:tc>
         <w:tc>
           <w:tcPr>
-            <w:tcW w:type="dxa" w:w="7189"/>
+            <w:tcW w:type="dxa" w:w="6350"/>
           </w:tcPr>
           <w:p>
             <w:pPr>
@@ -14520,7 +14520,7 @@
         </w:tc>
         <w:tc>
           <w:tcPr>
-            <w:tcW w:type="dxa" w:w="7189"/>
+            <w:tcW w:type="dxa" w:w="6350"/>
             <w:gridSpan w:val="2"/>
             <w:shd w:val="clear" w:color="auto" w:fill="E4F6F8"/>
           </w:tcPr>
@@ -14537,7 +14537,7 @@
         </w:trPr>
         <w:tc>
           <w:tcPr>
-            <w:tcW w:type="dxa" w:w="7038"/>
+            <w:tcW w:type="dxa" w:w="7510"/>
           </w:tcPr>
           <w:p>
             <w:pPr>
@@ -14556,7 +14556,7 @@
         </w:tc>
         <w:tc>
           <w:tcPr>
-            <w:tcW w:type="dxa" w:w="5470"/>
+            <w:tcW w:type="dxa" w:w="5837"/>
           </w:tcPr>
           <w:p>
             <w:pPr>
@@ -14647,7 +14647,7 @@
         </w:tc>
         <w:tc>
           <w:tcPr>
-            <w:tcW w:type="dxa" w:w="7189"/>
+            <w:tcW w:type="dxa" w:w="6350"/>
           </w:tcPr>
           <w:p>
             <w:pPr>
@@ -14662,7 +14662,7 @@
         </w:trPr>
         <w:tc>
           <w:tcPr>
-            <w:tcW w:type="dxa" w:w="7038"/>
+            <w:tcW w:type="dxa" w:w="7510"/>
           </w:tcPr>
           <w:p>
             <w:pPr>
@@ -14681,7 +14681,7 @@
         </w:tc>
         <w:tc>
           <w:tcPr>
-            <w:tcW w:type="dxa" w:w="5470"/>
+            <w:tcW w:type="dxa" w:w="5837"/>
           </w:tcPr>
           <w:p>
             <w:pPr>
@@ -14772,7 +14772,7 @@
         </w:tc>
         <w:tc>
           <w:tcPr>
-            <w:tcW w:type="dxa" w:w="7189"/>
+            <w:tcW w:type="dxa" w:w="6350"/>
           </w:tcPr>
           <w:p>
             <w:pPr>
@@ -14796,7 +14796,7 @@
         </w:trPr>
         <w:tc>
           <w:tcPr>
-            <w:tcW w:type="dxa" w:w="7038"/>
+            <w:tcW w:type="dxa" w:w="7510"/>
           </w:tcPr>
           <w:p>
             <w:pPr>
@@ -14816,7 +14816,7 @@
         </w:tc>
         <w:tc>
           <w:tcPr>
-            <w:tcW w:type="dxa" w:w="5470"/>
+            <w:tcW w:type="dxa" w:w="5837"/>
           </w:tcPr>
           <w:p>
             <w:pPr>
@@ -14912,7 +14912,7 @@
         </w:tc>
         <w:tc>
           <w:tcPr>
-            <w:tcW w:type="dxa" w:w="7189"/>
+            <w:tcW w:type="dxa" w:w="6350"/>
           </w:tcPr>
           <w:p>
             <w:pPr>
@@ -14928,7 +14928,7 @@
         </w:trPr>
         <w:tc>
           <w:tcPr>
-            <w:tcW w:type="dxa" w:w="7038"/>
+            <w:tcW w:type="dxa" w:w="7510"/>
           </w:tcPr>
           <w:p>
             <w:pPr>
@@ -14948,7 +14948,7 @@
         </w:tc>
         <w:tc>
           <w:tcPr>
-            <w:tcW w:type="dxa" w:w="5470"/>
+            <w:tcW w:type="dxa" w:w="5837"/>
           </w:tcPr>
           <w:p>
             <w:pPr>
@@ -15044,7 +15044,7 @@
         </w:tc>
         <w:tc>
           <w:tcPr>
-            <w:tcW w:type="dxa" w:w="7189"/>
+            <w:tcW w:type="dxa" w:w="6350"/>
           </w:tcPr>
           <w:p>
             <w:pPr>
@@ -15104,7 +15104,7 @@
         </w:tc>
         <w:tc>
           <w:tcPr>
-            <w:tcW w:type="dxa" w:w="7189"/>
+            <w:tcW w:type="dxa" w:w="6350"/>
             <w:gridSpan w:val="2"/>
             <w:shd w:val="clear" w:color="auto" w:fill="EEF2F9"/>
           </w:tcPr>
@@ -15164,7 +15164,7 @@
         </w:tc>
         <w:tc>
           <w:tcPr>
-            <w:tcW w:type="dxa" w:w="7189"/>
+            <w:tcW w:type="dxa" w:w="6350"/>
             <w:gridSpan w:val="2"/>
             <w:shd w:val="clear" w:color="auto" w:fill="EEF2F9"/>
           </w:tcPr>
@@ -18945,7 +18945,7 @@
         <w:tc>
           <w:tcPr>
             <w:tcW w:type="dxa" w:w="490"/>
-            <w:shd w:val="clear" w:color="auto" w:fill="FFF1E2"/>
+            <w:shd w:val="clear" w:color="auto" w:fill="D9F0F2"/>
           </w:tcPr>
           <w:p>
             <w:pPr>
@@ -18956,10 +18956,10 @@
               <w:rPr>
                 <w:rFonts w:ascii="맑은 고딕" w:hAnsi="맑은 고딕" w:eastAsia="맑은 고딕"/>
                 <w:b/>
-                <w:color w:val="9A4A00"/>
-                <w:sz w:val="16"/>
-              </w:rPr>
-              <w:t>확인</w:t>
+                <w:color w:val="0090A0"/>
+                <w:sz w:val="16"/>
+              </w:rPr>
+              <w:t>적합</w:t>
             </w:r>
           </w:p>
         </w:tc>
@@ -18978,7 +18978,7 @@
                 <w:color w:val="13203F"/>
                 <w:sz w:val="16"/>
               </w:rPr>
-              <w:t>합성 결함·검사 AI 학습 서버와 중복 여부 확인</w:t>
+              <w:t>합성 결함 데이터 생성·검사 AI 학습 연산</w:t>
             </w:r>
           </w:p>
         </w:tc>
@@ -20929,10 +20929,10 @@
       </w:tblPr>
       <w:tblGrid>
         <w:gridCol w:w="849"/>
-        <w:gridCol w:w="3158"/>
-        <w:gridCol w:w="9406"/>
-        <w:gridCol w:w="4619"/>
-        <w:gridCol w:w="4418"/>
+        <w:gridCol w:w="3208"/>
+        <w:gridCol w:w="9213"/>
+        <w:gridCol w:w="4692"/>
+        <w:gridCol w:w="4488"/>
       </w:tblGrid>
       <w:tr>
         <w:trPr>
@@ -20961,7 +20961,7 @@
         </w:tc>
         <w:tc>
           <w:tcPr>
-            <w:tcW w:type="dxa" w:w="3158"/>
+            <w:tcW w:type="dxa" w:w="3208"/>
             <w:shd w:val="clear" w:color="auto" w:fill="10214B"/>
           </w:tcPr>
           <w:p>
@@ -20981,7 +20981,7 @@
         </w:tc>
         <w:tc>
           <w:tcPr>
-            <w:tcW w:type="dxa" w:w="9406"/>
+            <w:tcW w:type="dxa" w:w="9213"/>
             <w:shd w:val="clear" w:color="auto" w:fill="10214B"/>
           </w:tcPr>
           <w:p>
@@ -21001,7 +21001,7 @@
         </w:tc>
         <w:tc>
           <w:tcPr>
-            <w:tcW w:type="dxa" w:w="4619"/>
+            <w:tcW w:type="dxa" w:w="4692"/>
             <w:shd w:val="clear" w:color="auto" w:fill="10214B"/>
           </w:tcPr>
           <w:p>
@@ -21021,7 +21021,7 @@
         </w:tc>
         <w:tc>
           <w:tcPr>
-            <w:tcW w:type="dxa" w:w="4418"/>
+            <w:tcW w:type="dxa" w:w="4488"/>
             <w:shd w:val="clear" w:color="auto" w:fill="10214B"/>
           </w:tcPr>
           <w:p>
@@ -21065,7 +21065,7 @@
         </w:tc>
         <w:tc>
           <w:tcPr>
-            <w:tcW w:type="dxa" w:w="3158"/>
+            <w:tcW w:type="dxa" w:w="3208"/>
             <w:shd w:val="clear" w:color="auto" w:fill="EEF2F9"/>
           </w:tcPr>
           <w:p>
@@ -21085,7 +21085,7 @@
         </w:tc>
         <w:tc>
           <w:tcPr>
-            <w:tcW w:type="dxa" w:w="9406"/>
+            <w:tcW w:type="dxa" w:w="9213"/>
           </w:tcPr>
           <w:p>
             <w:pPr>
@@ -21104,7 +21104,7 @@
         </w:tc>
         <w:tc>
           <w:tcPr>
-            <w:tcW w:type="dxa" w:w="4619"/>
+            <w:tcW w:type="dxa" w:w="4692"/>
           </w:tcPr>
           <w:p>
             <w:pPr>
@@ -21123,7 +21123,7 @@
         </w:tc>
         <w:tc>
           <w:tcPr>
-            <w:tcW w:type="dxa" w:w="4418"/>
+            <w:tcW w:type="dxa" w:w="4488"/>
           </w:tcPr>
           <w:p>
             <w:pPr>
@@ -21166,7 +21166,7 @@
         </w:tc>
         <w:tc>
           <w:tcPr>
-            <w:tcW w:type="dxa" w:w="3158"/>
+            <w:tcW w:type="dxa" w:w="3208"/>
             <w:shd w:val="clear" w:color="auto" w:fill="EEF2F9"/>
           </w:tcPr>
           <w:p>
@@ -21186,7 +21186,7 @@
         </w:tc>
         <w:tc>
           <w:tcPr>
-            <w:tcW w:type="dxa" w:w="9406"/>
+            <w:tcW w:type="dxa" w:w="9213"/>
           </w:tcPr>
           <w:p>
             <w:pPr>
@@ -21205,7 +21205,7 @@
         </w:tc>
         <w:tc>
           <w:tcPr>
-            <w:tcW w:type="dxa" w:w="4619"/>
+            <w:tcW w:type="dxa" w:w="4692"/>
           </w:tcPr>
           <w:p>
             <w:pPr>
@@ -21224,7 +21224,7 @@
         </w:tc>
         <w:tc>
           <w:tcPr>
-            <w:tcW w:type="dxa" w:w="4418"/>
+            <w:tcW w:type="dxa" w:w="4488"/>
           </w:tcPr>
           <w:p>
             <w:pPr>
@@ -21252,26 +21252,28 @@
           </w:tcPr>
           <w:p>
             <w:pPr>
-              <w:spacing w:before="0" w:after="0" w:line="252" w:lineRule="auto"/>
-            </w:pPr>
-            <w:r>
-              <w:rPr>
-                <w:rFonts w:ascii="맑은 고딕" w:hAnsi="맑은 고딕" w:eastAsia="맑은 고딕"/>
-                <w:b w:val="0"/>
-                <w:color w:val="13203F"/>
-                <w:sz w:val="16"/>
-              </w:rPr>
-              <w:t>HW</w:t>
-            </w:r>
-          </w:p>
-        </w:tc>
-        <w:tc>
-          <w:tcPr>
-            <w:tcW w:type="dxa" w:w="3158"/>
+              <w:keepNext/>
+              <w:spacing w:before="0" w:after="0" w:line="252" w:lineRule="auto"/>
+            </w:pPr>
+            <w:r>
+              <w:rPr>
+                <w:rFonts w:ascii="맑은 고딕" w:hAnsi="맑은 고딕" w:eastAsia="맑은 고딕"/>
+                <w:b w:val="0"/>
+                <w:color w:val="13203F"/>
+                <w:sz w:val="16"/>
+              </w:rPr>
+              <w:t>SW</w:t>
+            </w:r>
+          </w:p>
+        </w:tc>
+        <w:tc>
+          <w:tcPr>
+            <w:tcW w:type="dxa" w:w="3208"/>
             <w:shd w:val="clear" w:color="auto" w:fill="EEF2F9"/>
           </w:tcPr>
           <w:p>
             <w:pPr>
+              <w:keepNext/>
               <w:spacing w:before="0" w:after="0" w:line="252" w:lineRule="auto"/>
             </w:pPr>
             <w:r>
@@ -21281,64 +21283,67 @@
                 <w:color w:val="1B3A73"/>
                 <w:sz w:val="16"/>
               </w:rPr>
-              <w:t>GPU 서버 3대</w:t>
-            </w:r>
-          </w:p>
-        </w:tc>
-        <w:tc>
-          <w:tcPr>
-            <w:tcW w:type="dxa" w:w="9406"/>
-          </w:tcPr>
-          <w:p>
-            <w:pPr>
-              <w:spacing w:before="0" w:after="0" w:line="252" w:lineRule="auto"/>
-            </w:pPr>
-            <w:r>
-              <w:rPr>
-                <w:rFonts w:ascii="맑은 고딕" w:hAnsi="맑은 고딕" w:eastAsia="맑은 고딕"/>
-                <w:b w:val="0"/>
-                <w:color w:val="13203F"/>
-                <w:sz w:val="16"/>
-              </w:rPr>
-              <w:t>존마다 RTX PRO 6000 ×8 서버 520,000천원. OCS Cell 존 Local Server GPU 서버·10/6 적응가공 GPU 견적(4.05억)과 목적이 겹침</w:t>
-            </w:r>
-          </w:p>
-        </w:tc>
-        <w:tc>
-          <w:tcPr>
-            <w:tcW w:type="dxa" w:w="4619"/>
-          </w:tcPr>
-          <w:p>
-            <w:pPr>
-              <w:spacing w:before="0" w:after="0" w:line="252" w:lineRule="auto"/>
-            </w:pPr>
-            <w:r>
-              <w:rPr>
-                <w:rFonts w:ascii="맑은 고딕" w:hAnsi="맑은 고딕" w:eastAsia="맑은 고딕"/>
-                <w:b w:val="0"/>
-                <w:color w:val="13203F"/>
-                <w:sz w:val="16"/>
-              </w:rPr>
-              <w:t>중복 구매 위험</w:t>
-            </w:r>
-          </w:p>
-        </w:tc>
-        <w:tc>
-          <w:tcPr>
-            <w:tcW w:type="dxa" w:w="4418"/>
-          </w:tcPr>
-          <w:p>
-            <w:pPr>
-              <w:spacing w:before="0" w:after="0" w:line="252" w:lineRule="auto"/>
-            </w:pPr>
-            <w:r>
-              <w:rPr>
-                <w:rFonts w:ascii="맑은 고딕" w:hAnsi="맑은 고딕" w:eastAsia="맑은 고딕"/>
-                <w:b w:val="0"/>
-                <w:color w:val="13203F"/>
-                <w:sz w:val="16"/>
-              </w:rPr>
-              <w:t>존별 용도와 중복 여부 확인 후 대수·견적 주체 확정</w:t>
+              <w:t>DM-Monitoring vs OCS 관제</w:t>
+            </w:r>
+          </w:p>
+        </w:tc>
+        <w:tc>
+          <w:tcPr>
+            <w:tcW w:type="dxa" w:w="9213"/>
+          </w:tcPr>
+          <w:p>
+            <w:pPr>
+              <w:keepNext/>
+              <w:spacing w:before="0" w:after="0" w:line="252" w:lineRule="auto"/>
+            </w:pPr>
+            <w:r>
+              <w:rPr>
+                <w:rFonts w:ascii="맑은 고딕" w:hAnsi="맑은 고딕" w:eastAsia="맑은 고딕"/>
+                <w:b w:val="0"/>
+                <w:color w:val="13203F"/>
+                <w:sz w:val="16"/>
+              </w:rPr>
+              <w:t>DM-Monitoring·DB 연동 시각화 UI는 DT 화면, OCS Cell은 운영 관제를 맡음</w:t>
+            </w:r>
+          </w:p>
+        </w:tc>
+        <w:tc>
+          <w:tcPr>
+            <w:tcW w:type="dxa" w:w="4692"/>
+          </w:tcPr>
+          <w:p>
+            <w:pPr>
+              <w:keepNext/>
+              <w:spacing w:before="0" w:after="0" w:line="252" w:lineRule="auto"/>
+            </w:pPr>
+            <w:r>
+              <w:rPr>
+                <w:rFonts w:ascii="맑은 고딕" w:hAnsi="맑은 고딕" w:eastAsia="맑은 고딕"/>
+                <w:b w:val="0"/>
+                <w:color w:val="13203F"/>
+                <w:sz w:val="16"/>
+              </w:rPr>
+              <w:t>화면·데이터 경계가 흐리면 운영 혼선</w:t>
+            </w:r>
+          </w:p>
+        </w:tc>
+        <w:tc>
+          <w:tcPr>
+            <w:tcW w:type="dxa" w:w="4488"/>
+          </w:tcPr>
+          <w:p>
+            <w:pPr>
+              <w:keepNext/>
+              <w:spacing w:before="0" w:after="0" w:line="252" w:lineRule="auto"/>
+            </w:pPr>
+            <w:r>
+              <w:rPr>
+                <w:rFonts w:ascii="맑은 고딕" w:hAnsi="맑은 고딕" w:eastAsia="맑은 고딕"/>
+                <w:b w:val="0"/>
+                <w:color w:val="13203F"/>
+                <w:sz w:val="16"/>
+              </w:rPr>
+              <w:t>DT 모니터링은 DMWorks, 운영 관제는 OCS로 경계 정의</w:t>
             </w:r>
           </w:p>
         </w:tc>
@@ -21369,7 +21374,7 @@
         </w:tc>
         <w:tc>
           <w:tcPr>
-            <w:tcW w:type="dxa" w:w="3158"/>
+            <w:tcW w:type="dxa" w:w="3208"/>
             <w:shd w:val="clear" w:color="auto" w:fill="EEF2F9"/>
           </w:tcPr>
           <w:p>
@@ -21384,13 +21389,13 @@
                 <w:color w:val="1B3A73"/>
                 <w:sz w:val="16"/>
               </w:rPr>
-              <w:t>DM-Monitoring vs OCS 관제</w:t>
-            </w:r>
-          </w:p>
-        </w:tc>
-        <w:tc>
-          <w:tcPr>
-            <w:tcW w:type="dxa" w:w="9406"/>
+              <w:t>USD 기구 정의</w:t>
+            </w:r>
+          </w:p>
+        </w:tc>
+        <w:tc>
+          <w:tcPr>
+            <w:tcW w:type="dxa" w:w="9213"/>
           </w:tcPr>
           <w:p>
             <w:pPr>
@@ -21404,13 +21409,13 @@
                 <w:color w:val="13203F"/>
                 <w:sz w:val="16"/>
               </w:rPr>
-              <w:t>DM-Monitoring·DB 연동 시각화 UI는 DT 화면, OCS Cell은 운영 관제를 맡음</w:t>
-            </w:r>
-          </w:p>
-        </w:tc>
-        <w:tc>
-          <w:tcPr>
-            <w:tcW w:type="dxa" w:w="4619"/>
+              <w:t>USD Converter의 기구(Kinematic) 변환은 '요청 사항 협의 후 개발 예정'</w:t>
+            </w:r>
+          </w:p>
+        </w:tc>
+        <w:tc>
+          <w:tcPr>
+            <w:tcW w:type="dxa" w:w="4692"/>
           </w:tcPr>
           <w:p>
             <w:pPr>
@@ -21424,13 +21429,13 @@
                 <w:color w:val="13203F"/>
                 <w:sz w:val="16"/>
               </w:rPr>
-              <w:t>화면·데이터 경계가 흐리면 운영 혼선</w:t>
-            </w:r>
-          </w:p>
-        </w:tc>
-        <w:tc>
-          <w:tcPr>
-            <w:tcW w:type="dxa" w:w="4418"/>
+              <w:t>Isaac Sim 학습 DT 이관 시 여전히 재구축 필요할 수 있음</w:t>
+            </w:r>
+          </w:p>
+        </w:tc>
+        <w:tc>
+          <w:tcPr>
+            <w:tcW w:type="dxa" w:w="4488"/>
           </w:tcPr>
           <w:p>
             <w:pPr>
@@ -21444,7 +21449,7 @@
                 <w:color w:val="13203F"/>
                 <w:sz w:val="16"/>
               </w:rPr>
-              <w:t>DT 모니터링은 DMWorks, 운영 관제는 OCS로 경계 정의</w:t>
+              <w:t>개발 범위·일정을 견적에 명시 요청</w:t>
             </w:r>
           </w:p>
         </w:tc>
@@ -21469,13 +21474,13 @@
                 <w:color w:val="13203F"/>
                 <w:sz w:val="16"/>
               </w:rPr>
-              <w:t>SW</w:t>
-            </w:r>
-          </w:p>
-        </w:tc>
-        <w:tc>
-          <w:tcPr>
-            <w:tcW w:type="dxa" w:w="3158"/>
+              <w:t>로봇·PLC</w:t>
+            </w:r>
+          </w:p>
+        </w:tc>
+        <w:tc>
+          <w:tcPr>
+            <w:tcW w:type="dxa" w:w="3208"/>
             <w:shd w:val="clear" w:color="auto" w:fill="EEF2F9"/>
           </w:tcPr>
           <w:p>
@@ -21490,13 +21495,13 @@
                 <w:color w:val="1B3A73"/>
                 <w:sz w:val="16"/>
               </w:rPr>
-              <w:t>USD 기구 정의</w:t>
-            </w:r>
-          </w:p>
-        </w:tc>
-        <w:tc>
-          <w:tcPr>
-            <w:tcW w:type="dxa" w:w="9406"/>
+              <w:t>메이커 가정</w:t>
+            </w:r>
+          </w:p>
+        </w:tc>
+        <w:tc>
+          <w:tcPr>
+            <w:tcW w:type="dxa" w:w="9213"/>
           </w:tcPr>
           <w:p>
             <w:pPr>
@@ -21510,13 +21515,13 @@
                 <w:color w:val="13203F"/>
                 <w:sz w:val="16"/>
               </w:rPr>
-              <w:t>USD Converter의 기구(Kinematic) 변환은 '요청 사항 협의 후 개발 예정'</w:t>
-            </w:r>
-          </w:p>
-        </w:tc>
-        <w:tc>
-          <w:tcPr>
-            <w:tcW w:type="dxa" w:w="4619"/>
+              <w:t>OLP·ACS·AIMS 컨트롤러(현대·가와사키 / 야스카와·쿠카 / 화낙·ABB)와 PLC(LS·미쓰비시 / 지멘스 / 로크웰)가 존마다 다르게 임의 배정</w:t>
+            </w:r>
+          </w:p>
+        </w:tc>
+        <w:tc>
+          <w:tcPr>
+            <w:tcW w:type="dxa" w:w="4692"/>
           </w:tcPr>
           <w:p>
             <w:pPr>
@@ -21530,13 +21535,13 @@
                 <w:color w:val="13203F"/>
                 <w:sz w:val="16"/>
               </w:rPr>
-              <w:t>Isaac Sim 학습 DT 이관 시 여전히 재구축 필요할 수 있음</w:t>
-            </w:r>
-          </w:p>
-        </w:tc>
-        <w:tc>
-          <w:tcPr>
-            <w:tcW w:type="dxa" w:w="4418"/>
+              <w:t>실제 발주 기종과 다르면 옵션 교체 필요</w:t>
+            </w:r>
+          </w:p>
+        </w:tc>
+        <w:tc>
+          <w:tcPr>
+            <w:tcW w:type="dxa" w:w="4488"/>
           </w:tcPr>
           <w:p>
             <w:pPr>
@@ -21550,7 +21555,7 @@
                 <w:color w:val="13203F"/>
                 <w:sz w:val="16"/>
               </w:rPr>
-              <w:t>개발 범위·일정을 견적에 명시 요청</w:t>
+              <w:t>존별 로봇·PLC 메이커 확정 후 옵션 재산정</w:t>
             </w:r>
           </w:p>
         </w:tc>
@@ -21565,28 +21570,26 @@
           </w:tcPr>
           <w:p>
             <w:pPr>
-              <w:keepNext/>
-              <w:spacing w:before="0" w:after="0" w:line="252" w:lineRule="auto"/>
-            </w:pPr>
-            <w:r>
-              <w:rPr>
-                <w:rFonts w:ascii="맑은 고딕" w:hAnsi="맑은 고딕" w:eastAsia="맑은 고딕"/>
-                <w:b w:val="0"/>
-                <w:color w:val="13203F"/>
-                <w:sz w:val="16"/>
-              </w:rPr>
-              <w:t>로봇·PLC</w:t>
-            </w:r>
-          </w:p>
-        </w:tc>
-        <w:tc>
-          <w:tcPr>
-            <w:tcW w:type="dxa" w:w="3158"/>
+              <w:spacing w:before="0" w:after="0" w:line="252" w:lineRule="auto"/>
+            </w:pPr>
+            <w:r>
+              <w:rPr>
+                <w:rFonts w:ascii="맑은 고딕" w:hAnsi="맑은 고딕" w:eastAsia="맑은 고딕"/>
+                <w:b w:val="0"/>
+                <w:color w:val="13203F"/>
+                <w:sz w:val="16"/>
+              </w:rPr>
+              <w:t>범위</w:t>
+            </w:r>
+          </w:p>
+        </w:tc>
+        <w:tc>
+          <w:tcPr>
+            <w:tcW w:type="dxa" w:w="3208"/>
             <w:shd w:val="clear" w:color="auto" w:fill="EEF2F9"/>
           </w:tcPr>
           <w:p>
             <w:pPr>
-              <w:keepNext/>
               <w:spacing w:before="0" w:after="0" w:line="252" w:lineRule="auto"/>
             </w:pPr>
             <w:r>
@@ -21596,117 +21599,13 @@
                 <w:color w:val="1B3A73"/>
                 <w:sz w:val="16"/>
               </w:rPr>
-              <w:t>메이커 가정</w:t>
-            </w:r>
-          </w:p>
-        </w:tc>
-        <w:tc>
-          <w:tcPr>
-            <w:tcW w:type="dxa" w:w="9406"/>
-          </w:tcPr>
-          <w:p>
-            <w:pPr>
-              <w:keepNext/>
-              <w:spacing w:before="0" w:after="0" w:line="252" w:lineRule="auto"/>
-            </w:pPr>
-            <w:r>
-              <w:rPr>
-                <w:rFonts w:ascii="맑은 고딕" w:hAnsi="맑은 고딕" w:eastAsia="맑은 고딕"/>
-                <w:b w:val="0"/>
-                <w:color w:val="13203F"/>
-                <w:sz w:val="16"/>
-              </w:rPr>
-              <w:t>OLP·ACS·AIMS 컨트롤러(현대·가와사키 / 야스카와·쿠카 / 화낙·ABB)와 PLC(LS·미쓰비시 / 지멘스 / 로크웰)가 존마다 다르게 임의 배정</w:t>
-            </w:r>
-          </w:p>
-        </w:tc>
-        <w:tc>
-          <w:tcPr>
-            <w:tcW w:type="dxa" w:w="4619"/>
-          </w:tcPr>
-          <w:p>
-            <w:pPr>
-              <w:keepNext/>
-              <w:spacing w:before="0" w:after="0" w:line="252" w:lineRule="auto"/>
-            </w:pPr>
-            <w:r>
-              <w:rPr>
-                <w:rFonts w:ascii="맑은 고딕" w:hAnsi="맑은 고딕" w:eastAsia="맑은 고딕"/>
-                <w:b w:val="0"/>
-                <w:color w:val="13203F"/>
-                <w:sz w:val="16"/>
-              </w:rPr>
-              <w:t>실제 발주 기종과 다르면 옵션 교체 필요</w:t>
-            </w:r>
-          </w:p>
-        </w:tc>
-        <w:tc>
-          <w:tcPr>
-            <w:tcW w:type="dxa" w:w="4418"/>
-          </w:tcPr>
-          <w:p>
-            <w:pPr>
-              <w:keepNext/>
-              <w:spacing w:before="0" w:after="0" w:line="252" w:lineRule="auto"/>
-            </w:pPr>
-            <w:r>
-              <w:rPr>
-                <w:rFonts w:ascii="맑은 고딕" w:hAnsi="맑은 고딕" w:eastAsia="맑은 고딕"/>
-                <w:b w:val="0"/>
-                <w:color w:val="13203F"/>
-                <w:sz w:val="16"/>
-              </w:rPr>
-              <w:t>존별 로봇·PLC 메이커 확정 후 옵션 재산정</w:t>
-            </w:r>
-          </w:p>
-        </w:tc>
-      </w:tr>
-      <w:tr>
-        <w:trPr>
-          <w:cantSplit/>
-        </w:trPr>
-        <w:tc>
-          <w:tcPr>
-            <w:tcW w:type="dxa" w:w="849"/>
-          </w:tcPr>
-          <w:p>
-            <w:pPr>
-              <w:spacing w:before="0" w:after="0" w:line="252" w:lineRule="auto"/>
-            </w:pPr>
-            <w:r>
-              <w:rPr>
-                <w:rFonts w:ascii="맑은 고딕" w:hAnsi="맑은 고딕" w:eastAsia="맑은 고딕"/>
-                <w:b w:val="0"/>
-                <w:color w:val="13203F"/>
-                <w:sz w:val="16"/>
-              </w:rPr>
-              <w:t>범위</w:t>
-            </w:r>
-          </w:p>
-        </w:tc>
-        <w:tc>
-          <w:tcPr>
-            <w:tcW w:type="dxa" w:w="3158"/>
-            <w:shd w:val="clear" w:color="auto" w:fill="EEF2F9"/>
-          </w:tcPr>
-          <w:p>
-            <w:pPr>
-              <w:spacing w:before="0" w:after="0" w:line="252" w:lineRule="auto"/>
-            </w:pPr>
-            <w:r>
-              <w:rPr>
-                <w:rFonts w:ascii="맑은 고딕" w:hAnsi="맑은 고딕" w:eastAsia="맑은 고딕"/>
-                <w:b/>
-                <w:color w:val="1B3A73"/>
-                <w:sz w:val="16"/>
-              </w:rPr>
               <w:t>정밀조립 미포함</w:t>
             </w:r>
           </w:p>
         </w:tc>
         <w:tc>
           <w:tcPr>
-            <w:tcW w:type="dxa" w:w="9406"/>
+            <w:tcW w:type="dxa" w:w="9213"/>
           </w:tcPr>
           <w:p>
             <w:pPr>
@@ -21725,7 +21624,7 @@
         </w:tc>
         <w:tc>
           <w:tcPr>
-            <w:tcW w:type="dxa" w:w="4619"/>
+            <w:tcW w:type="dxa" w:w="4692"/>
           </w:tcPr>
           <w:p>
             <w:pPr>
@@ -21744,7 +21643,7 @@
         </w:tc>
         <w:tc>
           <w:tcPr>
-            <w:tcW w:type="dxa" w:w="4418"/>
+            <w:tcW w:type="dxa" w:w="4488"/>
           </w:tcPr>
           <w:p>
             <w:pPr>

--- a/docs/dmworks_zones.docx
+++ b/docs/dmworks_zones.docx
@@ -20929,10 +20929,10 @@
       </w:tblPr>
       <w:tblGrid>
         <w:gridCol w:w="849"/>
-        <w:gridCol w:w="3208"/>
-        <w:gridCol w:w="9213"/>
-        <w:gridCol w:w="4692"/>
-        <w:gridCol w:w="4488"/>
+        <w:gridCol w:w="1380"/>
+        <w:gridCol w:w="10734"/>
+        <w:gridCol w:w="4499"/>
+        <w:gridCol w:w="4989"/>
       </w:tblGrid>
       <w:tr>
         <w:trPr>
@@ -20961,7 +20961,7 @@
         </w:tc>
         <w:tc>
           <w:tcPr>
-            <w:tcW w:type="dxa" w:w="3208"/>
+            <w:tcW w:type="dxa" w:w="1380"/>
             <w:shd w:val="clear" w:color="auto" w:fill="10214B"/>
           </w:tcPr>
           <w:p>
@@ -20981,7 +20981,7 @@
         </w:tc>
         <w:tc>
           <w:tcPr>
-            <w:tcW w:type="dxa" w:w="9213"/>
+            <w:tcW w:type="dxa" w:w="10734"/>
             <w:shd w:val="clear" w:color="auto" w:fill="10214B"/>
           </w:tcPr>
           <w:p>
@@ -21001,7 +21001,7 @@
         </w:tc>
         <w:tc>
           <w:tcPr>
-            <w:tcW w:type="dxa" w:w="4692"/>
+            <w:tcW w:type="dxa" w:w="4499"/>
             <w:shd w:val="clear" w:color="auto" w:fill="10214B"/>
           </w:tcPr>
           <w:p>
@@ -21021,7 +21021,7 @@
         </w:tc>
         <w:tc>
           <w:tcPr>
-            <w:tcW w:type="dxa" w:w="4488"/>
+            <w:tcW w:type="dxa" w:w="4989"/>
             <w:shd w:val="clear" w:color="auto" w:fill="10214B"/>
           </w:tcPr>
           <w:p>
@@ -21050,6 +21050,7 @@
           </w:tcPr>
           <w:p>
             <w:pPr>
+              <w:keepNext/>
               <w:spacing w:before="0" w:after="0" w:line="252" w:lineRule="auto"/>
             </w:pPr>
             <w:r>
@@ -21065,11 +21066,12 @@
         </w:tc>
         <w:tc>
           <w:tcPr>
-            <w:tcW w:type="dxa" w:w="3208"/>
+            <w:tcW w:type="dxa" w:w="1380"/>
             <w:shd w:val="clear" w:color="auto" w:fill="EEF2F9"/>
           </w:tcPr>
           <w:p>
             <w:pPr>
+              <w:keepNext/>
               <w:spacing w:before="0" w:after="0" w:line="252" w:lineRule="auto"/>
             </w:pPr>
             <w:r>
@@ -21085,10 +21087,11 @@
         </w:tc>
         <w:tc>
           <w:tcPr>
-            <w:tcW w:type="dxa" w:w="9213"/>
-          </w:tcPr>
-          <w:p>
-            <w:pPr>
+            <w:tcW w:type="dxa" w:w="10734"/>
+          </w:tcPr>
+          <w:p>
+            <w:pPr>
+              <w:keepNext/>
               <w:spacing w:before="0" w:after="0" w:line="252" w:lineRule="auto"/>
             </w:pPr>
             <w:r>
@@ -21104,10 +21107,11 @@
         </w:tc>
         <w:tc>
           <w:tcPr>
-            <w:tcW w:type="dxa" w:w="4692"/>
-          </w:tcPr>
-          <w:p>
-            <w:pPr>
+            <w:tcW w:type="dxa" w:w="4499"/>
+          </w:tcPr>
+          <w:p>
+            <w:pPr>
+              <w:keepNext/>
               <w:spacing w:before="0" w:after="0" w:line="252" w:lineRule="auto"/>
             </w:pPr>
             <w:r>
@@ -21123,10 +21127,11 @@
         </w:tc>
         <w:tc>
           <w:tcPr>
-            <w:tcW w:type="dxa" w:w="4488"/>
-          </w:tcPr>
-          <w:p>
-            <w:pPr>
+            <w:tcW w:type="dxa" w:w="4989"/>
+          </w:tcPr>
+          <w:p>
+            <w:pPr>
+              <w:keepNext/>
               <w:spacing w:before="0" w:after="0" w:line="252" w:lineRule="auto"/>
             </w:pPr>
             <w:r>
@@ -21151,6 +21156,7 @@
           </w:tcPr>
           <w:p>
             <w:pPr>
+              <w:keepNext/>
               <w:spacing w:before="0" w:after="0" w:line="252" w:lineRule="auto"/>
             </w:pPr>
             <w:r>
@@ -21166,11 +21172,12 @@
         </w:tc>
         <w:tc>
           <w:tcPr>
-            <w:tcW w:type="dxa" w:w="3208"/>
+            <w:tcW w:type="dxa" w:w="1380"/>
             <w:shd w:val="clear" w:color="auto" w:fill="EEF2F9"/>
           </w:tcPr>
           <w:p>
             <w:pPr>
+              <w:keepNext/>
               <w:spacing w:before="0" w:after="0" w:line="252" w:lineRule="auto"/>
             </w:pPr>
             <w:r>
@@ -21186,10 +21193,11 @@
         </w:tc>
         <w:tc>
           <w:tcPr>
-            <w:tcW w:type="dxa" w:w="9213"/>
-          </w:tcPr>
-          <w:p>
-            <w:pPr>
+            <w:tcW w:type="dxa" w:w="10734"/>
+          </w:tcPr>
+          <w:p>
+            <w:pPr>
+              <w:keepNext/>
               <w:spacing w:before="0" w:after="0" w:line="252" w:lineRule="auto"/>
             </w:pPr>
             <w:r>
@@ -21205,10 +21213,11 @@
         </w:tc>
         <w:tc>
           <w:tcPr>
-            <w:tcW w:type="dxa" w:w="4692"/>
-          </w:tcPr>
-          <w:p>
-            <w:pPr>
+            <w:tcW w:type="dxa" w:w="4499"/>
+          </w:tcPr>
+          <w:p>
+            <w:pPr>
+              <w:keepNext/>
               <w:spacing w:before="0" w:after="0" w:line="252" w:lineRule="auto"/>
             </w:pPr>
             <w:r>
@@ -21224,10 +21233,11 @@
         </w:tc>
         <w:tc>
           <w:tcPr>
-            <w:tcW w:type="dxa" w:w="4488"/>
-          </w:tcPr>
-          <w:p>
-            <w:pPr>
+            <w:tcW w:type="dxa" w:w="4989"/>
+          </w:tcPr>
+          <w:p>
+            <w:pPr>
+              <w:keepNext/>
               <w:spacing w:before="0" w:after="0" w:line="252" w:lineRule="auto"/>
             </w:pPr>
             <w:r>
@@ -21262,13 +21272,13 @@
                 <w:color w:val="13203F"/>
                 <w:sz w:val="16"/>
               </w:rPr>
-              <w:t>SW</w:t>
-            </w:r>
-          </w:p>
-        </w:tc>
-        <w:tc>
-          <w:tcPr>
-            <w:tcW w:type="dxa" w:w="3208"/>
+              <w:t>로봇·PLC</w:t>
+            </w:r>
+          </w:p>
+        </w:tc>
+        <w:tc>
+          <w:tcPr>
+            <w:tcW w:type="dxa" w:w="1380"/>
             <w:shd w:val="clear" w:color="auto" w:fill="EEF2F9"/>
           </w:tcPr>
           <w:p>
@@ -21283,13 +21293,13 @@
                 <w:color w:val="1B3A73"/>
                 <w:sz w:val="16"/>
               </w:rPr>
-              <w:t>DM-Monitoring vs OCS 관제</w:t>
-            </w:r>
-          </w:p>
-        </w:tc>
-        <w:tc>
-          <w:tcPr>
-            <w:tcW w:type="dxa" w:w="9213"/>
+              <w:t>메이커 가정</w:t>
+            </w:r>
+          </w:p>
+        </w:tc>
+        <w:tc>
+          <w:tcPr>
+            <w:tcW w:type="dxa" w:w="10734"/>
           </w:tcPr>
           <w:p>
             <w:pPr>
@@ -21303,13 +21313,13 @@
                 <w:color w:val="13203F"/>
                 <w:sz w:val="16"/>
               </w:rPr>
-              <w:t>DM-Monitoring·DB 연동 시각화 UI는 DT 화면, OCS Cell은 운영 관제를 맡음</w:t>
-            </w:r>
-          </w:p>
-        </w:tc>
-        <w:tc>
-          <w:tcPr>
-            <w:tcW w:type="dxa" w:w="4692"/>
+              <w:t>OLP·ACS·AIMS 컨트롤러(현대·가와사키 / 야스카와·쿠카 / 화낙·ABB)와 PLC(LS·미쓰비시 / 지멘스 / 로크웰)가 존마다 다르게 임의 배정</w:t>
+            </w:r>
+          </w:p>
+        </w:tc>
+        <w:tc>
+          <w:tcPr>
+            <w:tcW w:type="dxa" w:w="4499"/>
           </w:tcPr>
           <w:p>
             <w:pPr>
@@ -21323,13 +21333,13 @@
                 <w:color w:val="13203F"/>
                 <w:sz w:val="16"/>
               </w:rPr>
-              <w:t>화면·데이터 경계가 흐리면 운영 혼선</w:t>
-            </w:r>
-          </w:p>
-        </w:tc>
-        <w:tc>
-          <w:tcPr>
-            <w:tcW w:type="dxa" w:w="4488"/>
+              <w:t>실제 발주 기종과 다르면 옵션 교체 필요</w:t>
+            </w:r>
+          </w:p>
+        </w:tc>
+        <w:tc>
+          <w:tcPr>
+            <w:tcW w:type="dxa" w:w="4989"/>
           </w:tcPr>
           <w:p>
             <w:pPr>
@@ -21343,7 +21353,7 @@
                 <w:color w:val="13203F"/>
                 <w:sz w:val="16"/>
               </w:rPr>
-              <w:t>DT 모니터링은 DMWorks, 운영 관제는 OCS로 경계 정의</w:t>
+              <w:t>존별 로봇·PLC 메이커 확정 후 옵션 재산정</w:t>
             </w:r>
           </w:p>
         </w:tc>
@@ -21358,28 +21368,26 @@
           </w:tcPr>
           <w:p>
             <w:pPr>
-              <w:keepNext/>
-              <w:spacing w:before="0" w:after="0" w:line="252" w:lineRule="auto"/>
-            </w:pPr>
-            <w:r>
-              <w:rPr>
-                <w:rFonts w:ascii="맑은 고딕" w:hAnsi="맑은 고딕" w:eastAsia="맑은 고딕"/>
-                <w:b w:val="0"/>
-                <w:color w:val="13203F"/>
-                <w:sz w:val="16"/>
-              </w:rPr>
-              <w:t>SW</w:t>
-            </w:r>
-          </w:p>
-        </w:tc>
-        <w:tc>
-          <w:tcPr>
-            <w:tcW w:type="dxa" w:w="3208"/>
+              <w:spacing w:before="0" w:after="0" w:line="252" w:lineRule="auto"/>
+            </w:pPr>
+            <w:r>
+              <w:rPr>
+                <w:rFonts w:ascii="맑은 고딕" w:hAnsi="맑은 고딕" w:eastAsia="맑은 고딕"/>
+                <w:b w:val="0"/>
+                <w:color w:val="13203F"/>
+                <w:sz w:val="16"/>
+              </w:rPr>
+              <w:t>범위</w:t>
+            </w:r>
+          </w:p>
+        </w:tc>
+        <w:tc>
+          <w:tcPr>
+            <w:tcW w:type="dxa" w:w="1380"/>
             <w:shd w:val="clear" w:color="auto" w:fill="EEF2F9"/>
           </w:tcPr>
           <w:p>
             <w:pPr>
-              <w:keepNext/>
               <w:spacing w:before="0" w:after="0" w:line="252" w:lineRule="auto"/>
             </w:pPr>
             <w:r>
@@ -21389,223 +21397,13 @@
                 <w:color w:val="1B3A73"/>
                 <w:sz w:val="16"/>
               </w:rPr>
-              <w:t>USD 기구 정의</w:t>
-            </w:r>
-          </w:p>
-        </w:tc>
-        <w:tc>
-          <w:tcPr>
-            <w:tcW w:type="dxa" w:w="9213"/>
-          </w:tcPr>
-          <w:p>
-            <w:pPr>
-              <w:keepNext/>
-              <w:spacing w:before="0" w:after="0" w:line="252" w:lineRule="auto"/>
-            </w:pPr>
-            <w:r>
-              <w:rPr>
-                <w:rFonts w:ascii="맑은 고딕" w:hAnsi="맑은 고딕" w:eastAsia="맑은 고딕"/>
-                <w:b w:val="0"/>
-                <w:color w:val="13203F"/>
-                <w:sz w:val="16"/>
-              </w:rPr>
-              <w:t>USD Converter의 기구(Kinematic) 변환은 '요청 사항 협의 후 개발 예정'</w:t>
-            </w:r>
-          </w:p>
-        </w:tc>
-        <w:tc>
-          <w:tcPr>
-            <w:tcW w:type="dxa" w:w="4692"/>
-          </w:tcPr>
-          <w:p>
-            <w:pPr>
-              <w:keepNext/>
-              <w:spacing w:before="0" w:after="0" w:line="252" w:lineRule="auto"/>
-            </w:pPr>
-            <w:r>
-              <w:rPr>
-                <w:rFonts w:ascii="맑은 고딕" w:hAnsi="맑은 고딕" w:eastAsia="맑은 고딕"/>
-                <w:b w:val="0"/>
-                <w:color w:val="13203F"/>
-                <w:sz w:val="16"/>
-              </w:rPr>
-              <w:t>Isaac Sim 학습 DT 이관 시 여전히 재구축 필요할 수 있음</w:t>
-            </w:r>
-          </w:p>
-        </w:tc>
-        <w:tc>
-          <w:tcPr>
-            <w:tcW w:type="dxa" w:w="4488"/>
-          </w:tcPr>
-          <w:p>
-            <w:pPr>
-              <w:keepNext/>
-              <w:spacing w:before="0" w:after="0" w:line="252" w:lineRule="auto"/>
-            </w:pPr>
-            <w:r>
-              <w:rPr>
-                <w:rFonts w:ascii="맑은 고딕" w:hAnsi="맑은 고딕" w:eastAsia="맑은 고딕"/>
-                <w:b w:val="0"/>
-                <w:color w:val="13203F"/>
-                <w:sz w:val="16"/>
-              </w:rPr>
-              <w:t>개발 범위·일정을 견적에 명시 요청</w:t>
-            </w:r>
-          </w:p>
-        </w:tc>
-      </w:tr>
-      <w:tr>
-        <w:trPr>
-          <w:cantSplit/>
-        </w:trPr>
-        <w:tc>
-          <w:tcPr>
-            <w:tcW w:type="dxa" w:w="849"/>
-          </w:tcPr>
-          <w:p>
-            <w:pPr>
-              <w:keepNext/>
-              <w:spacing w:before="0" w:after="0" w:line="252" w:lineRule="auto"/>
-            </w:pPr>
-            <w:r>
-              <w:rPr>
-                <w:rFonts w:ascii="맑은 고딕" w:hAnsi="맑은 고딕" w:eastAsia="맑은 고딕"/>
-                <w:b w:val="0"/>
-                <w:color w:val="13203F"/>
-                <w:sz w:val="16"/>
-              </w:rPr>
-              <w:t>로봇·PLC</w:t>
-            </w:r>
-          </w:p>
-        </w:tc>
-        <w:tc>
-          <w:tcPr>
-            <w:tcW w:type="dxa" w:w="3208"/>
-            <w:shd w:val="clear" w:color="auto" w:fill="EEF2F9"/>
-          </w:tcPr>
-          <w:p>
-            <w:pPr>
-              <w:keepNext/>
-              <w:spacing w:before="0" w:after="0" w:line="252" w:lineRule="auto"/>
-            </w:pPr>
-            <w:r>
-              <w:rPr>
-                <w:rFonts w:ascii="맑은 고딕" w:hAnsi="맑은 고딕" w:eastAsia="맑은 고딕"/>
-                <w:b/>
-                <w:color w:val="1B3A73"/>
-                <w:sz w:val="16"/>
-              </w:rPr>
-              <w:t>메이커 가정</w:t>
-            </w:r>
-          </w:p>
-        </w:tc>
-        <w:tc>
-          <w:tcPr>
-            <w:tcW w:type="dxa" w:w="9213"/>
-          </w:tcPr>
-          <w:p>
-            <w:pPr>
-              <w:keepNext/>
-              <w:spacing w:before="0" w:after="0" w:line="252" w:lineRule="auto"/>
-            </w:pPr>
-            <w:r>
-              <w:rPr>
-                <w:rFonts w:ascii="맑은 고딕" w:hAnsi="맑은 고딕" w:eastAsia="맑은 고딕"/>
-                <w:b w:val="0"/>
-                <w:color w:val="13203F"/>
-                <w:sz w:val="16"/>
-              </w:rPr>
-              <w:t>OLP·ACS·AIMS 컨트롤러(현대·가와사키 / 야스카와·쿠카 / 화낙·ABB)와 PLC(LS·미쓰비시 / 지멘스 / 로크웰)가 존마다 다르게 임의 배정</w:t>
-            </w:r>
-          </w:p>
-        </w:tc>
-        <w:tc>
-          <w:tcPr>
-            <w:tcW w:type="dxa" w:w="4692"/>
-          </w:tcPr>
-          <w:p>
-            <w:pPr>
-              <w:keepNext/>
-              <w:spacing w:before="0" w:after="0" w:line="252" w:lineRule="auto"/>
-            </w:pPr>
-            <w:r>
-              <w:rPr>
-                <w:rFonts w:ascii="맑은 고딕" w:hAnsi="맑은 고딕" w:eastAsia="맑은 고딕"/>
-                <w:b w:val="0"/>
-                <w:color w:val="13203F"/>
-                <w:sz w:val="16"/>
-              </w:rPr>
-              <w:t>실제 발주 기종과 다르면 옵션 교체 필요</w:t>
-            </w:r>
-          </w:p>
-        </w:tc>
-        <w:tc>
-          <w:tcPr>
-            <w:tcW w:type="dxa" w:w="4488"/>
-          </w:tcPr>
-          <w:p>
-            <w:pPr>
-              <w:keepNext/>
-              <w:spacing w:before="0" w:after="0" w:line="252" w:lineRule="auto"/>
-            </w:pPr>
-            <w:r>
-              <w:rPr>
-                <w:rFonts w:ascii="맑은 고딕" w:hAnsi="맑은 고딕" w:eastAsia="맑은 고딕"/>
-                <w:b w:val="0"/>
-                <w:color w:val="13203F"/>
-                <w:sz w:val="16"/>
-              </w:rPr>
-              <w:t>존별 로봇·PLC 메이커 확정 후 옵션 재산정</w:t>
-            </w:r>
-          </w:p>
-        </w:tc>
-      </w:tr>
-      <w:tr>
-        <w:trPr>
-          <w:cantSplit/>
-        </w:trPr>
-        <w:tc>
-          <w:tcPr>
-            <w:tcW w:type="dxa" w:w="849"/>
-          </w:tcPr>
-          <w:p>
-            <w:pPr>
-              <w:spacing w:before="0" w:after="0" w:line="252" w:lineRule="auto"/>
-            </w:pPr>
-            <w:r>
-              <w:rPr>
-                <w:rFonts w:ascii="맑은 고딕" w:hAnsi="맑은 고딕" w:eastAsia="맑은 고딕"/>
-                <w:b w:val="0"/>
-                <w:color w:val="13203F"/>
-                <w:sz w:val="16"/>
-              </w:rPr>
-              <w:t>범위</w:t>
-            </w:r>
-          </w:p>
-        </w:tc>
-        <w:tc>
-          <w:tcPr>
-            <w:tcW w:type="dxa" w:w="3208"/>
-            <w:shd w:val="clear" w:color="auto" w:fill="EEF2F9"/>
-          </w:tcPr>
-          <w:p>
-            <w:pPr>
-              <w:spacing w:before="0" w:after="0" w:line="252" w:lineRule="auto"/>
-            </w:pPr>
-            <w:r>
-              <w:rPr>
-                <w:rFonts w:ascii="맑은 고딕" w:hAnsi="맑은 고딕" w:eastAsia="맑은 고딕"/>
-                <w:b/>
-                <w:color w:val="1B3A73"/>
-                <w:sz w:val="16"/>
-              </w:rPr>
               <w:t>정밀조립 미포함</w:t>
             </w:r>
           </w:p>
         </w:tc>
         <w:tc>
           <w:tcPr>
-            <w:tcW w:type="dxa" w:w="9213"/>
+            <w:tcW w:type="dxa" w:w="10734"/>
           </w:tcPr>
           <w:p>
             <w:pPr>
@@ -21624,7 +21422,7 @@
         </w:tc>
         <w:tc>
           <w:tcPr>
-            <w:tcW w:type="dxa" w:w="4692"/>
+            <w:tcW w:type="dxa" w:w="4499"/>
           </w:tcPr>
           <w:p>
             <w:pPr>
@@ -21643,7 +21441,7 @@
         </w:tc>
         <w:tc>
           <w:tcPr>
-            <w:tcW w:type="dxa" w:w="4488"/>
+            <w:tcW w:type="dxa" w:w="4989"/>
           </w:tcPr>
           <w:p>
             <w:pPr>

--- a/docs/dmworks_zones.docx
+++ b/docs/dmworks_zones.docx
@@ -2730,25 +2730,7 @@
           <w:color w:val="13203F"/>
           <w:sz w:val="17"/>
         </w:rPr>
-        <w:t xml:space="preserve"> 기종·포맷·역할 확정 후 결정 · </w:t>
-      </w:r>
-      <w:r>
-        <w:rPr>
-          <w:rFonts w:ascii="맑은 고딕" w:hAnsi="맑은 고딕" w:eastAsia="맑은 고딕"/>
-          <w:b/>
-          <w:color w:val="13203F"/>
-          <w:sz w:val="17"/>
-        </w:rPr>
-        <w:t>조정</w:t>
-      </w:r>
-      <w:r>
-        <w:rPr>
-          <w:rFonts w:ascii="맑은 고딕" w:hAnsi="맑은 고딕" w:eastAsia="맑은 고딕"/>
-          <w:b w:val="0"/>
-          <w:color w:val="13203F"/>
-          <w:sz w:val="17"/>
-        </w:rPr>
-        <w:t xml:space="preserve"> 줄이거나 빼기를 제안.</w:t>
+        <w:t xml:space="preserve"> 계상 조건 확인 후 결정.</w:t>
       </w:r>
     </w:p>
     <w:tbl>
@@ -8695,7 +8677,7 @@
                 <w:color w:val="13203F"/>
                 <w:sz w:val="16"/>
               </w:rPr>
-              <w:t>3존 공통 개발 거점으로 유지</w:t>
+              <w:t>존 전용 Plug-in 개발</w:t>
             </w:r>
           </w:p>
         </w:tc>

--- a/docs/dmworks_zones.docx
+++ b/docs/dmworks_zones.docx
@@ -14,7 +14,7 @@
           <w:color w:val="0090A0"/>
           <w:sz w:val="16"/>
         </w:rPr>
-        <w:t>총괄5-세부1 기술실증 테스트베드 · 이지로보틱스 10/8 견적서(1008-1~3) 기준 · 2026.10.08 갱신 · 검토본</w:t>
+        <w:t>총괄5-세부1 기술실증 테스트베드 · 이지로보틱스 10/8 견적서(1008-1~3) 기준 · 10/12 비용 조정·10/15 재견적 검토 반영 · 2026.10.16 갱신 · 검토본</w:t>
       </w:r>
     </w:p>
     <w:p>
@@ -85,9 +85,9 @@
         </w:tblCellMar>
       </w:tblPr>
       <w:tblGrid>
-        <w:gridCol w:w="1309"/>
-        <w:gridCol w:w="19832"/>
-        <w:gridCol w:w="1309"/>
+        <w:gridCol w:w="1565"/>
+        <w:gridCol w:w="16063"/>
+        <w:gridCol w:w="4822"/>
       </w:tblGrid>
       <w:tr>
         <w:trPr>
@@ -96,7 +96,7 @@
         </w:trPr>
         <w:tc>
           <w:tcPr>
-            <w:tcW w:type="dxa" w:w="1309"/>
+            <w:tcW w:type="dxa" w:w="1565"/>
             <w:shd w:val="clear" w:color="auto" w:fill="10214B"/>
           </w:tcPr>
           <w:p>
@@ -116,7 +116,7 @@
         </w:tc>
         <w:tc>
           <w:tcPr>
-            <w:tcW w:type="dxa" w:w="19832"/>
+            <w:tcW w:type="dxa" w:w="16063"/>
             <w:shd w:val="clear" w:color="auto" w:fill="10214B"/>
           </w:tcPr>
           <w:p>
@@ -136,7 +136,7 @@
         </w:tc>
         <w:tc>
           <w:tcPr>
-            <w:tcW w:type="dxa" w:w="1309"/>
+            <w:tcW w:type="dxa" w:w="4822"/>
             <w:shd w:val="clear" w:color="auto" w:fill="10214B"/>
           </w:tcPr>
           <w:p>
@@ -161,7 +161,7 @@
         </w:trPr>
         <w:tc>
           <w:tcPr>
-            <w:tcW w:type="dxa" w:w="1309"/>
+            <w:tcW w:type="dxa" w:w="1565"/>
             <w:shd w:val="clear" w:color="auto" w:fill="EEF2F9"/>
           </w:tcPr>
           <w:p>
@@ -181,7 +181,7 @@
         </w:tc>
         <w:tc>
           <w:tcPr>
-            <w:tcW w:type="dxa" w:w="19832"/>
+            <w:tcW w:type="dxa" w:w="16063"/>
           </w:tcPr>
           <w:p>
             <w:pPr>
@@ -200,7 +200,7 @@
         </w:tc>
         <w:tc>
           <w:tcPr>
-            <w:tcW w:type="dxa" w:w="1309"/>
+            <w:tcW w:type="dxa" w:w="4822"/>
           </w:tcPr>
           <w:p>
             <w:pPr>
@@ -224,7 +224,7 @@
         </w:trPr>
         <w:tc>
           <w:tcPr>
-            <w:tcW w:type="dxa" w:w="1309"/>
+            <w:tcW w:type="dxa" w:w="1565"/>
             <w:shd w:val="clear" w:color="auto" w:fill="EEF2F9"/>
           </w:tcPr>
           <w:p>
@@ -244,7 +244,7 @@
         </w:tc>
         <w:tc>
           <w:tcPr>
-            <w:tcW w:type="dxa" w:w="19832"/>
+            <w:tcW w:type="dxa" w:w="16063"/>
           </w:tcPr>
           <w:p>
             <w:pPr>
@@ -263,7 +263,7 @@
         </w:tc>
         <w:tc>
           <w:tcPr>
-            <w:tcW w:type="dxa" w:w="1309"/>
+            <w:tcW w:type="dxa" w:w="4822"/>
           </w:tcPr>
           <w:p>
             <w:pPr>
@@ -287,12 +287,11 @@
         </w:trPr>
         <w:tc>
           <w:tcPr>
-            <w:tcW w:type="dxa" w:w="1309"/>
+            <w:tcW w:type="dxa" w:w="1565"/>
             <w:shd w:val="clear" w:color="auto" w:fill="EEF2F9"/>
           </w:tcPr>
           <w:p>
             <w:pPr>
-              <w:keepNext/>
               <w:spacing w:before="0" w:after="0" w:line="252" w:lineRule="auto"/>
             </w:pPr>
             <w:r>
@@ -308,11 +307,10 @@
         </w:tc>
         <w:tc>
           <w:tcPr>
-            <w:tcW w:type="dxa" w:w="19832"/>
-          </w:tcPr>
-          <w:p>
-            <w:pPr>
-              <w:keepNext/>
+            <w:tcW w:type="dxa" w:w="16063"/>
+          </w:tcPr>
+          <w:p>
+            <w:pPr>
               <w:spacing w:before="0" w:after="0" w:line="252" w:lineRule="auto"/>
             </w:pPr>
             <w:r>
@@ -328,11 +326,10 @@
         </w:tc>
         <w:tc>
           <w:tcPr>
-            <w:tcW w:type="dxa" w:w="1309"/>
-          </w:tcPr>
-          <w:p>
-            <w:pPr>
-              <w:keepNext/>
+            <w:tcW w:type="dxa" w:w="4822"/>
+          </w:tcPr>
+          <w:p>
+            <w:pPr>
               <w:spacing w:before="0" w:after="0" w:line="252" w:lineRule="auto"/>
             </w:pPr>
             <w:r>
@@ -353,12 +350,11 @@
         </w:trPr>
         <w:tc>
           <w:tcPr>
-            <w:tcW w:type="dxa" w:w="1309"/>
+            <w:tcW w:type="dxa" w:w="1565"/>
             <w:shd w:val="clear" w:color="auto" w:fill="EEF2F9"/>
           </w:tcPr>
           <w:p>
             <w:pPr>
-              <w:keepNext/>
               <w:spacing w:before="0" w:after="0" w:line="252" w:lineRule="auto"/>
             </w:pPr>
             <w:r>
@@ -374,11 +370,10 @@
         </w:tc>
         <w:tc>
           <w:tcPr>
-            <w:tcW w:type="dxa" w:w="19832"/>
-          </w:tcPr>
-          <w:p>
-            <w:pPr>
-              <w:keepNext/>
+            <w:tcW w:type="dxa" w:w="16063"/>
+          </w:tcPr>
+          <w:p>
+            <w:pPr>
               <w:spacing w:before="0" w:after="0" w:line="252" w:lineRule="auto"/>
             </w:pPr>
             <w:r>
@@ -394,11 +389,10 @@
         </w:tc>
         <w:tc>
           <w:tcPr>
-            <w:tcW w:type="dxa" w:w="1309"/>
-          </w:tcPr>
-          <w:p>
-            <w:pPr>
-              <w:keepNext/>
+            <w:tcW w:type="dxa" w:w="4822"/>
+          </w:tcPr>
+          <w:p>
+            <w:pPr>
               <w:spacing w:before="0" w:after="0" w:line="252" w:lineRule="auto"/>
             </w:pPr>
             <w:r>
@@ -419,7 +413,7 @@
         </w:trPr>
         <w:tc>
           <w:tcPr>
-            <w:tcW w:type="dxa" w:w="1309"/>
+            <w:tcW w:type="dxa" w:w="1565"/>
             <w:shd w:val="clear" w:color="auto" w:fill="EEF2F9"/>
           </w:tcPr>
           <w:p>
@@ -434,13 +428,13 @@
                 <w:color w:val="1B3A73"/>
                 <w:sz w:val="16"/>
               </w:rPr>
-              <w:t>확인 항목</w:t>
-            </w:r>
-          </w:p>
-        </w:tc>
-        <w:tc>
-          <w:tcPr>
-            <w:tcW w:type="dxa" w:w="19832"/>
+              <w:t>10/12·10/15 반영</w:t>
+            </w:r>
+          </w:p>
+        </w:tc>
+        <w:tc>
+          <w:tcPr>
+            <w:tcW w:type="dxa" w:w="16063"/>
           </w:tcPr>
           <w:p>
             <w:pPr>
@@ -454,13 +448,13 @@
                 <w:color w:val="13203F"/>
                 <w:sz w:val="16"/>
               </w:rPr>
-              <w:t>SW·스캐너·DT·AI 연산 서버는 모두 적합. 남은 확인 대상은 AMC 4년 선계상(장비비 계상 가능 여부)임</w:t>
-            </w:r>
-          </w:p>
-        </w:tc>
-        <w:tc>
-          <w:tcPr>
-            <w:tcW w:type="dxa" w:w="1309"/>
+              <w:t>조정: 유연제조·적응가공 ACS(Base·OLP·커스터마이징) 존당 80,400 제외, 정밀검사 대형 스캐너 560,000 제외, 연산 서버 3대 GPU 8→4장(적응가공 10/15 재견적 385,000, 방화벽·VAT 포함). 조정 대상 10/8 금액 합계 2,280,800천원</w:t>
+            </w:r>
+          </w:p>
+        </w:tc>
+        <w:tc>
+          <w:tcPr>
+            <w:tcW w:type="dxa" w:w="4822"/>
           </w:tcPr>
           <w:p>
             <w:pPr>
@@ -474,7 +468,7 @@
                 <w:color w:val="56637F"/>
                 <w:sz w:val="16"/>
               </w:rPr>
-              <w:t>존별 검토</w:t>
+              <w:t>10/12 결정 · 10/15 재견적</w:t>
             </w:r>
           </w:p>
         </w:tc>
@@ -485,11 +479,12 @@
         </w:trPr>
         <w:tc>
           <w:tcPr>
-            <w:tcW w:type="dxa" w:w="1309"/>
+            <w:tcW w:type="dxa" w:w="1565"/>
             <w:shd w:val="clear" w:color="auto" w:fill="EEF2F9"/>
           </w:tcPr>
           <w:p>
             <w:pPr>
+              <w:keepNext/>
               <w:spacing w:before="0" w:after="0" w:line="252" w:lineRule="auto"/>
             </w:pPr>
             <w:r>
@@ -499,13 +494,144 @@
                 <w:color w:val="1B3A73"/>
                 <w:sz w:val="16"/>
               </w:rPr>
+              <w:t>확인 항목</w:t>
+            </w:r>
+          </w:p>
+        </w:tc>
+        <w:tc>
+          <w:tcPr>
+            <w:tcW w:type="dxa" w:w="16063"/>
+          </w:tcPr>
+          <w:p>
+            <w:pPr>
+              <w:keepNext/>
+              <w:spacing w:before="0" w:after="0" w:line="252" w:lineRule="auto"/>
+            </w:pPr>
+            <w:r>
+              <w:rPr>
+                <w:rFonts w:ascii="맑은 고딕" w:hAnsi="맑은 고딕" w:eastAsia="맑은 고딕"/>
+                <w:b w:val="0"/>
+                <w:color w:val="13203F"/>
+                <w:sz w:val="16"/>
+              </w:rPr>
+              <w:t>AMC는 계상 확정(18%×4년) — '5년' 표기·VAT 기준만 남음. 유연제조 CAD Import/Export 삭제 수량, 정밀검사 AIMS(스캐너 제외로 측정 HW 없음)·TESCar(예산 초과 시 감액 1순위). 나머지 SW·스캐너(유연제조·적응가공)는 적합</w:t>
+            </w:r>
+          </w:p>
+        </w:tc>
+        <w:tc>
+          <w:tcPr>
+            <w:tcW w:type="dxa" w:w="4822"/>
+          </w:tcPr>
+          <w:p>
+            <w:pPr>
+              <w:keepNext/>
+              <w:spacing w:before="0" w:after="0" w:line="252" w:lineRule="auto"/>
+            </w:pPr>
+            <w:r>
+              <w:rPr>
+                <w:rFonts w:ascii="맑은 고딕" w:hAnsi="맑은 고딕" w:eastAsia="맑은 고딕"/>
+                <w:b w:val="0"/>
+                <w:color w:val="56637F"/>
+                <w:sz w:val="16"/>
+              </w:rPr>
+              <w:t>존별 검토</w:t>
+            </w:r>
+          </w:p>
+        </w:tc>
+      </w:tr>
+      <w:tr>
+        <w:trPr>
+          <w:cantSplit/>
+        </w:trPr>
+        <w:tc>
+          <w:tcPr>
+            <w:tcW w:type="dxa" w:w="1565"/>
+            <w:shd w:val="clear" w:color="auto" w:fill="EEF2F9"/>
+          </w:tcPr>
+          <w:p>
+            <w:pPr>
+              <w:keepNext/>
+              <w:spacing w:before="0" w:after="0" w:line="252" w:lineRule="auto"/>
+            </w:pPr>
+            <w:r>
+              <w:rPr>
+                <w:rFonts w:ascii="맑은 고딕" w:hAnsi="맑은 고딕" w:eastAsia="맑은 고딕"/>
+                <w:b/>
+                <w:color w:val="1B3A73"/>
+                <w:sz w:val="16"/>
+              </w:rPr>
+              <w:t>10/15 재견적</w:t>
+            </w:r>
+          </w:p>
+        </w:tc>
+        <w:tc>
+          <w:tcPr>
+            <w:tcW w:type="dxa" w:w="16063"/>
+          </w:tcPr>
+          <w:p>
+            <w:pPr>
+              <w:keepNext/>
+              <w:spacing w:before="0" w:after="0" w:line="252" w:lineRule="auto"/>
+            </w:pPr>
+            <w:r>
+              <w:rPr>
+                <w:rFonts w:ascii="맑은 고딕" w:hAnsi="맑은 고딕" w:eastAsia="맑은 고딕"/>
+                <w:b w:val="0"/>
+                <w:color w:val="13203F"/>
+                <w:sz w:val="16"/>
+              </w:rPr>
+              <w:t>적응가공 1015-2 = 21.92억(로컬 HW 6.82억·로컬 OCS·보안 0.88억 포함으로 범위 확대). 단가는 10/8 × 1.1(VAT 포함)과 일치 — 할인율은 그대로 정가 × 52%로 보임(추정). 유연제조·정밀검사 재견적은 미반영</w:t>
+            </w:r>
+          </w:p>
+        </w:tc>
+        <w:tc>
+          <w:tcPr>
+            <w:tcW w:type="dxa" w:w="4822"/>
+          </w:tcPr>
+          <w:p>
+            <w:pPr>
+              <w:keepNext/>
+              <w:spacing w:before="0" w:after="0" w:line="252" w:lineRule="auto"/>
+            </w:pPr>
+            <w:r>
+              <w:rPr>
+                <w:rFonts w:ascii="맑은 고딕" w:hAnsi="맑은 고딕" w:eastAsia="맑은 고딕"/>
+                <w:b w:val="0"/>
+                <w:color w:val="56637F"/>
+                <w:sz w:val="16"/>
+              </w:rPr>
+              <w:t>10/15 재견적</w:t>
+            </w:r>
+          </w:p>
+        </w:tc>
+      </w:tr>
+      <w:tr>
+        <w:trPr>
+          <w:cantSplit/>
+        </w:trPr>
+        <w:tc>
+          <w:tcPr>
+            <w:tcW w:type="dxa" w:w="1565"/>
+            <w:shd w:val="clear" w:color="auto" w:fill="EEF2F9"/>
+          </w:tcPr>
+          <w:p>
+            <w:pPr>
+              <w:spacing w:before="0" w:after="0" w:line="252" w:lineRule="auto"/>
+            </w:pPr>
+            <w:r>
+              <w:rPr>
+                <w:rFonts w:ascii="맑은 고딕" w:hAnsi="맑은 고딕" w:eastAsia="맑은 고딕"/>
+                <w:b/>
+                <w:color w:val="1B3A73"/>
+                <w:sz w:val="16"/>
+              </w:rPr>
               <w:t>정밀조립</w:t>
             </w:r>
           </w:p>
         </w:tc>
         <w:tc>
           <w:tcPr>
-            <w:tcW w:type="dxa" w:w="19832"/>
+            <w:tcW w:type="dxa" w:w="16063"/>
           </w:tcPr>
           <w:p>
             <w:pPr>
@@ -524,7 +650,7 @@
         </w:tc>
         <w:tc>
           <w:tcPr>
-            <w:tcW w:type="dxa" w:w="1309"/>
+            <w:tcW w:type="dxa" w:w="4822"/>
           </w:tcPr>
           <w:p>
             <w:pPr>
@@ -1666,9 +1792,9 @@
         </w:tblCellMar>
       </w:tblPr>
       <w:tblGrid>
-        <w:gridCol w:w="1309"/>
-        <w:gridCol w:w="16412"/>
-        <w:gridCol w:w="4729"/>
+        <w:gridCol w:w="1329"/>
+        <w:gridCol w:w="16397"/>
+        <w:gridCol w:w="4725"/>
       </w:tblGrid>
       <w:tr>
         <w:trPr>
@@ -1677,7 +1803,7 @@
         </w:trPr>
         <w:tc>
           <w:tcPr>
-            <w:tcW w:type="dxa" w:w="1309"/>
+            <w:tcW w:type="dxa" w:w="1329"/>
             <w:shd w:val="clear" w:color="auto" w:fill="10214B"/>
           </w:tcPr>
           <w:p>
@@ -1697,7 +1823,7 @@
         </w:tc>
         <w:tc>
           <w:tcPr>
-            <w:tcW w:type="dxa" w:w="16412"/>
+            <w:tcW w:type="dxa" w:w="16397"/>
             <w:shd w:val="clear" w:color="auto" w:fill="10214B"/>
           </w:tcPr>
           <w:p>
@@ -1717,7 +1843,7 @@
         </w:tc>
         <w:tc>
           <w:tcPr>
-            <w:tcW w:type="dxa" w:w="4729"/>
+            <w:tcW w:type="dxa" w:w="4725"/>
             <w:shd w:val="clear" w:color="auto" w:fill="10214B"/>
           </w:tcPr>
           <w:p>
@@ -1742,12 +1868,11 @@
         </w:trPr>
         <w:tc>
           <w:tcPr>
-            <w:tcW w:type="dxa" w:w="1309"/>
+            <w:tcW w:type="dxa" w:w="1329"/>
             <w:shd w:val="clear" w:color="auto" w:fill="EEF2F9"/>
           </w:tcPr>
           <w:p>
             <w:pPr>
-              <w:keepNext/>
               <w:spacing w:before="0" w:after="0" w:line="252" w:lineRule="auto"/>
             </w:pPr>
             <w:r>
@@ -1763,11 +1888,10 @@
         </w:tc>
         <w:tc>
           <w:tcPr>
-            <w:tcW w:type="dxa" w:w="16412"/>
-          </w:tcPr>
-          <w:p>
-            <w:pPr>
-              <w:keepNext/>
+            <w:tcW w:type="dxa" w:w="16397"/>
+          </w:tcPr>
+          <w:p>
+            <w:pPr>
               <w:spacing w:before="0" w:after="0" w:line="252" w:lineRule="auto"/>
             </w:pPr>
             <w:r>
@@ -1783,11 +1907,10 @@
         </w:tc>
         <w:tc>
           <w:tcPr>
-            <w:tcW w:type="dxa" w:w="4729"/>
-          </w:tcPr>
-          <w:p>
-            <w:pPr>
-              <w:keepNext/>
+            <w:tcW w:type="dxa" w:w="4725"/>
+          </w:tcPr>
+          <w:p>
+            <w:pPr>
               <w:spacing w:before="0" w:after="0" w:line="252" w:lineRule="auto"/>
             </w:pPr>
             <w:r>
@@ -1808,7 +1931,7 @@
         </w:trPr>
         <w:tc>
           <w:tcPr>
-            <w:tcW w:type="dxa" w:w="1309"/>
+            <w:tcW w:type="dxa" w:w="1329"/>
             <w:shd w:val="clear" w:color="auto" w:fill="EEF2F9"/>
           </w:tcPr>
           <w:p>
@@ -1829,7 +1952,7 @@
         </w:tc>
         <w:tc>
           <w:tcPr>
-            <w:tcW w:type="dxa" w:w="16412"/>
+            <w:tcW w:type="dxa" w:w="16397"/>
           </w:tcPr>
           <w:p>
             <w:pPr>
@@ -1849,7 +1972,7 @@
         </w:tc>
         <w:tc>
           <w:tcPr>
-            <w:tcW w:type="dxa" w:w="4729"/>
+            <w:tcW w:type="dxa" w:w="4725"/>
           </w:tcPr>
           <w:p>
             <w:pPr>
@@ -1874,7 +1997,7 @@
         </w:trPr>
         <w:tc>
           <w:tcPr>
-            <w:tcW w:type="dxa" w:w="1309"/>
+            <w:tcW w:type="dxa" w:w="1329"/>
             <w:shd w:val="clear" w:color="auto" w:fill="EEF2F9"/>
           </w:tcPr>
           <w:p>
@@ -1895,7 +2018,7 @@
         </w:tc>
         <w:tc>
           <w:tcPr>
-            <w:tcW w:type="dxa" w:w="16412"/>
+            <w:tcW w:type="dxa" w:w="16397"/>
           </w:tcPr>
           <w:p>
             <w:pPr>
@@ -1915,7 +2038,7 @@
         </w:tc>
         <w:tc>
           <w:tcPr>
-            <w:tcW w:type="dxa" w:w="4729"/>
+            <w:tcW w:type="dxa" w:w="4725"/>
           </w:tcPr>
           <w:p>
             <w:pPr>
@@ -1940,11 +2063,12 @@
         </w:trPr>
         <w:tc>
           <w:tcPr>
-            <w:tcW w:type="dxa" w:w="1309"/>
+            <w:tcW w:type="dxa" w:w="1329"/>
             <w:shd w:val="clear" w:color="auto" w:fill="EEF2F9"/>
           </w:tcPr>
           <w:p>
             <w:pPr>
+              <w:keepNext/>
               <w:spacing w:before="0" w:after="0" w:line="252" w:lineRule="auto"/>
             </w:pPr>
             <w:r>
@@ -1954,13 +2078,78 @@
                 <w:color w:val="1B3A73"/>
                 <w:sz w:val="16"/>
               </w:rPr>
+              <w:t>외산 SW와 구분</w:t>
+            </w:r>
+          </w:p>
+        </w:tc>
+        <w:tc>
+          <w:tcPr>
+            <w:tcW w:type="dxa" w:w="16397"/>
+          </w:tcPr>
+          <w:p>
+            <w:pPr>
+              <w:keepNext/>
+              <w:spacing w:before="0" w:after="0" w:line="252" w:lineRule="auto"/>
+            </w:pPr>
+            <w:r>
+              <w:rPr>
+                <w:rFonts w:ascii="맑은 고딕" w:hAnsi="맑은 고딕" w:eastAsia="맑은 고딕"/>
+                <w:b w:val="0"/>
+                <w:color w:val="13203F"/>
+                <w:sz w:val="16"/>
+              </w:rPr>
+              <w:t>10/12 결정으로 외산 SW 1년 구독이 함께 들어감(유연제조 카티아·델미아, 적응가공 Siemens X-cloud). 외산은 수요기업 포맷·비교 검증용, DMWorks는 셀 단위 PLC 핸드셰이크·AAS 출력·USD 연계를 맡는 국산 기본 도구로 구분 — 심의 중복성 질문 대비</w:t>
+            </w:r>
+          </w:p>
+        </w:tc>
+        <w:tc>
+          <w:tcPr>
+            <w:tcW w:type="dxa" w:w="4725"/>
+          </w:tcPr>
+          <w:p>
+            <w:pPr>
+              <w:keepNext/>
+              <w:spacing w:before="0" w:after="0" w:line="252" w:lineRule="auto"/>
+            </w:pPr>
+            <w:r>
+              <w:rPr>
+                <w:rFonts w:ascii="맑은 고딕" w:hAnsi="맑은 고딕" w:eastAsia="맑은 고딕"/>
+                <w:b w:val="0"/>
+                <w:color w:val="56637F"/>
+                <w:sz w:val="16"/>
+              </w:rPr>
+              <w:t>10/12 결정</w:t>
+            </w:r>
+          </w:p>
+        </w:tc>
+      </w:tr>
+      <w:tr>
+        <w:trPr>
+          <w:cantSplit/>
+        </w:trPr>
+        <w:tc>
+          <w:tcPr>
+            <w:tcW w:type="dxa" w:w="1329"/>
+            <w:shd w:val="clear" w:color="auto" w:fill="EEF2F9"/>
+          </w:tcPr>
+          <w:p>
+            <w:pPr>
+              <w:spacing w:before="0" w:after="0" w:line="252" w:lineRule="auto"/>
+            </w:pPr>
+            <w:r>
+              <w:rPr>
+                <w:rFonts w:ascii="맑은 고딕" w:hAnsi="맑은 고딕" w:eastAsia="맑은 고딕"/>
+                <w:b/>
+                <w:color w:val="1B3A73"/>
+                <w:sz w:val="16"/>
+              </w:rPr>
               <w:t>쓰지 않는 범위</w:t>
             </w:r>
           </w:p>
         </w:tc>
         <w:tc>
           <w:tcPr>
-            <w:tcW w:type="dxa" w:w="16412"/>
+            <w:tcW w:type="dxa" w:w="16397"/>
           </w:tcPr>
           <w:p>
             <w:pPr>
@@ -1979,7 +2168,7 @@
         </w:tc>
         <w:tc>
           <w:tcPr>
-            <w:tcW w:type="dxa" w:w="4729"/>
+            <w:tcW w:type="dxa" w:w="4725"/>
           </w:tcPr>
           <w:p>
             <w:pPr>
@@ -2730,7 +2919,25 @@
           <w:color w:val="13203F"/>
           <w:sz w:val="17"/>
         </w:rPr>
-        <w:t xml:space="preserve"> 계상 조건 확인 후 결정.</w:t>
+        <w:t xml:space="preserve"> 계상 조건 확인 후 결정 · </w:t>
+      </w:r>
+      <w:r>
+        <w:rPr>
+          <w:rFonts w:ascii="맑은 고딕" w:hAnsi="맑은 고딕" w:eastAsia="맑은 고딕"/>
+          <w:b/>
+          <w:color w:val="13203F"/>
+          <w:sz w:val="17"/>
+        </w:rPr>
+        <w:t>조정</w:t>
+      </w:r>
+      <w:r>
+        <w:rPr>
+          <w:rFonts w:ascii="맑은 고딕" w:hAnsi="맑은 고딕" w:eastAsia="맑은 고딕"/>
+          <w:b w:val="0"/>
+          <w:color w:val="13203F"/>
+          <w:sz w:val="17"/>
+        </w:rPr>
+        <w:t xml:space="preserve"> 10/12 결정·10/15 재견적에 따라 제외·변경.</w:t>
       </w:r>
     </w:p>
     <w:tbl>
@@ -7081,13 +7288,13 @@
         </w:tblCellMar>
       </w:tblPr>
       <w:tblGrid>
-        <w:gridCol w:w="9661"/>
-        <w:gridCol w:w="3878"/>
+        <w:gridCol w:w="7982"/>
+        <w:gridCol w:w="3204"/>
         <w:gridCol w:w="490"/>
         <w:gridCol w:w="797"/>
         <w:gridCol w:w="977"/>
         <w:gridCol w:w="490"/>
-        <w:gridCol w:w="6157"/>
+        <w:gridCol w:w="8510"/>
       </w:tblGrid>
       <w:tr>
         <w:trPr>
@@ -7096,7 +7303,7 @@
         </w:trPr>
         <w:tc>
           <w:tcPr>
-            <w:tcW w:type="dxa" w:w="9661"/>
+            <w:tcW w:type="dxa" w:w="7982"/>
             <w:shd w:val="clear" w:color="auto" w:fill="10214B"/>
           </w:tcPr>
           <w:p>
@@ -7116,7 +7323,7 @@
         </w:tc>
         <w:tc>
           <w:tcPr>
-            <w:tcW w:type="dxa" w:w="3878"/>
+            <w:tcW w:type="dxa" w:w="3204"/>
             <w:shd w:val="clear" w:color="auto" w:fill="10214B"/>
           </w:tcPr>
           <w:p>
@@ -7219,7 +7426,7 @@
         </w:tc>
         <w:tc>
           <w:tcPr>
-            <w:tcW w:type="dxa" w:w="6157"/>
+            <w:tcW w:type="dxa" w:w="8510"/>
             <w:shd w:val="clear" w:color="auto" w:fill="10214B"/>
           </w:tcPr>
           <w:p>
@@ -7286,7 +7493,7 @@
         </w:tc>
         <w:tc>
           <w:tcPr>
-            <w:tcW w:type="dxa" w:w="6157"/>
+            <w:tcW w:type="dxa" w:w="8510"/>
             <w:gridSpan w:val="2"/>
             <w:shd w:val="clear" w:color="auto" w:fill="E4F6F8"/>
           </w:tcPr>
@@ -7303,7 +7510,7 @@
         </w:trPr>
         <w:tc>
           <w:tcPr>
-            <w:tcW w:type="dxa" w:w="9661"/>
+            <w:tcW w:type="dxa" w:w="7982"/>
           </w:tcPr>
           <w:p>
             <w:pPr>
@@ -7322,7 +7529,7 @@
         </w:tc>
         <w:tc>
           <w:tcPr>
-            <w:tcW w:type="dxa" w:w="3878"/>
+            <w:tcW w:type="dxa" w:w="3204"/>
           </w:tcPr>
           <w:p>
             <w:pPr>
@@ -7413,7 +7620,7 @@
         </w:tc>
         <w:tc>
           <w:tcPr>
-            <w:tcW w:type="dxa" w:w="6157"/>
+            <w:tcW w:type="dxa" w:w="8510"/>
           </w:tcPr>
           <w:p>
             <w:pPr>
@@ -7437,7 +7644,7 @@
         </w:trPr>
         <w:tc>
           <w:tcPr>
-            <w:tcW w:type="dxa" w:w="9661"/>
+            <w:tcW w:type="dxa" w:w="7982"/>
           </w:tcPr>
           <w:p>
             <w:pPr>
@@ -7456,7 +7663,7 @@
         </w:tc>
         <w:tc>
           <w:tcPr>
-            <w:tcW w:type="dxa" w:w="3878"/>
+            <w:tcW w:type="dxa" w:w="3204"/>
           </w:tcPr>
           <w:p>
             <w:pPr>
@@ -7547,7 +7754,7 @@
         </w:tc>
         <w:tc>
           <w:tcPr>
-            <w:tcW w:type="dxa" w:w="6157"/>
+            <w:tcW w:type="dxa" w:w="8510"/>
           </w:tcPr>
           <w:p>
             <w:pPr>
@@ -7571,7 +7778,7 @@
         </w:trPr>
         <w:tc>
           <w:tcPr>
-            <w:tcW w:type="dxa" w:w="9661"/>
+            <w:tcW w:type="dxa" w:w="7982"/>
           </w:tcPr>
           <w:p>
             <w:pPr>
@@ -7590,7 +7797,7 @@
         </w:tc>
         <w:tc>
           <w:tcPr>
-            <w:tcW w:type="dxa" w:w="3878"/>
+            <w:tcW w:type="dxa" w:w="3204"/>
           </w:tcPr>
           <w:p>
             <w:pPr>
@@ -7670,7 +7877,7 @@
         <w:tc>
           <w:tcPr>
             <w:tcW w:type="dxa" w:w="490"/>
-            <w:shd w:val="clear" w:color="auto" w:fill="D9F0F2"/>
+            <w:shd w:val="clear" w:color="auto" w:fill="FFF1E2"/>
           </w:tcPr>
           <w:p>
             <w:pPr>
@@ -7681,29 +7888,29 @@
               <w:rPr>
                 <w:rFonts w:ascii="맑은 고딕" w:hAnsi="맑은 고딕" w:eastAsia="맑은 고딕"/>
                 <w:b/>
-                <w:color w:val="0090A0"/>
-                <w:sz w:val="16"/>
-              </w:rPr>
-              <w:t>적합</w:t>
-            </w:r>
-          </w:p>
-        </w:tc>
-        <w:tc>
-          <w:tcPr>
-            <w:tcW w:type="dxa" w:w="6157"/>
-          </w:tcPr>
-          <w:p>
-            <w:pPr>
-              <w:spacing w:before="0" w:after="0" w:line="252" w:lineRule="auto"/>
-            </w:pPr>
-            <w:r>
-              <w:rPr>
-                <w:rFonts w:ascii="맑은 고딕" w:hAnsi="맑은 고딕" w:eastAsia="맑은 고딕"/>
-                <w:b w:val="0"/>
-                <w:color w:val="13203F"/>
-                <w:sz w:val="16"/>
-              </w:rPr>
-              <w:t>수요기업(삼진산업)·설비사 원본 포맷 반입</w:t>
+                <w:color w:val="9A4A00"/>
+                <w:sz w:val="16"/>
+              </w:rPr>
+              <w:t>확인</w:t>
+            </w:r>
+          </w:p>
+        </w:tc>
+        <w:tc>
+          <w:tcPr>
+            <w:tcW w:type="dxa" w:w="8510"/>
+          </w:tcPr>
+          <w:p>
+            <w:pPr>
+              <w:spacing w:before="0" w:after="0" w:line="252" w:lineRule="auto"/>
+            </w:pPr>
+            <w:r>
+              <w:rPr>
+                <w:rFonts w:ascii="맑은 고딕" w:hAnsi="맑은 고딕" w:eastAsia="맑은 고딕"/>
+                <w:b w:val="0"/>
+                <w:color w:val="13203F"/>
+                <w:sz w:val="16"/>
+              </w:rPr>
+              <w:t>10/15 재견적에서 삭제 수량 반영 — 재견적 원본으로 남은 포맷 수 확인</w:t>
             </w:r>
           </w:p>
         </w:tc>
@@ -7714,7 +7921,7 @@
         </w:trPr>
         <w:tc>
           <w:tcPr>
-            <w:tcW w:type="dxa" w:w="9661"/>
+            <w:tcW w:type="dxa" w:w="7982"/>
           </w:tcPr>
           <w:p>
             <w:pPr>
@@ -7733,7 +7940,7 @@
         </w:tc>
         <w:tc>
           <w:tcPr>
-            <w:tcW w:type="dxa" w:w="3878"/>
+            <w:tcW w:type="dxa" w:w="3204"/>
           </w:tcPr>
           <w:p>
             <w:pPr>
@@ -7813,7 +8020,7 @@
         <w:tc>
           <w:tcPr>
             <w:tcW w:type="dxa" w:w="490"/>
-            <w:shd w:val="clear" w:color="auto" w:fill="D9F0F2"/>
+            <w:shd w:val="clear" w:color="auto" w:fill="FFF1E2"/>
           </w:tcPr>
           <w:p>
             <w:pPr>
@@ -7824,29 +8031,29 @@
               <w:rPr>
                 <w:rFonts w:ascii="맑은 고딕" w:hAnsi="맑은 고딕" w:eastAsia="맑은 고딕"/>
                 <w:b/>
-                <w:color w:val="0090A0"/>
-                <w:sz w:val="16"/>
-              </w:rPr>
-              <w:t>적합</w:t>
-            </w:r>
-          </w:p>
-        </w:tc>
-        <w:tc>
-          <w:tcPr>
-            <w:tcW w:type="dxa" w:w="6157"/>
-          </w:tcPr>
-          <w:p>
-            <w:pPr>
-              <w:spacing w:before="0" w:after="0" w:line="252" w:lineRule="auto"/>
-            </w:pPr>
-            <w:r>
-              <w:rPr>
-                <w:rFonts w:ascii="맑은 고딕" w:hAnsi="맑은 고딕" w:eastAsia="맑은 고딕"/>
-                <w:b w:val="0"/>
-                <w:color w:val="13203F"/>
-                <w:sz w:val="16"/>
-              </w:rPr>
-              <w:t>범용 메시·시각화 포맷 내보내기</w:t>
+                <w:color w:val="9A4A00"/>
+                <w:sz w:val="16"/>
+              </w:rPr>
+              <w:t>확인</w:t>
+            </w:r>
+          </w:p>
+        </w:tc>
+        <w:tc>
+          <w:tcPr>
+            <w:tcW w:type="dxa" w:w="8510"/>
+          </w:tcPr>
+          <w:p>
+            <w:pPr>
+              <w:spacing w:before="0" w:after="0" w:line="252" w:lineRule="auto"/>
+            </w:pPr>
+            <w:r>
+              <w:rPr>
+                <w:rFonts w:ascii="맑은 고딕" w:hAnsi="맑은 고딕" w:eastAsia="맑은 고딕"/>
+                <w:b w:val="0"/>
+                <w:color w:val="13203F"/>
+                <w:sz w:val="16"/>
+              </w:rPr>
+              <w:t>10/15 재견적에서 삭제 수량 반영 — 재견적 원본으로 남은 포맷 수 확인</w:t>
             </w:r>
           </w:p>
         </w:tc>
@@ -7857,7 +8064,7 @@
         </w:trPr>
         <w:tc>
           <w:tcPr>
-            <w:tcW w:type="dxa" w:w="9661"/>
+            <w:tcW w:type="dxa" w:w="7982"/>
           </w:tcPr>
           <w:p>
             <w:pPr>
@@ -7876,7 +8083,7 @@
         </w:tc>
         <w:tc>
           <w:tcPr>
-            <w:tcW w:type="dxa" w:w="3878"/>
+            <w:tcW w:type="dxa" w:w="3204"/>
           </w:tcPr>
           <w:p>
             <w:pPr>
@@ -7976,7 +8183,7 @@
         </w:tc>
         <w:tc>
           <w:tcPr>
-            <w:tcW w:type="dxa" w:w="6157"/>
+            <w:tcW w:type="dxa" w:w="8510"/>
           </w:tcPr>
           <w:p>
             <w:pPr>
@@ -8000,7 +8207,7 @@
         </w:trPr>
         <w:tc>
           <w:tcPr>
-            <w:tcW w:type="dxa" w:w="9661"/>
+            <w:tcW w:type="dxa" w:w="7982"/>
           </w:tcPr>
           <w:p>
             <w:pPr>
@@ -8019,7 +8226,7 @@
         </w:tc>
         <w:tc>
           <w:tcPr>
-            <w:tcW w:type="dxa" w:w="3878"/>
+            <w:tcW w:type="dxa" w:w="3204"/>
           </w:tcPr>
           <w:p>
             <w:pPr>
@@ -8119,7 +8326,7 @@
         </w:tc>
         <w:tc>
           <w:tcPr>
-            <w:tcW w:type="dxa" w:w="6157"/>
+            <w:tcW w:type="dxa" w:w="8510"/>
           </w:tcPr>
           <w:p>
             <w:pPr>
@@ -8143,7 +8350,7 @@
         </w:trPr>
         <w:tc>
           <w:tcPr>
-            <w:tcW w:type="dxa" w:w="9661"/>
+            <w:tcW w:type="dxa" w:w="7982"/>
           </w:tcPr>
           <w:p>
             <w:pPr>
@@ -8162,7 +8369,7 @@
         </w:tc>
         <w:tc>
           <w:tcPr>
-            <w:tcW w:type="dxa" w:w="3878"/>
+            <w:tcW w:type="dxa" w:w="3204"/>
           </w:tcPr>
           <w:p>
             <w:pPr>
@@ -8253,7 +8460,7 @@
         </w:tc>
         <w:tc>
           <w:tcPr>
-            <w:tcW w:type="dxa" w:w="6157"/>
+            <w:tcW w:type="dxa" w:w="8510"/>
           </w:tcPr>
           <w:p>
             <w:pPr>
@@ -8277,7 +8484,7 @@
         </w:trPr>
         <w:tc>
           <w:tcPr>
-            <w:tcW w:type="dxa" w:w="9661"/>
+            <w:tcW w:type="dxa" w:w="7982"/>
           </w:tcPr>
           <w:p>
             <w:pPr>
@@ -8296,7 +8503,7 @@
         </w:tc>
         <w:tc>
           <w:tcPr>
-            <w:tcW w:type="dxa" w:w="3878"/>
+            <w:tcW w:type="dxa" w:w="3204"/>
           </w:tcPr>
           <w:p>
             <w:pPr>
@@ -8387,7 +8594,7 @@
         </w:tc>
         <w:tc>
           <w:tcPr>
-            <w:tcW w:type="dxa" w:w="6157"/>
+            <w:tcW w:type="dxa" w:w="8510"/>
           </w:tcPr>
           <w:p>
             <w:pPr>
@@ -8411,7 +8618,7 @@
         </w:trPr>
         <w:tc>
           <w:tcPr>
-            <w:tcW w:type="dxa" w:w="9661"/>
+            <w:tcW w:type="dxa" w:w="7982"/>
           </w:tcPr>
           <w:p>
             <w:pPr>
@@ -8430,7 +8637,7 @@
         </w:tc>
         <w:tc>
           <w:tcPr>
-            <w:tcW w:type="dxa" w:w="3878"/>
+            <w:tcW w:type="dxa" w:w="3204"/>
           </w:tcPr>
           <w:p>
             <w:pPr>
@@ -8530,7 +8737,7 @@
         </w:tc>
         <w:tc>
           <w:tcPr>
-            <w:tcW w:type="dxa" w:w="6157"/>
+            <w:tcW w:type="dxa" w:w="8510"/>
           </w:tcPr>
           <w:p>
             <w:pPr>
@@ -8554,7 +8761,7 @@
         </w:trPr>
         <w:tc>
           <w:tcPr>
-            <w:tcW w:type="dxa" w:w="9661"/>
+            <w:tcW w:type="dxa" w:w="7982"/>
           </w:tcPr>
           <w:p>
             <w:pPr>
@@ -8573,7 +8780,7 @@
         </w:tc>
         <w:tc>
           <w:tcPr>
-            <w:tcW w:type="dxa" w:w="3878"/>
+            <w:tcW w:type="dxa" w:w="3204"/>
           </w:tcPr>
           <w:p>
             <w:pPr>
@@ -8664,7 +8871,7 @@
         </w:tc>
         <w:tc>
           <w:tcPr>
-            <w:tcW w:type="dxa" w:w="6157"/>
+            <w:tcW w:type="dxa" w:w="8510"/>
           </w:tcPr>
           <w:p>
             <w:pPr>
@@ -8688,7 +8895,7 @@
         </w:trPr>
         <w:tc>
           <w:tcPr>
-            <w:tcW w:type="dxa" w:w="9661"/>
+            <w:tcW w:type="dxa" w:w="7982"/>
           </w:tcPr>
           <w:p>
             <w:pPr>
@@ -8707,7 +8914,7 @@
         </w:tc>
         <w:tc>
           <w:tcPr>
-            <w:tcW w:type="dxa" w:w="3878"/>
+            <w:tcW w:type="dxa" w:w="3204"/>
           </w:tcPr>
           <w:p>
             <w:pPr>
@@ -8798,7 +9005,7 @@
         </w:tc>
         <w:tc>
           <w:tcPr>
-            <w:tcW w:type="dxa" w:w="6157"/>
+            <w:tcW w:type="dxa" w:w="8510"/>
           </w:tcPr>
           <w:p>
             <w:pPr>
@@ -8813,7 +9020,7 @@
         </w:trPr>
         <w:tc>
           <w:tcPr>
-            <w:tcW w:type="dxa" w:w="9661"/>
+            <w:tcW w:type="dxa" w:w="7982"/>
           </w:tcPr>
           <w:p>
             <w:pPr>
@@ -8832,7 +9039,7 @@
         </w:tc>
         <w:tc>
           <w:tcPr>
-            <w:tcW w:type="dxa" w:w="3878"/>
+            <w:tcW w:type="dxa" w:w="3204"/>
           </w:tcPr>
           <w:p>
             <w:pPr>
@@ -8923,7 +9130,7 @@
         </w:tc>
         <w:tc>
           <w:tcPr>
-            <w:tcW w:type="dxa" w:w="6157"/>
+            <w:tcW w:type="dxa" w:w="8510"/>
           </w:tcPr>
           <w:p>
             <w:pPr>
@@ -8947,7 +9154,7 @@
         </w:trPr>
         <w:tc>
           <w:tcPr>
-            <w:tcW w:type="dxa" w:w="9661"/>
+            <w:tcW w:type="dxa" w:w="7982"/>
           </w:tcPr>
           <w:p>
             <w:pPr>
@@ -8966,7 +9173,7 @@
         </w:tc>
         <w:tc>
           <w:tcPr>
-            <w:tcW w:type="dxa" w:w="3878"/>
+            <w:tcW w:type="dxa" w:w="3204"/>
           </w:tcPr>
           <w:p>
             <w:pPr>
@@ -9057,7 +9264,7 @@
         </w:tc>
         <w:tc>
           <w:tcPr>
-            <w:tcW w:type="dxa" w:w="6157"/>
+            <w:tcW w:type="dxa" w:w="8510"/>
           </w:tcPr>
           <w:p>
             <w:pPr>
@@ -9081,7 +9288,7 @@
         </w:trPr>
         <w:tc>
           <w:tcPr>
-            <w:tcW w:type="dxa" w:w="9661"/>
+            <w:tcW w:type="dxa" w:w="7982"/>
           </w:tcPr>
           <w:p>
             <w:pPr>
@@ -9100,7 +9307,7 @@
         </w:tc>
         <w:tc>
           <w:tcPr>
-            <w:tcW w:type="dxa" w:w="3878"/>
+            <w:tcW w:type="dxa" w:w="3204"/>
           </w:tcPr>
           <w:p>
             <w:pPr>
@@ -9171,7 +9378,7 @@
         <w:tc>
           <w:tcPr>
             <w:tcW w:type="dxa" w:w="490"/>
-            <w:shd w:val="clear" w:color="auto" w:fill="D9F0F2"/>
+            <w:shd w:val="clear" w:color="auto" w:fill="FDE8E8"/>
           </w:tcPr>
           <w:p>
             <w:pPr>
@@ -9182,29 +9389,29 @@
               <w:rPr>
                 <w:rFonts w:ascii="맑은 고딕" w:hAnsi="맑은 고딕" w:eastAsia="맑은 고딕"/>
                 <w:b/>
-                <w:color w:val="0090A0"/>
-                <w:sz w:val="16"/>
-              </w:rPr>
-              <w:t>적합</w:t>
-            </w:r>
-          </w:p>
-        </w:tc>
-        <w:tc>
-          <w:tcPr>
-            <w:tcW w:type="dxa" w:w="6157"/>
-          </w:tcPr>
-          <w:p>
-            <w:pPr>
-              <w:spacing w:before="0" w:after="0" w:line="252" w:lineRule="auto"/>
-            </w:pPr>
-            <w:r>
-              <w:rPr>
-                <w:rFonts w:ascii="맑은 고딕" w:hAnsi="맑은 고딕" w:eastAsia="맑은 고딕"/>
-                <w:b w:val="0"/>
-                <w:color w:val="13203F"/>
-                <w:sz w:val="16"/>
-              </w:rPr>
-              <w:t>재작업 공정 자동 리워크 프로그램 생성</w:t>
+                <w:color w:val="A12020"/>
+                <w:sz w:val="16"/>
+              </w:rPr>
+              <w:t>조정</w:t>
+            </w:r>
+          </w:p>
+        </w:tc>
+        <w:tc>
+          <w:tcPr>
+            <w:tcW w:type="dxa" w:w="8510"/>
+          </w:tcPr>
+          <w:p>
+            <w:pPr>
+              <w:spacing w:before="0" w:after="0" w:line="252" w:lineRule="auto"/>
+            </w:pPr>
+            <w:r>
+              <w:rPr>
+                <w:rFonts w:ascii="맑은 고딕" w:hAnsi="맑은 고딕" w:eastAsia="맑은 고딕"/>
+                <w:b w:val="0"/>
+                <w:color w:val="13203F"/>
+                <w:sz w:val="16"/>
+              </w:rPr>
+              <w:t>10/12 결정: ACS는 정밀검사존만 유지 → 제외 (10/15 적응가공 재견적에도 없음)</w:t>
             </w:r>
           </w:p>
         </w:tc>
@@ -9215,7 +9422,7 @@
         </w:trPr>
         <w:tc>
           <w:tcPr>
-            <w:tcW w:type="dxa" w:w="9661"/>
+            <w:tcW w:type="dxa" w:w="7982"/>
           </w:tcPr>
           <w:p>
             <w:pPr>
@@ -9234,7 +9441,7 @@
         </w:tc>
         <w:tc>
           <w:tcPr>
-            <w:tcW w:type="dxa" w:w="3878"/>
+            <w:tcW w:type="dxa" w:w="3204"/>
           </w:tcPr>
           <w:p>
             <w:pPr>
@@ -9314,7 +9521,7 @@
         <w:tc>
           <w:tcPr>
             <w:tcW w:type="dxa" w:w="490"/>
-            <w:shd w:val="clear" w:color="auto" w:fill="D9F0F2"/>
+            <w:shd w:val="clear" w:color="auto" w:fill="FDE8E8"/>
           </w:tcPr>
           <w:p>
             <w:pPr>
@@ -9325,29 +9532,29 @@
               <w:rPr>
                 <w:rFonts w:ascii="맑은 고딕" w:hAnsi="맑은 고딕" w:eastAsia="맑은 고딕"/>
                 <w:b/>
-                <w:color w:val="0090A0"/>
-                <w:sz w:val="16"/>
-              </w:rPr>
-              <w:t>적합</w:t>
-            </w:r>
-          </w:p>
-        </w:tc>
-        <w:tc>
-          <w:tcPr>
-            <w:tcW w:type="dxa" w:w="6157"/>
-          </w:tcPr>
-          <w:p>
-            <w:pPr>
-              <w:spacing w:before="0" w:after="0" w:line="252" w:lineRule="auto"/>
-            </w:pPr>
-            <w:r>
-              <w:rPr>
-                <w:rFonts w:ascii="맑은 고딕" w:hAnsi="맑은 고딕" w:eastAsia="맑은 고딕"/>
-                <w:b w:val="0"/>
-                <w:color w:val="13203F"/>
-                <w:sz w:val="16"/>
-              </w:rPr>
-              <w:t>컨트롤러 종류는 로봇 메이커와 일치시킴</w:t>
+                <w:color w:val="A12020"/>
+                <w:sz w:val="16"/>
+              </w:rPr>
+              <w:t>조정</w:t>
+            </w:r>
+          </w:p>
+        </w:tc>
+        <w:tc>
+          <w:tcPr>
+            <w:tcW w:type="dxa" w:w="8510"/>
+          </w:tcPr>
+          <w:p>
+            <w:pPr>
+              <w:spacing w:before="0" w:after="0" w:line="252" w:lineRule="auto"/>
+            </w:pPr>
+            <w:r>
+              <w:rPr>
+                <w:rFonts w:ascii="맑은 고딕" w:hAnsi="맑은 고딕" w:eastAsia="맑은 고딕"/>
+                <w:b w:val="0"/>
+                <w:color w:val="13203F"/>
+                <w:sz w:val="16"/>
+              </w:rPr>
+              <w:t>10/12 결정: ACS는 정밀검사존만 유지 → 제외 (10/15 적응가공 재견적에도 없음)</w:t>
             </w:r>
           </w:p>
         </w:tc>
@@ -9400,7 +9607,7 @@
         </w:tc>
         <w:tc>
           <w:tcPr>
-            <w:tcW w:type="dxa" w:w="6157"/>
+            <w:tcW w:type="dxa" w:w="8510"/>
             <w:gridSpan w:val="2"/>
             <w:shd w:val="clear" w:color="auto" w:fill="E4F6F8"/>
           </w:tcPr>
@@ -9417,7 +9624,7 @@
         </w:trPr>
         <w:tc>
           <w:tcPr>
-            <w:tcW w:type="dxa" w:w="9661"/>
+            <w:tcW w:type="dxa" w:w="7982"/>
           </w:tcPr>
           <w:p>
             <w:pPr>
@@ -9436,7 +9643,7 @@
         </w:tc>
         <w:tc>
           <w:tcPr>
-            <w:tcW w:type="dxa" w:w="3878"/>
+            <w:tcW w:type="dxa" w:w="3204"/>
           </w:tcPr>
           <w:p>
             <w:pPr>
@@ -9536,20 +9743,20 @@
         </w:tc>
         <w:tc>
           <w:tcPr>
-            <w:tcW w:type="dxa" w:w="6157"/>
-          </w:tcPr>
-          <w:p>
-            <w:pPr>
-              <w:spacing w:before="0" w:after="0" w:line="252" w:lineRule="auto"/>
-            </w:pPr>
-            <w:r>
-              <w:rPr>
-                <w:rFonts w:ascii="맑은 고딕" w:hAnsi="맑은 고딕" w:eastAsia="맑은 고딕"/>
-                <w:b w:val="0"/>
-                <w:color w:val="13203F"/>
-                <w:sz w:val="16"/>
-              </w:rPr>
-              <w:t>4년치 선계상. 장비비 계상 가능 여부·'5년 면제' 문구 확인</w:t>
+            <w:tcW w:type="dxa" w:w="8510"/>
+          </w:tcPr>
+          <w:p>
+            <w:pPr>
+              <w:spacing w:before="0" w:after="0" w:line="252" w:lineRule="auto"/>
+            </w:pPr>
+            <w:r>
+              <w:rPr>
+                <w:rFonts w:ascii="맑은 고딕" w:hAnsi="맑은 고딕" w:eastAsia="맑은 고딕"/>
+                <w:b w:val="0"/>
+                <w:color w:val="13203F"/>
+                <w:sz w:val="16"/>
+              </w:rPr>
+              <w:t>계상은 10/12 결정(18%×4년). 견적서 '5년 AMC' 표기와 ×4 계산 불일치, VAT 포함 여부 확인</w:t>
             </w:r>
           </w:p>
         </w:tc>
@@ -9602,7 +9809,7 @@
         </w:tc>
         <w:tc>
           <w:tcPr>
-            <w:tcW w:type="dxa" w:w="6157"/>
+            <w:tcW w:type="dxa" w:w="8510"/>
             <w:gridSpan w:val="2"/>
             <w:shd w:val="clear" w:color="auto" w:fill="E4F6F8"/>
           </w:tcPr>
@@ -9619,7 +9826,7 @@
         </w:trPr>
         <w:tc>
           <w:tcPr>
-            <w:tcW w:type="dxa" w:w="9661"/>
+            <w:tcW w:type="dxa" w:w="7982"/>
           </w:tcPr>
           <w:p>
             <w:pPr>
@@ -9638,7 +9845,7 @@
         </w:tc>
         <w:tc>
           <w:tcPr>
-            <w:tcW w:type="dxa" w:w="3878"/>
+            <w:tcW w:type="dxa" w:w="3204"/>
           </w:tcPr>
           <w:p>
             <w:pPr>
@@ -9729,7 +9936,7 @@
         </w:tc>
         <w:tc>
           <w:tcPr>
-            <w:tcW w:type="dxa" w:w="6157"/>
+            <w:tcW w:type="dxa" w:w="8510"/>
           </w:tcPr>
           <w:p>
             <w:pPr>
@@ -9753,7 +9960,7 @@
         </w:trPr>
         <w:tc>
           <w:tcPr>
-            <w:tcW w:type="dxa" w:w="9661"/>
+            <w:tcW w:type="dxa" w:w="7982"/>
           </w:tcPr>
           <w:p>
             <w:pPr>
@@ -9772,7 +9979,7 @@
         </w:tc>
         <w:tc>
           <w:tcPr>
-            <w:tcW w:type="dxa" w:w="3878"/>
+            <w:tcW w:type="dxa" w:w="3204"/>
           </w:tcPr>
           <w:p>
             <w:pPr>
@@ -9843,7 +10050,7 @@
         <w:tc>
           <w:tcPr>
             <w:tcW w:type="dxa" w:w="490"/>
-            <w:shd w:val="clear" w:color="auto" w:fill="D9F0F2"/>
+            <w:shd w:val="clear" w:color="auto" w:fill="FDE8E8"/>
           </w:tcPr>
           <w:p>
             <w:pPr>
@@ -9854,29 +10061,29 @@
               <w:rPr>
                 <w:rFonts w:ascii="맑은 고딕" w:hAnsi="맑은 고딕" w:eastAsia="맑은 고딕"/>
                 <w:b/>
-                <w:color w:val="0090A0"/>
-                <w:sz w:val="16"/>
-              </w:rPr>
-              <w:t>적합</w:t>
-            </w:r>
-          </w:p>
-        </w:tc>
-        <w:tc>
-          <w:tcPr>
-            <w:tcW w:type="dxa" w:w="6157"/>
-          </w:tcPr>
-          <w:p>
-            <w:pPr>
-              <w:spacing w:before="0" w:after="0" w:line="252" w:lineRule="auto"/>
-            </w:pPr>
-            <w:r>
-              <w:rPr>
-                <w:rFonts w:ascii="맑은 고딕" w:hAnsi="맑은 고딕" w:eastAsia="맑은 고딕"/>
-                <w:b w:val="0"/>
-                <w:color w:val="13203F"/>
-                <w:sz w:val="16"/>
-              </w:rPr>
-              <w:t>공정·물류 DT 시뮬레이션·강화학습 연산</w:t>
+                <w:color w:val="A12020"/>
+                <w:sz w:val="16"/>
+              </w:rPr>
+              <w:t>조정</w:t>
+            </w:r>
+          </w:p>
+        </w:tc>
+        <w:tc>
+          <w:tcPr>
+            <w:tcW w:type="dxa" w:w="8510"/>
+          </w:tcPr>
+          <w:p>
+            <w:pPr>
+              <w:spacing w:before="0" w:after="0" w:line="252" w:lineRule="auto"/>
+            </w:pPr>
+            <w:r>
+              <w:rPr>
+                <w:rFonts w:ascii="맑은 고딕" w:hAnsi="맑은 고딕" w:eastAsia="맑은 고딕"/>
+                <w:b w:val="0"/>
+                <w:color w:val="13203F"/>
+                <w:sz w:val="16"/>
+              </w:rPr>
+              <w:t>10/12 결정: GPU 8→4장. 10/15 적응가공 재견적은 RTX PRO 6000 ×4 + 방화벽 385,000(VAT 포함)으로 교체</w:t>
             </w:r>
           </w:p>
         </w:tc>
@@ -9887,7 +10094,7 @@
         </w:trPr>
         <w:tc>
           <w:tcPr>
-            <w:tcW w:type="dxa" w:w="9661"/>
+            <w:tcW w:type="dxa" w:w="7982"/>
           </w:tcPr>
           <w:p>
             <w:pPr>
@@ -9906,7 +10113,7 @@
         </w:tc>
         <w:tc>
           <w:tcPr>
-            <w:tcW w:type="dxa" w:w="3878"/>
+            <w:tcW w:type="dxa" w:w="3204"/>
           </w:tcPr>
           <w:p>
             <w:pPr>
@@ -9997,7 +10204,7 @@
         </w:tc>
         <w:tc>
           <w:tcPr>
-            <w:tcW w:type="dxa" w:w="6157"/>
+            <w:tcW w:type="dxa" w:w="8510"/>
           </w:tcPr>
           <w:p>
             <w:pPr>
@@ -10012,7 +10219,7 @@
         </w:trPr>
         <w:tc>
           <w:tcPr>
-            <w:tcW w:type="dxa" w:w="9661"/>
+            <w:tcW w:type="dxa" w:w="7982"/>
           </w:tcPr>
           <w:p>
             <w:pPr>
@@ -10031,7 +10238,7 @@
         </w:tc>
         <w:tc>
           <w:tcPr>
-            <w:tcW w:type="dxa" w:w="3878"/>
+            <w:tcW w:type="dxa" w:w="3204"/>
           </w:tcPr>
           <w:p>
             <w:pPr>
@@ -10122,7 +10329,7 @@
         </w:tc>
         <w:tc>
           <w:tcPr>
-            <w:tcW w:type="dxa" w:w="6157"/>
+            <w:tcW w:type="dxa" w:w="8510"/>
           </w:tcPr>
           <w:p>
             <w:pPr>
@@ -10137,7 +10344,7 @@
         </w:trPr>
         <w:tc>
           <w:tcPr>
-            <w:tcW w:type="dxa" w:w="9661"/>
+            <w:tcW w:type="dxa" w:w="7982"/>
           </w:tcPr>
           <w:p>
             <w:pPr>
@@ -10156,7 +10363,7 @@
         </w:tc>
         <w:tc>
           <w:tcPr>
-            <w:tcW w:type="dxa" w:w="3878"/>
+            <w:tcW w:type="dxa" w:w="3204"/>
           </w:tcPr>
           <w:p>
             <w:pPr>
@@ -10247,7 +10454,7 @@
         </w:tc>
         <w:tc>
           <w:tcPr>
-            <w:tcW w:type="dxa" w:w="6157"/>
+            <w:tcW w:type="dxa" w:w="8510"/>
           </w:tcPr>
           <w:p>
             <w:pPr>
@@ -10304,7 +10511,7 @@
         </w:tc>
         <w:tc>
           <w:tcPr>
-            <w:tcW w:type="dxa" w:w="6157"/>
+            <w:tcW w:type="dxa" w:w="8510"/>
             <w:gridSpan w:val="2"/>
             <w:shd w:val="clear" w:color="auto" w:fill="E4F6F8"/>
           </w:tcPr>
@@ -10321,7 +10528,7 @@
         </w:trPr>
         <w:tc>
           <w:tcPr>
-            <w:tcW w:type="dxa" w:w="9661"/>
+            <w:tcW w:type="dxa" w:w="7982"/>
           </w:tcPr>
           <w:p>
             <w:pPr>
@@ -10340,7 +10547,7 @@
         </w:tc>
         <w:tc>
           <w:tcPr>
-            <w:tcW w:type="dxa" w:w="3878"/>
+            <w:tcW w:type="dxa" w:w="3204"/>
           </w:tcPr>
           <w:p>
             <w:pPr>
@@ -10431,7 +10638,7 @@
         </w:tc>
         <w:tc>
           <w:tcPr>
-            <w:tcW w:type="dxa" w:w="6157"/>
+            <w:tcW w:type="dxa" w:w="8510"/>
           </w:tcPr>
           <w:p>
             <w:pPr>
@@ -10446,7 +10653,7 @@
         </w:trPr>
         <w:tc>
           <w:tcPr>
-            <w:tcW w:type="dxa" w:w="9661"/>
+            <w:tcW w:type="dxa" w:w="7982"/>
           </w:tcPr>
           <w:p>
             <w:pPr>
@@ -10465,7 +10672,7 @@
         </w:tc>
         <w:tc>
           <w:tcPr>
-            <w:tcW w:type="dxa" w:w="3878"/>
+            <w:tcW w:type="dxa" w:w="3204"/>
           </w:tcPr>
           <w:p>
             <w:pPr>
@@ -10556,7 +10763,7 @@
         </w:tc>
         <w:tc>
           <w:tcPr>
-            <w:tcW w:type="dxa" w:w="6157"/>
+            <w:tcW w:type="dxa" w:w="8510"/>
           </w:tcPr>
           <w:p>
             <w:pPr>
@@ -10580,7 +10787,7 @@
         </w:trPr>
         <w:tc>
           <w:tcPr>
-            <w:tcW w:type="dxa" w:w="9661"/>
+            <w:tcW w:type="dxa" w:w="7982"/>
           </w:tcPr>
           <w:p>
             <w:pPr>
@@ -10600,7 +10807,7 @@
         </w:tc>
         <w:tc>
           <w:tcPr>
-            <w:tcW w:type="dxa" w:w="3878"/>
+            <w:tcW w:type="dxa" w:w="3204"/>
           </w:tcPr>
           <w:p>
             <w:pPr>
@@ -10696,7 +10903,7 @@
         </w:tc>
         <w:tc>
           <w:tcPr>
-            <w:tcW w:type="dxa" w:w="6157"/>
+            <w:tcW w:type="dxa" w:w="8510"/>
           </w:tcPr>
           <w:p>
             <w:pPr>
@@ -10721,7 +10928,7 @@
         </w:trPr>
         <w:tc>
           <w:tcPr>
-            <w:tcW w:type="dxa" w:w="9661"/>
+            <w:tcW w:type="dxa" w:w="7982"/>
           </w:tcPr>
           <w:p>
             <w:pPr>
@@ -10741,7 +10948,7 @@
         </w:tc>
         <w:tc>
           <w:tcPr>
-            <w:tcW w:type="dxa" w:w="3878"/>
+            <w:tcW w:type="dxa" w:w="3204"/>
           </w:tcPr>
           <w:p>
             <w:pPr>
@@ -10816,7 +11023,7 @@
         <w:tc>
           <w:tcPr>
             <w:tcW w:type="dxa" w:w="490"/>
-            <w:shd w:val="clear" w:color="auto" w:fill="D9F0F2"/>
+            <w:shd w:val="clear" w:color="auto" w:fill="FDE8E8"/>
           </w:tcPr>
           <w:p>
             <w:pPr>
@@ -10828,22 +11035,31 @@
               <w:rPr>
                 <w:rFonts w:ascii="맑은 고딕" w:hAnsi="맑은 고딕" w:eastAsia="맑은 고딕"/>
                 <w:b/>
-                <w:color w:val="0090A0"/>
-                <w:sz w:val="16"/>
-              </w:rPr>
-              <w:t>적합</w:t>
-            </w:r>
-          </w:p>
-        </w:tc>
-        <w:tc>
-          <w:tcPr>
-            <w:tcW w:type="dxa" w:w="6157"/>
+                <w:color w:val="A12020"/>
+                <w:sz w:val="16"/>
+              </w:rPr>
+              <w:t>조정</w:t>
+            </w:r>
+          </w:p>
+        </w:tc>
+        <w:tc>
+          <w:tcPr>
+            <w:tcW w:type="dxa" w:w="8510"/>
           </w:tcPr>
           <w:p>
             <w:pPr>
               <w:keepNext/>
               <w:spacing w:before="0" w:after="0" w:line="252" w:lineRule="auto"/>
             </w:pPr>
+            <w:r>
+              <w:rPr>
+                <w:rFonts w:ascii="맑은 고딕" w:hAnsi="맑은 고딕" w:eastAsia="맑은 고딕"/>
+                <w:b w:val="0"/>
+                <w:color w:val="13203F"/>
+                <w:sz w:val="16"/>
+              </w:rPr>
+              <w:t>10/12 결정: ACS는 정밀검사존만 유지 → 제외 (10/15 적응가공 재견적에도 없음)</w:t>
+            </w:r>
           </w:p>
         </w:tc>
       </w:tr>
@@ -10897,7 +11113,7 @@
         </w:tc>
         <w:tc>
           <w:tcPr>
-            <w:tcW w:type="dxa" w:w="6157"/>
+            <w:tcW w:type="dxa" w:w="8510"/>
             <w:gridSpan w:val="2"/>
             <w:shd w:val="clear" w:color="auto" w:fill="EEF2F9"/>
           </w:tcPr>
@@ -10957,7 +11173,7 @@
         </w:tc>
         <w:tc>
           <w:tcPr>
-            <w:tcW w:type="dxa" w:w="6157"/>
+            <w:tcW w:type="dxa" w:w="8510"/>
             <w:gridSpan w:val="2"/>
             <w:shd w:val="clear" w:color="auto" w:fill="EEF2F9"/>
           </w:tcPr>
@@ -11422,13 +11638,13 @@
         </w:tblCellMar>
       </w:tblPr>
       <w:tblGrid>
-        <w:gridCol w:w="7510"/>
-        <w:gridCol w:w="5837"/>
+        <w:gridCol w:w="5165"/>
+        <w:gridCol w:w="4014"/>
         <w:gridCol w:w="490"/>
         <w:gridCol w:w="797"/>
         <w:gridCol w:w="977"/>
         <w:gridCol w:w="490"/>
-        <w:gridCol w:w="6350"/>
+        <w:gridCol w:w="10517"/>
       </w:tblGrid>
       <w:tr>
         <w:trPr>
@@ -11437,7 +11653,7 @@
         </w:trPr>
         <w:tc>
           <w:tcPr>
-            <w:tcW w:type="dxa" w:w="7510"/>
+            <w:tcW w:type="dxa" w:w="5165"/>
             <w:shd w:val="clear" w:color="auto" w:fill="10214B"/>
           </w:tcPr>
           <w:p>
@@ -11457,7 +11673,7 @@
         </w:tc>
         <w:tc>
           <w:tcPr>
-            <w:tcW w:type="dxa" w:w="5837"/>
+            <w:tcW w:type="dxa" w:w="4014"/>
             <w:shd w:val="clear" w:color="auto" w:fill="10214B"/>
           </w:tcPr>
           <w:p>
@@ -11560,7 +11776,7 @@
         </w:tc>
         <w:tc>
           <w:tcPr>
-            <w:tcW w:type="dxa" w:w="6350"/>
+            <w:tcW w:type="dxa" w:w="10517"/>
             <w:shd w:val="clear" w:color="auto" w:fill="10214B"/>
           </w:tcPr>
           <w:p>
@@ -11627,7 +11843,7 @@
         </w:tc>
         <w:tc>
           <w:tcPr>
-            <w:tcW w:type="dxa" w:w="6350"/>
+            <w:tcW w:type="dxa" w:w="10517"/>
             <w:gridSpan w:val="2"/>
             <w:shd w:val="clear" w:color="auto" w:fill="E4F6F8"/>
           </w:tcPr>
@@ -11644,7 +11860,7 @@
         </w:trPr>
         <w:tc>
           <w:tcPr>
-            <w:tcW w:type="dxa" w:w="7510"/>
+            <w:tcW w:type="dxa" w:w="5165"/>
           </w:tcPr>
           <w:p>
             <w:pPr>
@@ -11663,7 +11879,7 @@
         </w:tc>
         <w:tc>
           <w:tcPr>
-            <w:tcW w:type="dxa" w:w="5837"/>
+            <w:tcW w:type="dxa" w:w="4014"/>
           </w:tcPr>
           <w:p>
             <w:pPr>
@@ -11754,7 +11970,7 @@
         </w:tc>
         <w:tc>
           <w:tcPr>
-            <w:tcW w:type="dxa" w:w="6350"/>
+            <w:tcW w:type="dxa" w:w="10517"/>
           </w:tcPr>
           <w:p>
             <w:pPr>
@@ -11778,7 +11994,7 @@
         </w:trPr>
         <w:tc>
           <w:tcPr>
-            <w:tcW w:type="dxa" w:w="7510"/>
+            <w:tcW w:type="dxa" w:w="5165"/>
           </w:tcPr>
           <w:p>
             <w:pPr>
@@ -11797,7 +12013,7 @@
         </w:tc>
         <w:tc>
           <w:tcPr>
-            <w:tcW w:type="dxa" w:w="5837"/>
+            <w:tcW w:type="dxa" w:w="4014"/>
           </w:tcPr>
           <w:p>
             <w:pPr>
@@ -11888,7 +12104,7 @@
         </w:tc>
         <w:tc>
           <w:tcPr>
-            <w:tcW w:type="dxa" w:w="6350"/>
+            <w:tcW w:type="dxa" w:w="10517"/>
           </w:tcPr>
           <w:p>
             <w:pPr>
@@ -11912,7 +12128,7 @@
         </w:trPr>
         <w:tc>
           <w:tcPr>
-            <w:tcW w:type="dxa" w:w="7510"/>
+            <w:tcW w:type="dxa" w:w="5165"/>
           </w:tcPr>
           <w:p>
             <w:pPr>
@@ -11931,7 +12147,7 @@
         </w:tc>
         <w:tc>
           <w:tcPr>
-            <w:tcW w:type="dxa" w:w="5837"/>
+            <w:tcW w:type="dxa" w:w="4014"/>
           </w:tcPr>
           <w:p>
             <w:pPr>
@@ -12031,7 +12247,7 @@
         </w:tc>
         <w:tc>
           <w:tcPr>
-            <w:tcW w:type="dxa" w:w="6350"/>
+            <w:tcW w:type="dxa" w:w="10517"/>
           </w:tcPr>
           <w:p>
             <w:pPr>
@@ -12055,7 +12271,7 @@
         </w:trPr>
         <w:tc>
           <w:tcPr>
-            <w:tcW w:type="dxa" w:w="7510"/>
+            <w:tcW w:type="dxa" w:w="5165"/>
           </w:tcPr>
           <w:p>
             <w:pPr>
@@ -12074,7 +12290,7 @@
         </w:tc>
         <w:tc>
           <w:tcPr>
-            <w:tcW w:type="dxa" w:w="5837"/>
+            <w:tcW w:type="dxa" w:w="4014"/>
           </w:tcPr>
           <w:p>
             <w:pPr>
@@ -12174,7 +12390,7 @@
         </w:tc>
         <w:tc>
           <w:tcPr>
-            <w:tcW w:type="dxa" w:w="6350"/>
+            <w:tcW w:type="dxa" w:w="10517"/>
           </w:tcPr>
           <w:p>
             <w:pPr>
@@ -12198,7 +12414,7 @@
         </w:trPr>
         <w:tc>
           <w:tcPr>
-            <w:tcW w:type="dxa" w:w="7510"/>
+            <w:tcW w:type="dxa" w:w="5165"/>
           </w:tcPr>
           <w:p>
             <w:pPr>
@@ -12217,7 +12433,7 @@
         </w:tc>
         <w:tc>
           <w:tcPr>
-            <w:tcW w:type="dxa" w:w="5837"/>
+            <w:tcW w:type="dxa" w:w="4014"/>
           </w:tcPr>
           <w:p>
             <w:pPr>
@@ -12317,7 +12533,7 @@
         </w:tc>
         <w:tc>
           <w:tcPr>
-            <w:tcW w:type="dxa" w:w="6350"/>
+            <w:tcW w:type="dxa" w:w="10517"/>
           </w:tcPr>
           <w:p>
             <w:pPr>
@@ -12341,7 +12557,7 @@
         </w:trPr>
         <w:tc>
           <w:tcPr>
-            <w:tcW w:type="dxa" w:w="7510"/>
+            <w:tcW w:type="dxa" w:w="5165"/>
           </w:tcPr>
           <w:p>
             <w:pPr>
@@ -12360,7 +12576,7 @@
         </w:tc>
         <w:tc>
           <w:tcPr>
-            <w:tcW w:type="dxa" w:w="5837"/>
+            <w:tcW w:type="dxa" w:w="4014"/>
           </w:tcPr>
           <w:p>
             <w:pPr>
@@ -12451,7 +12667,7 @@
         </w:tc>
         <w:tc>
           <w:tcPr>
-            <w:tcW w:type="dxa" w:w="6350"/>
+            <w:tcW w:type="dxa" w:w="10517"/>
           </w:tcPr>
           <w:p>
             <w:pPr>
@@ -12475,7 +12691,7 @@
         </w:trPr>
         <w:tc>
           <w:tcPr>
-            <w:tcW w:type="dxa" w:w="7510"/>
+            <w:tcW w:type="dxa" w:w="5165"/>
           </w:tcPr>
           <w:p>
             <w:pPr>
@@ -12494,7 +12710,7 @@
         </w:tc>
         <w:tc>
           <w:tcPr>
-            <w:tcW w:type="dxa" w:w="5837"/>
+            <w:tcW w:type="dxa" w:w="4014"/>
           </w:tcPr>
           <w:p>
             <w:pPr>
@@ -12585,7 +12801,7 @@
         </w:tc>
         <w:tc>
           <w:tcPr>
-            <w:tcW w:type="dxa" w:w="6350"/>
+            <w:tcW w:type="dxa" w:w="10517"/>
           </w:tcPr>
           <w:p>
             <w:pPr>
@@ -12609,7 +12825,7 @@
         </w:trPr>
         <w:tc>
           <w:tcPr>
-            <w:tcW w:type="dxa" w:w="7510"/>
+            <w:tcW w:type="dxa" w:w="5165"/>
           </w:tcPr>
           <w:p>
             <w:pPr>
@@ -12628,7 +12844,7 @@
         </w:tc>
         <w:tc>
           <w:tcPr>
-            <w:tcW w:type="dxa" w:w="5837"/>
+            <w:tcW w:type="dxa" w:w="4014"/>
           </w:tcPr>
           <w:p>
             <w:pPr>
@@ -12728,7 +12944,7 @@
         </w:tc>
         <w:tc>
           <w:tcPr>
-            <w:tcW w:type="dxa" w:w="6350"/>
+            <w:tcW w:type="dxa" w:w="10517"/>
           </w:tcPr>
           <w:p>
             <w:pPr>
@@ -12752,7 +12968,7 @@
         </w:trPr>
         <w:tc>
           <w:tcPr>
-            <w:tcW w:type="dxa" w:w="7510"/>
+            <w:tcW w:type="dxa" w:w="5165"/>
           </w:tcPr>
           <w:p>
             <w:pPr>
@@ -12771,7 +12987,7 @@
         </w:tc>
         <w:tc>
           <w:tcPr>
-            <w:tcW w:type="dxa" w:w="5837"/>
+            <w:tcW w:type="dxa" w:w="4014"/>
           </w:tcPr>
           <w:p>
             <w:pPr>
@@ -12862,7 +13078,7 @@
         </w:tc>
         <w:tc>
           <w:tcPr>
-            <w:tcW w:type="dxa" w:w="6350"/>
+            <w:tcW w:type="dxa" w:w="10517"/>
           </w:tcPr>
           <w:p>
             <w:pPr>
@@ -12886,7 +13102,7 @@
         </w:trPr>
         <w:tc>
           <w:tcPr>
-            <w:tcW w:type="dxa" w:w="7510"/>
+            <w:tcW w:type="dxa" w:w="5165"/>
           </w:tcPr>
           <w:p>
             <w:pPr>
@@ -12905,7 +13121,7 @@
         </w:tc>
         <w:tc>
           <w:tcPr>
-            <w:tcW w:type="dxa" w:w="5837"/>
+            <w:tcW w:type="dxa" w:w="4014"/>
           </w:tcPr>
           <w:p>
             <w:pPr>
@@ -12996,7 +13212,7 @@
         </w:tc>
         <w:tc>
           <w:tcPr>
-            <w:tcW w:type="dxa" w:w="6350"/>
+            <w:tcW w:type="dxa" w:w="10517"/>
           </w:tcPr>
           <w:p>
             <w:pPr>
@@ -13011,7 +13227,7 @@
         </w:trPr>
         <w:tc>
           <w:tcPr>
-            <w:tcW w:type="dxa" w:w="7510"/>
+            <w:tcW w:type="dxa" w:w="5165"/>
           </w:tcPr>
           <w:p>
             <w:pPr>
@@ -13030,7 +13246,7 @@
         </w:tc>
         <w:tc>
           <w:tcPr>
-            <w:tcW w:type="dxa" w:w="5837"/>
+            <w:tcW w:type="dxa" w:w="4014"/>
           </w:tcPr>
           <w:p>
             <w:pPr>
@@ -13121,7 +13337,7 @@
         </w:tc>
         <w:tc>
           <w:tcPr>
-            <w:tcW w:type="dxa" w:w="6350"/>
+            <w:tcW w:type="dxa" w:w="10517"/>
           </w:tcPr>
           <w:p>
             <w:pPr>
@@ -13145,7 +13361,7 @@
         </w:trPr>
         <w:tc>
           <w:tcPr>
-            <w:tcW w:type="dxa" w:w="7510"/>
+            <w:tcW w:type="dxa" w:w="5165"/>
           </w:tcPr>
           <w:p>
             <w:pPr>
@@ -13164,7 +13380,7 @@
         </w:tc>
         <w:tc>
           <w:tcPr>
-            <w:tcW w:type="dxa" w:w="5837"/>
+            <w:tcW w:type="dxa" w:w="4014"/>
           </w:tcPr>
           <w:p>
             <w:pPr>
@@ -13255,7 +13471,7 @@
         </w:tc>
         <w:tc>
           <w:tcPr>
-            <w:tcW w:type="dxa" w:w="6350"/>
+            <w:tcW w:type="dxa" w:w="10517"/>
           </w:tcPr>
           <w:p>
             <w:pPr>
@@ -13279,7 +13495,7 @@
         </w:trPr>
         <w:tc>
           <w:tcPr>
-            <w:tcW w:type="dxa" w:w="7510"/>
+            <w:tcW w:type="dxa" w:w="5165"/>
           </w:tcPr>
           <w:p>
             <w:pPr>
@@ -13298,7 +13514,7 @@
         </w:tc>
         <w:tc>
           <w:tcPr>
-            <w:tcW w:type="dxa" w:w="5837"/>
+            <w:tcW w:type="dxa" w:w="4014"/>
           </w:tcPr>
           <w:p>
             <w:pPr>
@@ -13369,7 +13585,7 @@
         <w:tc>
           <w:tcPr>
             <w:tcW w:type="dxa" w:w="490"/>
-            <w:shd w:val="clear" w:color="auto" w:fill="D9F0F2"/>
+            <w:shd w:val="clear" w:color="auto" w:fill="FDE8E8"/>
           </w:tcPr>
           <w:p>
             <w:pPr>
@@ -13380,29 +13596,29 @@
               <w:rPr>
                 <w:rFonts w:ascii="맑은 고딕" w:hAnsi="맑은 고딕" w:eastAsia="맑은 고딕"/>
                 <w:b/>
-                <w:color w:val="0090A0"/>
-                <w:sz w:val="16"/>
-              </w:rPr>
-              <w:t>적합</w:t>
-            </w:r>
-          </w:p>
-        </w:tc>
-        <w:tc>
-          <w:tcPr>
-            <w:tcW w:type="dxa" w:w="6350"/>
-          </w:tcPr>
-          <w:p>
-            <w:pPr>
-              <w:spacing w:before="0" w:after="0" w:line="252" w:lineRule="auto"/>
-            </w:pPr>
-            <w:r>
-              <w:rPr>
-                <w:rFonts w:ascii="맑은 고딕" w:hAnsi="맑은 고딕" w:eastAsia="맑은 고딕"/>
-                <w:b w:val="0"/>
-                <w:color w:val="13203F"/>
-                <w:sz w:val="16"/>
-              </w:rPr>
-              <w:t>가공 후 로봇 리워크(디버링·후처리) 프로그램 생성</w:t>
+                <w:color w:val="A12020"/>
+                <w:sz w:val="16"/>
+              </w:rPr>
+              <w:t>조정</w:t>
+            </w:r>
+          </w:p>
+        </w:tc>
+        <w:tc>
+          <w:tcPr>
+            <w:tcW w:type="dxa" w:w="10517"/>
+          </w:tcPr>
+          <w:p>
+            <w:pPr>
+              <w:spacing w:before="0" w:after="0" w:line="252" w:lineRule="auto"/>
+            </w:pPr>
+            <w:r>
+              <w:rPr>
+                <w:rFonts w:ascii="맑은 고딕" w:hAnsi="맑은 고딕" w:eastAsia="맑은 고딕"/>
+                <w:b w:val="0"/>
+                <w:color w:val="13203F"/>
+                <w:sz w:val="16"/>
+              </w:rPr>
+              <w:t>10/12 결정: ACS는 정밀검사존만 유지 → 제외 (10/15 적응가공 재견적에도 없음)</w:t>
             </w:r>
           </w:p>
         </w:tc>
@@ -13413,7 +13629,7 @@
         </w:trPr>
         <w:tc>
           <w:tcPr>
-            <w:tcW w:type="dxa" w:w="7510"/>
+            <w:tcW w:type="dxa" w:w="5165"/>
           </w:tcPr>
           <w:p>
             <w:pPr>
@@ -13432,7 +13648,7 @@
         </w:tc>
         <w:tc>
           <w:tcPr>
-            <w:tcW w:type="dxa" w:w="5837"/>
+            <w:tcW w:type="dxa" w:w="4014"/>
           </w:tcPr>
           <w:p>
             <w:pPr>
@@ -13512,7 +13728,7 @@
         <w:tc>
           <w:tcPr>
             <w:tcW w:type="dxa" w:w="490"/>
-            <w:shd w:val="clear" w:color="auto" w:fill="D9F0F2"/>
+            <w:shd w:val="clear" w:color="auto" w:fill="FDE8E8"/>
           </w:tcPr>
           <w:p>
             <w:pPr>
@@ -13523,29 +13739,29 @@
               <w:rPr>
                 <w:rFonts w:ascii="맑은 고딕" w:hAnsi="맑은 고딕" w:eastAsia="맑은 고딕"/>
                 <w:b/>
-                <w:color w:val="0090A0"/>
-                <w:sz w:val="16"/>
-              </w:rPr>
-              <w:t>적합</w:t>
-            </w:r>
-          </w:p>
-        </w:tc>
-        <w:tc>
-          <w:tcPr>
-            <w:tcW w:type="dxa" w:w="6350"/>
-          </w:tcPr>
-          <w:p>
-            <w:pPr>
-              <w:spacing w:before="0" w:after="0" w:line="252" w:lineRule="auto"/>
-            </w:pPr>
-            <w:r>
-              <w:rPr>
-                <w:rFonts w:ascii="맑은 고딕" w:hAnsi="맑은 고딕" w:eastAsia="맑은 고딕"/>
-                <w:b w:val="0"/>
-                <w:color w:val="13203F"/>
-                <w:sz w:val="16"/>
-              </w:rPr>
-              <w:t>컨트롤러 종류는 로봇 메이커와 일치시킴</w:t>
+                <w:color w:val="A12020"/>
+                <w:sz w:val="16"/>
+              </w:rPr>
+              <w:t>조정</w:t>
+            </w:r>
+          </w:p>
+        </w:tc>
+        <w:tc>
+          <w:tcPr>
+            <w:tcW w:type="dxa" w:w="10517"/>
+          </w:tcPr>
+          <w:p>
+            <w:pPr>
+              <w:spacing w:before="0" w:after="0" w:line="252" w:lineRule="auto"/>
+            </w:pPr>
+            <w:r>
+              <w:rPr>
+                <w:rFonts w:ascii="맑은 고딕" w:hAnsi="맑은 고딕" w:eastAsia="맑은 고딕"/>
+                <w:b w:val="0"/>
+                <w:color w:val="13203F"/>
+                <w:sz w:val="16"/>
+              </w:rPr>
+              <w:t>10/12 결정: ACS는 정밀검사존만 유지 → 제외 (10/15 적응가공 재견적에도 없음)</w:t>
             </w:r>
           </w:p>
         </w:tc>
@@ -13598,7 +13814,7 @@
         </w:tc>
         <w:tc>
           <w:tcPr>
-            <w:tcW w:type="dxa" w:w="6350"/>
+            <w:tcW w:type="dxa" w:w="10517"/>
             <w:gridSpan w:val="2"/>
             <w:shd w:val="clear" w:color="auto" w:fill="E4F6F8"/>
           </w:tcPr>
@@ -13615,7 +13831,7 @@
         </w:trPr>
         <w:tc>
           <w:tcPr>
-            <w:tcW w:type="dxa" w:w="7510"/>
+            <w:tcW w:type="dxa" w:w="5165"/>
           </w:tcPr>
           <w:p>
             <w:pPr>
@@ -13634,7 +13850,7 @@
         </w:tc>
         <w:tc>
           <w:tcPr>
-            <w:tcW w:type="dxa" w:w="5837"/>
+            <w:tcW w:type="dxa" w:w="4014"/>
           </w:tcPr>
           <w:p>
             <w:pPr>
@@ -13734,20 +13950,20 @@
         </w:tc>
         <w:tc>
           <w:tcPr>
-            <w:tcW w:type="dxa" w:w="6350"/>
-          </w:tcPr>
-          <w:p>
-            <w:pPr>
-              <w:spacing w:before="0" w:after="0" w:line="252" w:lineRule="auto"/>
-            </w:pPr>
-            <w:r>
-              <w:rPr>
-                <w:rFonts w:ascii="맑은 고딕" w:hAnsi="맑은 고딕" w:eastAsia="맑은 고딕"/>
-                <w:b w:val="0"/>
-                <w:color w:val="13203F"/>
-                <w:sz w:val="16"/>
-              </w:rPr>
-              <w:t>4년치 선계상. 장비비 계상 가능 여부 확인</w:t>
+            <w:tcW w:type="dxa" w:w="10517"/>
+          </w:tcPr>
+          <w:p>
+            <w:pPr>
+              <w:spacing w:before="0" w:after="0" w:line="252" w:lineRule="auto"/>
+            </w:pPr>
+            <w:r>
+              <w:rPr>
+                <w:rFonts w:ascii="맑은 고딕" w:hAnsi="맑은 고딕" w:eastAsia="맑은 고딕"/>
+                <w:b w:val="0"/>
+                <w:color w:val="13203F"/>
+                <w:sz w:val="16"/>
+              </w:rPr>
+              <w:t>계상은 10/12 결정(18%×4년). 견적서 '5년 AMC' 표기와 ×4 계산 불일치, VAT 포함 여부 확인 — 10/15 재견적 57,200×4(ACS 제외분)</w:t>
             </w:r>
           </w:p>
         </w:tc>
@@ -13800,7 +14016,7 @@
         </w:tc>
         <w:tc>
           <w:tcPr>
-            <w:tcW w:type="dxa" w:w="6350"/>
+            <w:tcW w:type="dxa" w:w="10517"/>
             <w:gridSpan w:val="2"/>
             <w:shd w:val="clear" w:color="auto" w:fill="E4F6F8"/>
           </w:tcPr>
@@ -13817,7 +14033,7 @@
         </w:trPr>
         <w:tc>
           <w:tcPr>
-            <w:tcW w:type="dxa" w:w="7510"/>
+            <w:tcW w:type="dxa" w:w="5165"/>
           </w:tcPr>
           <w:p>
             <w:pPr>
@@ -13836,7 +14052,7 @@
         </w:tc>
         <w:tc>
           <w:tcPr>
-            <w:tcW w:type="dxa" w:w="5837"/>
+            <w:tcW w:type="dxa" w:w="4014"/>
           </w:tcPr>
           <w:p>
             <w:pPr>
@@ -13927,7 +14143,7 @@
         </w:tc>
         <w:tc>
           <w:tcPr>
-            <w:tcW w:type="dxa" w:w="6350"/>
+            <w:tcW w:type="dxa" w:w="10517"/>
           </w:tcPr>
           <w:p>
             <w:pPr>
@@ -13951,7 +14167,7 @@
         </w:trPr>
         <w:tc>
           <w:tcPr>
-            <w:tcW w:type="dxa" w:w="7510"/>
+            <w:tcW w:type="dxa" w:w="5165"/>
           </w:tcPr>
           <w:p>
             <w:pPr>
@@ -13970,7 +14186,7 @@
         </w:tc>
         <w:tc>
           <w:tcPr>
-            <w:tcW w:type="dxa" w:w="5837"/>
+            <w:tcW w:type="dxa" w:w="4014"/>
           </w:tcPr>
           <w:p>
             <w:pPr>
@@ -14041,7 +14257,7 @@
         <w:tc>
           <w:tcPr>
             <w:tcW w:type="dxa" w:w="490"/>
-            <w:shd w:val="clear" w:color="auto" w:fill="D9F0F2"/>
+            <w:shd w:val="clear" w:color="auto" w:fill="FDE8E8"/>
           </w:tcPr>
           <w:p>
             <w:pPr>
@@ -14052,29 +14268,29 @@
               <w:rPr>
                 <w:rFonts w:ascii="맑은 고딕" w:hAnsi="맑은 고딕" w:eastAsia="맑은 고딕"/>
                 <w:b/>
-                <w:color w:val="0090A0"/>
-                <w:sz w:val="16"/>
-              </w:rPr>
-              <w:t>적합</w:t>
-            </w:r>
-          </w:p>
-        </w:tc>
-        <w:tc>
-          <w:tcPr>
-            <w:tcW w:type="dxa" w:w="6350"/>
-          </w:tcPr>
-          <w:p>
-            <w:pPr>
-              <w:spacing w:before="0" w:after="0" w:line="252" w:lineRule="auto"/>
-            </w:pPr>
-            <w:r>
-              <w:rPr>
-                <w:rFonts w:ascii="맑은 고딕" w:hAnsi="맑은 고딕" w:eastAsia="맑은 고딕"/>
-                <w:b w:val="0"/>
-                <w:color w:val="13203F"/>
-                <w:sz w:val="16"/>
-              </w:rPr>
-              <w:t>적응가공 DT·강화학습(Isaac Lab) 연산</w:t>
+                <w:color w:val="A12020"/>
+                <w:sz w:val="16"/>
+              </w:rPr>
+              <w:t>조정</w:t>
+            </w:r>
+          </w:p>
+        </w:tc>
+        <w:tc>
+          <w:tcPr>
+            <w:tcW w:type="dxa" w:w="10517"/>
+          </w:tcPr>
+          <w:p>
+            <w:pPr>
+              <w:spacing w:before="0" w:after="0" w:line="252" w:lineRule="auto"/>
+            </w:pPr>
+            <w:r>
+              <w:rPr>
+                <w:rFonts w:ascii="맑은 고딕" w:hAnsi="맑은 고딕" w:eastAsia="맑은 고딕"/>
+                <w:b w:val="0"/>
+                <w:color w:val="13203F"/>
+                <w:sz w:val="16"/>
+              </w:rPr>
+              <w:t>10/12 결정: GPU 8→4장. 10/15 적응가공 재견적은 RTX PRO 6000 ×4 + 방화벽 385,000(VAT 포함)으로 교체</w:t>
             </w:r>
           </w:p>
         </w:tc>
@@ -14085,7 +14301,7 @@
         </w:trPr>
         <w:tc>
           <w:tcPr>
-            <w:tcW w:type="dxa" w:w="7510"/>
+            <w:tcW w:type="dxa" w:w="5165"/>
           </w:tcPr>
           <w:p>
             <w:pPr>
@@ -14104,7 +14320,7 @@
         </w:tc>
         <w:tc>
           <w:tcPr>
-            <w:tcW w:type="dxa" w:w="5837"/>
+            <w:tcW w:type="dxa" w:w="4014"/>
           </w:tcPr>
           <w:p>
             <w:pPr>
@@ -14195,7 +14411,7 @@
         </w:tc>
         <w:tc>
           <w:tcPr>
-            <w:tcW w:type="dxa" w:w="6350"/>
+            <w:tcW w:type="dxa" w:w="10517"/>
           </w:tcPr>
           <w:p>
             <w:pPr>
@@ -14210,7 +14426,7 @@
         </w:trPr>
         <w:tc>
           <w:tcPr>
-            <w:tcW w:type="dxa" w:w="7510"/>
+            <w:tcW w:type="dxa" w:w="5165"/>
           </w:tcPr>
           <w:p>
             <w:pPr>
@@ -14229,7 +14445,7 @@
         </w:tc>
         <w:tc>
           <w:tcPr>
-            <w:tcW w:type="dxa" w:w="5837"/>
+            <w:tcW w:type="dxa" w:w="4014"/>
           </w:tcPr>
           <w:p>
             <w:pPr>
@@ -14320,7 +14536,7 @@
         </w:tc>
         <w:tc>
           <w:tcPr>
-            <w:tcW w:type="dxa" w:w="6350"/>
+            <w:tcW w:type="dxa" w:w="10517"/>
           </w:tcPr>
           <w:p>
             <w:pPr>
@@ -14335,7 +14551,7 @@
         </w:trPr>
         <w:tc>
           <w:tcPr>
-            <w:tcW w:type="dxa" w:w="7510"/>
+            <w:tcW w:type="dxa" w:w="5165"/>
           </w:tcPr>
           <w:p>
             <w:pPr>
@@ -14354,7 +14570,7 @@
         </w:tc>
         <w:tc>
           <w:tcPr>
-            <w:tcW w:type="dxa" w:w="5837"/>
+            <w:tcW w:type="dxa" w:w="4014"/>
           </w:tcPr>
           <w:p>
             <w:pPr>
@@ -14445,7 +14661,7 @@
         </w:tc>
         <w:tc>
           <w:tcPr>
-            <w:tcW w:type="dxa" w:w="6350"/>
+            <w:tcW w:type="dxa" w:w="10517"/>
           </w:tcPr>
           <w:p>
             <w:pPr>
@@ -14502,7 +14718,7 @@
         </w:tc>
         <w:tc>
           <w:tcPr>
-            <w:tcW w:type="dxa" w:w="6350"/>
+            <w:tcW w:type="dxa" w:w="10517"/>
             <w:gridSpan w:val="2"/>
             <w:shd w:val="clear" w:color="auto" w:fill="E4F6F8"/>
           </w:tcPr>
@@ -14519,7 +14735,7 @@
         </w:trPr>
         <w:tc>
           <w:tcPr>
-            <w:tcW w:type="dxa" w:w="7510"/>
+            <w:tcW w:type="dxa" w:w="5165"/>
           </w:tcPr>
           <w:p>
             <w:pPr>
@@ -14538,7 +14754,7 @@
         </w:tc>
         <w:tc>
           <w:tcPr>
-            <w:tcW w:type="dxa" w:w="5837"/>
+            <w:tcW w:type="dxa" w:w="4014"/>
           </w:tcPr>
           <w:p>
             <w:pPr>
@@ -14629,7 +14845,7 @@
         </w:tc>
         <w:tc>
           <w:tcPr>
-            <w:tcW w:type="dxa" w:w="6350"/>
+            <w:tcW w:type="dxa" w:w="10517"/>
           </w:tcPr>
           <w:p>
             <w:pPr>
@@ -14644,7 +14860,7 @@
         </w:trPr>
         <w:tc>
           <w:tcPr>
-            <w:tcW w:type="dxa" w:w="7510"/>
+            <w:tcW w:type="dxa" w:w="5165"/>
           </w:tcPr>
           <w:p>
             <w:pPr>
@@ -14663,7 +14879,7 @@
         </w:tc>
         <w:tc>
           <w:tcPr>
-            <w:tcW w:type="dxa" w:w="5837"/>
+            <w:tcW w:type="dxa" w:w="4014"/>
           </w:tcPr>
           <w:p>
             <w:pPr>
@@ -14754,7 +14970,7 @@
         </w:tc>
         <w:tc>
           <w:tcPr>
-            <w:tcW w:type="dxa" w:w="6350"/>
+            <w:tcW w:type="dxa" w:w="10517"/>
           </w:tcPr>
           <w:p>
             <w:pPr>
@@ -14778,7 +14994,7 @@
         </w:trPr>
         <w:tc>
           <w:tcPr>
-            <w:tcW w:type="dxa" w:w="7510"/>
+            <w:tcW w:type="dxa" w:w="5165"/>
           </w:tcPr>
           <w:p>
             <w:pPr>
@@ -14798,7 +15014,7 @@
         </w:tc>
         <w:tc>
           <w:tcPr>
-            <w:tcW w:type="dxa" w:w="5837"/>
+            <w:tcW w:type="dxa" w:w="4014"/>
           </w:tcPr>
           <w:p>
             <w:pPr>
@@ -14894,7 +15110,7 @@
         </w:tc>
         <w:tc>
           <w:tcPr>
-            <w:tcW w:type="dxa" w:w="6350"/>
+            <w:tcW w:type="dxa" w:w="10517"/>
           </w:tcPr>
           <w:p>
             <w:pPr>
@@ -14910,7 +15126,7 @@
         </w:trPr>
         <w:tc>
           <w:tcPr>
-            <w:tcW w:type="dxa" w:w="7510"/>
+            <w:tcW w:type="dxa" w:w="5165"/>
           </w:tcPr>
           <w:p>
             <w:pPr>
@@ -14930,7 +15146,7 @@
         </w:tc>
         <w:tc>
           <w:tcPr>
-            <w:tcW w:type="dxa" w:w="5837"/>
+            <w:tcW w:type="dxa" w:w="4014"/>
           </w:tcPr>
           <w:p>
             <w:pPr>
@@ -15005,7 +15221,7 @@
         <w:tc>
           <w:tcPr>
             <w:tcW w:type="dxa" w:w="490"/>
-            <w:shd w:val="clear" w:color="auto" w:fill="D9F0F2"/>
+            <w:shd w:val="clear" w:color="auto" w:fill="FDE8E8"/>
           </w:tcPr>
           <w:p>
             <w:pPr>
@@ -15017,22 +15233,31 @@
               <w:rPr>
                 <w:rFonts w:ascii="맑은 고딕" w:hAnsi="맑은 고딕" w:eastAsia="맑은 고딕"/>
                 <w:b/>
-                <w:color w:val="0090A0"/>
-                <w:sz w:val="16"/>
-              </w:rPr>
-              <w:t>적합</w:t>
-            </w:r>
-          </w:p>
-        </w:tc>
-        <w:tc>
-          <w:tcPr>
-            <w:tcW w:type="dxa" w:w="6350"/>
+                <w:color w:val="A12020"/>
+                <w:sz w:val="16"/>
+              </w:rPr>
+              <w:t>조정</w:t>
+            </w:r>
+          </w:p>
+        </w:tc>
+        <w:tc>
+          <w:tcPr>
+            <w:tcW w:type="dxa" w:w="10517"/>
           </w:tcPr>
           <w:p>
             <w:pPr>
               <w:keepNext/>
               <w:spacing w:before="0" w:after="0" w:line="252" w:lineRule="auto"/>
             </w:pPr>
+            <w:r>
+              <w:rPr>
+                <w:rFonts w:ascii="맑은 고딕" w:hAnsi="맑은 고딕" w:eastAsia="맑은 고딕"/>
+                <w:b w:val="0"/>
+                <w:color w:val="13203F"/>
+                <w:sz w:val="16"/>
+              </w:rPr>
+              <w:t>10/12 결정: ACS는 정밀검사존만 유지 → 제외 (10/15 적응가공 재견적에도 없음)</w:t>
+            </w:r>
           </w:p>
         </w:tc>
       </w:tr>
@@ -15086,7 +15311,7 @@
         </w:tc>
         <w:tc>
           <w:tcPr>
-            <w:tcW w:type="dxa" w:w="6350"/>
+            <w:tcW w:type="dxa" w:w="10517"/>
             <w:gridSpan w:val="2"/>
             <w:shd w:val="clear" w:color="auto" w:fill="EEF2F9"/>
           </w:tcPr>
@@ -15146,7 +15371,7 @@
         </w:tc>
         <w:tc>
           <w:tcPr>
-            <w:tcW w:type="dxa" w:w="6350"/>
+            <w:tcW w:type="dxa" w:w="10517"/>
             <w:gridSpan w:val="2"/>
             <w:shd w:val="clear" w:color="auto" w:fill="EEF2F9"/>
           </w:tcPr>
@@ -15611,13 +15836,13 @@
         </w:tblCellMar>
       </w:tblPr>
       <w:tblGrid>
-        <w:gridCol w:w="7879"/>
-        <w:gridCol w:w="4697"/>
+        <w:gridCol w:w="5844"/>
+        <w:gridCol w:w="3484"/>
         <w:gridCol w:w="490"/>
         <w:gridCol w:w="797"/>
         <w:gridCol w:w="977"/>
         <w:gridCol w:w="490"/>
-        <w:gridCol w:w="7120"/>
+        <w:gridCol w:w="10368"/>
       </w:tblGrid>
       <w:tr>
         <w:trPr>
@@ -15626,7 +15851,7 @@
         </w:trPr>
         <w:tc>
           <w:tcPr>
-            <w:tcW w:type="dxa" w:w="7879"/>
+            <w:tcW w:type="dxa" w:w="5844"/>
             <w:shd w:val="clear" w:color="auto" w:fill="10214B"/>
           </w:tcPr>
           <w:p>
@@ -15646,7 +15871,7 @@
         </w:tc>
         <w:tc>
           <w:tcPr>
-            <w:tcW w:type="dxa" w:w="4697"/>
+            <w:tcW w:type="dxa" w:w="3484"/>
             <w:shd w:val="clear" w:color="auto" w:fill="10214B"/>
           </w:tcPr>
           <w:p>
@@ -15749,7 +15974,7 @@
         </w:tc>
         <w:tc>
           <w:tcPr>
-            <w:tcW w:type="dxa" w:w="7120"/>
+            <w:tcW w:type="dxa" w:w="10368"/>
             <w:shd w:val="clear" w:color="auto" w:fill="10214B"/>
           </w:tcPr>
           <w:p>
@@ -15816,7 +16041,7 @@
         </w:tc>
         <w:tc>
           <w:tcPr>
-            <w:tcW w:type="dxa" w:w="7120"/>
+            <w:tcW w:type="dxa" w:w="10368"/>
             <w:gridSpan w:val="2"/>
             <w:shd w:val="clear" w:color="auto" w:fill="E4F6F8"/>
           </w:tcPr>
@@ -15833,7 +16058,7 @@
         </w:trPr>
         <w:tc>
           <w:tcPr>
-            <w:tcW w:type="dxa" w:w="7879"/>
+            <w:tcW w:type="dxa" w:w="5844"/>
           </w:tcPr>
           <w:p>
             <w:pPr>
@@ -15852,7 +16077,7 @@
         </w:tc>
         <w:tc>
           <w:tcPr>
-            <w:tcW w:type="dxa" w:w="4697"/>
+            <w:tcW w:type="dxa" w:w="3484"/>
           </w:tcPr>
           <w:p>
             <w:pPr>
@@ -15943,7 +16168,7 @@
         </w:tc>
         <w:tc>
           <w:tcPr>
-            <w:tcW w:type="dxa" w:w="7120"/>
+            <w:tcW w:type="dxa" w:w="10368"/>
           </w:tcPr>
           <w:p>
             <w:pPr>
@@ -15967,7 +16192,7 @@
         </w:trPr>
         <w:tc>
           <w:tcPr>
-            <w:tcW w:type="dxa" w:w="7879"/>
+            <w:tcW w:type="dxa" w:w="5844"/>
           </w:tcPr>
           <w:p>
             <w:pPr>
@@ -15986,7 +16211,7 @@
         </w:tc>
         <w:tc>
           <w:tcPr>
-            <w:tcW w:type="dxa" w:w="4697"/>
+            <w:tcW w:type="dxa" w:w="3484"/>
           </w:tcPr>
           <w:p>
             <w:pPr>
@@ -16077,7 +16302,7 @@
         </w:tc>
         <w:tc>
           <w:tcPr>
-            <w:tcW w:type="dxa" w:w="7120"/>
+            <w:tcW w:type="dxa" w:w="10368"/>
           </w:tcPr>
           <w:p>
             <w:pPr>
@@ -16101,7 +16326,7 @@
         </w:trPr>
         <w:tc>
           <w:tcPr>
-            <w:tcW w:type="dxa" w:w="7879"/>
+            <w:tcW w:type="dxa" w:w="5844"/>
           </w:tcPr>
           <w:p>
             <w:pPr>
@@ -16120,7 +16345,7 @@
         </w:tc>
         <w:tc>
           <w:tcPr>
-            <w:tcW w:type="dxa" w:w="4697"/>
+            <w:tcW w:type="dxa" w:w="3484"/>
           </w:tcPr>
           <w:p>
             <w:pPr>
@@ -16220,7 +16445,7 @@
         </w:tc>
         <w:tc>
           <w:tcPr>
-            <w:tcW w:type="dxa" w:w="7120"/>
+            <w:tcW w:type="dxa" w:w="10368"/>
           </w:tcPr>
           <w:p>
             <w:pPr>
@@ -16244,7 +16469,7 @@
         </w:trPr>
         <w:tc>
           <w:tcPr>
-            <w:tcW w:type="dxa" w:w="7879"/>
+            <w:tcW w:type="dxa" w:w="5844"/>
           </w:tcPr>
           <w:p>
             <w:pPr>
@@ -16263,7 +16488,7 @@
         </w:tc>
         <w:tc>
           <w:tcPr>
-            <w:tcW w:type="dxa" w:w="4697"/>
+            <w:tcW w:type="dxa" w:w="3484"/>
           </w:tcPr>
           <w:p>
             <w:pPr>
@@ -16363,7 +16588,7 @@
         </w:tc>
         <w:tc>
           <w:tcPr>
-            <w:tcW w:type="dxa" w:w="7120"/>
+            <w:tcW w:type="dxa" w:w="10368"/>
           </w:tcPr>
           <w:p>
             <w:pPr>
@@ -16387,7 +16612,7 @@
         </w:trPr>
         <w:tc>
           <w:tcPr>
-            <w:tcW w:type="dxa" w:w="7879"/>
+            <w:tcW w:type="dxa" w:w="5844"/>
           </w:tcPr>
           <w:p>
             <w:pPr>
@@ -16406,7 +16631,7 @@
         </w:tc>
         <w:tc>
           <w:tcPr>
-            <w:tcW w:type="dxa" w:w="4697"/>
+            <w:tcW w:type="dxa" w:w="3484"/>
           </w:tcPr>
           <w:p>
             <w:pPr>
@@ -16506,7 +16731,7 @@
         </w:tc>
         <w:tc>
           <w:tcPr>
-            <w:tcW w:type="dxa" w:w="7120"/>
+            <w:tcW w:type="dxa" w:w="10368"/>
           </w:tcPr>
           <w:p>
             <w:pPr>
@@ -16530,7 +16755,7 @@
         </w:trPr>
         <w:tc>
           <w:tcPr>
-            <w:tcW w:type="dxa" w:w="7879"/>
+            <w:tcW w:type="dxa" w:w="5844"/>
           </w:tcPr>
           <w:p>
             <w:pPr>
@@ -16549,7 +16774,7 @@
         </w:tc>
         <w:tc>
           <w:tcPr>
-            <w:tcW w:type="dxa" w:w="4697"/>
+            <w:tcW w:type="dxa" w:w="3484"/>
           </w:tcPr>
           <w:p>
             <w:pPr>
@@ -16649,7 +16874,7 @@
         </w:tc>
         <w:tc>
           <w:tcPr>
-            <w:tcW w:type="dxa" w:w="7120"/>
+            <w:tcW w:type="dxa" w:w="10368"/>
           </w:tcPr>
           <w:p>
             <w:pPr>
@@ -16673,7 +16898,7 @@
         </w:trPr>
         <w:tc>
           <w:tcPr>
-            <w:tcW w:type="dxa" w:w="7879"/>
+            <w:tcW w:type="dxa" w:w="5844"/>
           </w:tcPr>
           <w:p>
             <w:pPr>
@@ -16692,7 +16917,7 @@
         </w:tc>
         <w:tc>
           <w:tcPr>
-            <w:tcW w:type="dxa" w:w="4697"/>
+            <w:tcW w:type="dxa" w:w="3484"/>
           </w:tcPr>
           <w:p>
             <w:pPr>
@@ -16783,7 +17008,7 @@
         </w:tc>
         <w:tc>
           <w:tcPr>
-            <w:tcW w:type="dxa" w:w="7120"/>
+            <w:tcW w:type="dxa" w:w="10368"/>
           </w:tcPr>
           <w:p>
             <w:pPr>
@@ -16807,7 +17032,7 @@
         </w:trPr>
         <w:tc>
           <w:tcPr>
-            <w:tcW w:type="dxa" w:w="7879"/>
+            <w:tcW w:type="dxa" w:w="5844"/>
           </w:tcPr>
           <w:p>
             <w:pPr>
@@ -16826,7 +17051,7 @@
         </w:tc>
         <w:tc>
           <w:tcPr>
-            <w:tcW w:type="dxa" w:w="4697"/>
+            <w:tcW w:type="dxa" w:w="3484"/>
           </w:tcPr>
           <w:p>
             <w:pPr>
@@ -16917,7 +17142,7 @@
         </w:tc>
         <w:tc>
           <w:tcPr>
-            <w:tcW w:type="dxa" w:w="7120"/>
+            <w:tcW w:type="dxa" w:w="10368"/>
           </w:tcPr>
           <w:p>
             <w:pPr>
@@ -16941,7 +17166,7 @@
         </w:trPr>
         <w:tc>
           <w:tcPr>
-            <w:tcW w:type="dxa" w:w="7879"/>
+            <w:tcW w:type="dxa" w:w="5844"/>
           </w:tcPr>
           <w:p>
             <w:pPr>
@@ -16960,7 +17185,7 @@
         </w:tc>
         <w:tc>
           <w:tcPr>
-            <w:tcW w:type="dxa" w:w="4697"/>
+            <w:tcW w:type="dxa" w:w="3484"/>
           </w:tcPr>
           <w:p>
             <w:pPr>
@@ -17060,7 +17285,7 @@
         </w:tc>
         <w:tc>
           <w:tcPr>
-            <w:tcW w:type="dxa" w:w="7120"/>
+            <w:tcW w:type="dxa" w:w="10368"/>
           </w:tcPr>
           <w:p>
             <w:pPr>
@@ -17084,7 +17309,7 @@
         </w:trPr>
         <w:tc>
           <w:tcPr>
-            <w:tcW w:type="dxa" w:w="7879"/>
+            <w:tcW w:type="dxa" w:w="5844"/>
           </w:tcPr>
           <w:p>
             <w:pPr>
@@ -17103,7 +17328,7 @@
         </w:tc>
         <w:tc>
           <w:tcPr>
-            <w:tcW w:type="dxa" w:w="4697"/>
+            <w:tcW w:type="dxa" w:w="3484"/>
           </w:tcPr>
           <w:p>
             <w:pPr>
@@ -17194,7 +17419,7 @@
         </w:tc>
         <w:tc>
           <w:tcPr>
-            <w:tcW w:type="dxa" w:w="7120"/>
+            <w:tcW w:type="dxa" w:w="10368"/>
           </w:tcPr>
           <w:p>
             <w:pPr>
@@ -17218,7 +17443,7 @@
         </w:trPr>
         <w:tc>
           <w:tcPr>
-            <w:tcW w:type="dxa" w:w="7879"/>
+            <w:tcW w:type="dxa" w:w="5844"/>
           </w:tcPr>
           <w:p>
             <w:pPr>
@@ -17237,7 +17462,7 @@
         </w:tc>
         <w:tc>
           <w:tcPr>
-            <w:tcW w:type="dxa" w:w="4697"/>
+            <w:tcW w:type="dxa" w:w="3484"/>
           </w:tcPr>
           <w:p>
             <w:pPr>
@@ -17328,7 +17553,7 @@
         </w:tc>
         <w:tc>
           <w:tcPr>
-            <w:tcW w:type="dxa" w:w="7120"/>
+            <w:tcW w:type="dxa" w:w="10368"/>
           </w:tcPr>
           <w:p>
             <w:pPr>
@@ -17343,7 +17568,7 @@
         </w:trPr>
         <w:tc>
           <w:tcPr>
-            <w:tcW w:type="dxa" w:w="7879"/>
+            <w:tcW w:type="dxa" w:w="5844"/>
           </w:tcPr>
           <w:p>
             <w:pPr>
@@ -17362,7 +17587,7 @@
         </w:tc>
         <w:tc>
           <w:tcPr>
-            <w:tcW w:type="dxa" w:w="4697"/>
+            <w:tcW w:type="dxa" w:w="3484"/>
           </w:tcPr>
           <w:p>
             <w:pPr>
@@ -17453,7 +17678,7 @@
         </w:tc>
         <w:tc>
           <w:tcPr>
-            <w:tcW w:type="dxa" w:w="7120"/>
+            <w:tcW w:type="dxa" w:w="10368"/>
           </w:tcPr>
           <w:p>
             <w:pPr>
@@ -17477,7 +17702,7 @@
         </w:trPr>
         <w:tc>
           <w:tcPr>
-            <w:tcW w:type="dxa" w:w="7879"/>
+            <w:tcW w:type="dxa" w:w="5844"/>
           </w:tcPr>
           <w:p>
             <w:pPr>
@@ -17496,7 +17721,7 @@
         </w:tc>
         <w:tc>
           <w:tcPr>
-            <w:tcW w:type="dxa" w:w="4697"/>
+            <w:tcW w:type="dxa" w:w="3484"/>
           </w:tcPr>
           <w:p>
             <w:pPr>
@@ -17587,7 +17812,7 @@
         </w:tc>
         <w:tc>
           <w:tcPr>
-            <w:tcW w:type="dxa" w:w="7120"/>
+            <w:tcW w:type="dxa" w:w="10368"/>
           </w:tcPr>
           <w:p>
             <w:pPr>
@@ -17611,7 +17836,7 @@
         </w:trPr>
         <w:tc>
           <w:tcPr>
-            <w:tcW w:type="dxa" w:w="7879"/>
+            <w:tcW w:type="dxa" w:w="5844"/>
           </w:tcPr>
           <w:p>
             <w:pPr>
@@ -17630,7 +17855,7 @@
         </w:tc>
         <w:tc>
           <w:tcPr>
-            <w:tcW w:type="dxa" w:w="4697"/>
+            <w:tcW w:type="dxa" w:w="3484"/>
           </w:tcPr>
           <w:p>
             <w:pPr>
@@ -17721,7 +17946,7 @@
         </w:tc>
         <w:tc>
           <w:tcPr>
-            <w:tcW w:type="dxa" w:w="7120"/>
+            <w:tcW w:type="dxa" w:w="10368"/>
           </w:tcPr>
           <w:p>
             <w:pPr>
@@ -17745,7 +17970,7 @@
         </w:trPr>
         <w:tc>
           <w:tcPr>
-            <w:tcW w:type="dxa" w:w="7879"/>
+            <w:tcW w:type="dxa" w:w="5844"/>
           </w:tcPr>
           <w:p>
             <w:pPr>
@@ -17764,7 +17989,7 @@
         </w:tc>
         <w:tc>
           <w:tcPr>
-            <w:tcW w:type="dxa" w:w="4697"/>
+            <w:tcW w:type="dxa" w:w="3484"/>
           </w:tcPr>
           <w:p>
             <w:pPr>
@@ -17864,20 +18089,20 @@
         </w:tc>
         <w:tc>
           <w:tcPr>
-            <w:tcW w:type="dxa" w:w="7120"/>
-          </w:tcPr>
-          <w:p>
-            <w:pPr>
-              <w:spacing w:before="0" w:after="0" w:line="252" w:lineRule="auto"/>
-            </w:pPr>
-            <w:r>
-              <w:rPr>
-                <w:rFonts w:ascii="맑은 고딕" w:hAnsi="맑은 고딕" w:eastAsia="맑은 고딕"/>
-                <w:b w:val="0"/>
-                <w:color w:val="13203F"/>
-                <w:sz w:val="16"/>
-              </w:rPr>
-              <w:t>컨트롤러 종류는 리워크 로봇 메이커와 일치시킴</w:t>
+            <w:tcW w:type="dxa" w:w="10368"/>
+          </w:tcPr>
+          <w:p>
+            <w:pPr>
+              <w:spacing w:before="0" w:after="0" w:line="252" w:lineRule="auto"/>
+            </w:pPr>
+            <w:r>
+              <w:rPr>
+                <w:rFonts w:ascii="맑은 고딕" w:hAnsi="맑은 고딕" w:eastAsia="맑은 고딕"/>
+                <w:b w:val="0"/>
+                <w:color w:val="13203F"/>
+                <w:sz w:val="16"/>
+              </w:rPr>
+              <w:t>구매계획(안)은 FANUC·KUKA — 리워크 로봇 메이커로 한쪽에 맞춤</w:t>
             </w:r>
           </w:p>
         </w:tc>
@@ -17888,7 +18113,7 @@
         </w:trPr>
         <w:tc>
           <w:tcPr>
-            <w:tcW w:type="dxa" w:w="7879"/>
+            <w:tcW w:type="dxa" w:w="5844"/>
           </w:tcPr>
           <w:p>
             <w:pPr>
@@ -17907,7 +18132,7 @@
         </w:tc>
         <w:tc>
           <w:tcPr>
-            <w:tcW w:type="dxa" w:w="4697"/>
+            <w:tcW w:type="dxa" w:w="3484"/>
           </w:tcPr>
           <w:p>
             <w:pPr>
@@ -17998,7 +18223,7 @@
         </w:tc>
         <w:tc>
           <w:tcPr>
-            <w:tcW w:type="dxa" w:w="7120"/>
+            <w:tcW w:type="dxa" w:w="10368"/>
           </w:tcPr>
           <w:p>
             <w:pPr>
@@ -18022,7 +18247,7 @@
         </w:trPr>
         <w:tc>
           <w:tcPr>
-            <w:tcW w:type="dxa" w:w="7879"/>
+            <w:tcW w:type="dxa" w:w="5844"/>
           </w:tcPr>
           <w:p>
             <w:pPr>
@@ -18041,7 +18266,7 @@
         </w:tc>
         <w:tc>
           <w:tcPr>
-            <w:tcW w:type="dxa" w:w="4697"/>
+            <w:tcW w:type="dxa" w:w="3484"/>
           </w:tcPr>
           <w:p>
             <w:pPr>
@@ -18112,7 +18337,7 @@
         <w:tc>
           <w:tcPr>
             <w:tcW w:type="dxa" w:w="490"/>
-            <w:shd w:val="clear" w:color="auto" w:fill="D9F0F2"/>
+            <w:shd w:val="clear" w:color="auto" w:fill="FFF1E2"/>
           </w:tcPr>
           <w:p>
             <w:pPr>
@@ -18123,29 +18348,29 @@
               <w:rPr>
                 <w:rFonts w:ascii="맑은 고딕" w:hAnsi="맑은 고딕" w:eastAsia="맑은 고딕"/>
                 <w:b/>
-                <w:color w:val="0090A0"/>
-                <w:sz w:val="16"/>
-              </w:rPr>
-              <w:t>적합</w:t>
-            </w:r>
-          </w:p>
-        </w:tc>
-        <w:tc>
-          <w:tcPr>
-            <w:tcW w:type="dxa" w:w="7120"/>
-          </w:tcPr>
-          <w:p>
-            <w:pPr>
-              <w:spacing w:before="0" w:after="0" w:line="252" w:lineRule="auto"/>
-            </w:pPr>
-            <w:r>
-              <w:rPr>
-                <w:rFonts w:ascii="맑은 고딕" w:hAnsi="맑은 고딕" w:eastAsia="맑은 고딕"/>
-                <w:b w:val="0"/>
-                <w:color w:val="13203F"/>
-                <w:sz w:val="16"/>
-              </w:rPr>
-              <w:t>용접부 품질 검사·분석</w:t>
+                <w:color w:val="9A4A00"/>
+                <w:sz w:val="16"/>
+              </w:rPr>
+              <w:t>확인</w:t>
+            </w:r>
+          </w:p>
+        </w:tc>
+        <w:tc>
+          <w:tcPr>
+            <w:tcW w:type="dxa" w:w="10368"/>
+          </w:tcPr>
+          <w:p>
+            <w:pPr>
+              <w:spacing w:before="0" w:after="0" w:line="252" w:lineRule="auto"/>
+            </w:pPr>
+            <w:r>
+              <w:rPr>
+                <w:rFonts w:ascii="맑은 고딕" w:hAnsi="맑은 고딕" w:eastAsia="맑은 고딕"/>
+                <w:b w:val="0"/>
+                <w:color w:val="13203F"/>
+                <w:sz w:val="16"/>
+              </w:rPr>
+              <w:t>차체 스폿용접 특화. 존 예산 0.10억 초과(R2) 시 감액 1순위 — 유지하려면 대상 부품의 용접부 검사 근거 필요</w:t>
             </w:r>
           </w:p>
         </w:tc>
@@ -18156,7 +18381,7 @@
         </w:trPr>
         <w:tc>
           <w:tcPr>
-            <w:tcW w:type="dxa" w:w="7879"/>
+            <w:tcW w:type="dxa" w:w="5844"/>
           </w:tcPr>
           <w:p>
             <w:pPr>
@@ -18175,7 +18400,7 @@
         </w:tc>
         <w:tc>
           <w:tcPr>
-            <w:tcW w:type="dxa" w:w="4697"/>
+            <w:tcW w:type="dxa" w:w="3484"/>
           </w:tcPr>
           <w:p>
             <w:pPr>
@@ -18255,7 +18480,7 @@
         <w:tc>
           <w:tcPr>
             <w:tcW w:type="dxa" w:w="490"/>
-            <w:shd w:val="clear" w:color="auto" w:fill="D9F0F2"/>
+            <w:shd w:val="clear" w:color="auto" w:fill="FFF1E2"/>
           </w:tcPr>
           <w:p>
             <w:pPr>
@@ -18266,29 +18491,29 @@
               <w:rPr>
                 <w:rFonts w:ascii="맑은 고딕" w:hAnsi="맑은 고딕" w:eastAsia="맑은 고딕"/>
                 <w:b/>
-                <w:color w:val="0090A0"/>
-                <w:sz w:val="16"/>
-              </w:rPr>
-              <w:t>적합</w:t>
-            </w:r>
-          </w:p>
-        </w:tc>
-        <w:tc>
-          <w:tcPr>
-            <w:tcW w:type="dxa" w:w="7120"/>
-          </w:tcPr>
-          <w:p>
-            <w:pPr>
-              <w:spacing w:before="0" w:after="0" w:line="252" w:lineRule="auto"/>
-            </w:pPr>
-            <w:r>
-              <w:rPr>
-                <w:rFonts w:ascii="맑은 고딕" w:hAnsi="맑은 고딕" w:eastAsia="맑은 고딕"/>
-                <w:b w:val="0"/>
-                <w:color w:val="13203F"/>
-                <w:sz w:val="16"/>
-              </w:rPr>
-              <w:t>로봇 자동 측정 경로 생성</w:t>
+                <w:color w:val="9A4A00"/>
+                <w:sz w:val="16"/>
+              </w:rPr>
+              <w:t>확인</w:t>
+            </w:r>
+          </w:p>
+        </w:tc>
+        <w:tc>
+          <w:tcPr>
+            <w:tcW w:type="dxa" w:w="10368"/>
+          </w:tcPr>
+          <w:p>
+            <w:pPr>
+              <w:spacing w:before="0" w:after="0" w:line="252" w:lineRule="auto"/>
+            </w:pPr>
+            <w:r>
+              <w:rPr>
+                <w:rFonts w:ascii="맑은 고딕" w:hAnsi="맑은 고딕" w:eastAsia="맑은 고딕"/>
+                <w:b w:val="0"/>
+                <w:color w:val="13203F"/>
+                <w:sz w:val="16"/>
+              </w:rPr>
+              <w:t>레이저트래커 측정용 — 스캐너 제외로 측정 HW가 없어짐. 함께 제외하거나 유지 근거 명시</w:t>
             </w:r>
           </w:p>
         </w:tc>
@@ -18299,7 +18524,7 @@
         </w:trPr>
         <w:tc>
           <w:tcPr>
-            <w:tcW w:type="dxa" w:w="7879"/>
+            <w:tcW w:type="dxa" w:w="5844"/>
           </w:tcPr>
           <w:p>
             <w:pPr>
@@ -18318,7 +18543,7 @@
         </w:tc>
         <w:tc>
           <w:tcPr>
-            <w:tcW w:type="dxa" w:w="4697"/>
+            <w:tcW w:type="dxa" w:w="3484"/>
           </w:tcPr>
           <w:p>
             <w:pPr>
@@ -18398,7 +18623,7 @@
         <w:tc>
           <w:tcPr>
             <w:tcW w:type="dxa" w:w="490"/>
-            <w:shd w:val="clear" w:color="auto" w:fill="D9F0F2"/>
+            <w:shd w:val="clear" w:color="auto" w:fill="FFF1E2"/>
           </w:tcPr>
           <w:p>
             <w:pPr>
@@ -18409,29 +18634,29 @@
               <w:rPr>
                 <w:rFonts w:ascii="맑은 고딕" w:hAnsi="맑은 고딕" w:eastAsia="맑은 고딕"/>
                 <w:b/>
-                <w:color w:val="0090A0"/>
-                <w:sz w:val="16"/>
-              </w:rPr>
-              <w:t>적합</w:t>
-            </w:r>
-          </w:p>
-        </w:tc>
-        <w:tc>
-          <w:tcPr>
-            <w:tcW w:type="dxa" w:w="7120"/>
-          </w:tcPr>
-          <w:p>
-            <w:pPr>
-              <w:spacing w:before="0" w:after="0" w:line="252" w:lineRule="auto"/>
-            </w:pPr>
-            <w:r>
-              <w:rPr>
-                <w:rFonts w:ascii="맑은 고딕" w:hAnsi="맑은 고딕" w:eastAsia="맑은 고딕"/>
-                <w:b w:val="0"/>
-                <w:color w:val="13203F"/>
-                <w:sz w:val="16"/>
-              </w:rPr>
-              <w:t>측정 시뮬레이션</w:t>
+                <w:color w:val="9A4A00"/>
+                <w:sz w:val="16"/>
+              </w:rPr>
+              <w:t>확인</w:t>
+            </w:r>
+          </w:p>
+        </w:tc>
+        <w:tc>
+          <w:tcPr>
+            <w:tcW w:type="dxa" w:w="10368"/>
+          </w:tcPr>
+          <w:p>
+            <w:pPr>
+              <w:spacing w:before="0" w:after="0" w:line="252" w:lineRule="auto"/>
+            </w:pPr>
+            <w:r>
+              <w:rPr>
+                <w:rFonts w:ascii="맑은 고딕" w:hAnsi="맑은 고딕" w:eastAsia="맑은 고딕"/>
+                <w:b w:val="0"/>
+                <w:color w:val="13203F"/>
+                <w:sz w:val="16"/>
+              </w:rPr>
+              <w:t>측정 시스템 제어용 — 제어할 스캐너가 빠져 AIMS Simulator와 같이 판단</w:t>
             </w:r>
           </w:p>
         </w:tc>
@@ -18484,7 +18709,7 @@
         </w:tc>
         <w:tc>
           <w:tcPr>
-            <w:tcW w:type="dxa" w:w="7120"/>
+            <w:tcW w:type="dxa" w:w="10368"/>
             <w:gridSpan w:val="2"/>
             <w:shd w:val="clear" w:color="auto" w:fill="E4F6F8"/>
           </w:tcPr>
@@ -18501,7 +18726,7 @@
         </w:trPr>
         <w:tc>
           <w:tcPr>
-            <w:tcW w:type="dxa" w:w="7879"/>
+            <w:tcW w:type="dxa" w:w="5844"/>
           </w:tcPr>
           <w:p>
             <w:pPr>
@@ -18520,7 +18745,7 @@
         </w:tc>
         <w:tc>
           <w:tcPr>
-            <w:tcW w:type="dxa" w:w="4697"/>
+            <w:tcW w:type="dxa" w:w="3484"/>
           </w:tcPr>
           <w:p>
             <w:pPr>
@@ -18620,20 +18845,20 @@
         </w:tc>
         <w:tc>
           <w:tcPr>
-            <w:tcW w:type="dxa" w:w="7120"/>
-          </w:tcPr>
-          <w:p>
-            <w:pPr>
-              <w:spacing w:before="0" w:after="0" w:line="252" w:lineRule="auto"/>
-            </w:pPr>
-            <w:r>
-              <w:rPr>
-                <w:rFonts w:ascii="맑은 고딕" w:hAnsi="맑은 고딕" w:eastAsia="맑은 고딕"/>
-                <w:b w:val="0"/>
-                <w:color w:val="13203F"/>
-                <w:sz w:val="16"/>
-              </w:rPr>
-              <w:t>4년치 선계상(SW가 커 금액도 큼). 장비비 계상 가능 여부 확인</w:t>
+            <w:tcW w:type="dxa" w:w="10368"/>
+          </w:tcPr>
+          <w:p>
+            <w:pPr>
+              <w:spacing w:before="0" w:after="0" w:line="252" w:lineRule="auto"/>
+            </w:pPr>
+            <w:r>
+              <w:rPr>
+                <w:rFonts w:ascii="맑은 고딕" w:hAnsi="맑은 고딕" w:eastAsia="맑은 고딕"/>
+                <w:b w:val="0"/>
+                <w:color w:val="13203F"/>
+                <w:sz w:val="16"/>
+              </w:rPr>
+              <w:t>계상은 10/12 결정(18%×4년). 견적서 '5년 AMC' 표기와 ×4 계산 불일치, VAT 포함 여부 확인. AIMS·TESCar 조정 시 함께 감소</w:t>
             </w:r>
           </w:p>
         </w:tc>
@@ -18686,7 +18911,7 @@
         </w:tc>
         <w:tc>
           <w:tcPr>
-            <w:tcW w:type="dxa" w:w="7120"/>
+            <w:tcW w:type="dxa" w:w="10368"/>
             <w:gridSpan w:val="2"/>
             <w:shd w:val="clear" w:color="auto" w:fill="E4F6F8"/>
           </w:tcPr>
@@ -18703,7 +18928,7 @@
         </w:trPr>
         <w:tc>
           <w:tcPr>
-            <w:tcW w:type="dxa" w:w="7879"/>
+            <w:tcW w:type="dxa" w:w="5844"/>
           </w:tcPr>
           <w:p>
             <w:pPr>
@@ -18722,7 +18947,7 @@
         </w:tc>
         <w:tc>
           <w:tcPr>
-            <w:tcW w:type="dxa" w:w="4697"/>
+            <w:tcW w:type="dxa" w:w="3484"/>
           </w:tcPr>
           <w:p>
             <w:pPr>
@@ -18793,7 +19018,7 @@
         <w:tc>
           <w:tcPr>
             <w:tcW w:type="dxa" w:w="490"/>
-            <w:shd w:val="clear" w:color="auto" w:fill="D9F0F2"/>
+            <w:shd w:val="clear" w:color="auto" w:fill="FDE8E8"/>
           </w:tcPr>
           <w:p>
             <w:pPr>
@@ -18804,29 +19029,29 @@
               <w:rPr>
                 <w:rFonts w:ascii="맑은 고딕" w:hAnsi="맑은 고딕" w:eastAsia="맑은 고딕"/>
                 <w:b/>
-                <w:color w:val="0090A0"/>
-                <w:sz w:val="16"/>
-              </w:rPr>
-              <w:t>적합</w:t>
-            </w:r>
-          </w:p>
-        </w:tc>
-        <w:tc>
-          <w:tcPr>
-            <w:tcW w:type="dxa" w:w="7120"/>
-          </w:tcPr>
-          <w:p>
-            <w:pPr>
-              <w:spacing w:before="0" w:after="0" w:line="252" w:lineRule="auto"/>
-            </w:pPr>
-            <w:r>
-              <w:rPr>
-                <w:rFonts w:ascii="맑은 고딕" w:hAnsi="맑은 고딕" w:eastAsia="맑은 고딕"/>
-                <w:b w:val="0"/>
-                <w:color w:val="13203F"/>
-                <w:sz w:val="16"/>
-              </w:rPr>
-              <w:t>레이저트래커 기반 고정밀 자동 측정(AIMS 연계)</w:t>
+                <w:color w:val="A12020"/>
+                <w:sz w:val="16"/>
+              </w:rPr>
+              <w:t>조정</w:t>
+            </w:r>
+          </w:p>
+        </w:tc>
+        <w:tc>
+          <w:tcPr>
+            <w:tcW w:type="dxa" w:w="10368"/>
+          </w:tcPr>
+          <w:p>
+            <w:pPr>
+              <w:spacing w:before="0" w:after="0" w:line="252" w:lineRule="auto"/>
+            </w:pPr>
+            <w:r>
+              <w:rPr>
+                <w:rFonts w:ascii="맑은 고딕" w:hAnsi="맑은 고딕" w:eastAsia="맑은 고딕"/>
+                <w:b w:val="0"/>
+                <w:color w:val="13203F"/>
+                <w:sz w:val="16"/>
+              </w:rPr>
+              <w:t>10/12 결정: 정밀검사 스캐너 제외(측정 환경 변화 적음). R2 구매계획서에서도 제외</w:t>
             </w:r>
           </w:p>
         </w:tc>
@@ -18837,7 +19062,7 @@
         </w:trPr>
         <w:tc>
           <w:tcPr>
-            <w:tcW w:type="dxa" w:w="7879"/>
+            <w:tcW w:type="dxa" w:w="5844"/>
           </w:tcPr>
           <w:p>
             <w:pPr>
@@ -18856,7 +19081,7 @@
         </w:tc>
         <w:tc>
           <w:tcPr>
-            <w:tcW w:type="dxa" w:w="4697"/>
+            <w:tcW w:type="dxa" w:w="3484"/>
           </w:tcPr>
           <w:p>
             <w:pPr>
@@ -18927,7 +19152,7 @@
         <w:tc>
           <w:tcPr>
             <w:tcW w:type="dxa" w:w="490"/>
-            <w:shd w:val="clear" w:color="auto" w:fill="D9F0F2"/>
+            <w:shd w:val="clear" w:color="auto" w:fill="FDE8E8"/>
           </w:tcPr>
           <w:p>
             <w:pPr>
@@ -18938,29 +19163,29 @@
               <w:rPr>
                 <w:rFonts w:ascii="맑은 고딕" w:hAnsi="맑은 고딕" w:eastAsia="맑은 고딕"/>
                 <w:b/>
-                <w:color w:val="0090A0"/>
-                <w:sz w:val="16"/>
-              </w:rPr>
-              <w:t>적합</w:t>
-            </w:r>
-          </w:p>
-        </w:tc>
-        <w:tc>
-          <w:tcPr>
-            <w:tcW w:type="dxa" w:w="7120"/>
-          </w:tcPr>
-          <w:p>
-            <w:pPr>
-              <w:spacing w:before="0" w:after="0" w:line="252" w:lineRule="auto"/>
-            </w:pPr>
-            <w:r>
-              <w:rPr>
-                <w:rFonts w:ascii="맑은 고딕" w:hAnsi="맑은 고딕" w:eastAsia="맑은 고딕"/>
-                <w:b w:val="0"/>
-                <w:color w:val="13203F"/>
-                <w:sz w:val="16"/>
-              </w:rPr>
-              <w:t>합성 결함 데이터 생성·검사 AI 학습 연산</w:t>
+                <w:color w:val="A12020"/>
+                <w:sz w:val="16"/>
+              </w:rPr>
+              <w:t>조정</w:t>
+            </w:r>
+          </w:p>
+        </w:tc>
+        <w:tc>
+          <w:tcPr>
+            <w:tcW w:type="dxa" w:w="10368"/>
+          </w:tcPr>
+          <w:p>
+            <w:pPr>
+              <w:spacing w:before="0" w:after="0" w:line="252" w:lineRule="auto"/>
+            </w:pPr>
+            <w:r>
+              <w:rPr>
+                <w:rFonts w:ascii="맑은 고딕" w:hAnsi="맑은 고딕" w:eastAsia="맑은 고딕"/>
+                <w:b w:val="0"/>
+                <w:color w:val="13203F"/>
+                <w:sz w:val="16"/>
+              </w:rPr>
+              <w:t>10/12 결정: GPU 8→4장. 10/15 적응가공 재견적은 RTX PRO 6000 ×4 + 방화벽 385,000(VAT 포함)으로 교체</w:t>
             </w:r>
           </w:p>
         </w:tc>
@@ -18971,7 +19196,7 @@
         </w:trPr>
         <w:tc>
           <w:tcPr>
-            <w:tcW w:type="dxa" w:w="7879"/>
+            <w:tcW w:type="dxa" w:w="5844"/>
           </w:tcPr>
           <w:p>
             <w:pPr>
@@ -18990,7 +19215,7 @@
         </w:tc>
         <w:tc>
           <w:tcPr>
-            <w:tcW w:type="dxa" w:w="4697"/>
+            <w:tcW w:type="dxa" w:w="3484"/>
           </w:tcPr>
           <w:p>
             <w:pPr>
@@ -19081,7 +19306,7 @@
         </w:tc>
         <w:tc>
           <w:tcPr>
-            <w:tcW w:type="dxa" w:w="7120"/>
+            <w:tcW w:type="dxa" w:w="10368"/>
           </w:tcPr>
           <w:p>
             <w:pPr>
@@ -19096,7 +19321,7 @@
         </w:trPr>
         <w:tc>
           <w:tcPr>
-            <w:tcW w:type="dxa" w:w="7879"/>
+            <w:tcW w:type="dxa" w:w="5844"/>
           </w:tcPr>
           <w:p>
             <w:pPr>
@@ -19115,7 +19340,7 @@
         </w:tc>
         <w:tc>
           <w:tcPr>
-            <w:tcW w:type="dxa" w:w="4697"/>
+            <w:tcW w:type="dxa" w:w="3484"/>
           </w:tcPr>
           <w:p>
             <w:pPr>
@@ -19206,7 +19431,7 @@
         </w:tc>
         <w:tc>
           <w:tcPr>
-            <w:tcW w:type="dxa" w:w="7120"/>
+            <w:tcW w:type="dxa" w:w="10368"/>
           </w:tcPr>
           <w:p>
             <w:pPr>
@@ -19221,7 +19446,7 @@
         </w:trPr>
         <w:tc>
           <w:tcPr>
-            <w:tcW w:type="dxa" w:w="7879"/>
+            <w:tcW w:type="dxa" w:w="5844"/>
           </w:tcPr>
           <w:p>
             <w:pPr>
@@ -19240,7 +19465,7 @@
         </w:tc>
         <w:tc>
           <w:tcPr>
-            <w:tcW w:type="dxa" w:w="4697"/>
+            <w:tcW w:type="dxa" w:w="3484"/>
           </w:tcPr>
           <w:p>
             <w:pPr>
@@ -19331,7 +19556,7 @@
         </w:tc>
         <w:tc>
           <w:tcPr>
-            <w:tcW w:type="dxa" w:w="7120"/>
+            <w:tcW w:type="dxa" w:w="10368"/>
           </w:tcPr>
           <w:p>
             <w:pPr>
@@ -19388,7 +19613,7 @@
         </w:tc>
         <w:tc>
           <w:tcPr>
-            <w:tcW w:type="dxa" w:w="7120"/>
+            <w:tcW w:type="dxa" w:w="10368"/>
             <w:gridSpan w:val="2"/>
             <w:shd w:val="clear" w:color="auto" w:fill="E4F6F8"/>
           </w:tcPr>
@@ -19405,7 +19630,7 @@
         </w:trPr>
         <w:tc>
           <w:tcPr>
-            <w:tcW w:type="dxa" w:w="7879"/>
+            <w:tcW w:type="dxa" w:w="5844"/>
           </w:tcPr>
           <w:p>
             <w:pPr>
@@ -19424,7 +19649,7 @@
         </w:tc>
         <w:tc>
           <w:tcPr>
-            <w:tcW w:type="dxa" w:w="4697"/>
+            <w:tcW w:type="dxa" w:w="3484"/>
           </w:tcPr>
           <w:p>
             <w:pPr>
@@ -19515,7 +19740,7 @@
         </w:tc>
         <w:tc>
           <w:tcPr>
-            <w:tcW w:type="dxa" w:w="7120"/>
+            <w:tcW w:type="dxa" w:w="10368"/>
           </w:tcPr>
           <w:p>
             <w:pPr>
@@ -19530,7 +19755,7 @@
         </w:trPr>
         <w:tc>
           <w:tcPr>
-            <w:tcW w:type="dxa" w:w="7879"/>
+            <w:tcW w:type="dxa" w:w="5844"/>
           </w:tcPr>
           <w:p>
             <w:pPr>
@@ -19549,7 +19774,7 @@
         </w:tc>
         <w:tc>
           <w:tcPr>
-            <w:tcW w:type="dxa" w:w="4697"/>
+            <w:tcW w:type="dxa" w:w="3484"/>
           </w:tcPr>
           <w:p>
             <w:pPr>
@@ -19640,7 +19865,7 @@
         </w:tc>
         <w:tc>
           <w:tcPr>
-            <w:tcW w:type="dxa" w:w="7120"/>
+            <w:tcW w:type="dxa" w:w="10368"/>
           </w:tcPr>
           <w:p>
             <w:pPr>
@@ -19664,7 +19889,7 @@
         </w:trPr>
         <w:tc>
           <w:tcPr>
-            <w:tcW w:type="dxa" w:w="7879"/>
+            <w:tcW w:type="dxa" w:w="5844"/>
           </w:tcPr>
           <w:p>
             <w:pPr>
@@ -19684,7 +19909,7 @@
         </w:tc>
         <w:tc>
           <w:tcPr>
-            <w:tcW w:type="dxa" w:w="4697"/>
+            <w:tcW w:type="dxa" w:w="3484"/>
           </w:tcPr>
           <w:p>
             <w:pPr>
@@ -19780,7 +20005,7 @@
         </w:tc>
         <w:tc>
           <w:tcPr>
-            <w:tcW w:type="dxa" w:w="7120"/>
+            <w:tcW w:type="dxa" w:w="10368"/>
           </w:tcPr>
           <w:p>
             <w:pPr>
@@ -19796,7 +20021,7 @@
         </w:trPr>
         <w:tc>
           <w:tcPr>
-            <w:tcW w:type="dxa" w:w="7879"/>
+            <w:tcW w:type="dxa" w:w="5844"/>
           </w:tcPr>
           <w:p>
             <w:pPr>
@@ -19816,7 +20041,7 @@
         </w:tc>
         <w:tc>
           <w:tcPr>
-            <w:tcW w:type="dxa" w:w="4697"/>
+            <w:tcW w:type="dxa" w:w="3484"/>
           </w:tcPr>
           <w:p>
             <w:pPr>
@@ -19912,7 +20137,7 @@
         </w:tc>
         <w:tc>
           <w:tcPr>
-            <w:tcW w:type="dxa" w:w="7120"/>
+            <w:tcW w:type="dxa" w:w="10368"/>
           </w:tcPr>
           <w:p>
             <w:pPr>
@@ -19972,7 +20197,7 @@
         </w:tc>
         <w:tc>
           <w:tcPr>
-            <w:tcW w:type="dxa" w:w="7120"/>
+            <w:tcW w:type="dxa" w:w="10368"/>
             <w:gridSpan w:val="2"/>
             <w:shd w:val="clear" w:color="auto" w:fill="EEF2F9"/>
           </w:tcPr>
@@ -20032,7 +20257,7 @@
         </w:tc>
         <w:tc>
           <w:tcPr>
-            <w:tcW w:type="dxa" w:w="7120"/>
+            <w:tcW w:type="dxa" w:w="10368"/>
             <w:gridSpan w:val="2"/>
             <w:shd w:val="clear" w:color="auto" w:fill="EEF2F9"/>
           </w:tcPr>
@@ -20911,10 +21136,10 @@
       </w:tblPr>
       <w:tblGrid>
         <w:gridCol w:w="849"/>
-        <w:gridCol w:w="1380"/>
-        <w:gridCol w:w="10734"/>
-        <w:gridCol w:w="4499"/>
-        <w:gridCol w:w="4989"/>
+        <w:gridCol w:w="1469"/>
+        <w:gridCol w:w="10176"/>
+        <w:gridCol w:w="4112"/>
+        <w:gridCol w:w="5844"/>
       </w:tblGrid>
       <w:tr>
         <w:trPr>
@@ -20943,7 +21168,7 @@
         </w:tc>
         <w:tc>
           <w:tcPr>
-            <w:tcW w:type="dxa" w:w="1380"/>
+            <w:tcW w:type="dxa" w:w="1469"/>
             <w:shd w:val="clear" w:color="auto" w:fill="10214B"/>
           </w:tcPr>
           <w:p>
@@ -20963,7 +21188,7 @@
         </w:tc>
         <w:tc>
           <w:tcPr>
-            <w:tcW w:type="dxa" w:w="10734"/>
+            <w:tcW w:type="dxa" w:w="10176"/>
             <w:shd w:val="clear" w:color="auto" w:fill="10214B"/>
           </w:tcPr>
           <w:p>
@@ -20983,7 +21208,7 @@
         </w:tc>
         <w:tc>
           <w:tcPr>
-            <w:tcW w:type="dxa" w:w="4499"/>
+            <w:tcW w:type="dxa" w:w="4112"/>
             <w:shd w:val="clear" w:color="auto" w:fill="10214B"/>
           </w:tcPr>
           <w:p>
@@ -21003,7 +21228,7 @@
         </w:tc>
         <w:tc>
           <w:tcPr>
-            <w:tcW w:type="dxa" w:w="4989"/>
+            <w:tcW w:type="dxa" w:w="5844"/>
             <w:shd w:val="clear" w:color="auto" w:fill="10214B"/>
           </w:tcPr>
           <w:p>
@@ -21032,7 +21257,6 @@
           </w:tcPr>
           <w:p>
             <w:pPr>
-              <w:keepNext/>
               <w:spacing w:before="0" w:after="0" w:line="252" w:lineRule="auto"/>
             </w:pPr>
             <w:r>
@@ -21048,12 +21272,11 @@
         </w:tc>
         <w:tc>
           <w:tcPr>
-            <w:tcW w:type="dxa" w:w="1380"/>
+            <w:tcW w:type="dxa" w:w="1469"/>
             <w:shd w:val="clear" w:color="auto" w:fill="EEF2F9"/>
           </w:tcPr>
           <w:p>
             <w:pPr>
-              <w:keepNext/>
               <w:spacing w:before="0" w:after="0" w:line="252" w:lineRule="auto"/>
             </w:pPr>
             <w:r>
@@ -21069,31 +21292,29 @@
         </w:tc>
         <w:tc>
           <w:tcPr>
-            <w:tcW w:type="dxa" w:w="10734"/>
-          </w:tcPr>
-          <w:p>
-            <w:pPr>
-              <w:keepNext/>
-              <w:spacing w:before="0" w:after="0" w:line="252" w:lineRule="auto"/>
-            </w:pPr>
-            <w:r>
-              <w:rPr>
-                <w:rFonts w:ascii="맑은 고딕" w:hAnsi="맑은 고딕" w:eastAsia="맑은 고딕"/>
-                <w:b w:val="0"/>
-                <w:color w:val="13203F"/>
-                <w:sz w:val="16"/>
-              </w:rPr>
-              <w:t>정가 대비 48% 할인(×52%). 10/6 회의에서 언급된 60% 할인보다 낮음</w:t>
-            </w:r>
-          </w:p>
-        </w:tc>
-        <w:tc>
-          <w:tcPr>
-            <w:tcW w:type="dxa" w:w="4499"/>
-          </w:tcPr>
-          <w:p>
-            <w:pPr>
-              <w:keepNext/>
+            <w:tcW w:type="dxa" w:w="10176"/>
+          </w:tcPr>
+          <w:p>
+            <w:pPr>
+              <w:spacing w:before="0" w:after="0" w:line="252" w:lineRule="auto"/>
+            </w:pPr>
+            <w:r>
+              <w:rPr>
+                <w:rFonts w:ascii="맑은 고딕" w:hAnsi="맑은 고딕" w:eastAsia="맑은 고딕"/>
+                <w:b w:val="0"/>
+                <w:color w:val="13203F"/>
+                <w:sz w:val="16"/>
+              </w:rPr>
+              <w:t>정가 대비 48% 할인(×52%). 10/15 적응가공 재견적 단가도 10/8 × 1.1(VAT 포함)이라 할인율 변동 없음(추정). 10/6 회의의 60% 할인 미반영</w:t>
+            </w:r>
+          </w:p>
+        </w:tc>
+        <w:tc>
+          <w:tcPr>
+            <w:tcW w:type="dxa" w:w="4112"/>
+          </w:tcPr>
+          <w:p>
+            <w:pPr>
               <w:spacing w:before="0" w:after="0" w:line="252" w:lineRule="auto"/>
             </w:pPr>
             <w:r>
@@ -21109,11 +21330,10 @@
         </w:tc>
         <w:tc>
           <w:tcPr>
-            <w:tcW w:type="dxa" w:w="4989"/>
-          </w:tcPr>
-          <w:p>
-            <w:pPr>
-              <w:keepNext/>
+            <w:tcW w:type="dxa" w:w="5844"/>
+          </w:tcPr>
+          <w:p>
+            <w:pPr>
               <w:spacing w:before="0" w:after="0" w:line="252" w:lineRule="auto"/>
             </w:pPr>
             <w:r>
@@ -21138,7 +21358,6 @@
           </w:tcPr>
           <w:p>
             <w:pPr>
-              <w:keepNext/>
               <w:spacing w:before="0" w:after="0" w:line="252" w:lineRule="auto"/>
             </w:pPr>
             <w:r>
@@ -21154,12 +21373,11 @@
         </w:tc>
         <w:tc>
           <w:tcPr>
-            <w:tcW w:type="dxa" w:w="1380"/>
+            <w:tcW w:type="dxa" w:w="1469"/>
             <w:shd w:val="clear" w:color="auto" w:fill="EEF2F9"/>
           </w:tcPr>
           <w:p>
             <w:pPr>
-              <w:keepNext/>
               <w:spacing w:before="0" w:after="0" w:line="252" w:lineRule="auto"/>
             </w:pPr>
             <w:r>
@@ -21169,67 +21387,64 @@
                 <w:color w:val="1B3A73"/>
                 <w:sz w:val="16"/>
               </w:rPr>
-              <w:t>AMC 4년 선계상</w:t>
-            </w:r>
-          </w:p>
-        </w:tc>
-        <w:tc>
-          <w:tcPr>
-            <w:tcW w:type="dxa" w:w="10734"/>
-          </w:tcPr>
-          <w:p>
-            <w:pPr>
-              <w:keepNext/>
-              <w:spacing w:before="0" w:after="0" w:line="252" w:lineRule="auto"/>
-            </w:pPr>
-            <w:r>
-              <w:rPr>
-                <w:rFonts w:ascii="맑은 고딕" w:hAnsi="맑은 고딕" w:eastAsia="맑은 고딕"/>
-                <w:b w:val="0"/>
-                <w:color w:val="13203F"/>
-                <w:sz w:val="16"/>
-              </w:rPr>
-              <w:t>연 18% × 4년(1년 무상 + 4년 = 5년 유지보수로 보임)을 장비 견적에 넣음. 참고사항 '5년 AMC 면제' 문구와 표의 계상 금액이 서로 다름</w:t>
-            </w:r>
-          </w:p>
-        </w:tc>
-        <w:tc>
-          <w:tcPr>
-            <w:tcW w:type="dxa" w:w="4499"/>
-          </w:tcPr>
-          <w:p>
-            <w:pPr>
-              <w:keepNext/>
-              <w:spacing w:before="0" w:after="0" w:line="252" w:lineRule="auto"/>
-            </w:pPr>
-            <w:r>
-              <w:rPr>
-                <w:rFonts w:ascii="맑은 고딕" w:hAnsi="맑은 고딕" w:eastAsia="맑은 고딕"/>
-                <w:b w:val="0"/>
-                <w:color w:val="13203F"/>
-                <w:sz w:val="16"/>
-              </w:rPr>
-              <w:t>3존 합계 약 9.7억, 장비비 계상 불가 시 재편성</w:t>
-            </w:r>
-          </w:p>
-        </w:tc>
-        <w:tc>
-          <w:tcPr>
-            <w:tcW w:type="dxa" w:w="4989"/>
-          </w:tcPr>
-          <w:p>
-            <w:pPr>
-              <w:keepNext/>
-              <w:spacing w:before="0" w:after="0" w:line="252" w:lineRule="auto"/>
-            </w:pPr>
-            <w:r>
-              <w:rPr>
-                <w:rFonts w:ascii="맑은 고딕" w:hAnsi="맑은 고딕" w:eastAsia="맑은 고딕"/>
-                <w:b w:val="0"/>
-                <w:color w:val="13203F"/>
-                <w:sz w:val="16"/>
-              </w:rPr>
-              <w:t>문구 의미 확인, NIPA에 유지보수 선계상 가능 여부 확인</w:t>
+              <w:t>AMC 표기·VAT</w:t>
+            </w:r>
+          </w:p>
+        </w:tc>
+        <w:tc>
+          <w:tcPr>
+            <w:tcW w:type="dxa" w:w="10176"/>
+          </w:tcPr>
+          <w:p>
+            <w:pPr>
+              <w:spacing w:before="0" w:after="0" w:line="252" w:lineRule="auto"/>
+            </w:pPr>
+            <w:r>
+              <w:rPr>
+                <w:rFonts w:ascii="맑은 고딕" w:hAnsi="맑은 고딕" w:eastAsia="맑은 고딕"/>
+                <w:b w:val="0"/>
+                <w:color w:val="13203F"/>
+                <w:sz w:val="16"/>
+              </w:rPr>
+              <w:t>계상은 10/12 결정으로 확정(18%×4년). 10/15 재견적도 참고사항 '5년 AMC 포함'과 표의 ×4 계산이 다르고, 표지 'VAT 포함'과 참고사항 '부가세 별도'가 엇갈림</w:t>
+            </w:r>
+          </w:p>
+        </w:tc>
+        <w:tc>
+          <w:tcPr>
+            <w:tcW w:type="dxa" w:w="4112"/>
+          </w:tcPr>
+          <w:p>
+            <w:pPr>
+              <w:spacing w:before="0" w:after="0" w:line="252" w:lineRule="auto"/>
+            </w:pPr>
+            <w:r>
+              <w:rPr>
+                <w:rFonts w:ascii="맑은 고딕" w:hAnsi="맑은 고딕" w:eastAsia="맑은 고딕"/>
+                <w:b w:val="0"/>
+                <w:color w:val="13203F"/>
+                <w:sz w:val="16"/>
+              </w:rPr>
+              <w:t>예산 대비 판단 기준이 흔들림(VAT 10%)</w:t>
+            </w:r>
+          </w:p>
+        </w:tc>
+        <w:tc>
+          <w:tcPr>
+            <w:tcW w:type="dxa" w:w="5844"/>
+          </w:tcPr>
+          <w:p>
+            <w:pPr>
+              <w:spacing w:before="0" w:after="0" w:line="252" w:lineRule="auto"/>
+            </w:pPr>
+            <w:r>
+              <w:rPr>
+                <w:rFonts w:ascii="맑은 고딕" w:hAnsi="맑은 고딕" w:eastAsia="맑은 고딕"/>
+                <w:b w:val="0"/>
+                <w:color w:val="13203F"/>
+                <w:sz w:val="16"/>
+              </w:rPr>
+              <w:t>업체에 AMC 기간·VAT 기준 서면 확인</w:t>
             </w:r>
           </w:p>
         </w:tc>
@@ -21254,13 +21469,13 @@
                 <w:color w:val="13203F"/>
                 <w:sz w:val="16"/>
               </w:rPr>
-              <w:t>로봇·PLC</w:t>
-            </w:r>
-          </w:p>
-        </w:tc>
-        <w:tc>
-          <w:tcPr>
-            <w:tcW w:type="dxa" w:w="1380"/>
+              <w:t>견적</w:t>
+            </w:r>
+          </w:p>
+        </w:tc>
+        <w:tc>
+          <w:tcPr>
+            <w:tcW w:type="dxa" w:w="1469"/>
             <w:shd w:val="clear" w:color="auto" w:fill="EEF2F9"/>
           </w:tcPr>
           <w:p>
@@ -21275,13 +21490,13 @@
                 <w:color w:val="1B3A73"/>
                 <w:sz w:val="16"/>
               </w:rPr>
-              <w:t>메이커 가정</w:t>
-            </w:r>
-          </w:p>
-        </w:tc>
-        <w:tc>
-          <w:tcPr>
-            <w:tcW w:type="dxa" w:w="10734"/>
+              <w:t>재견적 기준 전환</w:t>
+            </w:r>
+          </w:p>
+        </w:tc>
+        <w:tc>
+          <w:tcPr>
+            <w:tcW w:type="dxa" w:w="10176"/>
           </w:tcPr>
           <w:p>
             <w:pPr>
@@ -21295,13 +21510,13 @@
                 <w:color w:val="13203F"/>
                 <w:sz w:val="16"/>
               </w:rPr>
-              <w:t>OLP·ACS·AIMS 컨트롤러(현대·가와사키 / 야스카와·쿠카 / 화낙·ABB)와 PLC(LS·미쓰비시 / 지멘스 / 로크웰)가 존마다 다르게 임의 배정</w:t>
-            </w:r>
-          </w:p>
-        </w:tc>
-        <w:tc>
-          <w:tcPr>
-            <w:tcW w:type="dxa" w:w="4499"/>
+              <w:t>적응가공은 10/15 재견적(1015-2, 21.92억)이 나와 로컬 HW·로컬 OCS·보안까지 범위가 넓어짐. 유연제조·정밀검사 재견적은 미확인</w:t>
+            </w:r>
+          </w:p>
+        </w:tc>
+        <w:tc>
+          <w:tcPr>
+            <w:tcW w:type="dxa" w:w="4112"/>
           </w:tcPr>
           <w:p>
             <w:pPr>
@@ -21315,13 +21530,13 @@
                 <w:color w:val="13203F"/>
                 <w:sz w:val="16"/>
               </w:rPr>
-              <w:t>실제 발주 기종과 다르면 옵션 교체 필요</w:t>
-            </w:r>
-          </w:p>
-        </w:tc>
-        <w:tc>
-          <w:tcPr>
-            <w:tcW w:type="dxa" w:w="4989"/>
+              <w:t>이 페이지 금액은 10/8 기준이라 심의 금액과 다름</w:t>
+            </w:r>
+          </w:p>
+        </w:tc>
+        <w:tc>
+          <w:tcPr>
+            <w:tcW w:type="dxa" w:w="5844"/>
           </w:tcPr>
           <w:p>
             <w:pPr>
@@ -21335,7 +21550,7 @@
                 <w:color w:val="13203F"/>
                 <w:sz w:val="16"/>
               </w:rPr>
-              <w:t>존별 로봇·PLC 메이커 확정 후 옵션 재산정</w:t>
+              <w:t>3개 존 10/15 재견적 원본 확보 후 견적 기준 교체</w:t>
             </w:r>
           </w:p>
         </w:tc>
@@ -21350,6 +21565,218 @@
           </w:tcPr>
           <w:p>
             <w:pPr>
+              <w:keepNext/>
+              <w:spacing w:before="0" w:after="0" w:line="252" w:lineRule="auto"/>
+            </w:pPr>
+            <w:r>
+              <w:rPr>
+                <w:rFonts w:ascii="맑은 고딕" w:hAnsi="맑은 고딕" w:eastAsia="맑은 고딕"/>
+                <w:b w:val="0"/>
+                <w:color w:val="13203F"/>
+                <w:sz w:val="16"/>
+              </w:rPr>
+              <w:t>예산</w:t>
+            </w:r>
+          </w:p>
+        </w:tc>
+        <w:tc>
+          <w:tcPr>
+            <w:tcW w:type="dxa" w:w="1469"/>
+            <w:shd w:val="clear" w:color="auto" w:fill="EEF2F9"/>
+          </w:tcPr>
+          <w:p>
+            <w:pPr>
+              <w:keepNext/>
+              <w:spacing w:before="0" w:after="0" w:line="252" w:lineRule="auto"/>
+            </w:pPr>
+            <w:r>
+              <w:rPr>
+                <w:rFonts w:ascii="맑은 고딕" w:hAnsi="맑은 고딕" w:eastAsia="맑은 고딕"/>
+                <w:b/>
+                <w:color w:val="1B3A73"/>
+                <w:sz w:val="16"/>
+              </w:rPr>
+              <w:t>존별 예산 초과</w:t>
+            </w:r>
+          </w:p>
+        </w:tc>
+        <w:tc>
+          <w:tcPr>
+            <w:tcW w:type="dxa" w:w="10176"/>
+          </w:tcPr>
+          <w:p>
+            <w:pPr>
+              <w:keepNext/>
+              <w:spacing w:before="0" w:after="0" w:line="252" w:lineRule="auto"/>
+            </w:pPr>
+            <w:r>
+              <w:rPr>
+                <w:rFonts w:ascii="맑은 고딕" w:hAnsi="맑은 고딕" w:eastAsia="맑은 고딕"/>
+                <w:b w:val="0"/>
+                <w:color w:val="13203F"/>
+                <w:sz w:val="16"/>
+              </w:rPr>
+              <w:t>R2·10/14 수정본 기준 유연제조 21.20억(+0.20)·적응가공 23.41억(+0.21)·정밀검사 26.10억(+0.10) — 3개 존 모두 예산 초과</w:t>
+            </w:r>
+          </w:p>
+        </w:tc>
+        <w:tc>
+          <w:tcPr>
+            <w:tcW w:type="dxa" w:w="4112"/>
+          </w:tcPr>
+          <w:p>
+            <w:pPr>
+              <w:keepNext/>
+              <w:spacing w:before="0" w:after="0" w:line="252" w:lineRule="auto"/>
+            </w:pPr>
+            <w:r>
+              <w:rPr>
+                <w:rFonts w:ascii="맑은 고딕" w:hAnsi="맑은 고딕" w:eastAsia="맑은 고딕"/>
+                <w:b w:val="0"/>
+                <w:color w:val="13203F"/>
+                <w:sz w:val="16"/>
+              </w:rPr>
+              <w:t>추가 감액 필요</w:t>
+            </w:r>
+          </w:p>
+        </w:tc>
+        <w:tc>
+          <w:tcPr>
+            <w:tcW w:type="dxa" w:w="5844"/>
+          </w:tcPr>
+          <w:p>
+            <w:pPr>
+              <w:keepNext/>
+              <w:spacing w:before="0" w:after="0" w:line="252" w:lineRule="auto"/>
+            </w:pPr>
+            <w:r>
+              <w:rPr>
+                <w:rFonts w:ascii="맑은 고딕" w:hAnsi="맑은 고딕" w:eastAsia="맑은 고딕"/>
+                <w:b w:val="0"/>
+                <w:color w:val="13203F"/>
+                <w:sz w:val="16"/>
+              </w:rPr>
+              <w:t>정밀검사 AIMS·TESCar, 유연제조 CAD 포맷 수부터 검토</w:t>
+            </w:r>
+          </w:p>
+        </w:tc>
+      </w:tr>
+      <w:tr>
+        <w:trPr>
+          <w:cantSplit/>
+        </w:trPr>
+        <w:tc>
+          <w:tcPr>
+            <w:tcW w:type="dxa" w:w="849"/>
+          </w:tcPr>
+          <w:p>
+            <w:pPr>
+              <w:keepNext/>
+              <w:spacing w:before="0" w:after="0" w:line="252" w:lineRule="auto"/>
+            </w:pPr>
+            <w:r>
+              <w:rPr>
+                <w:rFonts w:ascii="맑은 고딕" w:hAnsi="맑은 고딕" w:eastAsia="맑은 고딕"/>
+                <w:b w:val="0"/>
+                <w:color w:val="13203F"/>
+                <w:sz w:val="16"/>
+              </w:rPr>
+              <w:t>로봇·PLC</w:t>
+            </w:r>
+          </w:p>
+        </w:tc>
+        <w:tc>
+          <w:tcPr>
+            <w:tcW w:type="dxa" w:w="1469"/>
+            <w:shd w:val="clear" w:color="auto" w:fill="EEF2F9"/>
+          </w:tcPr>
+          <w:p>
+            <w:pPr>
+              <w:keepNext/>
+              <w:spacing w:before="0" w:after="0" w:line="252" w:lineRule="auto"/>
+            </w:pPr>
+            <w:r>
+              <w:rPr>
+                <w:rFonts w:ascii="맑은 고딕" w:hAnsi="맑은 고딕" w:eastAsia="맑은 고딕"/>
+                <w:b/>
+                <w:color w:val="1B3A73"/>
+                <w:sz w:val="16"/>
+              </w:rPr>
+              <w:t>메이커 정합</w:t>
+            </w:r>
+          </w:p>
+        </w:tc>
+        <w:tc>
+          <w:tcPr>
+            <w:tcW w:type="dxa" w:w="10176"/>
+          </w:tcPr>
+          <w:p>
+            <w:pPr>
+              <w:keepNext/>
+              <w:spacing w:before="0" w:after="0" w:line="252" w:lineRule="auto"/>
+            </w:pPr>
+            <w:r>
+              <w:rPr>
+                <w:rFonts w:ascii="맑은 고딕" w:hAnsi="맑은 고딕" w:eastAsia="맑은 고딕"/>
+                <w:b w:val="0"/>
+                <w:color w:val="13203F"/>
+                <w:sz w:val="16"/>
+              </w:rPr>
+              <w:t>R2 구매계획서 셀별 항목에 같은 메이커로 반영됨(현대·가와사키 / 야스카와·쿠카 / 화낙·ABB, PLC LS·미쓰비시 / 지멘스 / 로크웰). 정밀검사 ACS OLP는 견적 FANUC·ABB, 구매계획(안) FANUC·KUKA로 불일치</w:t>
+            </w:r>
+          </w:p>
+        </w:tc>
+        <w:tc>
+          <w:tcPr>
+            <w:tcW w:type="dxa" w:w="4112"/>
+          </w:tcPr>
+          <w:p>
+            <w:pPr>
+              <w:keepNext/>
+              <w:spacing w:before="0" w:after="0" w:line="252" w:lineRule="auto"/>
+            </w:pPr>
+            <w:r>
+              <w:rPr>
+                <w:rFonts w:ascii="맑은 고딕" w:hAnsi="맑은 고딕" w:eastAsia="맑은 고딕"/>
+                <w:b w:val="0"/>
+                <w:color w:val="13203F"/>
+                <w:sz w:val="16"/>
+              </w:rPr>
+              <w:t>실제 발주 기종과 다르면 옵션 교체 필요</w:t>
+            </w:r>
+          </w:p>
+        </w:tc>
+        <w:tc>
+          <w:tcPr>
+            <w:tcW w:type="dxa" w:w="5844"/>
+          </w:tcPr>
+          <w:p>
+            <w:pPr>
+              <w:keepNext/>
+              <w:spacing w:before="0" w:after="0" w:line="252" w:lineRule="auto"/>
+            </w:pPr>
+            <w:r>
+              <w:rPr>
+                <w:rFonts w:ascii="맑은 고딕" w:hAnsi="맑은 고딕" w:eastAsia="맑은 고딕"/>
+                <w:b w:val="0"/>
+                <w:color w:val="13203F"/>
+                <w:sz w:val="16"/>
+              </w:rPr>
+              <w:t>실발주 로봇·PLC와 일치 확인, 정밀검사 ACS OLP 한쪽으로 통일</w:t>
+            </w:r>
+          </w:p>
+        </w:tc>
+      </w:tr>
+      <w:tr>
+        <w:trPr>
+          <w:cantSplit/>
+        </w:trPr>
+        <w:tc>
+          <w:tcPr>
+            <w:tcW w:type="dxa" w:w="849"/>
+          </w:tcPr>
+          <w:p>
+            <w:pPr>
               <w:spacing w:before="0" w:after="0" w:line="252" w:lineRule="auto"/>
             </w:pPr>
             <w:r>
@@ -21365,7 +21792,7 @@
         </w:tc>
         <w:tc>
           <w:tcPr>
-            <w:tcW w:type="dxa" w:w="1380"/>
+            <w:tcW w:type="dxa" w:w="1469"/>
             <w:shd w:val="clear" w:color="auto" w:fill="EEF2F9"/>
           </w:tcPr>
           <w:p>
@@ -21385,26 +21812,26 @@
         </w:tc>
         <w:tc>
           <w:tcPr>
-            <w:tcW w:type="dxa" w:w="10734"/>
-          </w:tcPr>
-          <w:p>
-            <w:pPr>
-              <w:spacing w:before="0" w:after="0" w:line="252" w:lineRule="auto"/>
-            </w:pPr>
-            <w:r>
-              <w:rPr>
-                <w:rFonts w:ascii="맑은 고딕" w:hAnsi="맑은 고딕" w:eastAsia="맑은 고딕"/>
-                <w:b w:val="0"/>
-                <w:color w:val="13203F"/>
-                <w:sz w:val="16"/>
-              </w:rPr>
-              <w:t>견적 3건에 정밀조립존 DT·시뮬레이션이 없음</w:t>
-            </w:r>
-          </w:p>
-        </w:tc>
-        <w:tc>
-          <w:tcPr>
-            <w:tcW w:type="dxa" w:w="4499"/>
+            <w:tcW w:type="dxa" w:w="10176"/>
+          </w:tcPr>
+          <w:p>
+            <w:pPr>
+              <w:spacing w:before="0" w:after="0" w:line="252" w:lineRule="auto"/>
+            </w:pPr>
+            <w:r>
+              <w:rPr>
+                <w:rFonts w:ascii="맑은 고딕" w:hAnsi="맑은 고딕" w:eastAsia="맑은 고딕"/>
+                <w:b w:val="0"/>
+                <w:color w:val="13203F"/>
+                <w:sz w:val="16"/>
+              </w:rPr>
+              <w:t>견적 3건에 정밀조립존 DT·시뮬레이션이 없음. DMWorks 라이선스 4카피를 다음 주 우편 수령 예정(교육장·개인 PC 시험용)</w:t>
+            </w:r>
+          </w:p>
+        </w:tc>
+        <w:tc>
+          <w:tcPr>
+            <w:tcW w:type="dxa" w:w="4112"/>
           </w:tcPr>
           <w:p>
             <w:pPr>
@@ -21423,20 +21850,20 @@
         </w:tc>
         <w:tc>
           <w:tcPr>
-            <w:tcW w:type="dxa" w:w="4989"/>
-          </w:tcPr>
-          <w:p>
-            <w:pPr>
-              <w:spacing w:before="0" w:after="0" w:line="252" w:lineRule="auto"/>
-            </w:pPr>
-            <w:r>
-              <w:rPr>
-                <w:rFonts w:ascii="맑은 고딕" w:hAnsi="맑은 고딕" w:eastAsia="맑은 고딕"/>
-                <w:b w:val="0"/>
-                <w:color w:val="13203F"/>
-                <w:sz w:val="16"/>
-              </w:rPr>
-              <w:t>정밀조립 1좌석 추가 견적 또는 3존 라이선스 공동활용 협의</w:t>
+            <w:tcW w:type="dxa" w:w="5844"/>
+          </w:tcPr>
+          <w:p>
+            <w:pPr>
+              <w:spacing w:before="0" w:after="0" w:line="252" w:lineRule="auto"/>
+            </w:pPr>
+            <w:r>
+              <w:rPr>
+                <w:rFonts w:ascii="맑은 고딕" w:hAnsi="맑은 고딕" w:eastAsia="맑은 고딕"/>
+                <w:b w:val="0"/>
+                <w:color w:val="13203F"/>
+                <w:sz w:val="16"/>
+              </w:rPr>
+              <w:t>수령 라이선스로 정밀조립 1좌석 대체 가능 여부 확인, 안 되면 1좌석 추가 견적</w:t>
             </w:r>
           </w:p>
         </w:tc>
@@ -21827,7 +22254,6 @@
           </w:tcPr>
           <w:p>
             <w:pPr>
-              <w:keepNext/>
               <w:spacing w:before="0" w:after="0" w:line="252" w:lineRule="auto"/>
             </w:pPr>
             <w:r>
@@ -21847,7 +22273,6 @@
           </w:tcPr>
           <w:p>
             <w:pPr>
-              <w:keepNext/>
               <w:spacing w:before="0" w:after="0" w:line="252" w:lineRule="auto"/>
             </w:pPr>
             <w:r>
@@ -21867,7 +22292,6 @@
           </w:tcPr>
           <w:p>
             <w:pPr>
-              <w:keepNext/>
               <w:spacing w:before="0" w:after="0" w:line="252" w:lineRule="auto"/>
             </w:pPr>
             <w:r>
@@ -21887,7 +22311,6 @@
           </w:tcPr>
           <w:p>
             <w:pPr>
-              <w:keepNext/>
               <w:spacing w:before="0" w:after="0" w:line="252" w:lineRule="auto"/>
             </w:pPr>
             <w:r>
@@ -21907,7 +22330,6 @@
           </w:tcPr>
           <w:p>
             <w:pPr>
-              <w:keepNext/>
               <w:spacing w:before="0" w:after="0" w:line="252" w:lineRule="auto"/>
             </w:pPr>
             <w:r>
@@ -21932,7 +22354,6 @@
           </w:tcPr>
           <w:p>
             <w:pPr>
-              <w:keepNext/>
               <w:spacing w:before="0" w:after="0" w:line="252" w:lineRule="auto"/>
             </w:pPr>
             <w:r>
@@ -21952,7 +22373,6 @@
           </w:tcPr>
           <w:p>
             <w:pPr>
-              <w:keepNext/>
               <w:spacing w:before="0" w:after="0" w:line="252" w:lineRule="auto"/>
             </w:pPr>
             <w:r>
@@ -21972,7 +22392,6 @@
           </w:tcPr>
           <w:p>
             <w:pPr>
-              <w:keepNext/>
               <w:spacing w:before="0" w:after="0" w:line="252" w:lineRule="auto"/>
             </w:pPr>
             <w:r>
@@ -21992,7 +22411,6 @@
           </w:tcPr>
           <w:p>
             <w:pPr>
-              <w:keepNext/>
               <w:spacing w:before="0" w:after="0" w:line="252" w:lineRule="auto"/>
             </w:pPr>
             <w:r>
@@ -22012,7 +22430,6 @@
           </w:tcPr>
           <w:p>
             <w:pPr>
-              <w:keepNext/>
               <w:spacing w:before="0" w:after="0" w:line="252" w:lineRule="auto"/>
             </w:pPr>
             <w:r>
@@ -22037,6 +22454,106 @@
           </w:tcPr>
           <w:p>
             <w:pPr>
+              <w:spacing w:before="0" w:after="0" w:line="252" w:lineRule="auto"/>
+            </w:pPr>
+            <w:r>
+              <w:rPr>
+                <w:rFonts w:ascii="Consolas" w:hAnsi="Consolas" w:eastAsia="맑은 고딕"/>
+                <w:b w:val="0"/>
+                <w:color w:val="0090A0"/>
+                <w:sz w:val="16"/>
+              </w:rPr>
+              <w:t>[M1]</w:t>
+            </w:r>
+          </w:p>
+        </w:tc>
+        <w:tc>
+          <w:tcPr>
+            <w:tcW w:type="dxa" w:w="1297"/>
+          </w:tcPr>
+          <w:p>
+            <w:pPr>
+              <w:spacing w:before="0" w:after="0" w:line="252" w:lineRule="auto"/>
+            </w:pPr>
+            <w:r>
+              <w:rPr>
+                <w:rFonts w:ascii="맑은 고딕" w:hAnsi="맑은 고딕" w:eastAsia="맑은 고딕"/>
+                <w:b w:val="0"/>
+                <w:color w:val="13203F"/>
+                <w:sz w:val="16"/>
+              </w:rPr>
+              <w:t>회의록</w:t>
+            </w:r>
+          </w:p>
+        </w:tc>
+        <w:tc>
+          <w:tcPr>
+            <w:tcW w:type="dxa" w:w="11892"/>
+          </w:tcPr>
+          <w:p>
+            <w:pPr>
+              <w:spacing w:before="0" w:after="0" w:line="252" w:lineRule="auto"/>
+            </w:pPr>
+            <w:r>
+              <w:rPr>
+                <w:rFonts w:ascii="맑은 고딕" w:hAnsi="맑은 고딕" w:eastAsia="맑은 고딕"/>
+                <w:b w:val="0"/>
+                <w:color w:val="13203F"/>
+                <w:sz w:val="16"/>
+              </w:rPr>
+              <w:t>이지로보틱스 DMWorks 방문 Q&amp;A — USD·PLC·AAS·OLP 제약, 라이선스·교육</w:t>
+            </w:r>
+          </w:p>
+        </w:tc>
+        <w:tc>
+          <w:tcPr>
+            <w:tcW w:type="dxa" w:w="1066"/>
+          </w:tcPr>
+          <w:p>
+            <w:pPr>
+              <w:spacing w:before="0" w:after="0" w:line="252" w:lineRule="auto"/>
+            </w:pPr>
+            <w:r>
+              <w:rPr>
+                <w:rFonts w:ascii="맑은 고딕" w:hAnsi="맑은 고딕" w:eastAsia="맑은 고딕"/>
+                <w:b w:val="0"/>
+                <w:color w:val="13203F"/>
+                <w:sz w:val="16"/>
+              </w:rPr>
+              <w:t>2026-09-30</w:t>
+            </w:r>
+          </w:p>
+        </w:tc>
+        <w:tc>
+          <w:tcPr>
+            <w:tcW w:type="dxa" w:w="7667"/>
+          </w:tcPr>
+          <w:p>
+            <w:pPr>
+              <w:spacing w:before="0" w:after="0" w:line="252" w:lineRule="auto"/>
+            </w:pPr>
+            <w:r>
+              <w:rPr>
+                <w:rFonts w:ascii="맑은 고딕" w:hAnsi="맑은 고딕" w:eastAsia="맑은 고딕"/>
+                <w:b w:val="0"/>
+                <w:color w:val="56637F"/>
+                <w:sz w:val="16"/>
+              </w:rPr>
+              <w:t>OneDrive Workspace / MoM / 2026-09-30</w:t>
+            </w:r>
+          </w:p>
+        </w:tc>
+      </w:tr>
+      <w:tr>
+        <w:trPr>
+          <w:cantSplit/>
+        </w:trPr>
+        <w:tc>
+          <w:tcPr>
+            <w:tcW w:type="dxa" w:w="529"/>
+          </w:tcPr>
+          <w:p>
+            <w:pPr>
               <w:keepNext/>
               <w:spacing w:before="0" w:after="0" w:line="252" w:lineRule="auto"/>
             </w:pPr>
@@ -22047,7 +22564,7 @@
                 <w:color w:val="0090A0"/>
                 <w:sz w:val="16"/>
               </w:rPr>
-              <w:t>[M1]</w:t>
+              <w:t>[W2]</w:t>
             </w:r>
           </w:p>
         </w:tc>
@@ -22067,7 +22584,7 @@
                 <w:color w:val="13203F"/>
                 <w:sz w:val="16"/>
               </w:rPr>
-              <w:t>회의록</w:t>
+              <w:t>llm-wiki 결정</w:t>
             </w:r>
           </w:p>
         </w:tc>
@@ -22087,7 +22604,7 @@
                 <w:color w:val="13203F"/>
                 <w:sz w:val="16"/>
               </w:rPr>
-              <w:t>이지로보틱스 DMWorks 방문 Q&amp;A — USD·PLC·AAS·OLP 제약, 라이선스·교육</w:t>
+              <w:t>OCS 시뮬레이션 셀 비용 조정 — 외산 SW 1년 구독·ACS 검사존만·Field 엣지 최대 삭제·검사존 스캐너 제외·AMC 반영·GPU 4장</w:t>
             </w:r>
           </w:p>
         </w:tc>
@@ -22107,7 +22624,7 @@
                 <w:color w:val="13203F"/>
                 <w:sz w:val="16"/>
               </w:rPr>
-              <w:t>2026-09-30</w:t>
+              <w:t>2026-10-12</w:t>
             </w:r>
           </w:p>
         </w:tc>
@@ -22127,7 +22644,217 @@
                 <w:color w:val="56637F"/>
                 <w:sz w:val="16"/>
               </w:rPr>
-              <w:t>OneDrive Workspace / MoM / 2026-09-30</w:t>
+              <w:t>llm-wiki decisions</w:t>
+            </w:r>
+          </w:p>
+        </w:tc>
+      </w:tr>
+      <w:tr>
+        <w:trPr>
+          <w:cantSplit/>
+        </w:trPr>
+        <w:tc>
+          <w:tcPr>
+            <w:tcW w:type="dxa" w:w="529"/>
+          </w:tcPr>
+          <w:p>
+            <w:pPr>
+              <w:keepNext/>
+              <w:spacing w:before="0" w:after="0" w:line="252" w:lineRule="auto"/>
+            </w:pPr>
+            <w:r>
+              <w:rPr>
+                <w:rFonts w:ascii="Consolas" w:hAnsi="Consolas" w:eastAsia="맑은 고딕"/>
+                <w:b w:val="0"/>
+                <w:color w:val="0090A0"/>
+                <w:sz w:val="16"/>
+              </w:rPr>
+              <w:t>[P1]</w:t>
+            </w:r>
+          </w:p>
+        </w:tc>
+        <w:tc>
+          <w:tcPr>
+            <w:tcW w:type="dxa" w:w="1297"/>
+          </w:tcPr>
+          <w:p>
+            <w:pPr>
+              <w:keepNext/>
+              <w:spacing w:before="0" w:after="0" w:line="252" w:lineRule="auto"/>
+            </w:pPr>
+            <w:r>
+              <w:rPr>
+                <w:rFonts w:ascii="맑은 고딕" w:hAnsi="맑은 고딕" w:eastAsia="맑은 고딕"/>
+                <w:b w:val="0"/>
+                <w:color w:val="13203F"/>
+                <w:sz w:val="16"/>
+              </w:rPr>
+              <w:t>구매계획서</w:t>
+            </w:r>
+          </w:p>
+        </w:tc>
+        <w:tc>
+          <w:tcPr>
+            <w:tcW w:type="dxa" w:w="11892"/>
+          </w:tcPr>
+          <w:p>
+            <w:pPr>
+              <w:keepNext/>
+              <w:spacing w:before="0" w:after="0" w:line="252" w:lineRule="auto"/>
+            </w:pPr>
+            <w:r>
+              <w:rPr>
+                <w:rFonts w:ascii="맑은 고딕" w:hAnsi="맑은 고딕" w:eastAsia="맑은 고딕"/>
+                <w:b w:val="0"/>
+                <w:color w:val="13203F"/>
+                <w:sz w:val="16"/>
+              </w:rPr>
+              <w:t>OCS 시뮬레이션 셀 구매계획서 R2(부원장 검토)·10/14 수정본(스토리지 서버 포함) — 존별 21.20·23.41·26.10억, AMC 18%×4년</w:t>
+            </w:r>
+          </w:p>
+        </w:tc>
+        <w:tc>
+          <w:tcPr>
+            <w:tcW w:type="dxa" w:w="1066"/>
+          </w:tcPr>
+          <w:p>
+            <w:pPr>
+              <w:keepNext/>
+              <w:spacing w:before="0" w:after="0" w:line="252" w:lineRule="auto"/>
+            </w:pPr>
+            <w:r>
+              <w:rPr>
+                <w:rFonts w:ascii="맑은 고딕" w:hAnsi="맑은 고딕" w:eastAsia="맑은 고딕"/>
+                <w:b w:val="0"/>
+                <w:color w:val="13203F"/>
+                <w:sz w:val="16"/>
+              </w:rPr>
+              <w:t>2026-10-14</w:t>
+            </w:r>
+          </w:p>
+        </w:tc>
+        <w:tc>
+          <w:tcPr>
+            <w:tcW w:type="dxa" w:w="7667"/>
+          </w:tcPr>
+          <w:p>
+            <w:pPr>
+              <w:keepNext/>
+              <w:spacing w:before="0" w:after="0" w:line="252" w:lineRule="auto"/>
+            </w:pPr>
+            <w:r>
+              <w:rPr>
+                <w:rFonts w:ascii="맑은 고딕" w:hAnsi="맑은 고딕" w:eastAsia="맑은 고딕"/>
+                <w:b w:val="0"/>
+                <w:color w:val="56637F"/>
+                <w:sz w:val="16"/>
+              </w:rPr>
+              <w:t>llm-wiki sources</w:t>
+            </w:r>
+          </w:p>
+        </w:tc>
+      </w:tr>
+      <w:tr>
+        <w:trPr>
+          <w:cantSplit/>
+        </w:trPr>
+        <w:tc>
+          <w:tcPr>
+            <w:tcW w:type="dxa" w:w="529"/>
+          </w:tcPr>
+          <w:p>
+            <w:pPr>
+              <w:keepNext/>
+              <w:spacing w:before="0" w:after="0" w:line="252" w:lineRule="auto"/>
+            </w:pPr>
+            <w:r>
+              <w:rPr>
+                <w:rFonts w:ascii="Consolas" w:hAnsi="Consolas" w:eastAsia="맑은 고딕"/>
+                <w:b w:val="0"/>
+                <w:color w:val="0090A0"/>
+                <w:sz w:val="16"/>
+              </w:rPr>
+              <w:t>[Q3]</w:t>
+            </w:r>
+          </w:p>
+        </w:tc>
+        <w:tc>
+          <w:tcPr>
+            <w:tcW w:type="dxa" w:w="1297"/>
+          </w:tcPr>
+          <w:p>
+            <w:pPr>
+              <w:keepNext/>
+              <w:spacing w:before="0" w:after="0" w:line="252" w:lineRule="auto"/>
+            </w:pPr>
+            <w:r>
+              <w:rPr>
+                <w:rFonts w:ascii="맑은 고딕" w:hAnsi="맑은 고딕" w:eastAsia="맑은 고딕"/>
+                <w:b w:val="0"/>
+                <w:color w:val="13203F"/>
+                <w:sz w:val="16"/>
+              </w:rPr>
+              <w:t>재견적</w:t>
+            </w:r>
+          </w:p>
+        </w:tc>
+        <w:tc>
+          <w:tcPr>
+            <w:tcW w:type="dxa" w:w="11892"/>
+          </w:tcPr>
+          <w:p>
+            <w:pPr>
+              <w:keepNext/>
+              <w:spacing w:before="0" w:after="0" w:line="252" w:lineRule="auto"/>
+            </w:pPr>
+            <w:r>
+              <w:rPr>
+                <w:rFonts w:ascii="맑은 고딕" w:hAnsi="맑은 고딕" w:eastAsia="맑은 고딕"/>
+                <w:b w:val="0"/>
+                <w:color w:val="13203F"/>
+                <w:sz w:val="16"/>
+              </w:rPr>
+              <w:t>적응가공 디지털 트윈 시뮬레이션 시스템 구축 견적서(1015-2, 21.92억)·엠아이테크 비교견적(24.00억)</w:t>
+            </w:r>
+          </w:p>
+        </w:tc>
+        <w:tc>
+          <w:tcPr>
+            <w:tcW w:type="dxa" w:w="1066"/>
+          </w:tcPr>
+          <w:p>
+            <w:pPr>
+              <w:keepNext/>
+              <w:spacing w:before="0" w:after="0" w:line="252" w:lineRule="auto"/>
+            </w:pPr>
+            <w:r>
+              <w:rPr>
+                <w:rFonts w:ascii="맑은 고딕" w:hAnsi="맑은 고딕" w:eastAsia="맑은 고딕"/>
+                <w:b w:val="0"/>
+                <w:color w:val="13203F"/>
+                <w:sz w:val="16"/>
+              </w:rPr>
+              <w:t>2026-10-15</w:t>
+            </w:r>
+          </w:p>
+        </w:tc>
+        <w:tc>
+          <w:tcPr>
+            <w:tcW w:type="dxa" w:w="7667"/>
+          </w:tcPr>
+          <w:p>
+            <w:pPr>
+              <w:keepNext/>
+              <w:spacing w:before="0" w:after="0" w:line="252" w:lineRule="auto"/>
+            </w:pPr>
+            <w:r>
+              <w:rPr>
+                <w:rFonts w:ascii="맑은 고딕" w:hAnsi="맑은 고딕" w:eastAsia="맑은 고딕"/>
+                <w:b w:val="0"/>
+                <w:color w:val="56637F"/>
+                <w:sz w:val="16"/>
+              </w:rPr>
+              <w:t>피지컬AI 3본부 / 04.장비심의 / [A-2-5]</w:t>
             </w:r>
           </w:p>
         </w:tc>

--- a/docs/dmworks_zones.docx
+++ b/docs/dmworks_zones.docx
@@ -448,7 +448,7 @@
                 <w:color w:val="13203F"/>
                 <w:sz w:val="16"/>
               </w:rPr>
-              <w:t>조정: 유연제조·적응가공 ACS(Base·OLP·커스터마이징) 존당 80,400 제외, 정밀검사 대형 스캐너 560,000 제외, 연산 서버 3대 GPU 8→4장(적응가공 10/15 재견적 385,000, 방화벽·VAT 포함). 조정 대상 10/8 금액 합계 2,280,800천원</w:t>
+              <w:t>조정: 유연제조·적응가공 ACS(Base·OLP·커스터마이징) 존당 80,400 제외, 정밀검사 대형 스캐너 560,000 제외, 연산 서버 3대 GPU 8→4장(적응가공 10/15 재견적 385,000, 방화벽·VAT 포함). 제외 품목만 10/8 금액으로 720,800천원(서버는 감액이라 별도)</w:t>
             </w:r>
           </w:p>
         </w:tc>

--- a/docs/dmworks_zones.docx
+++ b/docs/dmworks_zones.docx
@@ -14,7 +14,25 @@
           <w:color w:val="0090A0"/>
           <w:sz w:val="16"/>
         </w:rPr>
-        <w:t>총괄5-세부1 기술실증 테스트베드 · 이지로보틱스 10/15 최종 견적서(1015-1~3) 기준 · 10/12 비용 조정 반영 · 2026.10.19 갱신 · 검토본</w:t>
+        <w:t xml:space="preserve">총괄5-세부1 기술실증 테스트베드 · </w:t>
+      </w:r>
+      <w:r>
+        <w:rPr>
+          <w:rFonts w:ascii="맑은 고딕" w:hAnsi="맑은 고딕" w:eastAsia="맑은 고딕"/>
+          <w:b w:val="0"/>
+          <w:color w:val="0090A0"/>
+          <w:sz w:val="16"/>
+        </w:rPr>
+        <w:t>이지로보틱스 10/15 최종 견적서(1015-1~3) 기준</w:t>
+      </w:r>
+      <w:r>
+        <w:rPr>
+          <w:rFonts w:ascii="맑은 고딕" w:hAnsi="맑은 고딕" w:eastAsia="맑은 고딕"/>
+          <w:b w:val="0"/>
+          <w:color w:val="0090A0"/>
+          <w:sz w:val="16"/>
+        </w:rPr>
+        <w:t xml:space="preserve"> · 10/12 비용 조정 반영 · 2026.10.19 갱신 · 검토본</w:t>
       </w:r>
     </w:p>
     <w:p>
